--- a/webapp/pdf/Datos_Personales.docx
+++ b/webapp/pdf/Datos_Personales.docx
@@ -1,10 +1,10 @@
 
 <file path=word/document.xml><?xml version="1.0" encoding="utf-8"?>
-<w:document xmlns:mc="http://schemas.openxmlformats.org/markup-compatibility/2006" xmlns:ve="http://schemas.openxmlformats.org/markup-compatibility/2006" xmlns:o="urn:schemas-microsoft-com:office:office" xmlns:r="http://schemas.openxmlformats.org/officeDocument/2006/relationships" xmlns:m="http://schemas.openxmlformats.org/officeDocument/2006/math" xmlns:v="urn:schemas-microsoft-com:vml" xmlns:wp="http://schemas.openxmlformats.org/drawingml/2006/wordprocessingDrawing" xmlns:w10="urn:schemas-microsoft-com:office:word" xmlns:w="http://schemas.openxmlformats.org/wordprocessingml/2006/main" xmlns:wne="http://schemas.microsoft.com/office/word/2006/wordml" xmlns:a="http://schemas.openxmlformats.org/drawingml/2006/main" xmlns:pic="http://schemas.openxmlformats.org/drawingml/2006/picture" xmlns:wpg="http://schemas.microsoft.com/office/word/2010/wordprocessingGroup" xmlns:wps="http://schemas.microsoft.com/office/word/2010/wordprocessingShape" xmlns:w14="http://schemas.microsoft.com/office/word/2010/wordml" mc:Ignorable="w14" xml:space="preserve">
+<w:document xmlns:wpc="http://schemas.microsoft.com/office/word/2010/wordprocessingCanvas" xmlns:cx="http://schemas.microsoft.com/office/drawing/2014/chartex" xmlns:cx1="http://schemas.microsoft.com/office/drawing/2015/9/8/chartex" xmlns:cx2="http://schemas.microsoft.com/office/drawing/2015/10/21/chartex" xmlns:cx3="http://schemas.microsoft.com/office/drawing/2016/5/9/chartex" xmlns:cx4="http://schemas.microsoft.com/office/drawing/2016/5/10/chartex" xmlns:cx5="http://schemas.microsoft.com/office/drawing/2016/5/11/chartex" xmlns:cx6="http://schemas.microsoft.com/office/drawing/2016/5/12/chartex" xmlns:cx7="http://schemas.microsoft.com/office/drawing/2016/5/13/chartex" xmlns:cx8="http://schemas.microsoft.com/office/drawing/2016/5/14/chartex" xmlns:mc="http://schemas.openxmlformats.org/markup-compatibility/2006" xmlns:aink="http://schemas.microsoft.com/office/drawing/2016/ink" xmlns:am3d="http://schemas.microsoft.com/office/drawing/2017/model3d" xmlns:o="urn:schemas-microsoft-com:office:office" xmlns:r="http://schemas.openxmlformats.org/officeDocument/2006/relationships" xmlns:m="http://schemas.openxmlformats.org/officeDocument/2006/math" xmlns:v="urn:schemas-microsoft-com:vml" xmlns:wp14="http://schemas.microsoft.com/office/word/2010/wordprocessingDrawing" xmlns:wp="http://schemas.openxmlformats.org/drawingml/2006/wordprocessingDrawing" xmlns:w10="urn:schemas-microsoft-com:office:word" xmlns:w="http://schemas.openxmlformats.org/wordprocessingml/2006/main" xmlns:w14="http://schemas.microsoft.com/office/word/2010/wordml" xmlns:w15="http://schemas.microsoft.com/office/word/2012/wordml" xmlns:w16cex="http://schemas.microsoft.com/office/word/2018/wordml/cex" xmlns:w16cid="http://schemas.microsoft.com/office/word/2016/wordml/cid" xmlns:w16="http://schemas.microsoft.com/office/word/2018/wordml" xmlns:w16sdtdh="http://schemas.microsoft.com/office/word/2020/wordml/sdtdatahash" xmlns:w16se="http://schemas.microsoft.com/office/word/2015/wordml/symex" xmlns:wpg="http://schemas.microsoft.com/office/word/2010/wordprocessingGroup" xmlns:wpi="http://schemas.microsoft.com/office/word/2010/wordprocessingInk" xmlns:wne="http://schemas.microsoft.com/office/word/2006/wordml" xmlns:wps="http://schemas.microsoft.com/office/word/2010/wordprocessingShape" mc:Ignorable="w14 w15 w16se w16cid w16 w16cex w16sdtdh wp14">
   <w:body>
     <w:p>
       <w:pPr>
-        <w:pStyle w:val="BodyText"/>
+        <w:pStyle w:val="Textoindependiente"/>
         <w:spacing w:before="28"/>
         <w:rPr>
           <w:rFonts w:ascii="Times New Roman"/>
@@ -14,8 +14,8 @@
     </w:p>
     <w:tbl>
       <w:tblPr>
+        <w:tblStyle w:val="TableNormal"/>
         <w:tblW w:w="0" w:type="auto"/>
-        <w:jc w:val="left"/>
         <w:tblInd w:w="421" w:type="dxa"/>
         <w:tblBorders>
           <w:top w:val="single" w:sz="4" w:space="0" w:color="000000"/>
@@ -26,13 +26,7 @@
           <w:insideV w:val="single" w:sz="4" w:space="0" w:color="000000"/>
         </w:tblBorders>
         <w:tblLayout w:type="fixed"/>
-        <w:tblCellMar>
-          <w:top w:w="0" w:type="dxa"/>
-          <w:left w:w="0" w:type="dxa"/>
-          <w:bottom w:w="0" w:type="dxa"/>
-          <w:right w:w="0" w:type="dxa"/>
-        </w:tblCellMar>
-        <w:tblLook w:val="01E0"/>
+        <w:tblLook w:val="01E0" w:firstRow="1" w:lastRow="1" w:firstColumn="1" w:lastColumn="1" w:noHBand="0" w:noVBand="0"/>
       </w:tblPr>
       <w:tblGrid>
         <w:gridCol w:w="2878"/>
@@ -43,7 +37,7 @@
       </w:tblGrid>
       <w:tr>
         <w:trPr>
-          <w:trHeight w:val="909" w:hRule="atLeast"/>
+          <w:trHeight w:val="909"/>
         </w:trPr>
         <w:tc>
           <w:tcPr>
@@ -68,6 +62,7 @@
               <w:rPr>
                 <w:b/>
                 <w:sz w:val="18"/>
+                <w:lang w:val="es-AR"/>
               </w:rPr>
             </w:pPr>
             <w:r>
@@ -84,7 +79,7 @@
                 <w:spacing w:val="-4"/>
                 <w:sz w:val="18"/>
               </w:rPr>
-              <w:t> </w:t>
+              <w:t xml:space="preserve"> </w:t>
             </w:r>
             <w:r>
               <w:rPr>
@@ -100,7 +95,7 @@
                 <w:spacing w:val="-5"/>
                 <w:sz w:val="18"/>
               </w:rPr>
-              <w:t> </w:t>
+              <w:t xml:space="preserve"> </w:t>
             </w:r>
             <w:r>
               <w:rPr>
@@ -110,13 +105,40 @@
                 <w:sz w:val="18"/>
               </w:rPr>
               <w:t>diligenciamiento:</w:t>
+            </w:r>
+            <w:r>
+              <w:rPr>
+                <w:b/>
+                <w:spacing w:val="-2"/>
+                <w:w w:val="80"/>
+                <w:sz w:val="18"/>
+              </w:rPr>
+              <w:t xml:space="preserve"> </w:t>
+            </w:r>
+            <w:r>
+              <w:rPr>
+                <w:sz w:val="18"/>
+              </w:rPr>
+              <w:t>[[</w:t>
+            </w:r>
+            <w:r>
+              <w:rPr>
+                <w:sz w:val="18"/>
+              </w:rPr>
+              <w:t>Fecha</w:t>
+            </w:r>
+            <w:r>
+              <w:rPr>
+                <w:sz w:val="18"/>
+              </w:rPr>
+              <w:t>]]</w:t>
             </w:r>
           </w:p>
         </w:tc>
       </w:tr>
       <w:tr>
         <w:trPr>
-          <w:trHeight w:val="330" w:hRule="atLeast"/>
+          <w:trHeight w:val="330"/>
         </w:trPr>
         <w:tc>
           <w:tcPr>
@@ -131,7 +153,7 @@
           <w:p>
             <w:pPr>
               <w:pStyle w:val="TableParagraph"/>
-              <w:spacing w:line="187" w:lineRule="exact" w:before="123"/>
+              <w:spacing w:before="123" w:line="187" w:lineRule="exact"/>
               <w:ind w:left="6"/>
               <w:jc w:val="center"/>
               <w:rPr>
@@ -155,7 +177,7 @@
                 <w:spacing w:val="-5"/>
                 <w:sz w:val="18"/>
               </w:rPr>
-              <w:t> </w:t>
+              <w:t xml:space="preserve"> </w:t>
             </w:r>
             <w:r>
               <w:rPr>
@@ -173,7 +195,7 @@
                 <w:spacing w:val="-4"/>
                 <w:sz w:val="18"/>
               </w:rPr>
-              <w:t> </w:t>
+              <w:t xml:space="preserve"> </w:t>
             </w:r>
             <w:r>
               <w:rPr>
@@ -191,7 +213,7 @@
                 <w:spacing w:val="-5"/>
                 <w:sz w:val="18"/>
               </w:rPr>
-              <w:t> </w:t>
+              <w:t xml:space="preserve"> </w:t>
             </w:r>
             <w:r>
               <w:rPr>
@@ -209,7 +231,7 @@
                 <w:spacing w:val="-4"/>
                 <w:sz w:val="18"/>
               </w:rPr>
-              <w:t> </w:t>
+              <w:t xml:space="preserve"> </w:t>
             </w:r>
             <w:r>
               <w:rPr>
@@ -226,7 +248,7 @@
       </w:tr>
       <w:tr>
         <w:trPr>
-          <w:trHeight w:val="954" w:hRule="atLeast"/>
+          <w:trHeight w:val="954"/>
         </w:trPr>
         <w:tc>
           <w:tcPr>
@@ -244,12 +266,13 @@
             <w:r>
               <w:rPr>
                 <w:b/>
+                <w:noProof/>
                 <w:sz w:val="18"/>
               </w:rPr>
               <mc:AlternateContent>
-                <mc:Choice Requires="wps">
+                <mc:Choice Requires="wpg">
                   <w:drawing>
-                    <wp:anchor distT="0" distB="0" distL="0" distR="0" allowOverlap="1" layoutInCell="1" locked="0" behindDoc="1" simplePos="0" relativeHeight="487390208">
+                    <wp:anchor distT="0" distB="0" distL="0" distR="0" simplePos="0" relativeHeight="487390208" behindDoc="1" locked="0" layoutInCell="1" allowOverlap="1" wp14:anchorId="2CBB9F35" wp14:editId="34D78541">
                       <wp:simplePos x="0" y="0"/>
                       <wp:positionH relativeFrom="column">
                         <wp:posOffset>44196</wp:posOffset>
@@ -262,17 +285,19 @@
                       <wp:wrapNone/>
                       <wp:docPr id="3" name="Group 3"/>
                       <wp:cNvGraphicFramePr>
-                        <a:graphicFrameLocks/>
+                        <a:graphicFrameLocks xmlns:a="http://schemas.openxmlformats.org/drawingml/2006/main"/>
                       </wp:cNvGraphicFramePr>
-                      <a:graphic>
+                      <a:graphic xmlns:a="http://schemas.openxmlformats.org/drawingml/2006/main">
                         <a:graphicData uri="http://schemas.microsoft.com/office/word/2010/wordprocessingGroup">
                           <wpg:wgp>
-                            <wpg:cNvPr id="3" name="Group 3"/>
-                            <wpg:cNvGrpSpPr/>
+                            <wpg:cNvGrpSpPr>
+                              <a:grpSpLocks/>
+                            </wpg:cNvGrpSpPr>
                             <wpg:grpSpPr>
                               <a:xfrm>
                                 <a:off x="0" y="0"/>
                                 <a:ext cx="2814320" cy="5715"/>
+                                <a:chOff x="0" y="0"/>
                                 <a:chExt cx="2814320" cy="5715"/>
                               </a:xfrm>
                             </wpg:grpSpPr>
@@ -291,7 +316,7 @@
                                   <a:cxnLst/>
                                   <a:rect l="l" t="t" r="r" b="b"/>
                                   <a:pathLst>
-                                    <a:path w="2814320" h="0">
+                                    <a:path w="2814320">
                                       <a:moveTo>
                                         <a:pt x="0" y="0"/>
                                       </a:moveTo>
@@ -323,11 +348,10 @@
                 </mc:Choice>
                 <mc:Fallback>
                   <w:pict>
-                    <v:group style="position:absolute;margin-left:3.48pt;margin-top:28.256847pt;width:221.6pt;height:.45pt;mso-position-horizontal-relative:column;mso-position-vertical-relative:paragraph;z-index:-15926272" id="docshapegroup2" coordorigin="70,565" coordsize="4432,9">
-                      <v:line style="position:absolute" from="70,570" to="4501,570" stroked="true" strokeweight=".45pt" strokecolor="#000000">
-                        <v:stroke dashstyle="solid"/>
-                      </v:line>
-                      <w10:wrap type="none"/>
+                    <v:group w14:anchorId="279612E0" id="Group 3" o:spid="_x0000_s1026" style="position:absolute;margin-left:3.5pt;margin-top:28.25pt;width:221.6pt;height:.45pt;z-index:-15926272;mso-wrap-distance-left:0;mso-wrap-distance-right:0" coordsize="28143,57" o:gfxdata="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">
+                      <v:shape id="Graphic 4" o:spid="_x0000_s1027" style="position:absolute;top:28;width:28143;height:13;visibility:visible;mso-wrap-style:square;v-text-anchor:top" coordsize="2814320,1270" o:gfxdata="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" path="m,l2814059,e" filled="f" strokeweight=".45pt">
+                        <v:path arrowok="t"/>
+                      </v:shape>
                     </v:group>
                   </w:pict>
                 </mc:Fallback>
@@ -347,7 +371,7 @@
                 <w:spacing w:val="-5"/>
                 <w:sz w:val="18"/>
               </w:rPr>
-              <w:t> </w:t>
+              <w:t xml:space="preserve"> </w:t>
             </w:r>
             <w:r>
               <w:rPr>
@@ -357,6 +381,21 @@
                 <w:sz w:val="18"/>
               </w:rPr>
               <w:t>Completo:</w:t>
+            </w:r>
+            <w:r>
+              <w:rPr>
+                <w:b/>
+                <w:spacing w:val="-2"/>
+                <w:w w:val="90"/>
+                <w:sz w:val="18"/>
+              </w:rPr>
+              <w:t xml:space="preserve"> </w:t>
+            </w:r>
+            <w:r>
+              <w:rPr>
+                <w:sz w:val="18"/>
+              </w:rPr>
+              <w:t>[[Nombre]]</w:t>
             </w:r>
           </w:p>
         </w:tc>
@@ -369,11 +408,10 @@
             <w:pPr>
               <w:pStyle w:val="TableParagraph"/>
               <w:tabs>
-                <w:tab w:pos="3055" w:val="left" w:leader="none"/>
+                <w:tab w:val="left" w:pos="3055"/>
               </w:tabs>
               <w:spacing w:before="2"/>
               <w:rPr>
-                <w:rFonts w:ascii="MS Gothic" w:hAnsi="MS Gothic"/>
                 <w:sz w:val="18"/>
               </w:rPr>
             </w:pPr>
@@ -391,7 +429,7 @@
                 <w:spacing w:val="-2"/>
                 <w:sz w:val="18"/>
               </w:rPr>
-              <w:t> </w:t>
+              <w:t xml:space="preserve"> </w:t>
             </w:r>
             <w:r>
               <w:rPr>
@@ -407,7 +445,7 @@
                 <w:spacing w:val="-2"/>
                 <w:sz w:val="18"/>
               </w:rPr>
-              <w:t> </w:t>
+              <w:t xml:space="preserve"> </w:t>
             </w:r>
             <w:r>
               <w:rPr>
@@ -423,66 +461,51 @@
                 <w:spacing w:val="-3"/>
                 <w:sz w:val="18"/>
               </w:rPr>
-              <w:t> </w:t>
-            </w:r>
-            <w:r>
-              <w:rPr>
-                <w:b/>
-                <w:w w:val="80"/>
-                <w:sz w:val="18"/>
-              </w:rPr>
-              <w:t>C.C.</w:t>
-            </w:r>
-            <w:r>
-              <w:rPr>
-                <w:b/>
-                <w:spacing w:val="69"/>
-                <w:w w:val="150"/>
-                <w:sz w:val="18"/>
-              </w:rPr>
-              <w:t> </w:t>
-            </w:r>
-            <w:r>
-              <w:rPr>
-                <w:rFonts w:ascii="MS Gothic" w:hAnsi="MS Gothic"/>
-                <w:spacing w:val="-12"/>
-                <w:w w:val="80"/>
-                <w:sz w:val="18"/>
-              </w:rPr>
-              <w:t>☐</w:t>
-            </w:r>
-            <w:r>
-              <w:rPr>
-                <w:rFonts w:ascii="MS Gothic" w:hAnsi="MS Gothic"/>
-                <w:sz w:val="18"/>
-              </w:rPr>
-              <w:tab/>
-            </w:r>
-            <w:r>
-              <w:rPr>
-                <w:b/>
-                <w:w w:val="80"/>
-                <w:sz w:val="18"/>
-              </w:rPr>
-              <w:t>C.E.</w:t>
-            </w:r>
-            <w:r>
-              <w:rPr>
-                <w:b/>
-                <w:spacing w:val="-4"/>
-                <w:w w:val="95"/>
-                <w:sz w:val="18"/>
-              </w:rPr>
-              <w:t> </w:t>
-            </w:r>
-            <w:r>
-              <w:rPr>
-                <w:rFonts w:ascii="MS Gothic" w:hAnsi="MS Gothic"/>
-                <w:spacing w:val="-10"/>
-                <w:w w:val="95"/>
-                <w:sz w:val="18"/>
-              </w:rPr>
-              <w:t>☐</w:t>
+              <w:t xml:space="preserve"> </w:t>
+            </w:r>
+            <w:r>
+              <w:rPr>
+                <w:b/>
+                <w:w w:val="80"/>
+                <w:sz w:val="18"/>
+              </w:rPr>
+              <w:t>C.C. [[</w:t>
+            </w:r>
+            <w:proofErr w:type="spellStart"/>
+            <w:r>
+              <w:rPr>
+                <w:b/>
+                <w:w w:val="80"/>
+                <w:sz w:val="18"/>
+              </w:rPr>
+              <w:t>CheckCC</w:t>
+            </w:r>
+            <w:proofErr w:type="spellEnd"/>
+            <w:r>
+              <w:rPr>
+                <w:b/>
+                <w:w w:val="80"/>
+                <w:sz w:val="18"/>
+              </w:rPr>
+              <w:t>]]    C.E. [[</w:t>
+            </w:r>
+            <w:proofErr w:type="spellStart"/>
+            <w:r>
+              <w:rPr>
+                <w:b/>
+                <w:w w:val="80"/>
+                <w:sz w:val="18"/>
+              </w:rPr>
+              <w:t>CheckCE</w:t>
+            </w:r>
+            <w:proofErr w:type="spellEnd"/>
+            <w:r>
+              <w:rPr>
+                <w:b/>
+                <w:w w:val="80"/>
+                <w:sz w:val="18"/>
+              </w:rPr>
+              <w:t>]]</w:t>
             </w:r>
           </w:p>
           <w:p>
@@ -503,12 +526,21 @@
               </w:rPr>
               <w:t>No.</w:t>
             </w:r>
+            <w:r>
+              <w:rPr>
+                <w:b/>
+                <w:spacing w:val="-5"/>
+                <w:w w:val="90"/>
+                <w:sz w:val="18"/>
+              </w:rPr>
+              <w:t xml:space="preserve"> [[Cedula]]</w:t>
+            </w:r>
           </w:p>
           <w:p>
             <w:pPr>
               <w:pStyle w:val="TableParagraph"/>
               <w:tabs>
-                <w:tab w:pos="5036" w:val="left" w:leader="none"/>
+                <w:tab w:val="left" w:pos="5036"/>
               </w:tabs>
               <w:spacing w:line="207" w:lineRule="exact"/>
               <w:rPr>
@@ -530,7 +562,7 @@
                 <w:spacing w:val="-2"/>
                 <w:sz w:val="18"/>
               </w:rPr>
-              <w:t> </w:t>
+              <w:t xml:space="preserve"> </w:t>
             </w:r>
             <w:r>
               <w:rPr>
@@ -546,7 +578,7 @@
                 <w:spacing w:val="-3"/>
                 <w:sz w:val="18"/>
               </w:rPr>
-              <w:t> </w:t>
+              <w:t xml:space="preserve"> </w:t>
             </w:r>
             <w:r>
               <w:rPr>
@@ -562,7 +594,7 @@
                 <w:spacing w:val="-3"/>
                 <w:sz w:val="18"/>
               </w:rPr>
-              <w:t> </w:t>
+              <w:t xml:space="preserve"> </w:t>
             </w:r>
             <w:r>
               <w:rPr>
@@ -578,38 +610,58 @@
                 <w:spacing w:val="-3"/>
                 <w:sz w:val="18"/>
               </w:rPr>
-              <w:t> </w:t>
-            </w:r>
-            <w:r>
-              <w:rPr>
-                <w:b/>
-                <w:w w:val="80"/>
-                <w:sz w:val="18"/>
-              </w:rPr>
-              <w:t>documento:</w:t>
-            </w:r>
-            <w:r>
-              <w:rPr>
-                <w:b/>
-                <w:spacing w:val="-1"/>
-                <w:sz w:val="18"/>
-              </w:rPr>
-              <w:t> </w:t>
-            </w:r>
-            <w:r>
-              <w:rPr>
-                <w:b/>
-                <w:sz w:val="18"/>
-                <w:u w:val="single"/>
-              </w:rPr>
-              <w:tab/>
+              <w:t xml:space="preserve"> </w:t>
+            </w:r>
+            <w:r>
+              <w:rPr>
+                <w:b/>
+                <w:w w:val="80"/>
+                <w:sz w:val="18"/>
+              </w:rPr>
+              <w:t>document</w:t>
+            </w:r>
+            <w:r>
+              <w:rPr>
+                <w:b/>
+                <w:w w:val="80"/>
+                <w:sz w:val="18"/>
+              </w:rPr>
+              <w:t>o</w:t>
+            </w:r>
+            <w:r>
+              <w:rPr>
+                <w:b/>
+                <w:w w:val="80"/>
+                <w:sz w:val="18"/>
+              </w:rPr>
+              <w:t xml:space="preserve">: </w:t>
+            </w:r>
+            <w:r>
+              <w:rPr>
+                <w:sz w:val="18"/>
+              </w:rPr>
+              <w:t>[[</w:t>
+            </w:r>
+            <w:proofErr w:type="spellStart"/>
+            <w:r>
+              <w:rPr>
+                <w:sz w:val="18"/>
+              </w:rPr>
+              <w:t>FechaExpedicion</w:t>
+            </w:r>
+            <w:proofErr w:type="spellEnd"/>
+            <w:r>
+              <w:rPr>
+                <w:sz w:val="18"/>
+              </w:rPr>
+              <w:t>]]</w:t>
             </w:r>
           </w:p>
         </w:tc>
       </w:tr>
       <w:tr>
         <w:trPr>
-          <w:trHeight w:val="826" w:hRule="atLeast"/>
+          <w:trHeight w:val="826"/>
         </w:trPr>
         <w:tc>
           <w:tcPr>
@@ -628,12 +680,13 @@
             <w:r>
               <w:rPr>
                 <w:b/>
+                <w:noProof/>
                 <w:sz w:val="18"/>
               </w:rPr>
               <mc:AlternateContent>
-                <mc:Choice Requires="wps">
+                <mc:Choice Requires="wpg">
                   <w:drawing>
-                    <wp:anchor distT="0" distB="0" distL="0" distR="0" allowOverlap="1" layoutInCell="1" locked="0" behindDoc="1" simplePos="0" relativeHeight="487390720">
+                    <wp:anchor distT="0" distB="0" distL="0" distR="0" simplePos="0" relativeHeight="487390720" behindDoc="1" locked="0" layoutInCell="1" allowOverlap="1" wp14:anchorId="4B1FE6A7" wp14:editId="21E07EEB">
                       <wp:simplePos x="0" y="0"/>
                       <wp:positionH relativeFrom="column">
                         <wp:posOffset>44196</wp:posOffset>
@@ -646,17 +699,19 @@
                       <wp:wrapNone/>
                       <wp:docPr id="5" name="Group 5"/>
                       <wp:cNvGraphicFramePr>
-                        <a:graphicFrameLocks/>
+                        <a:graphicFrameLocks xmlns:a="http://schemas.openxmlformats.org/drawingml/2006/main"/>
                       </wp:cNvGraphicFramePr>
-                      <a:graphic>
+                      <a:graphic xmlns:a="http://schemas.openxmlformats.org/drawingml/2006/main">
                         <a:graphicData uri="http://schemas.microsoft.com/office/word/2010/wordprocessingGroup">
                           <wpg:wgp>
-                            <wpg:cNvPr id="5" name="Group 5"/>
-                            <wpg:cNvGrpSpPr/>
+                            <wpg:cNvGrpSpPr>
+                              <a:grpSpLocks/>
+                            </wpg:cNvGrpSpPr>
                             <wpg:grpSpPr>
                               <a:xfrm>
                                 <a:off x="0" y="0"/>
                                 <a:ext cx="6148705" cy="5715"/>
+                                <a:chOff x="0" y="0"/>
                                 <a:chExt cx="6148705" cy="5715"/>
                               </a:xfrm>
                             </wpg:grpSpPr>
@@ -675,7 +730,7 @@
                                   <a:cxnLst/>
                                   <a:rect l="l" t="t" r="r" b="b"/>
                                   <a:pathLst>
-                                    <a:path w="6148705" h="0">
+                                    <a:path w="6148705">
                                       <a:moveTo>
                                         <a:pt x="0" y="0"/>
                                       </a:moveTo>
@@ -707,11 +762,10 @@
                 </mc:Choice>
                 <mc:Fallback>
                   <w:pict>
-                    <v:group style="position:absolute;margin-left:3.48pt;margin-top:29.704971pt;width:484.15pt;height:.45pt;mso-position-horizontal-relative:column;mso-position-vertical-relative:paragraph;z-index:-15925760" id="docshapegroup3" coordorigin="70,594" coordsize="9683,9">
-                      <v:line style="position:absolute" from="70,599" to="9752,599" stroked="true" strokeweight=".45pt" strokecolor="#000000">
-                        <v:stroke dashstyle="solid"/>
-                      </v:line>
-                      <w10:wrap type="none"/>
+                    <v:group w14:anchorId="60118605" id="Group 5" o:spid="_x0000_s1026" style="position:absolute;margin-left:3.5pt;margin-top:29.7pt;width:484.15pt;height:.45pt;z-index:-15925760;mso-wrap-distance-left:0;mso-wrap-distance-right:0" coordsize="61487,57" o:gfxdata="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">
+                      <v:shape id="Graphic 6" o:spid="_x0000_s1027" style="position:absolute;top:28;width:61487;height:13;visibility:visible;mso-wrap-style:square;v-text-anchor:top" coordsize="6148705,1270" o:gfxdata="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" path="m,l6148546,e" filled="f" strokeweight=".45pt">
+                        <v:path arrowok="t"/>
+                      </v:shape>
                     </v:group>
                   </w:pict>
                 </mc:Fallback>
@@ -731,7 +785,7 @@
                 <w:spacing w:val="-3"/>
                 <w:sz w:val="18"/>
               </w:rPr>
-              <w:t> </w:t>
+              <w:t xml:space="preserve"> </w:t>
             </w:r>
             <w:r>
               <w:rPr>
@@ -747,7 +801,7 @@
                 <w:spacing w:val="-2"/>
                 <w:sz w:val="18"/>
               </w:rPr>
-              <w:t> </w:t>
+              <w:t xml:space="preserve"> </w:t>
             </w:r>
             <w:r>
               <w:rPr>
@@ -763,7 +817,7 @@
                 <w:spacing w:val="-1"/>
                 <w:sz w:val="18"/>
               </w:rPr>
-              <w:t> </w:t>
+              <w:t xml:space="preserve"> </w:t>
             </w:r>
             <w:r>
               <w:rPr>
@@ -779,7 +833,7 @@
                 <w:spacing w:val="-1"/>
                 <w:sz w:val="18"/>
               </w:rPr>
-              <w:t> </w:t>
+              <w:t xml:space="preserve"> </w:t>
             </w:r>
             <w:r>
               <w:rPr>
@@ -795,7 +849,7 @@
                 <w:spacing w:val="-2"/>
                 <w:sz w:val="18"/>
               </w:rPr>
-              <w:t> </w:t>
+              <w:t xml:space="preserve"> </w:t>
             </w:r>
             <w:r>
               <w:rPr>
@@ -805,13 +859,40 @@
                 <w:sz w:val="18"/>
               </w:rPr>
               <w:t>Compañía:</w:t>
+            </w:r>
+            <w:r>
+              <w:rPr>
+                <w:b/>
+                <w:spacing w:val="-2"/>
+                <w:w w:val="80"/>
+                <w:sz w:val="18"/>
+              </w:rPr>
+              <w:t xml:space="preserve"> </w:t>
+            </w:r>
+            <w:r>
+              <w:rPr>
+                <w:sz w:val="18"/>
+              </w:rPr>
+              <w:t>[[</w:t>
+            </w:r>
+            <w:r>
+              <w:rPr>
+                <w:sz w:val="18"/>
+              </w:rPr>
+              <w:t>Cargo</w:t>
+            </w:r>
+            <w:r>
+              <w:rPr>
+                <w:sz w:val="18"/>
+              </w:rPr>
+              <w:t>]]</w:t>
             </w:r>
           </w:p>
         </w:tc>
       </w:tr>
       <w:tr>
         <w:trPr>
-          <w:trHeight w:val="412" w:hRule="atLeast"/>
+          <w:trHeight w:val="412"/>
         </w:trPr>
         <w:tc>
           <w:tcPr>
@@ -834,6 +915,44 @@
                 <w:sz w:val="18"/>
               </w:rPr>
               <w:t>Ciudad</w:t>
+            </w:r>
+            <w:r>
+              <w:rPr>
+                <w:b/>
+                <w:spacing w:val="-2"/>
+                <w:w w:val="90"/>
+                <w:sz w:val="18"/>
+              </w:rPr>
+              <w:t>:</w:t>
+            </w:r>
+            <w:r>
+              <w:rPr>
+                <w:b/>
+                <w:spacing w:val="-2"/>
+                <w:w w:val="90"/>
+                <w:sz w:val="18"/>
+              </w:rPr>
+              <w:t xml:space="preserve"> </w:t>
+            </w:r>
+            <w:r>
+              <w:rPr>
+                <w:sz w:val="18"/>
+              </w:rPr>
+              <w:t>[[</w:t>
+            </w:r>
+            <w:proofErr w:type="spellStart"/>
+            <w:r>
+              <w:rPr>
+                <w:sz w:val="18"/>
+              </w:rPr>
+              <w:t>CiudadWork</w:t>
+            </w:r>
+            <w:proofErr w:type="spellEnd"/>
+            <w:r>
+              <w:rPr>
+                <w:sz w:val="18"/>
+              </w:rPr>
+              <w:t>]]</w:t>
             </w:r>
           </w:p>
         </w:tc>
@@ -858,6 +977,44 @@
                 <w:sz w:val="18"/>
               </w:rPr>
               <w:t>País</w:t>
+            </w:r>
+            <w:r>
+              <w:rPr>
+                <w:b/>
+                <w:spacing w:val="-4"/>
+                <w:w w:val="90"/>
+                <w:sz w:val="18"/>
+              </w:rPr>
+              <w:t>:</w:t>
+            </w:r>
+            <w:r>
+              <w:rPr>
+                <w:b/>
+                <w:spacing w:val="-4"/>
+                <w:w w:val="90"/>
+                <w:sz w:val="18"/>
+              </w:rPr>
+              <w:t xml:space="preserve"> </w:t>
+            </w:r>
+            <w:r>
+              <w:rPr>
+                <w:sz w:val="18"/>
+              </w:rPr>
+              <w:t>[[</w:t>
+            </w:r>
+            <w:proofErr w:type="spellStart"/>
+            <w:r>
+              <w:rPr>
+                <w:sz w:val="18"/>
+              </w:rPr>
+              <w:t>Pais</w:t>
+            </w:r>
+            <w:proofErr w:type="spellEnd"/>
+            <w:r>
+              <w:rPr>
+                <w:sz w:val="18"/>
+              </w:rPr>
+              <w:t>]]</w:t>
             </w:r>
           </w:p>
         </w:tc>
@@ -874,6 +1031,7 @@
               <w:ind w:right="2884"/>
               <w:rPr>
                 <w:b/>
+                <w:w w:val="85"/>
                 <w:sz w:val="18"/>
               </w:rPr>
             </w:pPr>
@@ -883,23 +1041,61 @@
                 <w:w w:val="80"/>
                 <w:sz w:val="18"/>
               </w:rPr>
-              <w:t>Nombre del jefe </w:t>
-            </w:r>
-            <w:r>
-              <w:rPr>
-                <w:b/>
-                <w:w w:val="80"/>
-                <w:sz w:val="18"/>
-              </w:rPr>
-              <w:t>inmediato:</w:t>
-            </w:r>
-            <w:r>
+              <w:t>Nombre del jefe inmediato:</w:t>
+            </w:r>
+            <w:r>
+              <w:rPr>
+                <w:b/>
+                <w:w w:val="80"/>
+                <w:sz w:val="18"/>
+              </w:rPr>
+              <w:t xml:space="preserve"> </w:t>
+            </w:r>
+            <w:r>
+              <w:rPr>
+                <w:sz w:val="18"/>
+              </w:rPr>
+              <w:t>[[</w:t>
+            </w:r>
+            <w:proofErr w:type="spellStart"/>
+            <w:r>
+              <w:rPr>
+                <w:sz w:val="18"/>
+              </w:rPr>
+              <w:t>Jefe</w:t>
+            </w:r>
+            <w:r>
+              <w:rPr>
+                <w:sz w:val="18"/>
+              </w:rPr>
+              <w:t>Nombre</w:t>
+            </w:r>
+            <w:proofErr w:type="spellEnd"/>
+            <w:r>
+              <w:rPr>
+                <w:sz w:val="18"/>
+              </w:rPr>
+              <w:t>]]</w:t>
+            </w:r>
+          </w:p>
+          <w:p>
+            <w:pPr>
+              <w:pStyle w:val="TableParagraph"/>
+              <w:spacing w:line="477" w:lineRule="auto"/>
+              <w:ind w:right="2884"/>
               <w:rPr>
                 <w:b/>
                 <w:w w:val="85"/>
                 <w:sz w:val="18"/>
               </w:rPr>
-              <w:t> Planta</w:t>
+            </w:pPr>
+            <w:r>
+              <w:rPr>
+                <w:b/>
+                <w:w w:val="85"/>
+                <w:sz w:val="18"/>
+              </w:rPr>
+              <w:t>Planta</w:t>
             </w:r>
             <w:r>
               <w:rPr>
@@ -908,7 +1104,7 @@
                 <w:w w:val="85"/>
                 <w:sz w:val="18"/>
               </w:rPr>
-              <w:t> </w:t>
+              <w:t xml:space="preserve"> </w:t>
             </w:r>
             <w:r>
               <w:rPr>
@@ -925,7 +1121,7 @@
                 <w:w w:val="85"/>
                 <w:sz w:val="18"/>
               </w:rPr>
-              <w:t> </w:t>
+              <w:t xml:space="preserve"> </w:t>
             </w:r>
             <w:r>
               <w:rPr>
@@ -942,7 +1138,7 @@
                 <w:w w:val="85"/>
                 <w:sz w:val="18"/>
               </w:rPr>
-              <w:t> </w:t>
+              <w:t xml:space="preserve"> </w:t>
             </w:r>
             <w:r>
               <w:rPr>
@@ -959,7 +1155,7 @@
                 <w:w w:val="85"/>
                 <w:sz w:val="18"/>
               </w:rPr>
-              <w:t> </w:t>
+              <w:t xml:space="preserve"> </w:t>
             </w:r>
             <w:r>
               <w:rPr>
@@ -968,13 +1164,29 @@
                 <w:sz w:val="18"/>
               </w:rPr>
               <w:t>pertenece:</w:t>
+            </w:r>
+            <w:r>
+              <w:rPr>
+                <w:b/>
+                <w:w w:val="85"/>
+                <w:sz w:val="18"/>
+              </w:rPr>
+              <w:t xml:space="preserve"> </w:t>
+            </w:r>
+            <w:r>
+              <w:rPr>
+                <w:b/>
+                <w:w w:val="85"/>
+                <w:sz w:val="18"/>
+              </w:rPr>
+              <w:t>[[Planta]]</w:t>
             </w:r>
           </w:p>
         </w:tc>
       </w:tr>
       <w:tr>
         <w:trPr>
-          <w:trHeight w:val="330" w:hRule="atLeast"/>
+          <w:trHeight w:val="330"/>
         </w:trPr>
         <w:tc>
           <w:tcPr>
@@ -1003,7 +1215,7 @@
                 <w:spacing w:val="-3"/>
                 <w:sz w:val="18"/>
               </w:rPr>
-              <w:t> </w:t>
+              <w:t xml:space="preserve"> </w:t>
             </w:r>
             <w:r>
               <w:rPr>
@@ -1019,7 +1231,7 @@
                 <w:spacing w:val="-3"/>
                 <w:sz w:val="18"/>
               </w:rPr>
-              <w:t> </w:t>
+              <w:t xml:space="preserve"> </w:t>
             </w:r>
             <w:r>
               <w:rPr>
@@ -1028,7 +1240,36 @@
                 <w:w w:val="80"/>
                 <w:sz w:val="18"/>
               </w:rPr>
-              <w:t>residencia:</w:t>
+              <w:t>residencia</w:t>
+            </w:r>
+            <w:r>
+              <w:rPr>
+                <w:b/>
+                <w:spacing w:val="-2"/>
+                <w:w w:val="80"/>
+                <w:sz w:val="18"/>
+              </w:rPr>
+              <w:t xml:space="preserve">: </w:t>
+            </w:r>
+            <w:r>
+              <w:rPr>
+                <w:sz w:val="18"/>
+              </w:rPr>
+              <w:t>[[</w:t>
+            </w:r>
+            <w:proofErr w:type="spellStart"/>
+            <w:r>
+              <w:rPr>
+                <w:sz w:val="18"/>
+              </w:rPr>
+              <w:t>Direccion</w:t>
+            </w:r>
+            <w:proofErr w:type="spellEnd"/>
+            <w:r>
+              <w:rPr>
+                <w:sz w:val="18"/>
+              </w:rPr>
+              <w:t>]]</w:t>
             </w:r>
           </w:p>
         </w:tc>
@@ -1044,6 +1285,7 @@
           <w:p>
             <w:pPr>
               <w:rPr>
+                <w:rFonts w:ascii="Arial" w:hAnsi="Arial" w:cs="Arial"/>
                 <w:sz w:val="2"/>
                 <w:szCs w:val="2"/>
               </w:rPr>
@@ -1053,7 +1295,7 @@
       </w:tr>
       <w:tr>
         <w:trPr>
-          <w:trHeight w:val="205" w:hRule="atLeast"/>
+          <w:trHeight w:val="205"/>
         </w:trPr>
         <w:tc>
           <w:tcPr>
@@ -1076,7 +1318,36 @@
                 <w:w w:val="90"/>
                 <w:sz w:val="18"/>
               </w:rPr>
-              <w:t>Teléfono:</w:t>
+              <w:t>Teléfono</w:t>
+            </w:r>
+            <w:r>
+              <w:rPr>
+                <w:b/>
+                <w:spacing w:val="-2"/>
+                <w:w w:val="90"/>
+                <w:sz w:val="18"/>
+              </w:rPr>
+              <w:t xml:space="preserve">: </w:t>
+            </w:r>
+            <w:r>
+              <w:rPr>
+                <w:sz w:val="18"/>
+              </w:rPr>
+              <w:t>[[</w:t>
+            </w:r>
+            <w:proofErr w:type="spellStart"/>
+            <w:r>
+              <w:rPr>
+                <w:sz w:val="18"/>
+              </w:rPr>
+              <w:t>Telefono</w:t>
+            </w:r>
+            <w:proofErr w:type="spellEnd"/>
+            <w:r>
+              <w:rPr>
+                <w:sz w:val="18"/>
+              </w:rPr>
+              <w:t>]]</w:t>
             </w:r>
           </w:p>
         </w:tc>
@@ -1092,6 +1363,7 @@
           <w:p>
             <w:pPr>
               <w:rPr>
+                <w:rFonts w:ascii="Arial" w:hAnsi="Arial" w:cs="Arial"/>
                 <w:sz w:val="2"/>
                 <w:szCs w:val="2"/>
               </w:rPr>
@@ -1101,7 +1373,7 @@
       </w:tr>
       <w:tr>
         <w:trPr>
-          <w:trHeight w:val="329" w:hRule="atLeast"/>
+          <w:trHeight w:val="329"/>
         </w:trPr>
         <w:tc>
           <w:tcPr>
@@ -1111,7 +1383,7 @@
           <w:p>
             <w:pPr>
               <w:pStyle w:val="TableParagraph"/>
-              <w:spacing w:line="187" w:lineRule="exact" w:before="122"/>
+              <w:spacing w:before="122" w:line="187" w:lineRule="exact"/>
               <w:rPr>
                 <w:b/>
                 <w:sz w:val="18"/>
@@ -1131,7 +1403,7 @@
                 <w:spacing w:val="-4"/>
                 <w:sz w:val="18"/>
               </w:rPr>
-              <w:t> </w:t>
+              <w:t xml:space="preserve"> </w:t>
             </w:r>
             <w:r>
               <w:rPr>
@@ -1140,7 +1412,34 @@
                 <w:w w:val="90"/>
                 <w:sz w:val="18"/>
               </w:rPr>
-              <w:t>Electrónico:</w:t>
+              <w:t>Electrónico</w:t>
+            </w:r>
+            <w:r>
+              <w:rPr>
+                <w:b/>
+                <w:spacing w:val="-2"/>
+                <w:w w:val="90"/>
+                <w:sz w:val="18"/>
+              </w:rPr>
+              <w:t xml:space="preserve">: </w:t>
+            </w:r>
+            <w:r>
+              <w:rPr>
+                <w:sz w:val="18"/>
+              </w:rPr>
+              <w:t>[[</w:t>
+            </w:r>
+            <w:r>
+              <w:rPr>
+                <w:sz w:val="18"/>
+              </w:rPr>
+              <w:t>Email</w:t>
+            </w:r>
+            <w:r>
+              <w:rPr>
+                <w:sz w:val="18"/>
+              </w:rPr>
+              <w:t>]]</w:t>
             </w:r>
           </w:p>
         </w:tc>
@@ -1156,6 +1455,7 @@
           <w:p>
             <w:pPr>
               <w:rPr>
+                <w:rFonts w:ascii="Arial" w:hAnsi="Arial" w:cs="Arial"/>
                 <w:sz w:val="2"/>
                 <w:szCs w:val="2"/>
               </w:rPr>
@@ -1165,7 +1465,7 @@
       </w:tr>
       <w:tr>
         <w:trPr>
-          <w:trHeight w:val="413" w:hRule="atLeast"/>
+          <w:trHeight w:val="413"/>
         </w:trPr>
         <w:tc>
           <w:tcPr>
@@ -1175,7 +1475,7 @@
           <w:p>
             <w:pPr>
               <w:pStyle w:val="TableParagraph"/>
-              <w:spacing w:line="187" w:lineRule="exact" w:before="206"/>
+              <w:spacing w:before="206" w:line="187" w:lineRule="exact"/>
               <w:rPr>
                 <w:b/>
                 <w:sz w:val="18"/>
@@ -1195,7 +1495,7 @@
                 <w:spacing w:val="-3"/>
                 <w:sz w:val="18"/>
               </w:rPr>
-              <w:t> </w:t>
+              <w:t xml:space="preserve"> </w:t>
             </w:r>
             <w:r>
               <w:rPr>
@@ -1211,7 +1511,7 @@
                 <w:spacing w:val="-3"/>
                 <w:sz w:val="18"/>
               </w:rPr>
-              <w:t> </w:t>
+              <w:t xml:space="preserve"> </w:t>
             </w:r>
             <w:r>
               <w:rPr>
@@ -1220,7 +1520,36 @@
                 <w:w w:val="80"/>
                 <w:sz w:val="18"/>
               </w:rPr>
-              <w:t>nacimiento:</w:t>
+              <w:t>nacimiento</w:t>
+            </w:r>
+            <w:r>
+              <w:rPr>
+                <w:b/>
+                <w:spacing w:val="-2"/>
+                <w:w w:val="80"/>
+                <w:sz w:val="18"/>
+              </w:rPr>
+              <w:t xml:space="preserve">: </w:t>
+            </w:r>
+            <w:r>
+              <w:rPr>
+                <w:sz w:val="18"/>
+              </w:rPr>
+              <w:t>[[</w:t>
+            </w:r>
+            <w:proofErr w:type="spellStart"/>
+            <w:r>
+              <w:rPr>
+                <w:sz w:val="18"/>
+              </w:rPr>
+              <w:t>FechaNacimiento</w:t>
+            </w:r>
+            <w:proofErr w:type="spellEnd"/>
+            <w:r>
+              <w:rPr>
+                <w:sz w:val="18"/>
+              </w:rPr>
+              <w:t>]]</w:t>
             </w:r>
           </w:p>
         </w:tc>
@@ -1232,7 +1561,7 @@
           <w:p>
             <w:pPr>
               <w:pStyle w:val="TableParagraph"/>
-              <w:spacing w:line="187" w:lineRule="exact" w:before="206"/>
+              <w:spacing w:before="206" w:line="187" w:lineRule="exact"/>
               <w:rPr>
                 <w:b/>
                 <w:sz w:val="18"/>
@@ -1252,7 +1581,7 @@
                 <w:spacing w:val="-4"/>
                 <w:sz w:val="18"/>
               </w:rPr>
-              <w:t> </w:t>
+              <w:t xml:space="preserve"> </w:t>
             </w:r>
             <w:r>
               <w:rPr>
@@ -1262,13 +1591,42 @@
                 <w:sz w:val="18"/>
               </w:rPr>
               <w:t>Civil:</w:t>
+            </w:r>
+            <w:r>
+              <w:rPr>
+                <w:b/>
+                <w:spacing w:val="-2"/>
+                <w:w w:val="90"/>
+                <w:sz w:val="18"/>
+              </w:rPr>
+              <w:t xml:space="preserve"> </w:t>
+            </w:r>
+            <w:r>
+              <w:rPr>
+                <w:sz w:val="18"/>
+              </w:rPr>
+              <w:t>[[</w:t>
+            </w:r>
+            <w:proofErr w:type="spellStart"/>
+            <w:r>
+              <w:rPr>
+                <w:sz w:val="18"/>
+              </w:rPr>
+              <w:t>EstadoCivil</w:t>
+            </w:r>
+            <w:proofErr w:type="spellEnd"/>
+            <w:r>
+              <w:rPr>
+                <w:sz w:val="18"/>
+              </w:rPr>
+              <w:t>]]</w:t>
             </w:r>
           </w:p>
         </w:tc>
       </w:tr>
       <w:tr>
         <w:trPr>
-          <w:trHeight w:val="413" w:hRule="atLeast"/>
+          <w:trHeight w:val="413"/>
         </w:trPr>
         <w:tc>
           <w:tcPr>
@@ -1278,7 +1636,7 @@
           <w:p>
             <w:pPr>
               <w:pStyle w:val="TableParagraph"/>
-              <w:spacing w:line="188" w:lineRule="exact" w:before="205"/>
+              <w:spacing w:before="205" w:line="188" w:lineRule="exact"/>
               <w:rPr>
                 <w:b/>
                 <w:sz w:val="18"/>
@@ -1291,7 +1649,34 @@
                 <w:w w:val="90"/>
                 <w:sz w:val="18"/>
               </w:rPr>
-              <w:t>Nacionalidad:</w:t>
+              <w:t>Nacionalidad</w:t>
+            </w:r>
+            <w:r>
+              <w:rPr>
+                <w:b/>
+                <w:spacing w:val="-2"/>
+                <w:w w:val="90"/>
+                <w:sz w:val="18"/>
+              </w:rPr>
+              <w:t xml:space="preserve">: </w:t>
+            </w:r>
+            <w:r>
+              <w:rPr>
+                <w:sz w:val="18"/>
+              </w:rPr>
+              <w:t>[[</w:t>
+            </w:r>
+            <w:r>
+              <w:rPr>
+                <w:sz w:val="18"/>
+              </w:rPr>
+              <w:t>Nacionalidad</w:t>
+            </w:r>
+            <w:r>
+              <w:rPr>
+                <w:sz w:val="18"/>
+              </w:rPr>
+              <w:t>]]</w:t>
             </w:r>
           </w:p>
         </w:tc>
@@ -1303,7 +1688,7 @@
           <w:p>
             <w:pPr>
               <w:pStyle w:val="TableParagraph"/>
-              <w:spacing w:line="188" w:lineRule="exact" w:before="205"/>
+              <w:spacing w:before="205" w:line="188" w:lineRule="exact"/>
               <w:rPr>
                 <w:b/>
                 <w:sz w:val="18"/>
@@ -1323,7 +1708,7 @@
                 <w:spacing w:val="-5"/>
                 <w:sz w:val="18"/>
               </w:rPr>
-              <w:t> </w:t>
+              <w:t xml:space="preserve"> </w:t>
             </w:r>
             <w:r>
               <w:rPr>
@@ -1339,7 +1724,7 @@
                 <w:spacing w:val="-4"/>
                 <w:sz w:val="18"/>
               </w:rPr>
-              <w:t> </w:t>
+              <w:t xml:space="preserve"> </w:t>
             </w:r>
             <w:r>
               <w:rPr>
@@ -1355,7 +1740,7 @@
                 <w:spacing w:val="-6"/>
                 <w:sz w:val="18"/>
               </w:rPr>
-              <w:t> </w:t>
+              <w:t xml:space="preserve"> </w:t>
             </w:r>
             <w:r>
               <w:rPr>
@@ -1364,14 +1749,52 @@
                 <w:w w:val="80"/>
                 <w:sz w:val="18"/>
               </w:rPr>
-              <w:t>sanguíneo:</w:t>
+              <w:t>sanguíneo</w:t>
+            </w:r>
+            <w:r>
+              <w:rPr>
+                <w:b/>
+                <w:spacing w:val="-2"/>
+                <w:w w:val="80"/>
+                <w:sz w:val="18"/>
+              </w:rPr>
+              <w:t xml:space="preserve">: </w:t>
+            </w:r>
+            <w:r>
+              <w:rPr>
+                <w:b/>
+                <w:spacing w:val="-2"/>
+                <w:w w:val="80"/>
+                <w:sz w:val="18"/>
+              </w:rPr>
+              <w:t>[[</w:t>
+            </w:r>
+            <w:proofErr w:type="spellStart"/>
+            <w:r>
+              <w:rPr>
+                <w:b/>
+                <w:spacing w:val="-2"/>
+                <w:w w:val="80"/>
+                <w:sz w:val="18"/>
+              </w:rPr>
+              <w:t>GrupoSanguineo</w:t>
+            </w:r>
+            <w:proofErr w:type="spellEnd"/>
+            <w:r>
+              <w:rPr>
+                <w:b/>
+                <w:spacing w:val="-2"/>
+                <w:w w:val="80"/>
+                <w:sz w:val="18"/>
+              </w:rPr>
+              <w:t>]]</w:t>
             </w:r>
           </w:p>
         </w:tc>
       </w:tr>
       <w:tr>
         <w:trPr>
-          <w:trHeight w:val="439" w:hRule="atLeast"/>
+          <w:trHeight w:val="439"/>
         </w:trPr>
         <w:tc>
           <w:tcPr>
@@ -1394,7 +1817,34 @@
                 <w:w w:val="90"/>
                 <w:sz w:val="18"/>
               </w:rPr>
-              <w:t>Sexo:</w:t>
+              <w:t>Sexo</w:t>
+            </w:r>
+            <w:r>
+              <w:rPr>
+                <w:b/>
+                <w:spacing w:val="-4"/>
+                <w:w w:val="90"/>
+                <w:sz w:val="18"/>
+              </w:rPr>
+              <w:t xml:space="preserve">: </w:t>
+            </w:r>
+            <w:r>
+              <w:rPr>
+                <w:sz w:val="18"/>
+              </w:rPr>
+              <w:t>[[</w:t>
+            </w:r>
+            <w:r>
+              <w:rPr>
+                <w:sz w:val="18"/>
+              </w:rPr>
+              <w:t>Sexo</w:t>
+            </w:r>
+            <w:r>
+              <w:rPr>
+                <w:sz w:val="18"/>
+              </w:rPr>
+              <w:t>]]</w:t>
             </w:r>
           </w:p>
         </w:tc>
@@ -1432,7 +1882,6 @@
               <w:pStyle w:val="TableParagraph"/>
               <w:ind w:left="0"/>
               <w:rPr>
-                <w:rFonts w:ascii="Times New Roman"/>
                 <w:sz w:val="18"/>
               </w:rPr>
             </w:pPr>
@@ -1441,11 +1890,10 @@
             <w:pPr>
               <w:pStyle w:val="TableParagraph"/>
               <w:tabs>
-                <w:tab w:pos="921" w:val="left" w:leader="none"/>
+                <w:tab w:val="left" w:pos="921"/>
               </w:tabs>
               <w:spacing w:line="212" w:lineRule="exact"/>
               <w:rPr>
-                <w:rFonts w:ascii="MS Gothic" w:hAnsi="MS Gothic"/>
                 <w:sz w:val="18"/>
               </w:rPr>
             </w:pPr>
@@ -1463,11 +1911,11 @@
                 <w:w w:val="150"/>
                 <w:sz w:val="18"/>
               </w:rPr>
-              <w:t> </w:t>
-            </w:r>
-            <w:r>
-              <w:rPr>
-                <w:rFonts w:ascii="MS Gothic" w:hAnsi="MS Gothic"/>
+              <w:t xml:space="preserve"> </w:t>
+            </w:r>
+            <w:r>
+              <w:rPr>
+                <w:rFonts w:ascii="Segoe UI Symbol" w:hAnsi="Segoe UI Symbol" w:cs="Segoe UI Symbol"/>
                 <w:spacing w:val="-10"/>
                 <w:sz w:val="18"/>
               </w:rPr>
@@ -1475,7 +1923,6 @@
             </w:r>
             <w:r>
               <w:rPr>
-                <w:rFonts w:ascii="MS Gothic" w:hAnsi="MS Gothic"/>
                 <w:sz w:val="18"/>
               </w:rPr>
               <w:tab/>
@@ -1493,11 +1940,11 @@
                 <w:spacing w:val="63"/>
                 <w:sz w:val="18"/>
               </w:rPr>
-              <w:t> </w:t>
-            </w:r>
-            <w:r>
-              <w:rPr>
-                <w:rFonts w:ascii="MS Gothic" w:hAnsi="MS Gothic"/>
+              <w:t xml:space="preserve"> </w:t>
+            </w:r>
+            <w:r>
+              <w:rPr>
+                <w:rFonts w:ascii="Segoe UI Symbol" w:hAnsi="Segoe UI Symbol" w:cs="Segoe UI Symbol"/>
                 <w:spacing w:val="-10"/>
                 <w:sz w:val="18"/>
               </w:rPr>
@@ -1508,7 +1955,7 @@
       </w:tr>
       <w:tr>
         <w:trPr>
-          <w:trHeight w:val="413" w:hRule="atLeast"/>
+          <w:trHeight w:val="413"/>
         </w:trPr>
         <w:tc>
           <w:tcPr>
@@ -1544,7 +1991,7 @@
                 <w:w w:val="90"/>
                 <w:sz w:val="18"/>
               </w:rPr>
-              <w:t> </w:t>
+              <w:t xml:space="preserve"> </w:t>
             </w:r>
             <w:r>
               <w:rPr>
@@ -1584,7 +2031,7 @@
                 <w:spacing w:val="-3"/>
                 <w:sz w:val="18"/>
               </w:rPr>
-              <w:t> </w:t>
+              <w:t xml:space="preserve"> </w:t>
             </w:r>
             <w:r>
               <w:rPr>
@@ -1602,7 +2049,7 @@
                 <w:spacing w:val="-2"/>
                 <w:sz w:val="18"/>
               </w:rPr>
-              <w:t> </w:t>
+              <w:t xml:space="preserve"> </w:t>
             </w:r>
             <w:r>
               <w:rPr>
@@ -1620,7 +2067,7 @@
                 <w:spacing w:val="-1"/>
                 <w:sz w:val="18"/>
               </w:rPr>
-              <w:t> </w:t>
+              <w:t xml:space="preserve"> </w:t>
             </w:r>
             <w:r>
               <w:rPr>
@@ -1638,7 +2085,7 @@
                 <w:spacing w:val="-1"/>
                 <w:sz w:val="18"/>
               </w:rPr>
-              <w:t> </w:t>
+              <w:t xml:space="preserve"> </w:t>
             </w:r>
             <w:r>
               <w:rPr>
@@ -1656,7 +2103,7 @@
                 <w:spacing w:val="-1"/>
                 <w:sz w:val="18"/>
               </w:rPr>
-              <w:t> </w:t>
+              <w:t xml:space="preserve"> </w:t>
             </w:r>
             <w:r>
               <w:rPr>
@@ -1674,7 +2121,7 @@
                 <w:spacing w:val="-3"/>
                 <w:sz w:val="18"/>
               </w:rPr>
-              <w:t> </w:t>
+              <w:t xml:space="preserve"> </w:t>
             </w:r>
             <w:r>
               <w:rPr>
@@ -1692,7 +2139,7 @@
                 <w:spacing w:val="-1"/>
                 <w:sz w:val="18"/>
               </w:rPr>
-              <w:t> </w:t>
+              <w:t xml:space="preserve"> </w:t>
             </w:r>
             <w:r>
               <w:rPr>
@@ -1710,7 +2157,7 @@
                 <w:spacing w:val="-1"/>
                 <w:sz w:val="18"/>
               </w:rPr>
-              <w:t> </w:t>
+              <w:t xml:space="preserve"> </w:t>
             </w:r>
             <w:r>
               <w:rPr>
@@ -1728,7 +2175,7 @@
                 <w:spacing w:val="-1"/>
                 <w:sz w:val="18"/>
               </w:rPr>
-              <w:t> </w:t>
+              <w:t xml:space="preserve"> </w:t>
             </w:r>
             <w:r>
               <w:rPr>
@@ -1746,7 +2193,7 @@
                 <w:spacing w:val="-2"/>
                 <w:sz w:val="18"/>
               </w:rPr>
-              <w:t> </w:t>
+              <w:t xml:space="preserve"> </w:t>
             </w:r>
             <w:r>
               <w:rPr>
@@ -1764,7 +2211,7 @@
                 <w:spacing w:val="-2"/>
                 <w:sz w:val="18"/>
               </w:rPr>
-              <w:t> </w:t>
+              <w:t xml:space="preserve"> </w:t>
             </w:r>
             <w:r>
               <w:rPr>
@@ -1782,7 +2229,7 @@
                 <w:spacing w:val="-1"/>
                 <w:sz w:val="18"/>
               </w:rPr>
-              <w:t> </w:t>
+              <w:t xml:space="preserve"> </w:t>
             </w:r>
             <w:r>
               <w:rPr>
@@ -1800,7 +2247,7 @@
                 <w:spacing w:val="-1"/>
                 <w:sz w:val="18"/>
               </w:rPr>
-              <w:t> </w:t>
+              <w:t xml:space="preserve"> </w:t>
             </w:r>
             <w:r>
               <w:rPr>
@@ -1817,7 +2264,7 @@
       </w:tr>
       <w:tr>
         <w:trPr>
-          <w:trHeight w:val="207" w:hRule="atLeast"/>
+          <w:trHeight w:val="207"/>
         </w:trPr>
         <w:tc>
           <w:tcPr>
@@ -1847,7 +2294,7 @@
                 <w:spacing w:val="-7"/>
                 <w:sz w:val="18"/>
               </w:rPr>
-              <w:t> </w:t>
+              <w:t xml:space="preserve"> </w:t>
             </w:r>
             <w:r>
               <w:rPr>
@@ -1863,7 +2310,7 @@
                 <w:spacing w:val="-6"/>
                 <w:sz w:val="18"/>
               </w:rPr>
-              <w:t> </w:t>
+              <w:t xml:space="preserve"> </w:t>
             </w:r>
             <w:r>
               <w:rPr>
@@ -1879,7 +2326,7 @@
       </w:tr>
       <w:tr>
         <w:trPr>
-          <w:trHeight w:val="1265" w:hRule="atLeast"/>
+          <w:trHeight w:val="1265"/>
         </w:trPr>
         <w:tc>
           <w:tcPr>
@@ -1909,7 +2356,7 @@
                 <w:spacing w:val="-5"/>
                 <w:sz w:val="18"/>
               </w:rPr>
-              <w:t> </w:t>
+              <w:t xml:space="preserve"> </w:t>
             </w:r>
             <w:r>
               <w:rPr>
@@ -1925,7 +2372,7 @@
                 <w:spacing w:val="-4"/>
                 <w:sz w:val="18"/>
               </w:rPr>
-              <w:t> </w:t>
+              <w:t xml:space="preserve"> </w:t>
             </w:r>
             <w:r>
               <w:rPr>
@@ -1952,7 +2399,7 @@
             <w:pPr>
               <w:pStyle w:val="TableParagraph"/>
               <w:tabs>
-                <w:tab w:pos="1167" w:val="left" w:leader="none"/>
+                <w:tab w:val="left" w:pos="1167"/>
               </w:tabs>
               <w:rPr>
                 <w:rFonts w:ascii="MS Gothic" w:hAnsi="MS Gothic"/>
@@ -1973,7 +2420,7 @@
                 <w:spacing w:val="-2"/>
                 <w:sz w:val="18"/>
               </w:rPr>
-              <w:t> </w:t>
+              <w:t xml:space="preserve"> </w:t>
             </w:r>
             <w:r>
               <w:rPr>
@@ -2004,7 +2451,7 @@
                 <w:spacing w:val="2"/>
                 <w:sz w:val="18"/>
               </w:rPr>
-              <w:t> </w:t>
+              <w:t xml:space="preserve"> </w:t>
             </w:r>
             <w:r>
               <w:rPr>
@@ -2020,7 +2467,7 @@
                 <w:spacing w:val="17"/>
                 <w:sz w:val="18"/>
               </w:rPr>
-              <w:t> </w:t>
+              <w:t xml:space="preserve"> </w:t>
             </w:r>
             <w:r>
               <w:rPr>
@@ -2037,7 +2484,7 @@
                 <w:w w:val="95"/>
                 <w:sz w:val="18"/>
               </w:rPr>
-              <w:t> </w:t>
+              <w:t xml:space="preserve"> </w:t>
             </w:r>
             <w:r>
               <w:rPr>
@@ -2054,7 +2501,7 @@
                 <w:w w:val="95"/>
                 <w:sz w:val="18"/>
               </w:rPr>
-              <w:t> </w:t>
+              <w:t xml:space="preserve"> </w:t>
             </w:r>
             <w:r>
               <w:rPr>
@@ -2071,7 +2518,7 @@
                 <w:w w:val="95"/>
                 <w:sz w:val="18"/>
               </w:rPr>
-              <w:t> </w:t>
+              <w:t xml:space="preserve"> </w:t>
             </w:r>
             <w:r>
               <w:rPr>
@@ -2087,7 +2534,7 @@
                 <w:spacing w:val="44"/>
                 <w:sz w:val="18"/>
               </w:rPr>
-              <w:t> </w:t>
+              <w:t xml:space="preserve"> </w:t>
             </w:r>
             <w:r>
               <w:rPr>
@@ -2104,7 +2551,7 @@
                 <w:w w:val="95"/>
                 <w:sz w:val="18"/>
               </w:rPr>
-              <w:t> </w:t>
+              <w:t xml:space="preserve"> </w:t>
             </w:r>
             <w:r>
               <w:rPr>
@@ -2166,7 +2613,7 @@
                 <w:w w:val="90"/>
                 <w:sz w:val="18"/>
               </w:rPr>
-              <w:t> </w:t>
+              <w:t xml:space="preserve"> </w:t>
             </w:r>
             <w:r>
               <w:rPr>
@@ -2183,7 +2630,7 @@
                 <w:w w:val="90"/>
                 <w:sz w:val="18"/>
               </w:rPr>
-              <w:t> </w:t>
+              <w:t xml:space="preserve"> </w:t>
             </w:r>
             <w:r>
               <w:rPr>
@@ -2200,7 +2647,7 @@
                 <w:w w:val="90"/>
                 <w:sz w:val="18"/>
               </w:rPr>
-              <w:t> </w:t>
+              <w:t xml:space="preserve"> </w:t>
             </w:r>
             <w:r>
               <w:rPr>
@@ -2216,7 +2663,7 @@
                 <w:spacing w:val="31"/>
                 <w:sz w:val="18"/>
               </w:rPr>
-              <w:t> </w:t>
+              <w:t xml:space="preserve"> </w:t>
             </w:r>
             <w:r>
               <w:rPr>
@@ -2233,7 +2680,7 @@
                 <w:w w:val="90"/>
                 <w:sz w:val="18"/>
               </w:rPr>
-              <w:t> </w:t>
+              <w:t xml:space="preserve"> </w:t>
             </w:r>
             <w:r>
               <w:rPr>
@@ -2250,7 +2697,7 @@
                 <w:w w:val="90"/>
                 <w:sz w:val="18"/>
               </w:rPr>
-              <w:t> </w:t>
+              <w:t xml:space="preserve"> </w:t>
             </w:r>
             <w:r>
               <w:rPr>
@@ -2266,7 +2713,7 @@
                 <w:spacing w:val="17"/>
                 <w:sz w:val="18"/>
               </w:rPr>
-              <w:t> </w:t>
+              <w:t xml:space="preserve"> </w:t>
             </w:r>
             <w:r>
               <w:rPr>
@@ -2282,7 +2729,7 @@
                 <w:spacing w:val="4"/>
                 <w:sz w:val="18"/>
               </w:rPr>
-              <w:t> </w:t>
+              <w:t xml:space="preserve"> </w:t>
             </w:r>
             <w:r>
               <w:rPr>
@@ -2298,7 +2745,7 @@
                 <w:spacing w:val="-5"/>
                 <w:sz w:val="18"/>
               </w:rPr>
-              <w:t> </w:t>
+              <w:t xml:space="preserve"> </w:t>
             </w:r>
             <w:r>
               <w:rPr>
@@ -2314,7 +2761,7 @@
                 <w:spacing w:val="8"/>
                 <w:sz w:val="18"/>
               </w:rPr>
-              <w:t> </w:t>
+              <w:t xml:space="preserve"> </w:t>
             </w:r>
             <w:r>
               <w:rPr>
@@ -2380,7 +2827,7 @@
                 <w:spacing w:val="-1"/>
                 <w:sz w:val="18"/>
               </w:rPr>
-              <w:t> </w:t>
+              <w:t xml:space="preserve"> </w:t>
             </w:r>
             <w:r>
               <w:rPr>
@@ -2396,7 +2843,7 @@
                 <w:spacing w:val="-1"/>
                 <w:sz w:val="18"/>
               </w:rPr>
-              <w:t> </w:t>
+              <w:t xml:space="preserve"> </w:t>
             </w:r>
             <w:r>
               <w:rPr>
@@ -2412,7 +2859,7 @@
                 <w:spacing w:val="-1"/>
                 <w:sz w:val="18"/>
               </w:rPr>
-              <w:t> </w:t>
+              <w:t xml:space="preserve"> </w:t>
             </w:r>
             <w:r>
               <w:rPr>
@@ -2428,7 +2875,7 @@
                 <w:spacing w:val="-2"/>
                 <w:sz w:val="18"/>
               </w:rPr>
-              <w:t> </w:t>
+              <w:t xml:space="preserve"> </w:t>
             </w:r>
             <w:r>
               <w:rPr>
@@ -2444,7 +2891,7 @@
       </w:tr>
       <w:tr>
         <w:trPr>
-          <w:trHeight w:val="413" w:hRule="atLeast"/>
+          <w:trHeight w:val="413"/>
         </w:trPr>
         <w:tc>
           <w:tcPr>
@@ -2474,7 +2921,7 @@
                 <w:spacing w:val="-3"/>
                 <w:sz w:val="18"/>
               </w:rPr>
-              <w:t> </w:t>
+              <w:t xml:space="preserve"> </w:t>
             </w:r>
             <w:r>
               <w:rPr>
@@ -2490,7 +2937,7 @@
                 <w:spacing w:val="-3"/>
                 <w:sz w:val="18"/>
               </w:rPr>
-              <w:t> </w:t>
+              <w:t xml:space="preserve"> </w:t>
             </w:r>
             <w:r>
               <w:rPr>
@@ -2532,7 +2979,7 @@
                 <w:spacing w:val="-1"/>
                 <w:sz w:val="18"/>
               </w:rPr>
-              <w:t> </w:t>
+              <w:t xml:space="preserve"> </w:t>
             </w:r>
             <w:r>
               <w:rPr>
@@ -2548,7 +2995,7 @@
                 <w:spacing w:val="-1"/>
                 <w:sz w:val="18"/>
               </w:rPr>
-              <w:t> </w:t>
+              <w:t xml:space="preserve"> </w:t>
             </w:r>
             <w:r>
               <w:rPr>
@@ -2564,7 +3011,7 @@
       </w:tr>
       <w:tr>
         <w:trPr>
-          <w:trHeight w:val="206" w:hRule="atLeast"/>
+          <w:trHeight w:val="206"/>
         </w:trPr>
         <w:tc>
           <w:tcPr>
@@ -2594,7 +3041,7 @@
                 <w:spacing w:val="-7"/>
                 <w:sz w:val="18"/>
               </w:rPr>
-              <w:t> </w:t>
+              <w:t xml:space="preserve"> </w:t>
             </w:r>
             <w:r>
               <w:rPr>
@@ -2610,7 +3057,7 @@
                 <w:spacing w:val="-6"/>
                 <w:sz w:val="18"/>
               </w:rPr>
-              <w:t> </w:t>
+              <w:t xml:space="preserve"> </w:t>
             </w:r>
             <w:r>
               <w:rPr>
@@ -2626,7 +3073,7 @@
       </w:tr>
       <w:tr>
         <w:trPr>
-          <w:trHeight w:val="1059" w:hRule="atLeast"/>
+          <w:trHeight w:val="1059"/>
         </w:trPr>
         <w:tc>
           <w:tcPr>
@@ -2656,7 +3103,7 @@
                 <w:spacing w:val="-5"/>
                 <w:sz w:val="18"/>
               </w:rPr>
-              <w:t> </w:t>
+              <w:t xml:space="preserve"> </w:t>
             </w:r>
             <w:r>
               <w:rPr>
@@ -2672,7 +3119,7 @@
                 <w:spacing w:val="-4"/>
                 <w:sz w:val="18"/>
               </w:rPr>
-              <w:t> </w:t>
+              <w:t xml:space="preserve"> </w:t>
             </w:r>
             <w:r>
               <w:rPr>
@@ -2699,7 +3146,7 @@
             <w:pPr>
               <w:pStyle w:val="TableParagraph"/>
               <w:tabs>
-                <w:tab w:pos="1167" w:val="left" w:leader="none"/>
+                <w:tab w:val="left" w:pos="1167"/>
               </w:tabs>
               <w:rPr>
                 <w:rFonts w:ascii="MS Gothic" w:hAnsi="MS Gothic"/>
@@ -2720,7 +3167,7 @@
                 <w:spacing w:val="-2"/>
                 <w:sz w:val="18"/>
               </w:rPr>
-              <w:t> </w:t>
+              <w:t xml:space="preserve"> </w:t>
             </w:r>
             <w:r>
               <w:rPr>
@@ -2751,7 +3198,7 @@
                 <w:spacing w:val="2"/>
                 <w:sz w:val="18"/>
               </w:rPr>
-              <w:t> </w:t>
+              <w:t xml:space="preserve"> </w:t>
             </w:r>
             <w:r>
               <w:rPr>
@@ -2767,7 +3214,7 @@
                 <w:spacing w:val="17"/>
                 <w:sz w:val="18"/>
               </w:rPr>
-              <w:t> </w:t>
+              <w:t xml:space="preserve"> </w:t>
             </w:r>
             <w:r>
               <w:rPr>
@@ -2784,7 +3231,7 @@
                 <w:w w:val="95"/>
                 <w:sz w:val="18"/>
               </w:rPr>
-              <w:t> </w:t>
+              <w:t xml:space="preserve"> </w:t>
             </w:r>
             <w:r>
               <w:rPr>
@@ -2801,7 +3248,7 @@
                 <w:w w:val="95"/>
                 <w:sz w:val="18"/>
               </w:rPr>
-              <w:t> </w:t>
+              <w:t xml:space="preserve"> </w:t>
             </w:r>
             <w:r>
               <w:rPr>
@@ -2818,7 +3265,7 @@
                 <w:w w:val="95"/>
                 <w:sz w:val="18"/>
               </w:rPr>
-              <w:t> </w:t>
+              <w:t xml:space="preserve"> </w:t>
             </w:r>
             <w:r>
               <w:rPr>
@@ -2834,7 +3281,7 @@
                 <w:spacing w:val="44"/>
                 <w:sz w:val="18"/>
               </w:rPr>
-              <w:t> </w:t>
+              <w:t xml:space="preserve"> </w:t>
             </w:r>
             <w:r>
               <w:rPr>
@@ -2851,7 +3298,7 @@
                 <w:w w:val="95"/>
                 <w:sz w:val="18"/>
               </w:rPr>
-              <w:t> </w:t>
+              <w:t xml:space="preserve"> </w:t>
             </w:r>
             <w:r>
               <w:rPr>
@@ -2866,7 +3313,7 @@
           <w:p>
             <w:pPr>
               <w:pStyle w:val="TableParagraph"/>
-              <w:spacing w:line="187" w:lineRule="exact" w:before="206"/>
+              <w:spacing w:before="206" w:line="187" w:lineRule="exact"/>
               <w:rPr>
                 <w:b/>
                 <w:sz w:val="18"/>
@@ -2913,7 +3360,7 @@
                 <w:w w:val="90"/>
                 <w:sz w:val="18"/>
               </w:rPr>
-              <w:t> </w:t>
+              <w:t xml:space="preserve"> </w:t>
             </w:r>
             <w:r>
               <w:rPr>
@@ -2930,7 +3377,7 @@
                 <w:w w:val="90"/>
                 <w:sz w:val="18"/>
               </w:rPr>
-              <w:t> </w:t>
+              <w:t xml:space="preserve"> </w:t>
             </w:r>
             <w:r>
               <w:rPr>
@@ -2947,7 +3394,7 @@
                 <w:w w:val="90"/>
                 <w:sz w:val="18"/>
               </w:rPr>
-              <w:t> </w:t>
+              <w:t xml:space="preserve"> </w:t>
             </w:r>
             <w:r>
               <w:rPr>
@@ -2963,7 +3410,7 @@
                 <w:spacing w:val="31"/>
                 <w:sz w:val="18"/>
               </w:rPr>
-              <w:t> </w:t>
+              <w:t xml:space="preserve"> </w:t>
             </w:r>
             <w:r>
               <w:rPr>
@@ -2980,7 +3427,7 @@
                 <w:w w:val="90"/>
                 <w:sz w:val="18"/>
               </w:rPr>
-              <w:t> </w:t>
+              <w:t xml:space="preserve"> </w:t>
             </w:r>
             <w:r>
               <w:rPr>
@@ -2997,7 +3444,7 @@
                 <w:w w:val="90"/>
                 <w:sz w:val="18"/>
               </w:rPr>
-              <w:t> </w:t>
+              <w:t xml:space="preserve"> </w:t>
             </w:r>
             <w:r>
               <w:rPr>
@@ -3013,7 +3460,7 @@
                 <w:spacing w:val="17"/>
                 <w:sz w:val="18"/>
               </w:rPr>
-              <w:t> </w:t>
+              <w:t xml:space="preserve"> </w:t>
             </w:r>
             <w:r>
               <w:rPr>
@@ -3029,7 +3476,7 @@
                 <w:spacing w:val="4"/>
                 <w:sz w:val="18"/>
               </w:rPr>
-              <w:t> </w:t>
+              <w:t xml:space="preserve"> </w:t>
             </w:r>
             <w:r>
               <w:rPr>
@@ -3045,7 +3492,7 @@
                 <w:spacing w:val="-5"/>
                 <w:sz w:val="18"/>
               </w:rPr>
-              <w:t> </w:t>
+              <w:t xml:space="preserve"> </w:t>
             </w:r>
             <w:r>
               <w:rPr>
@@ -3061,7 +3508,7 @@
                 <w:spacing w:val="8"/>
                 <w:sz w:val="18"/>
               </w:rPr>
-              <w:t> </w:t>
+              <w:t xml:space="preserve"> </w:t>
             </w:r>
             <w:r>
               <w:rPr>
@@ -3076,7 +3523,7 @@
           <w:p>
             <w:pPr>
               <w:pStyle w:val="TableParagraph"/>
-              <w:spacing w:line="207" w:lineRule="exact" w:before="206"/>
+              <w:spacing w:before="206" w:line="207" w:lineRule="exact"/>
               <w:ind w:left="71"/>
               <w:rPr>
                 <w:b/>
@@ -3117,7 +3564,7 @@
                 <w:spacing w:val="-1"/>
                 <w:sz w:val="18"/>
               </w:rPr>
-              <w:t> </w:t>
+              <w:t xml:space="preserve"> </w:t>
             </w:r>
             <w:r>
               <w:rPr>
@@ -3133,7 +3580,7 @@
                 <w:spacing w:val="-1"/>
                 <w:sz w:val="18"/>
               </w:rPr>
-              <w:t> </w:t>
+              <w:t xml:space="preserve"> </w:t>
             </w:r>
             <w:r>
               <w:rPr>
@@ -3149,7 +3596,7 @@
                 <w:spacing w:val="-1"/>
                 <w:sz w:val="18"/>
               </w:rPr>
-              <w:t> </w:t>
+              <w:t xml:space="preserve"> </w:t>
             </w:r>
             <w:r>
               <w:rPr>
@@ -3165,7 +3612,7 @@
                 <w:spacing w:val="-2"/>
                 <w:sz w:val="18"/>
               </w:rPr>
-              <w:t> </w:t>
+              <w:t xml:space="preserve"> </w:t>
             </w:r>
             <w:r>
               <w:rPr>
@@ -3181,7 +3628,7 @@
       </w:tr>
       <w:tr>
         <w:trPr>
-          <w:trHeight w:val="413" w:hRule="atLeast"/>
+          <w:trHeight w:val="413"/>
         </w:trPr>
         <w:tc>
           <w:tcPr>
@@ -3210,7 +3657,7 @@
                 <w:spacing w:val="-3"/>
                 <w:sz w:val="18"/>
               </w:rPr>
-              <w:t> </w:t>
+              <w:t xml:space="preserve"> </w:t>
             </w:r>
             <w:r>
               <w:rPr>
@@ -3226,7 +3673,7 @@
                 <w:spacing w:val="-3"/>
                 <w:sz w:val="18"/>
               </w:rPr>
-              <w:t> </w:t>
+              <w:t xml:space="preserve"> </w:t>
             </w:r>
             <w:r>
               <w:rPr>
@@ -3267,7 +3714,7 @@
                 <w:spacing w:val="-1"/>
                 <w:sz w:val="18"/>
               </w:rPr>
-              <w:t> </w:t>
+              <w:t xml:space="preserve"> </w:t>
             </w:r>
             <w:r>
               <w:rPr>
@@ -3283,7 +3730,7 @@
                 <w:spacing w:val="-1"/>
                 <w:sz w:val="18"/>
               </w:rPr>
-              <w:t> </w:t>
+              <w:t xml:space="preserve"> </w:t>
             </w:r>
             <w:r>
               <w:rPr>
@@ -3299,7 +3746,7 @@
       </w:tr>
       <w:tr>
         <w:trPr>
-          <w:trHeight w:val="206" w:hRule="atLeast"/>
+          <w:trHeight w:val="206"/>
         </w:trPr>
         <w:tc>
           <w:tcPr>
@@ -3329,7 +3776,7 @@
                 <w:spacing w:val="-7"/>
                 <w:sz w:val="18"/>
               </w:rPr>
-              <w:t> </w:t>
+              <w:t xml:space="preserve"> </w:t>
             </w:r>
             <w:r>
               <w:rPr>
@@ -3345,7 +3792,7 @@
                 <w:spacing w:val="-6"/>
                 <w:sz w:val="18"/>
               </w:rPr>
-              <w:t> </w:t>
+              <w:t xml:space="preserve"> </w:t>
             </w:r>
             <w:r>
               <w:rPr>
@@ -3361,7 +3808,7 @@
       </w:tr>
       <w:tr>
         <w:trPr>
-          <w:trHeight w:val="1266" w:hRule="atLeast"/>
+          <w:trHeight w:val="1266"/>
         </w:trPr>
         <w:tc>
           <w:tcPr>
@@ -3390,7 +3837,7 @@
                 <w:spacing w:val="-5"/>
                 <w:sz w:val="18"/>
               </w:rPr>
-              <w:t> </w:t>
+              <w:t xml:space="preserve"> </w:t>
             </w:r>
             <w:r>
               <w:rPr>
@@ -3406,7 +3853,7 @@
                 <w:spacing w:val="-4"/>
                 <w:sz w:val="18"/>
               </w:rPr>
-              <w:t> </w:t>
+              <w:t xml:space="preserve"> </w:t>
             </w:r>
             <w:r>
               <w:rPr>
@@ -3433,7 +3880,7 @@
             <w:pPr>
               <w:pStyle w:val="TableParagraph"/>
               <w:tabs>
-                <w:tab w:pos="1167" w:val="left" w:leader="none"/>
+                <w:tab w:val="left" w:pos="1167"/>
               </w:tabs>
               <w:rPr>
                 <w:rFonts w:ascii="MS Gothic" w:hAnsi="MS Gothic"/>
@@ -3454,7 +3901,7 @@
                 <w:spacing w:val="-2"/>
                 <w:sz w:val="18"/>
               </w:rPr>
-              <w:t> </w:t>
+              <w:t xml:space="preserve"> </w:t>
             </w:r>
             <w:r>
               <w:rPr>
@@ -3485,7 +3932,7 @@
                 <w:spacing w:val="2"/>
                 <w:sz w:val="18"/>
               </w:rPr>
-              <w:t> </w:t>
+              <w:t xml:space="preserve"> </w:t>
             </w:r>
             <w:r>
               <w:rPr>
@@ -3501,7 +3948,7 @@
                 <w:spacing w:val="17"/>
                 <w:sz w:val="18"/>
               </w:rPr>
-              <w:t> </w:t>
+              <w:t xml:space="preserve"> </w:t>
             </w:r>
             <w:r>
               <w:rPr>
@@ -3518,7 +3965,7 @@
                 <w:w w:val="95"/>
                 <w:sz w:val="18"/>
               </w:rPr>
-              <w:t> </w:t>
+              <w:t xml:space="preserve"> </w:t>
             </w:r>
             <w:r>
               <w:rPr>
@@ -3535,7 +3982,7 @@
                 <w:w w:val="95"/>
                 <w:sz w:val="18"/>
               </w:rPr>
-              <w:t> </w:t>
+              <w:t xml:space="preserve"> </w:t>
             </w:r>
             <w:r>
               <w:rPr>
@@ -3552,7 +3999,7 @@
                 <w:w w:val="95"/>
                 <w:sz w:val="18"/>
               </w:rPr>
-              <w:t> </w:t>
+              <w:t xml:space="preserve"> </w:t>
             </w:r>
             <w:r>
               <w:rPr>
@@ -3568,7 +4015,7 @@
                 <w:spacing w:val="44"/>
                 <w:sz w:val="18"/>
               </w:rPr>
-              <w:t> </w:t>
+              <w:t xml:space="preserve"> </w:t>
             </w:r>
             <w:r>
               <w:rPr>
@@ -3585,7 +4032,7 @@
                 <w:w w:val="95"/>
                 <w:sz w:val="18"/>
               </w:rPr>
-              <w:t> </w:t>
+              <w:t xml:space="preserve"> </w:t>
             </w:r>
             <w:r>
               <w:rPr>
@@ -3656,7 +4103,7 @@
                 <w:w w:val="90"/>
                 <w:sz w:val="18"/>
               </w:rPr>
-              <w:t> </w:t>
+              <w:t xml:space="preserve"> </w:t>
             </w:r>
             <w:r>
               <w:rPr>
@@ -3673,7 +4120,7 @@
                 <w:w w:val="90"/>
                 <w:sz w:val="18"/>
               </w:rPr>
-              <w:t> </w:t>
+              <w:t xml:space="preserve"> </w:t>
             </w:r>
             <w:r>
               <w:rPr>
@@ -3690,7 +4137,7 @@
                 <w:w w:val="90"/>
                 <w:sz w:val="18"/>
               </w:rPr>
-              <w:t> </w:t>
+              <w:t xml:space="preserve"> </w:t>
             </w:r>
             <w:r>
               <w:rPr>
@@ -3706,7 +4153,7 @@
                 <w:spacing w:val="31"/>
                 <w:sz w:val="18"/>
               </w:rPr>
-              <w:t> </w:t>
+              <w:t xml:space="preserve"> </w:t>
             </w:r>
             <w:r>
               <w:rPr>
@@ -3723,7 +4170,7 @@
                 <w:w w:val="90"/>
                 <w:sz w:val="18"/>
               </w:rPr>
-              <w:t> </w:t>
+              <w:t xml:space="preserve"> </w:t>
             </w:r>
             <w:r>
               <w:rPr>
@@ -3740,7 +4187,7 @@
                 <w:w w:val="90"/>
                 <w:sz w:val="18"/>
               </w:rPr>
-              <w:t> </w:t>
+              <w:t xml:space="preserve"> </w:t>
             </w:r>
             <w:r>
               <w:rPr>
@@ -3756,7 +4203,7 @@
                 <w:spacing w:val="17"/>
                 <w:sz w:val="18"/>
               </w:rPr>
-              <w:t> </w:t>
+              <w:t xml:space="preserve"> </w:t>
             </w:r>
             <w:r>
               <w:rPr>
@@ -3772,7 +4219,7 @@
                 <w:spacing w:val="4"/>
                 <w:sz w:val="18"/>
               </w:rPr>
-              <w:t> </w:t>
+              <w:t xml:space="preserve"> </w:t>
             </w:r>
             <w:r>
               <w:rPr>
@@ -3788,7 +4235,7 @@
                 <w:spacing w:val="-5"/>
                 <w:sz w:val="18"/>
               </w:rPr>
-              <w:t> </w:t>
+              <w:t xml:space="preserve"> </w:t>
             </w:r>
             <w:r>
               <w:rPr>
@@ -3804,7 +4251,7 @@
                 <w:spacing w:val="8"/>
                 <w:sz w:val="18"/>
               </w:rPr>
-              <w:t> </w:t>
+              <w:t xml:space="preserve"> </w:t>
             </w:r>
             <w:r>
               <w:rPr>
@@ -3819,7 +4266,7 @@
           <w:p>
             <w:pPr>
               <w:pStyle w:val="TableParagraph"/>
-              <w:spacing w:line="207" w:lineRule="exact" w:before="206"/>
+              <w:spacing w:before="206" w:line="207" w:lineRule="exact"/>
               <w:ind w:left="71"/>
               <w:rPr>
                 <w:b/>
@@ -3860,7 +4307,7 @@
                 <w:spacing w:val="-1"/>
                 <w:sz w:val="18"/>
               </w:rPr>
-              <w:t> </w:t>
+              <w:t xml:space="preserve"> </w:t>
             </w:r>
             <w:r>
               <w:rPr>
@@ -3876,7 +4323,7 @@
                 <w:spacing w:val="-1"/>
                 <w:sz w:val="18"/>
               </w:rPr>
-              <w:t> </w:t>
+              <w:t xml:space="preserve"> </w:t>
             </w:r>
             <w:r>
               <w:rPr>
@@ -3892,7 +4339,7 @@
                 <w:spacing w:val="-1"/>
                 <w:sz w:val="18"/>
               </w:rPr>
-              <w:t> </w:t>
+              <w:t xml:space="preserve"> </w:t>
             </w:r>
             <w:r>
               <w:rPr>
@@ -3908,7 +4355,7 @@
                 <w:spacing w:val="-2"/>
                 <w:sz w:val="18"/>
               </w:rPr>
-              <w:t> </w:t>
+              <w:t xml:space="preserve"> </w:t>
             </w:r>
             <w:r>
               <w:rPr>
@@ -3924,7 +4371,7 @@
       </w:tr>
       <w:tr>
         <w:trPr>
-          <w:trHeight w:val="412" w:hRule="atLeast"/>
+          <w:trHeight w:val="412"/>
         </w:trPr>
         <w:tc>
           <w:tcPr>
@@ -3954,7 +4401,7 @@
                 <w:spacing w:val="-3"/>
                 <w:sz w:val="18"/>
               </w:rPr>
-              <w:t> </w:t>
+              <w:t xml:space="preserve"> </w:t>
             </w:r>
             <w:r>
               <w:rPr>
@@ -3970,7 +4417,7 @@
                 <w:spacing w:val="-3"/>
                 <w:sz w:val="18"/>
               </w:rPr>
-              <w:t> </w:t>
+              <w:t xml:space="preserve"> </w:t>
             </w:r>
             <w:r>
               <w:rPr>
@@ -4012,7 +4459,7 @@
                 <w:spacing w:val="-1"/>
                 <w:sz w:val="18"/>
               </w:rPr>
-              <w:t> </w:t>
+              <w:t xml:space="preserve"> </w:t>
             </w:r>
             <w:r>
               <w:rPr>
@@ -4028,7 +4475,7 @@
                 <w:spacing w:val="-1"/>
                 <w:sz w:val="18"/>
               </w:rPr>
-              <w:t> </w:t>
+              <w:t xml:space="preserve"> </w:t>
             </w:r>
             <w:r>
               <w:rPr>
@@ -4044,7 +4491,7 @@
       </w:tr>
       <w:tr>
         <w:trPr>
-          <w:trHeight w:val="207" w:hRule="atLeast"/>
+          <w:trHeight w:val="207"/>
         </w:trPr>
         <w:tc>
           <w:tcPr>
@@ -4074,7 +4521,7 @@
                 <w:spacing w:val="-7"/>
                 <w:sz w:val="18"/>
               </w:rPr>
-              <w:t> </w:t>
+              <w:t xml:space="preserve"> </w:t>
             </w:r>
             <w:r>
               <w:rPr>
@@ -4090,7 +4537,7 @@
                 <w:spacing w:val="-6"/>
                 <w:sz w:val="18"/>
               </w:rPr>
-              <w:t> </w:t>
+              <w:t xml:space="preserve"> </w:t>
             </w:r>
             <w:r>
               <w:rPr>
@@ -4106,7 +4553,7 @@
       </w:tr>
       <w:tr>
         <w:trPr>
-          <w:trHeight w:val="440" w:hRule="atLeast"/>
+          <w:trHeight w:val="440"/>
         </w:trPr>
         <w:tc>
           <w:tcPr>
@@ -4136,7 +4583,7 @@
                 <w:spacing w:val="-5"/>
                 <w:sz w:val="18"/>
               </w:rPr>
-              <w:t> </w:t>
+              <w:t xml:space="preserve"> </w:t>
             </w:r>
             <w:r>
               <w:rPr>
@@ -4152,7 +4599,7 @@
                 <w:spacing w:val="-4"/>
                 <w:sz w:val="18"/>
               </w:rPr>
-              <w:t> </w:t>
+              <w:t xml:space="preserve"> </w:t>
             </w:r>
             <w:r>
               <w:rPr>
@@ -4195,7 +4642,7 @@
                 <w:w w:val="90"/>
                 <w:sz w:val="18"/>
               </w:rPr>
-              <w:t> </w:t>
+              <w:t xml:space="preserve"> </w:t>
             </w:r>
             <w:r>
               <w:rPr>
@@ -4212,7 +4659,7 @@
                 <w:w w:val="90"/>
                 <w:sz w:val="18"/>
               </w:rPr>
-              <w:t> </w:t>
+              <w:t xml:space="preserve"> </w:t>
             </w:r>
             <w:r>
               <w:rPr>
@@ -4229,7 +4676,7 @@
                 <w:w w:val="90"/>
                 <w:sz w:val="18"/>
               </w:rPr>
-              <w:t> </w:t>
+              <w:t xml:space="preserve"> </w:t>
             </w:r>
             <w:r>
               <w:rPr>
@@ -4245,7 +4692,7 @@
                 <w:spacing w:val="31"/>
                 <w:sz w:val="18"/>
               </w:rPr>
-              <w:t> </w:t>
+              <w:t xml:space="preserve"> </w:t>
             </w:r>
             <w:r>
               <w:rPr>
@@ -4262,7 +4709,7 @@
                 <w:w w:val="90"/>
                 <w:sz w:val="18"/>
               </w:rPr>
-              <w:t> </w:t>
+              <w:t xml:space="preserve"> </w:t>
             </w:r>
             <w:r>
               <w:rPr>
@@ -4279,7 +4726,7 @@
                 <w:w w:val="90"/>
                 <w:sz w:val="18"/>
               </w:rPr>
-              <w:t> </w:t>
+              <w:t xml:space="preserve"> </w:t>
             </w:r>
             <w:r>
               <w:rPr>
@@ -4295,7 +4742,7 @@
                 <w:spacing w:val="17"/>
                 <w:sz w:val="18"/>
               </w:rPr>
-              <w:t> </w:t>
+              <w:t xml:space="preserve"> </w:t>
             </w:r>
             <w:r>
               <w:rPr>
@@ -4311,7 +4758,7 @@
                 <w:spacing w:val="4"/>
                 <w:sz w:val="18"/>
               </w:rPr>
-              <w:t> </w:t>
+              <w:t xml:space="preserve"> </w:t>
             </w:r>
             <w:r>
               <w:rPr>
@@ -4327,7 +4774,7 @@
                 <w:spacing w:val="-5"/>
                 <w:sz w:val="18"/>
               </w:rPr>
-              <w:t> </w:t>
+              <w:t xml:space="preserve"> </w:t>
             </w:r>
             <w:r>
               <w:rPr>
@@ -4343,7 +4790,7 @@
                 <w:spacing w:val="8"/>
                 <w:sz w:val="18"/>
               </w:rPr>
-              <w:t> </w:t>
+              <w:t xml:space="preserve"> </w:t>
             </w:r>
             <w:r>
               <w:rPr>
@@ -4361,23 +4808,23 @@
     <w:p>
       <w:pPr>
         <w:pStyle w:val="TableParagraph"/>
-        <w:spacing w:after="0"/>
         <w:rPr>
           <w:rFonts w:ascii="MS Gothic" w:hAnsi="MS Gothic"/>
           <w:sz w:val="18"/>
         </w:rPr>
         <w:sectPr>
-          <w:headerReference w:type="default" r:id="rId5"/>
+          <w:headerReference w:type="default" r:id="rId8"/>
           <w:type w:val="continuous"/>
           <w:pgSz w:w="12240" w:h="15840"/>
-          <w:pgMar w:header="713" w:footer="0" w:top="2260" w:bottom="280" w:left="720" w:right="720"/>
+          <w:pgMar w:top="2260" w:right="720" w:bottom="280" w:left="720" w:header="713" w:footer="0" w:gutter="0"/>
           <w:pgNumType w:start="1"/>
+          <w:cols w:space="720"/>
         </w:sectPr>
       </w:pPr>
     </w:p>
     <w:p>
       <w:pPr>
-        <w:pStyle w:val="BodyText"/>
+        <w:pStyle w:val="Textoindependiente"/>
         <w:spacing w:before="28"/>
         <w:rPr>
           <w:rFonts w:ascii="Times New Roman"/>
@@ -4387,8 +4834,8 @@
     </w:p>
     <w:tbl>
       <w:tblPr>
+        <w:tblStyle w:val="TableNormal"/>
         <w:tblW w:w="0" w:type="auto"/>
-        <w:jc w:val="left"/>
         <w:tblInd w:w="419" w:type="dxa"/>
         <w:tblBorders>
           <w:top w:val="single" w:sz="4" w:space="0" w:color="000000"/>
@@ -4399,13 +4846,7 @@
           <w:insideV w:val="single" w:sz="4" w:space="0" w:color="000000"/>
         </w:tblBorders>
         <w:tblLayout w:type="fixed"/>
-        <w:tblCellMar>
-          <w:top w:w="0" w:type="dxa"/>
-          <w:left w:w="0" w:type="dxa"/>
-          <w:bottom w:w="0" w:type="dxa"/>
-          <w:right w:w="0" w:type="dxa"/>
-        </w:tblCellMar>
-        <w:tblLook w:val="01E0"/>
+        <w:tblLook w:val="01E0" w:firstRow="1" w:lastRow="1" w:firstColumn="1" w:lastColumn="1" w:noHBand="0" w:noVBand="0"/>
       </w:tblPr>
       <w:tblGrid>
         <w:gridCol w:w="1791"/>
@@ -4416,7 +4857,7 @@
       </w:tblGrid>
       <w:tr>
         <w:trPr>
-          <w:trHeight w:val="646" w:hRule="atLeast"/>
+          <w:trHeight w:val="646"/>
         </w:trPr>
         <w:tc>
           <w:tcPr>
@@ -4429,7 +4870,7 @@
             <w:pPr>
               <w:pStyle w:val="TableParagraph"/>
               <w:tabs>
-                <w:tab w:pos="1167" w:val="left" w:leader="none"/>
+                <w:tab w:val="left" w:pos="1167"/>
               </w:tabs>
               <w:spacing w:before="2"/>
               <w:rPr>
@@ -4451,7 +4892,7 @@
                 <w:spacing w:val="-2"/>
                 <w:sz w:val="18"/>
               </w:rPr>
-              <w:t> </w:t>
+              <w:t xml:space="preserve"> </w:t>
             </w:r>
             <w:r>
               <w:rPr>
@@ -4482,7 +4923,7 @@
                 <w:spacing w:val="20"/>
                 <w:sz w:val="18"/>
               </w:rPr>
-              <w:t> </w:t>
+              <w:t xml:space="preserve"> </w:t>
             </w:r>
             <w:r>
               <w:rPr>
@@ -4557,7 +4998,7 @@
                 <w:w w:val="85"/>
                 <w:sz w:val="18"/>
               </w:rPr>
-              <w:t> </w:t>
+              <w:t xml:space="preserve"> </w:t>
             </w:r>
             <w:r>
               <w:rPr>
@@ -4573,7 +5014,7 @@
                 <w:spacing w:val="27"/>
                 <w:sz w:val="18"/>
               </w:rPr>
-              <w:t> </w:t>
+              <w:t xml:space="preserve"> </w:t>
             </w:r>
             <w:r>
               <w:rPr>
@@ -4590,7 +5031,7 @@
                 <w:w w:val="85"/>
                 <w:sz w:val="18"/>
               </w:rPr>
-              <w:t> </w:t>
+              <w:t xml:space="preserve"> </w:t>
             </w:r>
             <w:r>
               <w:rPr>
@@ -4634,7 +5075,7 @@
                 <w:spacing w:val="-6"/>
                 <w:sz w:val="18"/>
               </w:rPr>
-              <w:t> </w:t>
+              <w:t xml:space="preserve"> </w:t>
             </w:r>
             <w:r>
               <w:rPr>
@@ -4695,7 +5136,7 @@
                 <w:spacing w:val="-1"/>
                 <w:sz w:val="18"/>
               </w:rPr>
-              <w:t> </w:t>
+              <w:t xml:space="preserve"> </w:t>
             </w:r>
             <w:r>
               <w:rPr>
@@ -4711,7 +5152,7 @@
                 <w:spacing w:val="-1"/>
                 <w:sz w:val="18"/>
               </w:rPr>
-              <w:t> </w:t>
+              <w:t xml:space="preserve"> </w:t>
             </w:r>
             <w:r>
               <w:rPr>
@@ -4727,7 +5168,7 @@
                 <w:spacing w:val="-1"/>
                 <w:sz w:val="18"/>
               </w:rPr>
-              <w:t> </w:t>
+              <w:t xml:space="preserve"> </w:t>
             </w:r>
             <w:r>
               <w:rPr>
@@ -4743,7 +5184,7 @@
                 <w:spacing w:val="-2"/>
                 <w:sz w:val="18"/>
               </w:rPr>
-              <w:t> </w:t>
+              <w:t xml:space="preserve"> </w:t>
             </w:r>
             <w:r>
               <w:rPr>
@@ -4759,7 +5200,7 @@
       </w:tr>
       <w:tr>
         <w:trPr>
-          <w:trHeight w:val="412" w:hRule="atLeast"/>
+          <w:trHeight w:val="412"/>
         </w:trPr>
         <w:tc>
           <w:tcPr>
@@ -4789,7 +5230,7 @@
                 <w:spacing w:val="-3"/>
                 <w:sz w:val="18"/>
               </w:rPr>
-              <w:t> </w:t>
+              <w:t xml:space="preserve"> </w:t>
             </w:r>
             <w:r>
               <w:rPr>
@@ -4805,7 +5246,7 @@
                 <w:spacing w:val="-3"/>
                 <w:sz w:val="18"/>
               </w:rPr>
-              <w:t> </w:t>
+              <w:t xml:space="preserve"> </w:t>
             </w:r>
             <w:r>
               <w:rPr>
@@ -4847,7 +5288,7 @@
                 <w:spacing w:val="-1"/>
                 <w:sz w:val="18"/>
               </w:rPr>
-              <w:t> </w:t>
+              <w:t xml:space="preserve"> </w:t>
             </w:r>
             <w:r>
               <w:rPr>
@@ -4863,7 +5304,7 @@
                 <w:spacing w:val="-1"/>
                 <w:sz w:val="18"/>
               </w:rPr>
-              <w:t> </w:t>
+              <w:t xml:space="preserve"> </w:t>
             </w:r>
             <w:r>
               <w:rPr>
@@ -4879,7 +5320,7 @@
       </w:tr>
       <w:tr>
         <w:trPr>
-          <w:trHeight w:val="207" w:hRule="atLeast"/>
+          <w:trHeight w:val="207"/>
         </w:trPr>
         <w:tc>
           <w:tcPr>
@@ -4909,7 +5350,7 @@
                 <w:spacing w:val="-7"/>
                 <w:sz w:val="18"/>
               </w:rPr>
-              <w:t> </w:t>
+              <w:t xml:space="preserve"> </w:t>
             </w:r>
             <w:r>
               <w:rPr>
@@ -4925,7 +5366,7 @@
                 <w:spacing w:val="-6"/>
                 <w:sz w:val="18"/>
               </w:rPr>
-              <w:t> </w:t>
+              <w:t xml:space="preserve"> </w:t>
             </w:r>
             <w:r>
               <w:rPr>
@@ -4941,7 +5382,7 @@
       </w:tr>
       <w:tr>
         <w:trPr>
-          <w:trHeight w:val="1265" w:hRule="atLeast"/>
+          <w:trHeight w:val="1265"/>
         </w:trPr>
         <w:tc>
           <w:tcPr>
@@ -4954,7 +5395,7 @@
             <w:pPr>
               <w:pStyle w:val="TableParagraph"/>
               <w:tabs>
-                <w:tab w:pos="1167" w:val="left" w:leader="none"/>
+                <w:tab w:val="left" w:pos="1167"/>
               </w:tabs>
               <w:spacing w:line="482" w:lineRule="auto"/>
               <w:ind w:right="76"/>
@@ -4978,7 +5419,7 @@
                 <w:w w:val="95"/>
                 <w:sz w:val="18"/>
               </w:rPr>
-              <w:t> </w:t>
+              <w:t xml:space="preserve"> </w:t>
             </w:r>
             <w:r>
               <w:rPr>
@@ -4995,7 +5436,7 @@
                 <w:w w:val="95"/>
                 <w:sz w:val="18"/>
               </w:rPr>
-              <w:t> </w:t>
+              <w:t xml:space="preserve"> </w:t>
             </w:r>
             <w:r>
               <w:rPr>
@@ -5012,7 +5453,7 @@
                 <w:w w:val="95"/>
                 <w:sz w:val="18"/>
               </w:rPr>
-              <w:t> </w:t>
+              <w:t xml:space="preserve"> </w:t>
             </w:r>
             <w:r>
               <w:rPr>
@@ -5044,7 +5485,7 @@
                 <w:spacing w:val="2"/>
                 <w:sz w:val="18"/>
               </w:rPr>
-              <w:t> </w:t>
+              <w:t xml:space="preserve"> </w:t>
             </w:r>
             <w:r>
               <w:rPr>
@@ -5130,7 +5571,7 @@
                 <w:w w:val="85"/>
                 <w:sz w:val="18"/>
               </w:rPr>
-              <w:t> </w:t>
+              <w:t xml:space="preserve"> </w:t>
             </w:r>
             <w:r>
               <w:rPr>
@@ -5146,7 +5587,7 @@
                 <w:spacing w:val="27"/>
                 <w:sz w:val="18"/>
               </w:rPr>
-              <w:t> </w:t>
+              <w:t xml:space="preserve"> </w:t>
             </w:r>
             <w:r>
               <w:rPr>
@@ -5163,7 +5604,7 @@
                 <w:w w:val="85"/>
                 <w:sz w:val="18"/>
               </w:rPr>
-              <w:t> </w:t>
+              <w:t xml:space="preserve"> </w:t>
             </w:r>
             <w:r>
               <w:rPr>
@@ -5227,7 +5668,7 @@
                 <w:spacing w:val="-6"/>
                 <w:sz w:val="18"/>
               </w:rPr>
-              <w:t> </w:t>
+              <w:t xml:space="preserve"> </w:t>
             </w:r>
             <w:r>
               <w:rPr>
@@ -5271,7 +5712,7 @@
                 <w:w w:val="85"/>
                 <w:sz w:val="18"/>
               </w:rPr>
-              <w:t> </w:t>
+              <w:t xml:space="preserve"> </w:t>
             </w:r>
             <w:r>
               <w:rPr>
@@ -5288,7 +5729,7 @@
                 <w:w w:val="85"/>
                 <w:sz w:val="18"/>
               </w:rPr>
-              <w:t> </w:t>
+              <w:t xml:space="preserve"> </w:t>
             </w:r>
             <w:r>
               <w:rPr>
@@ -5305,7 +5746,7 @@
                 <w:w w:val="85"/>
                 <w:sz w:val="18"/>
               </w:rPr>
-              <w:t> </w:t>
+              <w:t xml:space="preserve"> </w:t>
             </w:r>
             <w:r>
               <w:rPr>
@@ -5321,7 +5762,7 @@
                 <w:spacing w:val="30"/>
                 <w:sz w:val="18"/>
               </w:rPr>
-              <w:t> </w:t>
+              <w:t xml:space="preserve"> </w:t>
             </w:r>
             <w:r>
               <w:rPr>
@@ -5337,7 +5778,7 @@
                 <w:spacing w:val="5"/>
                 <w:sz w:val="18"/>
               </w:rPr>
-              <w:t> </w:t>
+              <w:t xml:space="preserve"> </w:t>
             </w:r>
             <w:r>
               <w:rPr>
@@ -5354,7 +5795,7 @@
                 <w:w w:val="85"/>
                 <w:sz w:val="18"/>
               </w:rPr>
-              <w:t> </w:t>
+              <w:t xml:space="preserve"> </w:t>
             </w:r>
             <w:r>
               <w:rPr>
@@ -5369,7 +5810,7 @@
           <w:p>
             <w:pPr>
               <w:pStyle w:val="TableParagraph"/>
-              <w:spacing w:line="207" w:lineRule="exact" w:before="206"/>
+              <w:spacing w:before="206" w:line="207" w:lineRule="exact"/>
               <w:ind w:left="72"/>
               <w:rPr>
                 <w:b/>
@@ -5410,7 +5851,7 @@
                 <w:spacing w:val="-1"/>
                 <w:sz w:val="18"/>
               </w:rPr>
-              <w:t> </w:t>
+              <w:t xml:space="preserve"> </w:t>
             </w:r>
             <w:r>
               <w:rPr>
@@ -5426,7 +5867,7 @@
                 <w:spacing w:val="-1"/>
                 <w:sz w:val="18"/>
               </w:rPr>
-              <w:t> </w:t>
+              <w:t xml:space="preserve"> </w:t>
             </w:r>
             <w:r>
               <w:rPr>
@@ -5442,7 +5883,7 @@
                 <w:spacing w:val="-1"/>
                 <w:sz w:val="18"/>
               </w:rPr>
-              <w:t> </w:t>
+              <w:t xml:space="preserve"> </w:t>
             </w:r>
             <w:r>
               <w:rPr>
@@ -5458,7 +5899,7 @@
                 <w:spacing w:val="-2"/>
                 <w:sz w:val="18"/>
               </w:rPr>
-              <w:t> </w:t>
+              <w:t xml:space="preserve"> </w:t>
             </w:r>
             <w:r>
               <w:rPr>
@@ -5501,14 +5942,14 @@
                 <w:spacing w:val="9"/>
                 <w:sz w:val="18"/>
               </w:rPr>
-              <w:t> </w:t>
+              <w:t xml:space="preserve"> </w:t>
             </w:r>
             <w:r>
               <w:rPr>
                 <w:rFonts w:ascii="MS Gothic" w:hAnsi="MS Gothic"/>
                 <w:sz w:val="18"/>
               </w:rPr>
-              <w:t>☐ </w:t>
+              <w:t xml:space="preserve">☐ </w:t>
             </w:r>
             <w:r>
               <w:rPr>
@@ -5523,7 +5964,7 @@
                 <w:spacing w:val="9"/>
                 <w:sz w:val="18"/>
               </w:rPr>
-              <w:t> </w:t>
+              <w:t xml:space="preserve"> </w:t>
             </w:r>
             <w:r>
               <w:rPr>
@@ -5538,7 +5979,7 @@
       </w:tr>
       <w:tr>
         <w:trPr>
-          <w:trHeight w:val="413" w:hRule="atLeast"/>
+          <w:trHeight w:val="413"/>
         </w:trPr>
         <w:tc>
           <w:tcPr>
@@ -5567,7 +6008,7 @@
                 <w:spacing w:val="-3"/>
                 <w:sz w:val="18"/>
               </w:rPr>
-              <w:t> </w:t>
+              <w:t xml:space="preserve"> </w:t>
             </w:r>
             <w:r>
               <w:rPr>
@@ -5583,7 +6024,7 @@
                 <w:spacing w:val="-3"/>
                 <w:sz w:val="18"/>
               </w:rPr>
-              <w:t> </w:t>
+              <w:t xml:space="preserve"> </w:t>
             </w:r>
             <w:r>
               <w:rPr>
@@ -5624,7 +6065,7 @@
                 <w:spacing w:val="-1"/>
                 <w:sz w:val="18"/>
               </w:rPr>
-              <w:t> </w:t>
+              <w:t xml:space="preserve"> </w:t>
             </w:r>
             <w:r>
               <w:rPr>
@@ -5640,7 +6081,7 @@
                 <w:spacing w:val="-1"/>
                 <w:sz w:val="18"/>
               </w:rPr>
-              <w:t> </w:t>
+              <w:t xml:space="preserve"> </w:t>
             </w:r>
             <w:r>
               <w:rPr>
@@ -5656,7 +6097,7 @@
       </w:tr>
       <w:tr>
         <w:trPr>
-          <w:trHeight w:val="205" w:hRule="atLeast"/>
+          <w:trHeight w:val="205"/>
         </w:trPr>
         <w:tc>
           <w:tcPr>
@@ -5686,7 +6127,7 @@
                 <w:spacing w:val="-7"/>
                 <w:sz w:val="18"/>
               </w:rPr>
-              <w:t> </w:t>
+              <w:t xml:space="preserve"> </w:t>
             </w:r>
             <w:r>
               <w:rPr>
@@ -5702,7 +6143,7 @@
                 <w:spacing w:val="-6"/>
                 <w:sz w:val="18"/>
               </w:rPr>
-              <w:t> </w:t>
+              <w:t xml:space="preserve"> </w:t>
             </w:r>
             <w:r>
               <w:rPr>
@@ -5718,7 +6159,7 @@
       </w:tr>
       <w:tr>
         <w:trPr>
-          <w:trHeight w:val="1266" w:hRule="atLeast"/>
+          <w:trHeight w:val="1266"/>
         </w:trPr>
         <w:tc>
           <w:tcPr>
@@ -5731,7 +6172,7 @@
             <w:pPr>
               <w:pStyle w:val="TableParagraph"/>
               <w:tabs>
-                <w:tab w:pos="1167" w:val="left" w:leader="none"/>
+                <w:tab w:val="left" w:pos="1167"/>
               </w:tabs>
               <w:spacing w:line="480" w:lineRule="auto"/>
               <w:ind w:right="76"/>
@@ -5755,7 +6196,7 @@
                 <w:w w:val="95"/>
                 <w:sz w:val="18"/>
               </w:rPr>
-              <w:t> </w:t>
+              <w:t xml:space="preserve"> </w:t>
             </w:r>
             <w:r>
               <w:rPr>
@@ -5772,7 +6213,7 @@
                 <w:w w:val="95"/>
                 <w:sz w:val="18"/>
               </w:rPr>
-              <w:t> </w:t>
+              <w:t xml:space="preserve"> </w:t>
             </w:r>
             <w:r>
               <w:rPr>
@@ -5789,7 +6230,7 @@
                 <w:w w:val="95"/>
                 <w:sz w:val="18"/>
               </w:rPr>
-              <w:t> </w:t>
+              <w:t xml:space="preserve"> </w:t>
             </w:r>
             <w:r>
               <w:rPr>
@@ -5821,7 +6262,7 @@
                 <w:spacing w:val="2"/>
                 <w:sz w:val="18"/>
               </w:rPr>
-              <w:t> </w:t>
+              <w:t xml:space="preserve"> </w:t>
             </w:r>
             <w:r>
               <w:rPr>
@@ -5907,7 +6348,7 @@
                 <w:w w:val="85"/>
                 <w:sz w:val="18"/>
               </w:rPr>
-              <w:t> </w:t>
+              <w:t xml:space="preserve"> </w:t>
             </w:r>
             <w:r>
               <w:rPr>
@@ -5923,7 +6364,7 @@
                 <w:spacing w:val="27"/>
                 <w:sz w:val="18"/>
               </w:rPr>
-              <w:t> </w:t>
+              <w:t xml:space="preserve"> </w:t>
             </w:r>
             <w:r>
               <w:rPr>
@@ -5940,7 +6381,7 @@
                 <w:w w:val="85"/>
                 <w:sz w:val="18"/>
               </w:rPr>
-              <w:t> </w:t>
+              <w:t xml:space="preserve"> </w:t>
             </w:r>
             <w:r>
               <w:rPr>
@@ -6004,7 +6445,7 @@
                 <w:spacing w:val="-6"/>
                 <w:sz w:val="18"/>
               </w:rPr>
-              <w:t> </w:t>
+              <w:t xml:space="preserve"> </w:t>
             </w:r>
             <w:r>
               <w:rPr>
@@ -6048,7 +6489,7 @@
                 <w:w w:val="85"/>
                 <w:sz w:val="18"/>
               </w:rPr>
-              <w:t> </w:t>
+              <w:t xml:space="preserve"> </w:t>
             </w:r>
             <w:r>
               <w:rPr>
@@ -6065,7 +6506,7 @@
                 <w:w w:val="85"/>
                 <w:sz w:val="18"/>
               </w:rPr>
-              <w:t> </w:t>
+              <w:t xml:space="preserve"> </w:t>
             </w:r>
             <w:r>
               <w:rPr>
@@ -6082,7 +6523,7 @@
                 <w:w w:val="85"/>
                 <w:sz w:val="18"/>
               </w:rPr>
-              <w:t> </w:t>
+              <w:t xml:space="preserve"> </w:t>
             </w:r>
             <w:r>
               <w:rPr>
@@ -6098,7 +6539,7 @@
                 <w:spacing w:val="30"/>
                 <w:sz w:val="18"/>
               </w:rPr>
-              <w:t> </w:t>
+              <w:t xml:space="preserve"> </w:t>
             </w:r>
             <w:r>
               <w:rPr>
@@ -6114,7 +6555,7 @@
                 <w:spacing w:val="5"/>
                 <w:sz w:val="18"/>
               </w:rPr>
-              <w:t> </w:t>
+              <w:t xml:space="preserve"> </w:t>
             </w:r>
             <w:r>
               <w:rPr>
@@ -6131,7 +6572,7 @@
                 <w:w w:val="85"/>
                 <w:sz w:val="18"/>
               </w:rPr>
-              <w:t> </w:t>
+              <w:t xml:space="preserve"> </w:t>
             </w:r>
             <w:r>
               <w:rPr>
@@ -6146,7 +6587,7 @@
           <w:p>
             <w:pPr>
               <w:pStyle w:val="TableParagraph"/>
-              <w:spacing w:line="207" w:lineRule="exact" w:before="206"/>
+              <w:spacing w:before="206" w:line="207" w:lineRule="exact"/>
               <w:ind w:left="72"/>
               <w:rPr>
                 <w:b/>
@@ -6187,7 +6628,7 @@
                 <w:spacing w:val="-1"/>
                 <w:sz w:val="18"/>
               </w:rPr>
-              <w:t> </w:t>
+              <w:t xml:space="preserve"> </w:t>
             </w:r>
             <w:r>
               <w:rPr>
@@ -6203,7 +6644,7 @@
                 <w:spacing w:val="-1"/>
                 <w:sz w:val="18"/>
               </w:rPr>
-              <w:t> </w:t>
+              <w:t xml:space="preserve"> </w:t>
             </w:r>
             <w:r>
               <w:rPr>
@@ -6219,7 +6660,7 @@
                 <w:spacing w:val="-1"/>
                 <w:sz w:val="18"/>
               </w:rPr>
-              <w:t> </w:t>
+              <w:t xml:space="preserve"> </w:t>
             </w:r>
             <w:r>
               <w:rPr>
@@ -6235,7 +6676,7 @@
                 <w:spacing w:val="-2"/>
                 <w:sz w:val="18"/>
               </w:rPr>
-              <w:t> </w:t>
+              <w:t xml:space="preserve"> </w:t>
             </w:r>
             <w:r>
               <w:rPr>
@@ -6278,14 +6719,14 @@
                 <w:spacing w:val="9"/>
                 <w:sz w:val="18"/>
               </w:rPr>
-              <w:t> </w:t>
+              <w:t xml:space="preserve"> </w:t>
             </w:r>
             <w:r>
               <w:rPr>
                 <w:rFonts w:ascii="MS Gothic" w:hAnsi="MS Gothic"/>
                 <w:sz w:val="18"/>
               </w:rPr>
-              <w:t>☐ </w:t>
+              <w:t xml:space="preserve">☐ </w:t>
             </w:r>
             <w:r>
               <w:rPr>
@@ -6300,7 +6741,7 @@
                 <w:spacing w:val="9"/>
                 <w:sz w:val="18"/>
               </w:rPr>
-              <w:t> </w:t>
+              <w:t xml:space="preserve"> </w:t>
             </w:r>
             <w:r>
               <w:rPr>
@@ -6315,7 +6756,7 @@
       </w:tr>
       <w:tr>
         <w:trPr>
-          <w:trHeight w:val="413" w:hRule="atLeast"/>
+          <w:trHeight w:val="413"/>
         </w:trPr>
         <w:tc>
           <w:tcPr>
@@ -6345,7 +6786,7 @@
                 <w:spacing w:val="-3"/>
                 <w:sz w:val="18"/>
               </w:rPr>
-              <w:t> </w:t>
+              <w:t xml:space="preserve"> </w:t>
             </w:r>
             <w:r>
               <w:rPr>
@@ -6361,7 +6802,7 @@
                 <w:spacing w:val="-3"/>
                 <w:sz w:val="18"/>
               </w:rPr>
-              <w:t> </w:t>
+              <w:t xml:space="preserve"> </w:t>
             </w:r>
             <w:r>
               <w:rPr>
@@ -6403,7 +6844,7 @@
                 <w:spacing w:val="-1"/>
                 <w:sz w:val="18"/>
               </w:rPr>
-              <w:t> </w:t>
+              <w:t xml:space="preserve"> </w:t>
             </w:r>
             <w:r>
               <w:rPr>
@@ -6419,7 +6860,7 @@
                 <w:spacing w:val="-1"/>
                 <w:sz w:val="18"/>
               </w:rPr>
-              <w:t> </w:t>
+              <w:t xml:space="preserve"> </w:t>
             </w:r>
             <w:r>
               <w:rPr>
@@ -6436,7 +6877,7 @@
     </w:tbl>
     <w:p>
       <w:pPr>
-        <w:pStyle w:val="BodyText"/>
+        <w:pStyle w:val="Textoindependiente"/>
         <w:spacing w:before="180"/>
         <w:rPr>
           <w:rFonts w:ascii="Times New Roman"/>
@@ -6445,8 +6886,7 @@
     </w:p>
     <w:p>
       <w:pPr>
-        <w:spacing w:before="0"/>
-        <w:ind w:left="414" w:right="0" w:firstLine="0"/>
+        <w:ind w:left="414"/>
         <w:jc w:val="both"/>
         <w:rPr>
           <w:rFonts w:ascii="Arial" w:hAnsi="Arial"/>
@@ -6470,7 +6910,7 @@
           <w:spacing w:val="-3"/>
           <w:sz w:val="18"/>
         </w:rPr>
-        <w:t> </w:t>
+        <w:t xml:space="preserve"> </w:t>
       </w:r>
       <w:r>
         <w:rPr>
@@ -6488,7 +6928,7 @@
           <w:spacing w:val="-2"/>
           <w:sz w:val="18"/>
         </w:rPr>
-        <w:t> </w:t>
+        <w:t xml:space="preserve"> </w:t>
       </w:r>
       <w:r>
         <w:rPr>
@@ -6506,7 +6946,7 @@
           <w:spacing w:val="-2"/>
           <w:sz w:val="18"/>
         </w:rPr>
-        <w:t> </w:t>
+        <w:t xml:space="preserve"> </w:t>
       </w:r>
       <w:r>
         <w:rPr>
@@ -6524,7 +6964,7 @@
           <w:spacing w:val="-1"/>
           <w:sz w:val="18"/>
         </w:rPr>
-        <w:t> </w:t>
+        <w:t xml:space="preserve"> </w:t>
       </w:r>
       <w:r>
         <w:rPr>
@@ -6542,7 +6982,7 @@
           <w:spacing w:val="-1"/>
           <w:sz w:val="18"/>
         </w:rPr>
-        <w:t> </w:t>
+        <w:t xml:space="preserve"> </w:t>
       </w:r>
       <w:r>
         <w:rPr>
@@ -6560,7 +7000,7 @@
           <w:spacing w:val="-1"/>
           <w:sz w:val="18"/>
         </w:rPr>
-        <w:t> </w:t>
+        <w:t xml:space="preserve"> </w:t>
       </w:r>
       <w:r>
         <w:rPr>
@@ -6578,7 +7018,7 @@
           <w:spacing w:val="-1"/>
           <w:sz w:val="18"/>
         </w:rPr>
-        <w:t> </w:t>
+        <w:t xml:space="preserve"> </w:t>
       </w:r>
       <w:r>
         <w:rPr>
@@ -6596,7 +7036,7 @@
           <w:spacing w:val="-2"/>
           <w:sz w:val="18"/>
         </w:rPr>
-        <w:t> </w:t>
+        <w:t xml:space="preserve"> </w:t>
       </w:r>
       <w:r>
         <w:rPr>
@@ -6614,7 +7054,7 @@
           <w:spacing w:val="-1"/>
           <w:sz w:val="18"/>
         </w:rPr>
-        <w:t> </w:t>
+        <w:t xml:space="preserve"> </w:t>
       </w:r>
       <w:r>
         <w:rPr>
@@ -6632,7 +7072,7 @@
           <w:spacing w:val="-2"/>
           <w:sz w:val="18"/>
         </w:rPr>
-        <w:t> </w:t>
+        <w:t xml:space="preserve"> </w:t>
       </w:r>
       <w:r>
         <w:rPr>
@@ -6650,7 +7090,7 @@
           <w:spacing w:val="-2"/>
           <w:sz w:val="18"/>
         </w:rPr>
-        <w:t> </w:t>
+        <w:t xml:space="preserve"> </w:t>
       </w:r>
       <w:r>
         <w:rPr>
@@ -6668,7 +7108,7 @@
           <w:spacing w:val="-1"/>
           <w:sz w:val="18"/>
         </w:rPr>
-        <w:t> </w:t>
+        <w:t xml:space="preserve"> </w:t>
       </w:r>
       <w:r>
         <w:rPr>
@@ -6683,7 +7123,7 @@
     </w:p>
     <w:p>
       <w:pPr>
-        <w:pStyle w:val="BodyText"/>
+        <w:pStyle w:val="Textoindependiente"/>
         <w:spacing w:before="4"/>
         <w:rPr>
           <w:rFonts w:ascii="Arial"/>
@@ -6694,8 +7134,8 @@
     </w:p>
     <w:tbl>
       <w:tblPr>
+        <w:tblStyle w:val="TableNormal"/>
         <w:tblW w:w="0" w:type="auto"/>
-        <w:jc w:val="left"/>
         <w:tblInd w:w="424" w:type="dxa"/>
         <w:tblBorders>
           <w:top w:val="single" w:sz="4" w:space="0" w:color="000000"/>
@@ -6706,13 +7146,7 @@
           <w:insideV w:val="single" w:sz="4" w:space="0" w:color="000000"/>
         </w:tblBorders>
         <w:tblLayout w:type="fixed"/>
-        <w:tblCellMar>
-          <w:top w:w="0" w:type="dxa"/>
-          <w:left w:w="0" w:type="dxa"/>
-          <w:bottom w:w="0" w:type="dxa"/>
-          <w:right w:w="0" w:type="dxa"/>
-        </w:tblCellMar>
-        <w:tblLook w:val="01E0"/>
+        <w:tblLook w:val="01E0" w:firstRow="1" w:lastRow="1" w:firstColumn="1" w:lastColumn="1" w:noHBand="0" w:noVBand="0"/>
       </w:tblPr>
       <w:tblGrid>
         <w:gridCol w:w="1732"/>
@@ -6723,7 +7157,7 @@
       </w:tblGrid>
       <w:tr>
         <w:trPr>
-          <w:trHeight w:val="206" w:hRule="atLeast"/>
+          <w:trHeight w:val="206"/>
         </w:trPr>
         <w:tc>
           <w:tcPr>
@@ -6758,7 +7192,7 @@
                 <w:spacing w:val="-7"/>
                 <w:sz w:val="18"/>
               </w:rPr>
-              <w:t> </w:t>
+              <w:t xml:space="preserve"> </w:t>
             </w:r>
             <w:r>
               <w:rPr>
@@ -6776,7 +7210,7 @@
                 <w:spacing w:val="-6"/>
                 <w:sz w:val="18"/>
               </w:rPr>
-              <w:t> </w:t>
+              <w:t xml:space="preserve"> </w:t>
             </w:r>
             <w:r>
               <w:rPr>
@@ -6793,7 +7227,7 @@
       </w:tr>
       <w:tr>
         <w:trPr>
-          <w:trHeight w:val="233" w:hRule="atLeast"/>
+          <w:trHeight w:val="233"/>
         </w:trPr>
         <w:tc>
           <w:tcPr>
@@ -6823,7 +7257,7 @@
                 <w:spacing w:val="2"/>
                 <w:sz w:val="18"/>
               </w:rPr>
-              <w:t> </w:t>
+              <w:t xml:space="preserve"> </w:t>
             </w:r>
             <w:r>
               <w:rPr>
@@ -6846,7 +7280,7 @@
           <w:p>
             <w:pPr>
               <w:pStyle w:val="TableParagraph"/>
-              <w:spacing w:line="200" w:lineRule="exact" w:before="13"/>
+              <w:spacing w:before="13" w:line="200" w:lineRule="exact"/>
               <w:ind w:left="107"/>
               <w:rPr>
                 <w:b/>
@@ -6877,14 +7311,13 @@
               <w:pStyle w:val="TableParagraph"/>
               <w:numPr>
                 <w:ilvl w:val="0"/>
-                <w:numId w:val="1"/>
+                <w:numId w:val="3"/>
               </w:numPr>
               <w:tabs>
-                <w:tab w:pos="739" w:val="left" w:leader="none"/>
+                <w:tab w:val="left" w:pos="739"/>
               </w:tabs>
-              <w:spacing w:line="211" w:lineRule="exact" w:before="2" w:after="0"/>
-              <w:ind w:left="739" w:right="0" w:hanging="673"/>
-              <w:jc w:val="left"/>
+              <w:spacing w:before="2" w:line="211" w:lineRule="exact"/>
+              <w:ind w:hanging="673"/>
               <w:rPr>
                 <w:b/>
                 <w:sz w:val="18"/>
@@ -6916,11 +7349,10 @@
                 <w:numId w:val="2"/>
               </w:numPr>
               <w:tabs>
-                <w:tab w:pos="266" w:val="left" w:leader="none"/>
+                <w:tab w:val="left" w:pos="266"/>
               </w:tabs>
-              <w:spacing w:line="211" w:lineRule="exact" w:before="2" w:after="0"/>
-              <w:ind w:left="266" w:right="0" w:hanging="180"/>
-              <w:jc w:val="left"/>
+              <w:spacing w:before="2" w:line="211" w:lineRule="exact"/>
+              <w:ind w:left="266" w:hanging="180"/>
               <w:rPr>
                 <w:rFonts w:ascii="MS Gothic" w:hAnsi="MS Gothic"/>
                 <w:sz w:val="18"/>
@@ -6938,7 +7370,7 @@
       </w:tr>
       <w:tr>
         <w:trPr>
-          <w:trHeight w:val="207" w:hRule="atLeast"/>
+          <w:trHeight w:val="207"/>
         </w:trPr>
         <w:tc>
           <w:tcPr>
@@ -6969,7 +7401,7 @@
                 <w:spacing w:val="-7"/>
                 <w:sz w:val="18"/>
               </w:rPr>
-              <w:t> </w:t>
+              <w:t xml:space="preserve"> </w:t>
             </w:r>
             <w:r>
               <w:rPr>
@@ -6985,7 +7417,7 @@
                 <w:spacing w:val="-7"/>
                 <w:sz w:val="18"/>
               </w:rPr>
-              <w:t> </w:t>
+              <w:t xml:space="preserve"> </w:t>
             </w:r>
             <w:r>
               <w:rPr>
@@ -7001,7 +7433,7 @@
       </w:tr>
       <w:tr>
         <w:trPr>
-          <w:trHeight w:val="205" w:hRule="atLeast"/>
+          <w:trHeight w:val="205"/>
         </w:trPr>
         <w:tc>
           <w:tcPr>
@@ -7036,7 +7468,7 @@
                 <w:spacing w:val="-7"/>
                 <w:sz w:val="18"/>
               </w:rPr>
-              <w:t> </w:t>
+              <w:t xml:space="preserve"> </w:t>
             </w:r>
             <w:r>
               <w:rPr>
@@ -7054,7 +7486,7 @@
                 <w:spacing w:val="-6"/>
                 <w:sz w:val="18"/>
               </w:rPr>
-              <w:t> </w:t>
+              <w:t xml:space="preserve"> </w:t>
             </w:r>
             <w:r>
               <w:rPr>
@@ -7071,7 +7503,7 @@
       </w:tr>
       <w:tr>
         <w:trPr>
-          <w:trHeight w:val="2478" w:hRule="atLeast"/>
+          <w:trHeight w:val="2478"/>
         </w:trPr>
         <w:tc>
           <w:tcPr>
@@ -7135,7 +7567,7 @@
                 <w:spacing w:val="-5"/>
                 <w:sz w:val="18"/>
               </w:rPr>
-              <w:t> </w:t>
+              <w:t xml:space="preserve"> </w:t>
             </w:r>
             <w:r>
               <w:rPr>
@@ -7177,27 +7609,30 @@
             </w:pPr>
             <w:r>
               <w:rPr>
+                <w:noProof/>
                 <w:sz w:val="20"/>
               </w:rPr>
               <mc:AlternateContent>
-                <mc:Choice Requires="wps">
+                <mc:Choice Requires="wpg">
                   <w:drawing>
-                    <wp:inline distT="0" distB="0" distL="0" distR="0">
+                    <wp:inline distT="0" distB="0" distL="0" distR="0" wp14:anchorId="3C71C694" wp14:editId="73DBE0FF">
                       <wp:extent cx="1009650" cy="1022350"/>
                       <wp:effectExtent l="0" t="0" r="0" b="6350"/>
                       <wp:docPr id="7" name="Group 7"/>
                       <wp:cNvGraphicFramePr>
-                        <a:graphicFrameLocks/>
+                        <a:graphicFrameLocks xmlns:a="http://schemas.openxmlformats.org/drawingml/2006/main"/>
                       </wp:cNvGraphicFramePr>
-                      <a:graphic>
+                      <a:graphic xmlns:a="http://schemas.openxmlformats.org/drawingml/2006/main">
                         <a:graphicData uri="http://schemas.microsoft.com/office/word/2010/wordprocessingGroup">
                           <wpg:wgp>
-                            <wpg:cNvPr id="7" name="Group 7"/>
-                            <wpg:cNvGrpSpPr/>
+                            <wpg:cNvGrpSpPr>
+                              <a:grpSpLocks/>
+                            </wpg:cNvGrpSpPr>
                             <wpg:grpSpPr>
                               <a:xfrm>
                                 <a:off x="0" y="0"/>
                                 <a:ext cx="1009650" cy="1022350"/>
+                                <a:chOff x="0" y="0"/>
                                 <a:chExt cx="1009650" cy="1022350"/>
                               </a:xfrm>
                             </wpg:grpSpPr>
@@ -7258,19 +7693,15 @@
                 </mc:Choice>
                 <mc:Fallback>
                   <w:pict>
-                    <v:group style="width:79.5pt;height:80.5pt;mso-position-horizontal-relative:char;mso-position-vertical-relative:line" id="docshapegroup4" coordorigin="0,0" coordsize="1590,1610">
-                      <v:rect style="position:absolute;left:10;top:10;width:1570;height:1590" id="docshape5" filled="false" stroked="true" strokeweight="1pt" strokecolor="#f4791f">
-                        <v:stroke dashstyle="solid"/>
-                      </v:rect>
+                    <v:group w14:anchorId="36DD5844" id="Group 7" o:spid="_x0000_s1026" style="width:79.5pt;height:80.5pt;mso-position-horizontal-relative:char;mso-position-vertical-relative:line" coordsize="10096,10223" o:gfxdata="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">
+                      <v:shape id="Graphic 8" o:spid="_x0000_s1027" style="position:absolute;left:63;top:63;width:9970;height:10097;visibility:visible;mso-wrap-style:square;v-text-anchor:top" coordsize="996950,1009650" o:gfxdata="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" path="m,1009650r996950,l996950,,,,,1009650xe" filled="f" strokecolor="#f4791f" strokeweight="1pt">
+                        <v:path arrowok="t"/>
+                      </v:shape>
+                      <w10:anchorlock/>
                     </v:group>
                   </w:pict>
                 </mc:Fallback>
               </mc:AlternateContent>
-            </w:r>
-            <w:r>
-              <w:rPr>
-                <w:sz w:val="20"/>
-              </w:rPr>
             </w:r>
           </w:p>
           <w:p>
@@ -7297,7 +7728,7 @@
                 <w:spacing w:val="-1"/>
                 <w:sz w:val="18"/>
               </w:rPr>
-              <w:t> </w:t>
+              <w:t xml:space="preserve"> </w:t>
             </w:r>
             <w:r>
               <w:rPr>
@@ -7314,7 +7745,7 @@
     </w:tbl>
     <w:p>
       <w:pPr>
-        <w:pStyle w:val="BodyText"/>
+        <w:pStyle w:val="Textoindependiente"/>
         <w:spacing w:before="178"/>
         <w:rPr>
           <w:rFonts w:ascii="Arial"/>
@@ -7324,8 +7755,8 @@
     </w:p>
     <w:p>
       <w:pPr>
-        <w:spacing w:line="259" w:lineRule="auto" w:before="0"/>
-        <w:ind w:left="414" w:right="317" w:firstLine="0"/>
+        <w:spacing w:line="259" w:lineRule="auto"/>
+        <w:ind w:left="414" w:right="317"/>
         <w:jc w:val="both"/>
         <w:rPr>
           <w:sz w:val="18"/>
@@ -7358,7 +7789,7 @@
         <w:rPr>
           <w:sz w:val="18"/>
         </w:rPr>
-        <w:t> </w:t>
+        <w:t xml:space="preserve"> </w:t>
       </w:r>
       <w:r>
         <w:rPr>
@@ -7371,7 +7802,7 @@
         <w:rPr>
           <w:sz w:val="18"/>
         </w:rPr>
-        <w:t> </w:t>
+        <w:t xml:space="preserve"> </w:t>
       </w:r>
       <w:r>
         <w:rPr>
@@ -7385,7 +7816,7 @@
           <w:w w:val="85"/>
           <w:sz w:val="18"/>
         </w:rPr>
-        <w:t> firma</w:t>
+        <w:t xml:space="preserve"> firma</w:t>
       </w:r>
       <w:r>
         <w:rPr>
@@ -7393,7 +7824,7 @@
           <w:w w:val="85"/>
           <w:sz w:val="18"/>
         </w:rPr>
-        <w:t> </w:t>
+        <w:t xml:space="preserve"> </w:t>
       </w:r>
       <w:r>
         <w:rPr>
@@ -7408,7 +7839,7 @@
           <w:w w:val="85"/>
           <w:sz w:val="18"/>
         </w:rPr>
-        <w:t> </w:t>
+        <w:t xml:space="preserve"> </w:t>
       </w:r>
       <w:r>
         <w:rPr>
@@ -7423,7 +7854,7 @@
           <w:w w:val="85"/>
           <w:sz w:val="18"/>
         </w:rPr>
-        <w:t> </w:t>
+        <w:t xml:space="preserve"> </w:t>
       </w:r>
       <w:r>
         <w:rPr>
@@ -7438,7 +7869,7 @@
           <w:w w:val="85"/>
           <w:sz w:val="18"/>
         </w:rPr>
-        <w:t> </w:t>
+        <w:t xml:space="preserve"> </w:t>
       </w:r>
       <w:r>
         <w:rPr>
@@ -7453,7 +7884,7 @@
           <w:w w:val="85"/>
           <w:sz w:val="18"/>
         </w:rPr>
-        <w:t> </w:t>
+        <w:t xml:space="preserve"> </w:t>
       </w:r>
       <w:r>
         <w:rPr>
@@ -7468,7 +7899,7 @@
           <w:w w:val="85"/>
           <w:sz w:val="18"/>
         </w:rPr>
-        <w:t> </w:t>
+        <w:t xml:space="preserve"> </w:t>
       </w:r>
       <w:r>
         <w:rPr>
@@ -7483,7 +7914,7 @@
           <w:w w:val="85"/>
           <w:sz w:val="18"/>
         </w:rPr>
-        <w:t> </w:t>
+        <w:t xml:space="preserve"> </w:t>
       </w:r>
       <w:r>
         <w:rPr>
@@ -7498,7 +7929,7 @@
           <w:w w:val="85"/>
           <w:sz w:val="18"/>
         </w:rPr>
-        <w:t> </w:t>
+        <w:t xml:space="preserve"> </w:t>
       </w:r>
       <w:r>
         <w:rPr>
@@ -7513,7 +7944,7 @@
           <w:w w:val="85"/>
           <w:sz w:val="18"/>
         </w:rPr>
-        <w:t> </w:t>
+        <w:t xml:space="preserve"> </w:t>
       </w:r>
       <w:r>
         <w:rPr>
@@ -7528,7 +7959,7 @@
           <w:w w:val="85"/>
           <w:sz w:val="18"/>
         </w:rPr>
-        <w:t> </w:t>
+        <w:t xml:space="preserve"> </w:t>
       </w:r>
       <w:r>
         <w:rPr>
@@ -7547,7 +7978,7 @@
           <w:w w:val="85"/>
           <w:sz w:val="18"/>
         </w:rPr>
-        <w:t> </w:t>
+        <w:t xml:space="preserve"> </w:t>
       </w:r>
       <w:r>
         <w:rPr>
@@ -7566,7 +7997,7 @@
           <w:w w:val="85"/>
           <w:sz w:val="18"/>
         </w:rPr>
-        <w:t> </w:t>
+        <w:t xml:space="preserve"> </w:t>
       </w:r>
       <w:r>
         <w:rPr>
@@ -7581,7 +8012,7 @@
           <w:w w:val="85"/>
           <w:sz w:val="18"/>
         </w:rPr>
-        <w:t> </w:t>
+        <w:t xml:space="preserve"> </w:t>
       </w:r>
       <w:r>
         <w:rPr>
@@ -7596,7 +8027,7 @@
           <w:w w:val="85"/>
           <w:sz w:val="18"/>
         </w:rPr>
-        <w:t> </w:t>
+        <w:t xml:space="preserve"> </w:t>
       </w:r>
       <w:r>
         <w:rPr>
@@ -7608,16 +8039,16 @@
     </w:p>
     <w:p>
       <w:pPr>
-        <w:pStyle w:val="ListParagraph"/>
+        <w:pStyle w:val="Prrafodelista"/>
         <w:numPr>
           <w:ilvl w:val="0"/>
-          <w:numId w:val="3"/>
+          <w:numId w:val="1"/>
         </w:numPr>
         <w:tabs>
-          <w:tab w:pos="981" w:val="left" w:leader="none"/>
+          <w:tab w:val="left" w:pos="981"/>
         </w:tabs>
-        <w:spacing w:line="232" w:lineRule="auto" w:before="165" w:after="0"/>
-        <w:ind w:left="981" w:right="320" w:hanging="568"/>
+        <w:spacing w:before="165" w:line="232" w:lineRule="auto"/>
+        <w:ind w:right="320"/>
         <w:jc w:val="both"/>
         <w:rPr>
           <w:sz w:val="18"/>
@@ -7640,7 +8071,7 @@
           <w:w w:val="85"/>
           <w:sz w:val="18"/>
         </w:rPr>
-        <w:t> </w:t>
+        <w:t xml:space="preserve"> </w:t>
       </w:r>
       <w:r>
         <w:rPr>
@@ -7659,7 +8090,7 @@
           <w:w w:val="85"/>
           <w:sz w:val="18"/>
         </w:rPr>
-        <w:t> </w:t>
+        <w:t xml:space="preserve"> </w:t>
       </w:r>
       <w:r>
         <w:rPr>
@@ -7674,7 +8105,7 @@
           <w:w w:val="85"/>
           <w:sz w:val="18"/>
         </w:rPr>
-        <w:t> </w:t>
+        <w:t xml:space="preserve"> </w:t>
       </w:r>
       <w:r>
         <w:rPr>
@@ -7689,7 +8120,7 @@
           <w:w w:val="85"/>
           <w:sz w:val="18"/>
         </w:rPr>
-        <w:t> </w:t>
+        <w:t xml:space="preserve"> </w:t>
       </w:r>
       <w:r>
         <w:rPr>
@@ -7704,7 +8135,7 @@
           <w:w w:val="85"/>
           <w:sz w:val="18"/>
         </w:rPr>
-        <w:t> </w:t>
+        <w:t xml:space="preserve"> </w:t>
       </w:r>
       <w:r>
         <w:rPr>
@@ -7719,7 +8150,7 @@
           <w:w w:val="85"/>
           <w:sz w:val="18"/>
         </w:rPr>
-        <w:t> </w:t>
+        <w:t xml:space="preserve"> </w:t>
       </w:r>
       <w:r>
         <w:rPr>
@@ -7734,7 +8165,7 @@
           <w:w w:val="85"/>
           <w:sz w:val="18"/>
         </w:rPr>
-        <w:t> </w:t>
+        <w:t xml:space="preserve"> </w:t>
       </w:r>
       <w:r>
         <w:rPr>
@@ -7749,7 +8180,7 @@
           <w:w w:val="85"/>
           <w:sz w:val="18"/>
         </w:rPr>
-        <w:t> </w:t>
+        <w:t xml:space="preserve"> </w:t>
       </w:r>
       <w:r>
         <w:rPr>
@@ -7764,7 +8195,7 @@
           <w:w w:val="85"/>
           <w:sz w:val="18"/>
         </w:rPr>
-        <w:t> </w:t>
+        <w:t xml:space="preserve"> </w:t>
       </w:r>
       <w:r>
         <w:rPr>
@@ -7779,7 +8210,7 @@
           <w:w w:val="85"/>
           <w:sz w:val="18"/>
         </w:rPr>
-        <w:t> </w:t>
+        <w:t xml:space="preserve"> </w:t>
       </w:r>
       <w:r>
         <w:rPr>
@@ -7794,7 +8225,7 @@
           <w:w w:val="85"/>
           <w:sz w:val="18"/>
         </w:rPr>
-        <w:t> </w:t>
+        <w:t xml:space="preserve"> </w:t>
       </w:r>
       <w:r>
         <w:rPr>
@@ -7809,7 +8240,7 @@
           <w:w w:val="85"/>
           <w:sz w:val="18"/>
         </w:rPr>
-        <w:t> </w:t>
+        <w:t xml:space="preserve"> </w:t>
       </w:r>
       <w:r>
         <w:rPr>
@@ -7824,7 +8255,7 @@
           <w:w w:val="85"/>
           <w:sz w:val="18"/>
         </w:rPr>
-        <w:t> </w:t>
+        <w:t xml:space="preserve"> </w:t>
       </w:r>
       <w:r>
         <w:rPr>
@@ -7839,7 +8270,7 @@
           <w:w w:val="85"/>
           <w:sz w:val="18"/>
         </w:rPr>
-        <w:t> </w:t>
+        <w:t xml:space="preserve"> </w:t>
       </w:r>
       <w:r>
         <w:rPr>
@@ -7854,7 +8285,7 @@
           <w:w w:val="85"/>
           <w:sz w:val="18"/>
         </w:rPr>
-        <w:t> </w:t>
+        <w:t xml:space="preserve"> </w:t>
       </w:r>
       <w:r>
         <w:rPr>
@@ -7869,7 +8300,7 @@
           <w:w w:val="85"/>
           <w:sz w:val="18"/>
         </w:rPr>
-        <w:t> </w:t>
+        <w:t xml:space="preserve"> </w:t>
       </w:r>
       <w:r>
         <w:rPr>
@@ -7884,7 +8315,7 @@
           <w:w w:val="85"/>
           <w:sz w:val="18"/>
         </w:rPr>
-        <w:t> </w:t>
+        <w:t xml:space="preserve"> </w:t>
       </w:r>
       <w:r>
         <w:rPr>
@@ -7899,7 +8330,7 @@
           <w:w w:val="85"/>
           <w:sz w:val="18"/>
         </w:rPr>
-        <w:t> </w:t>
+        <w:t xml:space="preserve"> </w:t>
       </w:r>
       <w:r>
         <w:rPr>
@@ -7914,7 +8345,7 @@
           <w:w w:val="85"/>
           <w:sz w:val="18"/>
         </w:rPr>
-        <w:t> </w:t>
+        <w:t xml:space="preserve"> </w:t>
       </w:r>
       <w:r>
         <w:rPr>
@@ -7929,14 +8360,14 @@
           <w:w w:val="85"/>
           <w:sz w:val="18"/>
         </w:rPr>
-        <w:t> </w:t>
-      </w:r>
-      <w:r>
-        <w:rPr>
-          <w:w w:val="85"/>
-          <w:sz w:val="18"/>
-        </w:rPr>
-        <w:t>podrá </w:t>
+        <w:t xml:space="preserve"> </w:t>
+      </w:r>
+      <w:r>
+        <w:rPr>
+          <w:w w:val="85"/>
+          <w:sz w:val="18"/>
+        </w:rPr>
+        <w:t xml:space="preserve">podrá </w:t>
       </w:r>
       <w:r>
         <w:rPr>
@@ -7949,7 +8380,7 @@
         <w:rPr>
           <w:sz w:val="18"/>
         </w:rPr>
-        <w:t> </w:t>
+        <w:t xml:space="preserve"> </w:t>
       </w:r>
       <w:r>
         <w:rPr>
@@ -7958,7 +8389,7 @@
           <w:w w:val="80"/>
           <w:sz w:val="18"/>
         </w:rPr>
-        <w:t>DIACO S.A. </w:t>
+        <w:t xml:space="preserve">DIACO S.A. </w:t>
       </w:r>
       <w:r>
         <w:rPr>
@@ -7972,21 +8403,21 @@
           <w:w w:val="90"/>
           <w:sz w:val="18"/>
         </w:rPr>
-        <w:t> web de la Compañía.</w:t>
+        <w:t xml:space="preserve"> web de la Compañía.</w:t>
       </w:r>
     </w:p>
     <w:p>
       <w:pPr>
-        <w:pStyle w:val="ListParagraph"/>
+        <w:pStyle w:val="Prrafodelista"/>
         <w:numPr>
           <w:ilvl w:val="0"/>
-          <w:numId w:val="3"/>
+          <w:numId w:val="1"/>
         </w:numPr>
         <w:tabs>
-          <w:tab w:pos="981" w:val="left" w:leader="none"/>
+          <w:tab w:val="left" w:pos="981"/>
         </w:tabs>
-        <w:spacing w:line="230" w:lineRule="auto" w:before="11" w:after="0"/>
-        <w:ind w:left="981" w:right="321" w:hanging="568"/>
+        <w:spacing w:before="11" w:line="230" w:lineRule="auto"/>
+        <w:ind w:right="321"/>
         <w:jc w:val="both"/>
         <w:rPr>
           <w:sz w:val="18"/>
@@ -8003,7 +8434,7 @@
         <w:rPr>
           <w:sz w:val="18"/>
         </w:rPr>
-        <w:t> </w:t>
+        <w:t xml:space="preserve"> </w:t>
       </w:r>
       <w:r>
         <w:rPr>
@@ -8017,7 +8448,7 @@
           <w:spacing w:val="80"/>
           <w:sz w:val="18"/>
         </w:rPr>
-        <w:t> </w:t>
+        <w:t xml:space="preserve"> </w:t>
       </w:r>
       <w:r>
         <w:rPr>
@@ -8032,7 +8463,7 @@
           <w:w w:val="90"/>
           <w:sz w:val="18"/>
         </w:rPr>
-        <w:t> </w:t>
+        <w:t xml:space="preserve"> </w:t>
       </w:r>
       <w:r>
         <w:rPr>
@@ -8047,7 +8478,7 @@
           <w:w w:val="90"/>
           <w:sz w:val="18"/>
         </w:rPr>
-        <w:t> </w:t>
+        <w:t xml:space="preserve"> </w:t>
       </w:r>
       <w:r>
         <w:rPr>
@@ -8062,7 +8493,7 @@
           <w:w w:val="90"/>
           <w:sz w:val="18"/>
         </w:rPr>
-        <w:t> </w:t>
+        <w:t xml:space="preserve"> </w:t>
       </w:r>
       <w:r>
         <w:rPr>
@@ -8077,7 +8508,7 @@
           <w:w w:val="90"/>
           <w:sz w:val="18"/>
         </w:rPr>
-        <w:t> </w:t>
+        <w:t xml:space="preserve"> </w:t>
       </w:r>
       <w:r>
         <w:rPr>
@@ -8089,14 +8520,14 @@
     </w:p>
     <w:p>
       <w:pPr>
-        <w:pStyle w:val="BodyText"/>
+        <w:pStyle w:val="Textoindependiente"/>
         <w:spacing w:before="1"/>
       </w:pPr>
     </w:p>
     <w:tbl>
       <w:tblPr>
+        <w:tblStyle w:val="TableNormal"/>
         <w:tblW w:w="0" w:type="auto"/>
-        <w:jc w:val="left"/>
         <w:tblInd w:w="986" w:type="dxa"/>
         <w:tblBorders>
           <w:top w:val="single" w:sz="4" w:space="0" w:color="000000"/>
@@ -8107,20 +8538,14 @@
           <w:insideV w:val="single" w:sz="4" w:space="0" w:color="000000"/>
         </w:tblBorders>
         <w:tblLayout w:type="fixed"/>
-        <w:tblCellMar>
-          <w:top w:w="0" w:type="dxa"/>
-          <w:left w:w="0" w:type="dxa"/>
-          <w:bottom w:w="0" w:type="dxa"/>
-          <w:right w:w="0" w:type="dxa"/>
-        </w:tblCellMar>
-        <w:tblLook w:val="01E0"/>
+        <w:tblLook w:val="01E0" w:firstRow="1" w:lastRow="1" w:firstColumn="1" w:lastColumn="1" w:noHBand="0" w:noVBand="0"/>
       </w:tblPr>
       <w:tblGrid>
         <w:gridCol w:w="9499"/>
       </w:tblGrid>
       <w:tr>
         <w:trPr>
-          <w:trHeight w:val="413" w:hRule="atLeast"/>
+          <w:trHeight w:val="413"/>
         </w:trPr>
         <w:tc>
           <w:tcPr>
@@ -8149,7 +8574,7 @@
                 <w:rFonts w:ascii="Arial MT" w:hAnsi="Arial MT"/>
                 <w:sz w:val="18"/>
               </w:rPr>
-              <w:t> </w:t>
+              <w:t xml:space="preserve"> </w:t>
             </w:r>
             <w:r>
               <w:rPr>
@@ -8164,7 +8589,7 @@
                 <w:rFonts w:ascii="Arial MT" w:hAnsi="Arial MT"/>
                 <w:sz w:val="18"/>
               </w:rPr>
-              <w:t> </w:t>
+              <w:t xml:space="preserve"> </w:t>
             </w:r>
             <w:r>
               <w:rPr>
@@ -8179,7 +8604,7 @@
                 <w:rFonts w:ascii="Arial MT" w:hAnsi="Arial MT"/>
                 <w:sz w:val="18"/>
               </w:rPr>
-              <w:t> </w:t>
+              <w:t xml:space="preserve"> </w:t>
             </w:r>
             <w:r>
               <w:rPr>
@@ -8194,7 +8619,7 @@
                 <w:rFonts w:ascii="Arial MT" w:hAnsi="Arial MT"/>
                 <w:sz w:val="18"/>
               </w:rPr>
-              <w:t> </w:t>
+              <w:t xml:space="preserve"> </w:t>
             </w:r>
             <w:r>
               <w:rPr>
@@ -8209,7 +8634,7 @@
                 <w:rFonts w:ascii="Arial MT" w:hAnsi="Arial MT"/>
                 <w:sz w:val="18"/>
               </w:rPr>
-              <w:t> </w:t>
+              <w:t xml:space="preserve"> </w:t>
             </w:r>
             <w:r>
               <w:rPr>
@@ -8224,7 +8649,7 @@
                 <w:rFonts w:ascii="Arial MT" w:hAnsi="Arial MT"/>
                 <w:sz w:val="18"/>
               </w:rPr>
-              <w:t> </w:t>
+              <w:t xml:space="preserve"> </w:t>
             </w:r>
             <w:r>
               <w:rPr>
@@ -8239,7 +8664,7 @@
                 <w:rFonts w:ascii="Arial MT" w:hAnsi="Arial MT"/>
                 <w:sz w:val="18"/>
               </w:rPr>
-              <w:t> </w:t>
+              <w:t xml:space="preserve"> </w:t>
             </w:r>
             <w:r>
               <w:rPr>
@@ -8254,7 +8679,7 @@
                 <w:rFonts w:ascii="Arial MT" w:hAnsi="Arial MT"/>
                 <w:sz w:val="18"/>
               </w:rPr>
-              <w:t> </w:t>
+              <w:t xml:space="preserve"> </w:t>
             </w:r>
             <w:r>
               <w:rPr>
@@ -8269,7 +8694,7 @@
                 <w:rFonts w:ascii="Arial MT" w:hAnsi="Arial MT"/>
                 <w:sz w:val="18"/>
               </w:rPr>
-              <w:t> </w:t>
+              <w:t xml:space="preserve"> </w:t>
             </w:r>
             <w:r>
               <w:rPr>
@@ -8284,7 +8709,7 @@
                 <w:rFonts w:ascii="Arial MT" w:hAnsi="Arial MT"/>
                 <w:sz w:val="18"/>
               </w:rPr>
-              <w:t> </w:t>
+              <w:t xml:space="preserve"> </w:t>
             </w:r>
             <w:r>
               <w:rPr>
@@ -8299,7 +8724,7 @@
                 <w:rFonts w:ascii="Arial MT" w:hAnsi="Arial MT"/>
                 <w:sz w:val="18"/>
               </w:rPr>
-              <w:t> </w:t>
+              <w:t xml:space="preserve"> </w:t>
             </w:r>
             <w:r>
               <w:rPr>
@@ -8314,7 +8739,7 @@
                 <w:rFonts w:ascii="Arial MT" w:hAnsi="Arial MT"/>
                 <w:sz w:val="18"/>
               </w:rPr>
-              <w:t> </w:t>
+              <w:t xml:space="preserve"> </w:t>
             </w:r>
             <w:r>
               <w:rPr>
@@ -8329,7 +8754,7 @@
                 <w:b/>
                 <w:sz w:val="18"/>
               </w:rPr>
-              <w:t> </w:t>
+              <w:t xml:space="preserve"> </w:t>
             </w:r>
             <w:r>
               <w:rPr>
@@ -8352,7 +8777,7 @@
                 <w:rFonts w:ascii="Arial MT" w:hAnsi="Arial MT"/>
                 <w:sz w:val="18"/>
               </w:rPr>
-              <w:t> </w:t>
+              <w:t xml:space="preserve"> </w:t>
             </w:r>
             <w:r>
               <w:rPr>
@@ -8367,7 +8792,7 @@
                 <w:rFonts w:ascii="Arial MT" w:hAnsi="Arial MT"/>
                 <w:sz w:val="18"/>
               </w:rPr>
-              <w:t> </w:t>
+              <w:t xml:space="preserve"> </w:t>
             </w:r>
             <w:r>
               <w:rPr>
@@ -8382,7 +8807,7 @@
                 <w:rFonts w:ascii="Arial MT" w:hAnsi="Arial MT"/>
                 <w:sz w:val="18"/>
               </w:rPr>
-              <w:t> </w:t>
+              <w:t xml:space="preserve"> </w:t>
             </w:r>
             <w:r>
               <w:rPr>
@@ -8397,7 +8822,7 @@
                 <w:rFonts w:ascii="Arial MT" w:hAnsi="Arial MT"/>
                 <w:sz w:val="18"/>
               </w:rPr>
-              <w:t> </w:t>
+              <w:t xml:space="preserve"> </w:t>
             </w:r>
             <w:r>
               <w:rPr>
@@ -8412,7 +8837,7 @@
                 <w:rFonts w:ascii="Arial MT" w:hAnsi="Arial MT"/>
                 <w:sz w:val="18"/>
               </w:rPr>
-              <w:t> </w:t>
+              <w:t xml:space="preserve"> </w:t>
             </w:r>
             <w:r>
               <w:rPr>
@@ -8427,7 +8852,7 @@
                 <w:rFonts w:ascii="Arial MT" w:hAnsi="Arial MT"/>
                 <w:sz w:val="18"/>
               </w:rPr>
-              <w:t> </w:t>
+              <w:t xml:space="preserve"> </w:t>
             </w:r>
             <w:r>
               <w:rPr>
@@ -8442,7 +8867,7 @@
                 <w:rFonts w:ascii="Arial MT" w:hAnsi="Arial MT"/>
                 <w:sz w:val="18"/>
               </w:rPr>
-              <w:t> </w:t>
+              <w:t xml:space="preserve"> </w:t>
             </w:r>
             <w:r>
               <w:rPr>
@@ -8457,7 +8882,7 @@
                 <w:rFonts w:ascii="Arial MT" w:hAnsi="Arial MT"/>
                 <w:sz w:val="18"/>
               </w:rPr>
-              <w:t> </w:t>
+              <w:t xml:space="preserve"> </w:t>
             </w:r>
             <w:r>
               <w:rPr>
@@ -8473,7 +8898,7 @@
                 <w:w w:val="85"/>
                 <w:sz w:val="18"/>
               </w:rPr>
-              <w:t> objeto</w:t>
+              <w:t xml:space="preserve"> objeto</w:t>
             </w:r>
             <w:r>
               <w:rPr>
@@ -8482,7 +8907,7 @@
                 <w:w w:val="85"/>
                 <w:sz w:val="18"/>
               </w:rPr>
-              <w:t> </w:t>
+              <w:t xml:space="preserve"> </w:t>
             </w:r>
             <w:r>
               <w:rPr>
@@ -8499,7 +8924,7 @@
                 <w:w w:val="85"/>
                 <w:sz w:val="18"/>
               </w:rPr>
-              <w:t> </w:t>
+              <w:t xml:space="preserve"> </w:t>
             </w:r>
             <w:r>
               <w:rPr>
@@ -8516,7 +8941,7 @@
                 <w:w w:val="85"/>
                 <w:sz w:val="18"/>
               </w:rPr>
-              <w:t> </w:t>
+              <w:t xml:space="preserve"> </w:t>
             </w:r>
             <w:r>
               <w:rPr>
@@ -8533,7 +8958,7 @@
                 <w:w w:val="85"/>
                 <w:sz w:val="18"/>
               </w:rPr>
-              <w:t> </w:t>
+              <w:t xml:space="preserve"> </w:t>
             </w:r>
             <w:r>
               <w:rPr>
@@ -8550,7 +8975,7 @@
                 <w:w w:val="85"/>
                 <w:sz w:val="18"/>
               </w:rPr>
-              <w:t> </w:t>
+              <w:t xml:space="preserve"> </w:t>
             </w:r>
             <w:r>
               <w:rPr>
@@ -8567,7 +8992,7 @@
                 <w:w w:val="85"/>
                 <w:sz w:val="18"/>
               </w:rPr>
-              <w:t> </w:t>
+              <w:t xml:space="preserve"> </w:t>
             </w:r>
             <w:r>
               <w:rPr>
@@ -8584,7 +9009,7 @@
                 <w:w w:val="85"/>
                 <w:sz w:val="18"/>
               </w:rPr>
-              <w:t> </w:t>
+              <w:t xml:space="preserve"> </w:t>
             </w:r>
             <w:r>
               <w:rPr>
@@ -8601,7 +9026,7 @@
                 <w:w w:val="85"/>
                 <w:sz w:val="18"/>
               </w:rPr>
-              <w:t> </w:t>
+              <w:t xml:space="preserve"> </w:t>
             </w:r>
             <w:r>
               <w:rPr>
@@ -8618,7 +9043,7 @@
                 <w:w w:val="85"/>
                 <w:sz w:val="18"/>
               </w:rPr>
-              <w:t> </w:t>
+              <w:t xml:space="preserve"> </w:t>
             </w:r>
             <w:r>
               <w:rPr>
@@ -8635,7 +9060,7 @@
                 <w:w w:val="85"/>
                 <w:sz w:val="18"/>
               </w:rPr>
-              <w:t> </w:t>
+              <w:t xml:space="preserve"> </w:t>
             </w:r>
             <w:r>
               <w:rPr>
@@ -8652,7 +9077,7 @@
                 <w:w w:val="85"/>
                 <w:sz w:val="18"/>
               </w:rPr>
-              <w:t> </w:t>
+              <w:t xml:space="preserve"> </w:t>
             </w:r>
             <w:r>
               <w:rPr>
@@ -8669,7 +9094,7 @@
                 <w:w w:val="85"/>
                 <w:sz w:val="18"/>
               </w:rPr>
-              <w:t> </w:t>
+              <w:t xml:space="preserve"> </w:t>
             </w:r>
             <w:r>
               <w:rPr>
@@ -8684,7 +9109,7 @@
       </w:tr>
       <w:tr>
         <w:trPr>
-          <w:trHeight w:val="205" w:hRule="atLeast"/>
+          <w:trHeight w:val="205"/>
         </w:trPr>
         <w:tc>
           <w:tcPr>
@@ -8714,7 +9139,7 @@
                 <w:spacing w:val="-2"/>
                 <w:sz w:val="18"/>
               </w:rPr>
-              <w:t> </w:t>
+              <w:t xml:space="preserve"> </w:t>
             </w:r>
             <w:r>
               <w:rPr>
@@ -8730,7 +9155,7 @@
                 <w:spacing w:val="-4"/>
                 <w:sz w:val="18"/>
               </w:rPr>
-              <w:t> </w:t>
+              <w:t xml:space="preserve"> </w:t>
             </w:r>
             <w:r>
               <w:rPr>
@@ -8746,7 +9171,7 @@
                 <w:spacing w:val="-3"/>
                 <w:sz w:val="18"/>
               </w:rPr>
-              <w:t> </w:t>
+              <w:t xml:space="preserve"> </w:t>
             </w:r>
             <w:r>
               <w:rPr>
@@ -8762,7 +9187,7 @@
                 <w:spacing w:val="-3"/>
                 <w:sz w:val="18"/>
               </w:rPr>
-              <w:t> </w:t>
+              <w:t xml:space="preserve"> </w:t>
             </w:r>
             <w:r>
               <w:rPr>
@@ -8778,7 +9203,7 @@
                 <w:spacing w:val="-1"/>
                 <w:sz w:val="18"/>
               </w:rPr>
-              <w:t> </w:t>
+              <w:t xml:space="preserve"> </w:t>
             </w:r>
             <w:r>
               <w:rPr>
@@ -8794,7 +9219,7 @@
                 <w:spacing w:val="-3"/>
                 <w:sz w:val="18"/>
               </w:rPr>
-              <w:t> </w:t>
+              <w:t xml:space="preserve"> </w:t>
             </w:r>
             <w:r>
               <w:rPr>
@@ -8810,7 +9235,7 @@
                 <w:spacing w:val="-3"/>
                 <w:sz w:val="18"/>
               </w:rPr>
-              <w:t> </w:t>
+              <w:t xml:space="preserve"> </w:t>
             </w:r>
             <w:r>
               <w:rPr>
@@ -8826,7 +9251,7 @@
                 <w:spacing w:val="-2"/>
                 <w:sz w:val="18"/>
               </w:rPr>
-              <w:t> </w:t>
+              <w:t xml:space="preserve"> </w:t>
             </w:r>
             <w:r>
               <w:rPr>
@@ -8842,7 +9267,7 @@
                 <w:spacing w:val="-2"/>
                 <w:sz w:val="18"/>
               </w:rPr>
-              <w:t> </w:t>
+              <w:t xml:space="preserve"> </w:t>
             </w:r>
             <w:r>
               <w:rPr>
@@ -8858,7 +9283,7 @@
                 <w:spacing w:val="-3"/>
                 <w:sz w:val="18"/>
               </w:rPr>
-              <w:t> </w:t>
+              <w:t xml:space="preserve"> </w:t>
             </w:r>
             <w:r>
               <w:rPr>
@@ -8874,7 +9299,7 @@
                 <w:spacing w:val="-4"/>
                 <w:sz w:val="18"/>
               </w:rPr>
-              <w:t> </w:t>
+              <w:t xml:space="preserve"> </w:t>
             </w:r>
             <w:r>
               <w:rPr>
@@ -8890,7 +9315,7 @@
                 <w:spacing w:val="-3"/>
                 <w:sz w:val="18"/>
               </w:rPr>
-              <w:t> </w:t>
+              <w:t xml:space="preserve"> </w:t>
             </w:r>
             <w:r>
               <w:rPr>
@@ -8906,7 +9331,7 @@
                 <w:spacing w:val="-3"/>
                 <w:sz w:val="18"/>
               </w:rPr>
-              <w:t> </w:t>
+              <w:t xml:space="preserve"> </w:t>
             </w:r>
             <w:r>
               <w:rPr>
@@ -8922,7 +9347,7 @@
                 <w:spacing w:val="-3"/>
                 <w:sz w:val="18"/>
               </w:rPr>
-              <w:t> </w:t>
+              <w:t xml:space="preserve"> </w:t>
             </w:r>
             <w:r>
               <w:rPr>
@@ -8940,20 +9365,21 @@
     <w:p>
       <w:pPr>
         <w:pStyle w:val="TableParagraph"/>
-        <w:spacing w:after="0" w:line="186" w:lineRule="exact"/>
+        <w:spacing w:line="186" w:lineRule="exact"/>
         <w:rPr>
           <w:rFonts w:ascii="Arial MT" w:hAnsi="Arial MT"/>
           <w:sz w:val="18"/>
         </w:rPr>
         <w:sectPr>
           <w:pgSz w:w="12240" w:h="15840"/>
-          <w:pgMar w:header="713" w:footer="0" w:top="2260" w:bottom="280" w:left="720" w:right="720"/>
+          <w:pgMar w:top="2260" w:right="720" w:bottom="280" w:left="720" w:header="713" w:footer="0" w:gutter="0"/>
+          <w:cols w:space="720"/>
         </w:sectPr>
       </w:pPr>
     </w:p>
     <w:p>
       <w:pPr>
-        <w:pStyle w:val="BodyText"/>
+        <w:pStyle w:val="Textoindependiente"/>
         <w:spacing w:before="28"/>
         <w:rPr>
           <w:sz w:val="20"/>
@@ -8962,8 +9388,8 @@
     </w:p>
     <w:tbl>
       <w:tblPr>
+        <w:tblStyle w:val="TableNormal"/>
         <w:tblW w:w="0" w:type="auto"/>
-        <w:jc w:val="left"/>
         <w:tblInd w:w="986" w:type="dxa"/>
         <w:tblBorders>
           <w:top w:val="single" w:sz="4" w:space="0" w:color="000000"/>
@@ -8974,20 +9400,14 @@
           <w:insideV w:val="single" w:sz="4" w:space="0" w:color="000000"/>
         </w:tblBorders>
         <w:tblLayout w:type="fixed"/>
-        <w:tblCellMar>
-          <w:top w:w="0" w:type="dxa"/>
-          <w:left w:w="0" w:type="dxa"/>
-          <w:bottom w:w="0" w:type="dxa"/>
-          <w:right w:w="0" w:type="dxa"/>
-        </w:tblCellMar>
-        <w:tblLook w:val="01E0"/>
+        <w:tblLook w:val="01E0" w:firstRow="1" w:lastRow="1" w:firstColumn="1" w:lastColumn="1" w:noHBand="0" w:noVBand="0"/>
       </w:tblPr>
       <w:tblGrid>
         <w:gridCol w:w="9499"/>
       </w:tblGrid>
       <w:tr>
         <w:trPr>
-          <w:trHeight w:val="206" w:hRule="atLeast"/>
+          <w:trHeight w:val="206"/>
         </w:trPr>
         <w:tc>
           <w:tcPr>
@@ -9007,7 +9427,7 @@
       </w:tr>
       <w:tr>
         <w:trPr>
-          <w:trHeight w:val="413" w:hRule="atLeast"/>
+          <w:trHeight w:val="413"/>
         </w:trPr>
         <w:tc>
           <w:tcPr>
@@ -9037,7 +9457,7 @@
                 <w:spacing w:val="-3"/>
                 <w:sz w:val="18"/>
               </w:rPr>
-              <w:t> </w:t>
+              <w:t xml:space="preserve"> </w:t>
             </w:r>
             <w:r>
               <w:rPr>
@@ -9053,7 +9473,7 @@
                 <w:spacing w:val="-3"/>
                 <w:sz w:val="18"/>
               </w:rPr>
-              <w:t> </w:t>
+              <w:t xml:space="preserve"> </w:t>
             </w:r>
             <w:r>
               <w:rPr>
@@ -9069,7 +9489,7 @@
                 <w:spacing w:val="-3"/>
                 <w:sz w:val="18"/>
               </w:rPr>
-              <w:t> </w:t>
+              <w:t xml:space="preserve"> </w:t>
             </w:r>
             <w:r>
               <w:rPr>
@@ -9085,7 +9505,7 @@
                 <w:spacing w:val="-2"/>
                 <w:sz w:val="18"/>
               </w:rPr>
-              <w:t> </w:t>
+              <w:t xml:space="preserve"> </w:t>
             </w:r>
             <w:r>
               <w:rPr>
@@ -9101,7 +9521,7 @@
                 <w:spacing w:val="-3"/>
                 <w:sz w:val="18"/>
               </w:rPr>
-              <w:t> </w:t>
+              <w:t xml:space="preserve"> </w:t>
             </w:r>
             <w:r>
               <w:rPr>
@@ -9117,7 +9537,7 @@
                 <w:spacing w:val="-2"/>
                 <w:sz w:val="18"/>
               </w:rPr>
-              <w:t> </w:t>
+              <w:t xml:space="preserve"> </w:t>
             </w:r>
             <w:r>
               <w:rPr>
@@ -9133,7 +9553,7 @@
                 <w:spacing w:val="-3"/>
                 <w:sz w:val="18"/>
               </w:rPr>
-              <w:t> </w:t>
+              <w:t xml:space="preserve"> </w:t>
             </w:r>
             <w:r>
               <w:rPr>
@@ -9149,7 +9569,7 @@
                 <w:spacing w:val="-3"/>
                 <w:sz w:val="18"/>
               </w:rPr>
-              <w:t> </w:t>
+              <w:t xml:space="preserve"> </w:t>
             </w:r>
             <w:r>
               <w:rPr>
@@ -9165,7 +9585,7 @@
                 <w:spacing w:val="-2"/>
                 <w:sz w:val="18"/>
               </w:rPr>
-              <w:t> </w:t>
+              <w:t xml:space="preserve"> </w:t>
             </w:r>
             <w:r>
               <w:rPr>
@@ -9181,7 +9601,7 @@
                 <w:spacing w:val="-3"/>
                 <w:sz w:val="18"/>
               </w:rPr>
-              <w:t> </w:t>
+              <w:t xml:space="preserve"> </w:t>
             </w:r>
             <w:r>
               <w:rPr>
@@ -9197,7 +9617,7 @@
                 <w:spacing w:val="-2"/>
                 <w:sz w:val="18"/>
               </w:rPr>
-              <w:t> </w:t>
+              <w:t xml:space="preserve"> </w:t>
             </w:r>
             <w:r>
               <w:rPr>
@@ -9213,7 +9633,7 @@
                 <w:spacing w:val="-3"/>
                 <w:sz w:val="18"/>
               </w:rPr>
-              <w:t> </w:t>
+              <w:t xml:space="preserve"> </w:t>
             </w:r>
             <w:r>
               <w:rPr>
@@ -9229,7 +9649,7 @@
                 <w:spacing w:val="-3"/>
                 <w:sz w:val="18"/>
               </w:rPr>
-              <w:t> </w:t>
+              <w:t xml:space="preserve"> </w:t>
             </w:r>
             <w:r>
               <w:rPr>
@@ -9245,7 +9665,7 @@
                 <w:spacing w:val="-2"/>
                 <w:sz w:val="18"/>
               </w:rPr>
-              <w:t> </w:t>
+              <w:t xml:space="preserve"> </w:t>
             </w:r>
             <w:r>
               <w:rPr>
@@ -9261,7 +9681,7 @@
                 <w:spacing w:val="-4"/>
                 <w:sz w:val="18"/>
               </w:rPr>
-              <w:t> </w:t>
+              <w:t xml:space="preserve"> </w:t>
             </w:r>
             <w:r>
               <w:rPr>
@@ -9277,7 +9697,7 @@
       </w:tr>
       <w:tr>
         <w:trPr>
-          <w:trHeight w:val="412" w:hRule="atLeast"/>
+          <w:trHeight w:val="412"/>
         </w:trPr>
         <w:tc>
           <w:tcPr>
@@ -9307,7 +9727,7 @@
                 <w:spacing w:val="-3"/>
                 <w:sz w:val="18"/>
               </w:rPr>
-              <w:t> </w:t>
+              <w:t xml:space="preserve"> </w:t>
             </w:r>
             <w:r>
               <w:rPr>
@@ -9323,7 +9743,7 @@
                 <w:spacing w:val="-3"/>
                 <w:sz w:val="18"/>
               </w:rPr>
-              <w:t> </w:t>
+              <w:t xml:space="preserve"> </w:t>
             </w:r>
             <w:r>
               <w:rPr>
@@ -9339,7 +9759,7 @@
                 <w:spacing w:val="-4"/>
                 <w:sz w:val="18"/>
               </w:rPr>
-              <w:t> </w:t>
+              <w:t xml:space="preserve"> </w:t>
             </w:r>
             <w:r>
               <w:rPr>
@@ -9355,7 +9775,7 @@
                 <w:spacing w:val="-3"/>
                 <w:sz w:val="18"/>
               </w:rPr>
-              <w:t> </w:t>
+              <w:t xml:space="preserve"> </w:t>
             </w:r>
             <w:r>
               <w:rPr>
@@ -9371,7 +9791,7 @@
                 <w:spacing w:val="-1"/>
                 <w:sz w:val="18"/>
               </w:rPr>
-              <w:t> </w:t>
+              <w:t xml:space="preserve"> </w:t>
             </w:r>
             <w:r>
               <w:rPr>
@@ -9387,7 +9807,7 @@
                 <w:spacing w:val="-4"/>
                 <w:sz w:val="18"/>
               </w:rPr>
-              <w:t> </w:t>
+              <w:t xml:space="preserve"> </w:t>
             </w:r>
             <w:r>
               <w:rPr>
@@ -9403,7 +9823,7 @@
                 <w:spacing w:val="-3"/>
                 <w:sz w:val="18"/>
               </w:rPr>
-              <w:t> </w:t>
+              <w:t xml:space="preserve"> </w:t>
             </w:r>
             <w:r>
               <w:rPr>
@@ -9419,7 +9839,7 @@
                 <w:spacing w:val="-2"/>
                 <w:sz w:val="18"/>
               </w:rPr>
-              <w:t> </w:t>
+              <w:t xml:space="preserve"> </w:t>
             </w:r>
             <w:r>
               <w:rPr>
@@ -9435,7 +9855,7 @@
                 <w:spacing w:val="-3"/>
                 <w:sz w:val="18"/>
               </w:rPr>
-              <w:t> </w:t>
+              <w:t xml:space="preserve"> </w:t>
             </w:r>
             <w:r>
               <w:rPr>
@@ -9451,7 +9871,7 @@
                 <w:spacing w:val="-3"/>
                 <w:sz w:val="18"/>
               </w:rPr>
-              <w:t> </w:t>
+              <w:t xml:space="preserve"> </w:t>
             </w:r>
             <w:r>
               <w:rPr>
@@ -9467,7 +9887,7 @@
                 <w:spacing w:val="-4"/>
                 <w:sz w:val="18"/>
               </w:rPr>
-              <w:t> </w:t>
+              <w:t xml:space="preserve"> </w:t>
             </w:r>
             <w:r>
               <w:rPr>
@@ -9483,7 +9903,7 @@
                 <w:spacing w:val="-4"/>
                 <w:sz w:val="18"/>
               </w:rPr>
-              <w:t> </w:t>
+              <w:t xml:space="preserve"> </w:t>
             </w:r>
             <w:r>
               <w:rPr>
@@ -9499,7 +9919,7 @@
                 <w:spacing w:val="-4"/>
                 <w:sz w:val="18"/>
               </w:rPr>
-              <w:t> </w:t>
+              <w:t xml:space="preserve"> </w:t>
             </w:r>
             <w:r>
               <w:rPr>
@@ -9515,7 +9935,7 @@
                 <w:spacing w:val="-3"/>
                 <w:sz w:val="18"/>
               </w:rPr>
-              <w:t> </w:t>
+              <w:t xml:space="preserve"> </w:t>
             </w:r>
             <w:r>
               <w:rPr>
@@ -9531,7 +9951,7 @@
       </w:tr>
       <w:tr>
         <w:trPr>
-          <w:trHeight w:val="620" w:hRule="atLeast"/>
+          <w:trHeight w:val="620"/>
         </w:trPr>
         <w:tc>
           <w:tcPr>
@@ -9559,7 +9979,7 @@
                 <w:rFonts w:ascii="Arial MT" w:hAnsi="Arial MT"/>
                 <w:sz w:val="18"/>
               </w:rPr>
-              <w:t> </w:t>
+              <w:t xml:space="preserve"> </w:t>
             </w:r>
             <w:r>
               <w:rPr>
@@ -9575,7 +9995,7 @@
                 <w:w w:val="90"/>
                 <w:sz w:val="18"/>
               </w:rPr>
-              <w:t> internos</w:t>
+              <w:t xml:space="preserve"> internos</w:t>
             </w:r>
             <w:r>
               <w:rPr>
@@ -9584,7 +10004,7 @@
                 <w:w w:val="90"/>
                 <w:sz w:val="18"/>
               </w:rPr>
-              <w:t> </w:t>
+              <w:t xml:space="preserve"> </w:t>
             </w:r>
             <w:r>
               <w:rPr>
@@ -9601,7 +10021,7 @@
                 <w:w w:val="90"/>
                 <w:sz w:val="18"/>
               </w:rPr>
-              <w:t> </w:t>
+              <w:t xml:space="preserve"> </w:t>
             </w:r>
             <w:r>
               <w:rPr>
@@ -9618,7 +10038,7 @@
                 <w:w w:val="90"/>
                 <w:sz w:val="18"/>
               </w:rPr>
-              <w:t> </w:t>
+              <w:t xml:space="preserve"> </w:t>
             </w:r>
             <w:r>
               <w:rPr>
@@ -9633,7 +10053,7 @@
       </w:tr>
       <w:tr>
         <w:trPr>
-          <w:trHeight w:val="413" w:hRule="atLeast"/>
+          <w:trHeight w:val="413"/>
         </w:trPr>
         <w:tc>
           <w:tcPr>
@@ -9662,7 +10082,7 @@
                 <w:rFonts w:ascii="Arial MT" w:hAnsi="Arial MT"/>
                 <w:sz w:val="18"/>
               </w:rPr>
-              <w:t> </w:t>
+              <w:t xml:space="preserve"> </w:t>
             </w:r>
             <w:r>
               <w:rPr>
@@ -9678,7 +10098,7 @@
                 <w:spacing w:val="-1"/>
                 <w:sz w:val="18"/>
               </w:rPr>
-              <w:t> </w:t>
+              <w:t xml:space="preserve"> </w:t>
             </w:r>
             <w:r>
               <w:rPr>
@@ -9694,7 +10114,7 @@
                 <w:spacing w:val="-1"/>
                 <w:sz w:val="18"/>
               </w:rPr>
-              <w:t> </w:t>
+              <w:t xml:space="preserve"> </w:t>
             </w:r>
             <w:r>
               <w:rPr>
@@ -9710,7 +10130,7 @@
                 <w:spacing w:val="-1"/>
                 <w:sz w:val="18"/>
               </w:rPr>
-              <w:t> </w:t>
+              <w:t xml:space="preserve"> </w:t>
             </w:r>
             <w:r>
               <w:rPr>
@@ -9726,7 +10146,7 @@
                 <w:spacing w:val="-1"/>
                 <w:sz w:val="18"/>
               </w:rPr>
-              <w:t> </w:t>
+              <w:t xml:space="preserve"> </w:t>
             </w:r>
             <w:r>
               <w:rPr>
@@ -9742,7 +10162,7 @@
                 <w:spacing w:val="-1"/>
                 <w:sz w:val="18"/>
               </w:rPr>
-              <w:t> </w:t>
+              <w:t xml:space="preserve"> </w:t>
             </w:r>
             <w:r>
               <w:rPr>
@@ -9757,7 +10177,7 @@
                 <w:rFonts w:ascii="Arial MT" w:hAnsi="Arial MT"/>
                 <w:sz w:val="18"/>
               </w:rPr>
-              <w:t> </w:t>
+              <w:t xml:space="preserve"> </w:t>
             </w:r>
             <w:r>
               <w:rPr>
@@ -9773,7 +10193,7 @@
                 <w:spacing w:val="-1"/>
                 <w:sz w:val="18"/>
               </w:rPr>
-              <w:t> </w:t>
+              <w:t xml:space="preserve"> </w:t>
             </w:r>
             <w:r>
               <w:rPr>
@@ -9789,7 +10209,7 @@
                 <w:spacing w:val="-1"/>
                 <w:sz w:val="18"/>
               </w:rPr>
-              <w:t> </w:t>
+              <w:t xml:space="preserve"> </w:t>
             </w:r>
             <w:r>
               <w:rPr>
@@ -9805,7 +10225,7 @@
                 <w:spacing w:val="-2"/>
                 <w:sz w:val="18"/>
               </w:rPr>
-              <w:t> </w:t>
+              <w:t xml:space="preserve"> </w:t>
             </w:r>
             <w:r>
               <w:rPr>
@@ -9821,7 +10241,7 @@
                 <w:spacing w:val="-2"/>
                 <w:sz w:val="18"/>
               </w:rPr>
-              <w:t> </w:t>
+              <w:t xml:space="preserve"> </w:t>
             </w:r>
             <w:r>
               <w:rPr>
@@ -9837,7 +10257,7 @@
                 <w:spacing w:val="-1"/>
                 <w:sz w:val="18"/>
               </w:rPr>
-              <w:t> </w:t>
+              <w:t xml:space="preserve"> </w:t>
             </w:r>
             <w:r>
               <w:rPr>
@@ -9853,7 +10273,7 @@
                 <w:spacing w:val="-1"/>
                 <w:sz w:val="18"/>
               </w:rPr>
-              <w:t> </w:t>
+              <w:t xml:space="preserve"> </w:t>
             </w:r>
             <w:r>
               <w:rPr>
@@ -9869,7 +10289,7 @@
                 <w:spacing w:val="-1"/>
                 <w:sz w:val="18"/>
               </w:rPr>
-              <w:t> </w:t>
+              <w:t xml:space="preserve"> </w:t>
             </w:r>
             <w:r>
               <w:rPr>
@@ -9885,7 +10305,7 @@
                 <w:spacing w:val="-1"/>
                 <w:sz w:val="18"/>
               </w:rPr>
-              <w:t> </w:t>
+              <w:t xml:space="preserve"> </w:t>
             </w:r>
             <w:r>
               <w:rPr>
@@ -9901,7 +10321,7 @@
                 <w:spacing w:val="-1"/>
                 <w:sz w:val="18"/>
               </w:rPr>
-              <w:t> </w:t>
+              <w:t xml:space="preserve"> </w:t>
             </w:r>
             <w:r>
               <w:rPr>
@@ -9917,7 +10337,7 @@
                 <w:spacing w:val="-2"/>
                 <w:sz w:val="18"/>
               </w:rPr>
-              <w:t> </w:t>
+              <w:t xml:space="preserve"> </w:t>
             </w:r>
             <w:r>
               <w:rPr>
@@ -9933,7 +10353,7 @@
                 <w:spacing w:val="-2"/>
                 <w:sz w:val="18"/>
               </w:rPr>
-              <w:t> </w:t>
+              <w:t xml:space="preserve"> </w:t>
             </w:r>
             <w:r>
               <w:rPr>
@@ -9949,7 +10369,7 @@
       </w:tr>
       <w:tr>
         <w:trPr>
-          <w:trHeight w:val="412" w:hRule="atLeast"/>
+          <w:trHeight w:val="412"/>
         </w:trPr>
         <w:tc>
           <w:tcPr>
@@ -9978,7 +10398,7 @@
                 <w:rFonts w:ascii="Arial MT" w:hAnsi="Arial MT"/>
                 <w:sz w:val="18"/>
               </w:rPr>
-              <w:t> </w:t>
+              <w:t xml:space="preserve"> </w:t>
             </w:r>
             <w:r>
               <w:rPr>
@@ -9993,7 +10413,7 @@
                 <w:rFonts w:ascii="Arial MT" w:hAnsi="Arial MT"/>
                 <w:sz w:val="18"/>
               </w:rPr>
-              <w:t> </w:t>
+              <w:t xml:space="preserve"> </w:t>
             </w:r>
             <w:r>
               <w:rPr>
@@ -10008,7 +10428,7 @@
                 <w:rFonts w:ascii="Arial MT" w:hAnsi="Arial MT"/>
                 <w:sz w:val="18"/>
               </w:rPr>
-              <w:t> </w:t>
+              <w:t xml:space="preserve"> </w:t>
             </w:r>
             <w:r>
               <w:rPr>
@@ -10023,7 +10443,7 @@
                 <w:rFonts w:ascii="Arial MT" w:hAnsi="Arial MT"/>
                 <w:sz w:val="18"/>
               </w:rPr>
-              <w:t> </w:t>
+              <w:t xml:space="preserve"> </w:t>
             </w:r>
             <w:r>
               <w:rPr>
@@ -10038,7 +10458,7 @@
                 <w:rFonts w:ascii="Arial MT" w:hAnsi="Arial MT"/>
                 <w:sz w:val="18"/>
               </w:rPr>
-              <w:t> </w:t>
+              <w:t xml:space="preserve"> </w:t>
             </w:r>
             <w:r>
               <w:rPr>
@@ -10053,7 +10473,7 @@
                 <w:rFonts w:ascii="Arial MT" w:hAnsi="Arial MT"/>
                 <w:sz w:val="18"/>
               </w:rPr>
-              <w:t> </w:t>
+              <w:t xml:space="preserve"> </w:t>
             </w:r>
             <w:r>
               <w:rPr>
@@ -10068,7 +10488,7 @@
                 <w:rFonts w:ascii="Arial MT" w:hAnsi="Arial MT"/>
                 <w:sz w:val="18"/>
               </w:rPr>
-              <w:t> </w:t>
+              <w:t xml:space="preserve"> </w:t>
             </w:r>
             <w:r>
               <w:rPr>
@@ -10083,7 +10503,7 @@
                 <w:rFonts w:ascii="Arial MT" w:hAnsi="Arial MT"/>
                 <w:sz w:val="18"/>
               </w:rPr>
-              <w:t> </w:t>
+              <w:t xml:space="preserve"> </w:t>
             </w:r>
             <w:r>
               <w:rPr>
@@ -10098,7 +10518,7 @@
                 <w:rFonts w:ascii="Arial MT" w:hAnsi="Arial MT"/>
                 <w:sz w:val="18"/>
               </w:rPr>
-              <w:t> </w:t>
+              <w:t xml:space="preserve"> </w:t>
             </w:r>
             <w:r>
               <w:rPr>
@@ -10113,7 +10533,7 @@
                 <w:rFonts w:ascii="Arial MT" w:hAnsi="Arial MT"/>
                 <w:sz w:val="18"/>
               </w:rPr>
-              <w:t> </w:t>
+              <w:t xml:space="preserve"> </w:t>
             </w:r>
             <w:r>
               <w:rPr>
@@ -10128,7 +10548,7 @@
                 <w:rFonts w:ascii="Arial MT" w:hAnsi="Arial MT"/>
                 <w:sz w:val="18"/>
               </w:rPr>
-              <w:t> </w:t>
+              <w:t xml:space="preserve"> </w:t>
             </w:r>
             <w:r>
               <w:rPr>
@@ -10143,7 +10563,7 @@
                 <w:rFonts w:ascii="Arial MT" w:hAnsi="Arial MT"/>
                 <w:sz w:val="18"/>
               </w:rPr>
-              <w:t> </w:t>
+              <w:t xml:space="preserve"> </w:t>
             </w:r>
             <w:r>
               <w:rPr>
@@ -10158,7 +10578,7 @@
                 <w:rFonts w:ascii="Arial MT" w:hAnsi="Arial MT"/>
                 <w:sz w:val="18"/>
               </w:rPr>
-              <w:t> </w:t>
+              <w:t xml:space="preserve"> </w:t>
             </w:r>
             <w:r>
               <w:rPr>
@@ -10173,7 +10593,7 @@
                 <w:rFonts w:ascii="Arial MT" w:hAnsi="Arial MT"/>
                 <w:sz w:val="18"/>
               </w:rPr>
-              <w:t> </w:t>
+              <w:t xml:space="preserve"> </w:t>
             </w:r>
             <w:r>
               <w:rPr>
@@ -10188,7 +10608,7 @@
                 <w:rFonts w:ascii="Arial MT" w:hAnsi="Arial MT"/>
                 <w:sz w:val="18"/>
               </w:rPr>
-              <w:t> </w:t>
+              <w:t xml:space="preserve"> </w:t>
             </w:r>
             <w:r>
               <w:rPr>
@@ -10203,7 +10623,7 @@
                 <w:rFonts w:ascii="Arial MT" w:hAnsi="Arial MT"/>
                 <w:sz w:val="18"/>
               </w:rPr>
-              <w:t> </w:t>
+              <w:t xml:space="preserve"> </w:t>
             </w:r>
             <w:r>
               <w:rPr>
@@ -10218,7 +10638,7 @@
                 <w:rFonts w:ascii="Arial MT" w:hAnsi="Arial MT"/>
                 <w:sz w:val="18"/>
               </w:rPr>
-              <w:t> </w:t>
+              <w:t xml:space="preserve"> </w:t>
             </w:r>
             <w:r>
               <w:rPr>
@@ -10233,7 +10653,7 @@
                 <w:rFonts w:ascii="Arial MT" w:hAnsi="Arial MT"/>
                 <w:sz w:val="18"/>
               </w:rPr>
-              <w:t> </w:t>
+              <w:t xml:space="preserve"> </w:t>
             </w:r>
             <w:r>
               <w:rPr>
@@ -10248,7 +10668,7 @@
                 <w:rFonts w:ascii="Arial MT" w:hAnsi="Arial MT"/>
                 <w:sz w:val="18"/>
               </w:rPr>
-              <w:t> </w:t>
+              <w:t xml:space="preserve"> </w:t>
             </w:r>
             <w:r>
               <w:rPr>
@@ -10263,7 +10683,7 @@
                 <w:rFonts w:ascii="Arial MT" w:hAnsi="Arial MT"/>
                 <w:sz w:val="18"/>
               </w:rPr>
-              <w:t> </w:t>
+              <w:t xml:space="preserve"> </w:t>
             </w:r>
             <w:r>
               <w:rPr>
@@ -10278,7 +10698,7 @@
                 <w:rFonts w:ascii="Arial MT" w:hAnsi="Arial MT"/>
                 <w:sz w:val="18"/>
               </w:rPr>
-              <w:t> </w:t>
+              <w:t xml:space="preserve"> </w:t>
             </w:r>
             <w:r>
               <w:rPr>
@@ -10295,7 +10715,7 @@
                 <w:spacing w:val="-2"/>
                 <w:sz w:val="18"/>
               </w:rPr>
-              <w:t> </w:t>
+              <w:t xml:space="preserve"> </w:t>
             </w:r>
             <w:r>
               <w:rPr>
@@ -10312,7 +10732,7 @@
                 <w:spacing w:val="-2"/>
                 <w:sz w:val="18"/>
               </w:rPr>
-              <w:t> </w:t>
+              <w:t xml:space="preserve"> </w:t>
             </w:r>
             <w:r>
               <w:rPr>
@@ -10329,22 +10749,22 @@
     </w:tbl>
     <w:p>
       <w:pPr>
-        <w:pStyle w:val="BodyText"/>
+        <w:pStyle w:val="Textoindependiente"/>
         <w:spacing w:before="15"/>
       </w:pPr>
     </w:p>
     <w:p>
       <w:pPr>
-        <w:pStyle w:val="ListParagraph"/>
+        <w:pStyle w:val="Prrafodelista"/>
         <w:numPr>
           <w:ilvl w:val="0"/>
-          <w:numId w:val="3"/>
+          <w:numId w:val="1"/>
         </w:numPr>
         <w:tabs>
-          <w:tab w:pos="981" w:val="left" w:leader="none"/>
+          <w:tab w:val="left" w:pos="981"/>
         </w:tabs>
-        <w:spacing w:line="248" w:lineRule="exact" w:before="1" w:after="0"/>
-        <w:ind w:left="981" w:right="0" w:hanging="567"/>
+        <w:spacing w:before="1" w:line="248" w:lineRule="exact"/>
+        <w:ind w:hanging="567"/>
         <w:jc w:val="both"/>
         <w:rPr>
           <w:sz w:val="18"/>
@@ -10362,7 +10782,7 @@
           <w:spacing w:val="-5"/>
           <w:sz w:val="18"/>
         </w:rPr>
-        <w:t> </w:t>
+        <w:t xml:space="preserve"> </w:t>
       </w:r>
       <w:r>
         <w:rPr>
@@ -10376,7 +10796,7 @@
           <w:spacing w:val="-4"/>
           <w:sz w:val="18"/>
         </w:rPr>
-        <w:t> </w:t>
+        <w:t xml:space="preserve"> </w:t>
       </w:r>
       <w:r>
         <w:rPr>
@@ -10390,7 +10810,7 @@
           <w:spacing w:val="-3"/>
           <w:sz w:val="18"/>
         </w:rPr>
-        <w:t> </w:t>
+        <w:t xml:space="preserve"> </w:t>
       </w:r>
       <w:r>
         <w:rPr>
@@ -10404,7 +10824,7 @@
           <w:spacing w:val="-3"/>
           <w:sz w:val="18"/>
         </w:rPr>
-        <w:t> </w:t>
+        <w:t xml:space="preserve"> </w:t>
       </w:r>
       <w:r>
         <w:rPr>
@@ -10418,7 +10838,7 @@
           <w:spacing w:val="-4"/>
           <w:sz w:val="18"/>
         </w:rPr>
-        <w:t> </w:t>
+        <w:t xml:space="preserve"> </w:t>
       </w:r>
       <w:r>
         <w:rPr>
@@ -10432,7 +10852,7 @@
           <w:spacing w:val="-1"/>
           <w:sz w:val="18"/>
         </w:rPr>
-        <w:t> </w:t>
+        <w:t xml:space="preserve"> </w:t>
       </w:r>
       <w:r>
         <w:rPr>
@@ -10446,7 +10866,7 @@
           <w:spacing w:val="-4"/>
           <w:sz w:val="18"/>
         </w:rPr>
-        <w:t> </w:t>
+        <w:t xml:space="preserve"> </w:t>
       </w:r>
       <w:r>
         <w:rPr>
@@ -10460,7 +10880,7 @@
           <w:spacing w:val="-3"/>
           <w:sz w:val="18"/>
         </w:rPr>
-        <w:t> </w:t>
+        <w:t xml:space="preserve"> </w:t>
       </w:r>
       <w:r>
         <w:rPr>
@@ -10474,7 +10894,7 @@
           <w:spacing w:val="-5"/>
           <w:sz w:val="18"/>
         </w:rPr>
-        <w:t> </w:t>
+        <w:t xml:space="preserve"> </w:t>
       </w:r>
       <w:r>
         <w:rPr>
@@ -10492,7 +10912,7 @@
           <w:spacing w:val="-3"/>
           <w:sz w:val="18"/>
         </w:rPr>
-        <w:t> </w:t>
+        <w:t xml:space="preserve"> </w:t>
       </w:r>
       <w:r>
         <w:rPr>
@@ -10515,7 +10935,7 @@
           <w:spacing w:val="-4"/>
           <w:sz w:val="18"/>
         </w:rPr>
-        <w:t> </w:t>
+        <w:t xml:space="preserve"> </w:t>
       </w:r>
       <w:r>
         <w:rPr>
@@ -10529,7 +10949,7 @@
           <w:spacing w:val="-3"/>
           <w:sz w:val="18"/>
         </w:rPr>
-        <w:t> </w:t>
+        <w:t xml:space="preserve"> </w:t>
       </w:r>
       <w:r>
         <w:rPr>
@@ -10543,7 +10963,7 @@
           <w:spacing w:val="-5"/>
           <w:sz w:val="18"/>
         </w:rPr>
-        <w:t> </w:t>
+        <w:t xml:space="preserve"> </w:t>
       </w:r>
       <w:r>
         <w:rPr>
@@ -10557,7 +10977,7 @@
           <w:spacing w:val="-3"/>
           <w:sz w:val="18"/>
         </w:rPr>
-        <w:t> </w:t>
+        <w:t xml:space="preserve"> </w:t>
       </w:r>
       <w:r>
         <w:rPr>
@@ -10571,7 +10991,7 @@
           <w:spacing w:val="-4"/>
           <w:sz w:val="18"/>
         </w:rPr>
-        <w:t> </w:t>
+        <w:t xml:space="preserve"> </w:t>
       </w:r>
       <w:r>
         <w:rPr>
@@ -10585,7 +11005,7 @@
           <w:spacing w:val="-4"/>
           <w:sz w:val="18"/>
         </w:rPr>
-        <w:t> </w:t>
+        <w:t xml:space="preserve"> </w:t>
       </w:r>
       <w:r>
         <w:rPr>
@@ -10599,7 +11019,7 @@
           <w:spacing w:val="-5"/>
           <w:sz w:val="18"/>
         </w:rPr>
-        <w:t> </w:t>
+        <w:t xml:space="preserve"> </w:t>
       </w:r>
       <w:r>
         <w:rPr>
@@ -10613,9 +11033,9 @@
           <w:spacing w:val="-2"/>
           <w:sz w:val="18"/>
         </w:rPr>
-        <w:t> </w:t>
-      </w:r>
-      <w:hyperlink r:id="rId6">
+        <w:t xml:space="preserve"> </w:t>
+      </w:r>
+      <w:hyperlink r:id="rId9">
         <w:r>
           <w:rPr>
             <w:color w:val="0462C1"/>
@@ -10630,16 +11050,16 @@
     </w:p>
     <w:p>
       <w:pPr>
-        <w:pStyle w:val="ListParagraph"/>
+        <w:pStyle w:val="Prrafodelista"/>
         <w:numPr>
           <w:ilvl w:val="0"/>
-          <w:numId w:val="3"/>
+          <w:numId w:val="1"/>
         </w:numPr>
         <w:tabs>
-          <w:tab w:pos="981" w:val="left" w:leader="none"/>
+          <w:tab w:val="left" w:pos="981"/>
         </w:tabs>
-        <w:spacing w:line="244" w:lineRule="exact" w:before="0" w:after="0"/>
-        <w:ind w:left="981" w:right="0" w:hanging="567"/>
+        <w:spacing w:line="244" w:lineRule="exact"/>
+        <w:ind w:hanging="567"/>
         <w:jc w:val="both"/>
         <w:rPr>
           <w:sz w:val="18"/>
@@ -10657,7 +11077,7 @@
           <w:spacing w:val="-2"/>
           <w:sz w:val="18"/>
         </w:rPr>
-        <w:t> </w:t>
+        <w:t xml:space="preserve"> </w:t>
       </w:r>
       <w:r>
         <w:rPr>
@@ -10671,7 +11091,7 @@
           <w:spacing w:val="-3"/>
           <w:sz w:val="18"/>
         </w:rPr>
-        <w:t> </w:t>
+        <w:t xml:space="preserve"> </w:t>
       </w:r>
       <w:r>
         <w:rPr>
@@ -10685,7 +11105,7 @@
           <w:spacing w:val="-2"/>
           <w:sz w:val="18"/>
         </w:rPr>
-        <w:t> </w:t>
+        <w:t xml:space="preserve"> </w:t>
       </w:r>
       <w:r>
         <w:rPr>
@@ -10699,7 +11119,7 @@
           <w:spacing w:val="-1"/>
           <w:sz w:val="18"/>
         </w:rPr>
-        <w:t> </w:t>
+        <w:t xml:space="preserve"> </w:t>
       </w:r>
       <w:r>
         <w:rPr>
@@ -10713,7 +11133,7 @@
           <w:spacing w:val="-2"/>
           <w:sz w:val="18"/>
         </w:rPr>
-        <w:t> </w:t>
+        <w:t xml:space="preserve"> </w:t>
       </w:r>
       <w:r>
         <w:rPr>
@@ -10727,7 +11147,7 @@
           <w:spacing w:val="-3"/>
           <w:sz w:val="18"/>
         </w:rPr>
-        <w:t> </w:t>
+        <w:t xml:space="preserve"> </w:t>
       </w:r>
       <w:r>
         <w:rPr>
@@ -10741,7 +11161,7 @@
           <w:spacing w:val="-2"/>
           <w:sz w:val="18"/>
         </w:rPr>
-        <w:t> </w:t>
+        <w:t xml:space="preserve"> </w:t>
       </w:r>
       <w:r>
         <w:rPr>
@@ -10755,7 +11175,7 @@
           <w:spacing w:val="-2"/>
           <w:sz w:val="18"/>
         </w:rPr>
-        <w:t> </w:t>
+        <w:t xml:space="preserve"> </w:t>
       </w:r>
       <w:r>
         <w:rPr>
@@ -10769,7 +11189,7 @@
           <w:spacing w:val="-3"/>
           <w:sz w:val="18"/>
         </w:rPr>
-        <w:t> </w:t>
+        <w:t xml:space="preserve"> </w:t>
       </w:r>
       <w:r>
         <w:rPr>
@@ -10783,7 +11203,7 @@
           <w:spacing w:val="-1"/>
           <w:sz w:val="18"/>
         </w:rPr>
-        <w:t> </w:t>
+        <w:t xml:space="preserve"> </w:t>
       </w:r>
       <w:r>
         <w:rPr>
@@ -10797,7 +11217,7 @@
           <w:spacing w:val="-3"/>
           <w:sz w:val="18"/>
         </w:rPr>
-        <w:t> </w:t>
+        <w:t xml:space="preserve"> </w:t>
       </w:r>
       <w:r>
         <w:rPr>
@@ -10811,7 +11231,7 @@
           <w:spacing w:val="-2"/>
           <w:sz w:val="18"/>
         </w:rPr>
-        <w:t> </w:t>
+        <w:t xml:space="preserve"> </w:t>
       </w:r>
       <w:r>
         <w:rPr>
@@ -10825,7 +11245,7 @@
           <w:spacing w:val="-1"/>
           <w:sz w:val="18"/>
         </w:rPr>
-        <w:t> </w:t>
+        <w:t xml:space="preserve"> </w:t>
       </w:r>
       <w:r>
         <w:rPr>
@@ -10839,7 +11259,7 @@
           <w:spacing w:val="-3"/>
           <w:sz w:val="18"/>
         </w:rPr>
-        <w:t> </w:t>
+        <w:t xml:space="preserve"> </w:t>
       </w:r>
       <w:r>
         <w:rPr>
@@ -10853,7 +11273,7 @@
           <w:spacing w:val="-3"/>
           <w:sz w:val="18"/>
         </w:rPr>
-        <w:t> </w:t>
+        <w:t xml:space="preserve"> </w:t>
       </w:r>
       <w:r>
         <w:rPr>
@@ -10867,7 +11287,7 @@
           <w:spacing w:val="-2"/>
           <w:sz w:val="18"/>
         </w:rPr>
-        <w:t> </w:t>
+        <w:t xml:space="preserve"> </w:t>
       </w:r>
       <w:r>
         <w:rPr>
@@ -10881,7 +11301,7 @@
           <w:spacing w:val="-1"/>
           <w:sz w:val="18"/>
         </w:rPr>
-        <w:t> </w:t>
+        <w:t xml:space="preserve"> </w:t>
       </w:r>
       <w:r>
         <w:rPr>
@@ -10894,16 +11314,16 @@
     </w:p>
     <w:p>
       <w:pPr>
-        <w:pStyle w:val="ListParagraph"/>
+        <w:pStyle w:val="Prrafodelista"/>
         <w:numPr>
           <w:ilvl w:val="0"/>
-          <w:numId w:val="3"/>
+          <w:numId w:val="1"/>
         </w:numPr>
         <w:tabs>
-          <w:tab w:pos="981" w:val="left" w:leader="none"/>
+          <w:tab w:val="left" w:pos="981"/>
         </w:tabs>
-        <w:spacing w:line="230" w:lineRule="auto" w:before="3" w:after="0"/>
-        <w:ind w:left="981" w:right="319" w:hanging="568"/>
+        <w:spacing w:before="3" w:line="230" w:lineRule="auto"/>
+        <w:ind w:right="319"/>
         <w:jc w:val="both"/>
         <w:rPr>
           <w:sz w:val="18"/>
@@ -10920,7 +11340,7 @@
         <w:rPr>
           <w:sz w:val="18"/>
         </w:rPr>
-        <w:t> </w:t>
+        <w:t xml:space="preserve"> </w:t>
       </w:r>
       <w:r>
         <w:rPr>
@@ -10932,16 +11352,16 @@
     </w:p>
     <w:p>
       <w:pPr>
-        <w:pStyle w:val="ListParagraph"/>
+        <w:pStyle w:val="Prrafodelista"/>
         <w:numPr>
           <w:ilvl w:val="0"/>
-          <w:numId w:val="3"/>
+          <w:numId w:val="1"/>
         </w:numPr>
         <w:tabs>
-          <w:tab w:pos="981" w:val="left" w:leader="none"/>
+          <w:tab w:val="left" w:pos="981"/>
         </w:tabs>
-        <w:spacing w:line="228" w:lineRule="auto" w:before="12" w:after="0"/>
-        <w:ind w:left="981" w:right="315" w:hanging="568"/>
+        <w:spacing w:before="12" w:line="228" w:lineRule="auto"/>
+        <w:ind w:right="315"/>
         <w:jc w:val="both"/>
         <w:rPr>
           <w:rFonts w:ascii="Arial" w:hAnsi="Arial"/>
@@ -10954,119 +11374,7 @@
           <w:w w:val="90"/>
           <w:sz w:val="18"/>
         </w:rPr>
-        <w:t>Los</w:t>
-      </w:r>
-      <w:r>
-        <w:rPr>
-          <w:w w:val="90"/>
-          <w:sz w:val="18"/>
-        </w:rPr>
-        <w:t> derechos</w:t>
-      </w:r>
-      <w:r>
-        <w:rPr>
-          <w:w w:val="90"/>
-          <w:sz w:val="18"/>
-        </w:rPr>
-        <w:t> mencionados</w:t>
-      </w:r>
-      <w:r>
-        <w:rPr>
-          <w:w w:val="90"/>
-          <w:sz w:val="18"/>
-        </w:rPr>
-        <w:t> anteriormente,</w:t>
-      </w:r>
-      <w:r>
-        <w:rPr>
-          <w:w w:val="90"/>
-          <w:sz w:val="18"/>
-        </w:rPr>
-        <w:t> pueden</w:t>
-      </w:r>
-      <w:r>
-        <w:rPr>
-          <w:w w:val="90"/>
-          <w:sz w:val="18"/>
-        </w:rPr>
-        <w:t> ser</w:t>
-      </w:r>
-      <w:r>
-        <w:rPr>
-          <w:w w:val="90"/>
-          <w:sz w:val="18"/>
-        </w:rPr>
-        <w:t> ejercidos</w:t>
-      </w:r>
-      <w:r>
-        <w:rPr>
-          <w:w w:val="90"/>
-          <w:sz w:val="18"/>
-        </w:rPr>
-        <w:t> a</w:t>
-      </w:r>
-      <w:r>
-        <w:rPr>
-          <w:w w:val="90"/>
-          <w:sz w:val="18"/>
-        </w:rPr>
-        <w:t> través</w:t>
-      </w:r>
-      <w:r>
-        <w:rPr>
-          <w:w w:val="90"/>
-          <w:sz w:val="18"/>
-        </w:rPr>
-        <w:t> de</w:t>
-      </w:r>
-      <w:r>
-        <w:rPr>
-          <w:w w:val="90"/>
-          <w:sz w:val="18"/>
-        </w:rPr>
-        <w:t> petición</w:t>
-      </w:r>
-      <w:r>
-        <w:rPr>
-          <w:w w:val="90"/>
-          <w:sz w:val="18"/>
-        </w:rPr>
-        <w:t> enviada</w:t>
-      </w:r>
-      <w:r>
-        <w:rPr>
-          <w:w w:val="90"/>
-          <w:sz w:val="18"/>
-        </w:rPr>
-        <w:t> al</w:t>
-      </w:r>
-      <w:r>
-        <w:rPr>
-          <w:w w:val="90"/>
-          <w:sz w:val="18"/>
-        </w:rPr>
-        <w:t> correo</w:t>
-      </w:r>
-      <w:r>
-        <w:rPr>
-          <w:w w:val="90"/>
-          <w:sz w:val="18"/>
-        </w:rPr>
-        <w:t> electrónico</w:t>
-      </w:r>
-      <w:r>
-        <w:rPr>
-          <w:w w:val="90"/>
-          <w:sz w:val="18"/>
-        </w:rPr>
-        <w:t> de</w:t>
-      </w:r>
-      <w:r>
-        <w:rPr>
-          <w:w w:val="90"/>
-          <w:sz w:val="18"/>
-        </w:rPr>
-        <w:t> </w:t>
+        <w:t xml:space="preserve">Los derechos mencionados anteriormente, pueden ser ejercidos a través de petición enviada al correo electrónico de </w:t>
       </w:r>
       <w:r>
         <w:rPr>
@@ -11075,25 +11383,16 @@
           <w:w w:val="90"/>
           <w:sz w:val="18"/>
         </w:rPr>
-        <w:t>DIACO</w:t>
-      </w:r>
-      <w:r>
-        <w:rPr>
-          <w:rFonts w:ascii="Arial" w:hAnsi="Arial"/>
-          <w:b/>
+        <w:t>DIACO S.A.</w:t>
+      </w:r>
+      <w:r>
+        <w:rPr>
           <w:w w:val="90"/>
           <w:sz w:val="18"/>
         </w:rPr>
-        <w:t> S.A.</w:t>
-      </w:r>
-      <w:r>
-        <w:rPr>
-          <w:w w:val="90"/>
-          <w:sz w:val="18"/>
-        </w:rPr>
-        <w:t>, </w:t>
-      </w:r>
-      <w:hyperlink r:id="rId7">
+        <w:t xml:space="preserve">, </w:t>
+      </w:r>
+      <w:hyperlink r:id="rId10">
         <w:r>
           <w:rPr>
             <w:color w:val="0462C1"/>
@@ -11122,7 +11421,7 @@
           <w:w w:val="85"/>
           <w:sz w:val="18"/>
         </w:rPr>
-        <w:t> </w:t>
+        <w:t xml:space="preserve"> </w:t>
       </w:r>
       <w:r>
         <w:rPr>
@@ -11137,7 +11436,7 @@
           <w:spacing w:val="-1"/>
           <w:sz w:val="18"/>
         </w:rPr>
-        <w:t> </w:t>
+        <w:t xml:space="preserve"> </w:t>
       </w:r>
       <w:r>
         <w:rPr>
@@ -11152,16 +11451,16 @@
     </w:p>
     <w:p>
       <w:pPr>
-        <w:pStyle w:val="ListParagraph"/>
+        <w:pStyle w:val="Prrafodelista"/>
         <w:numPr>
           <w:ilvl w:val="0"/>
-          <w:numId w:val="3"/>
+          <w:numId w:val="1"/>
         </w:numPr>
         <w:tabs>
-          <w:tab w:pos="981" w:val="left" w:leader="none"/>
+          <w:tab w:val="left" w:pos="981"/>
         </w:tabs>
-        <w:spacing w:line="230" w:lineRule="auto" w:before="11" w:after="0"/>
-        <w:ind w:left="981" w:right="321" w:hanging="568"/>
+        <w:spacing w:before="11" w:line="230" w:lineRule="auto"/>
+        <w:ind w:right="321"/>
         <w:jc w:val="both"/>
         <w:rPr>
           <w:sz w:val="18"/>
@@ -11178,7 +11477,7 @@
         <w:rPr>
           <w:sz w:val="18"/>
         </w:rPr>
-        <w:t> </w:t>
+        <w:t xml:space="preserve"> </w:t>
       </w:r>
       <w:r>
         <w:rPr>
@@ -11194,9 +11493,9 @@
           <w:w w:val="80"/>
           <w:sz w:val="18"/>
         </w:rPr>
-        <w:t>, </w:t>
-      </w:r>
-      <w:hyperlink r:id="rId7">
+        <w:t xml:space="preserve">, </w:t>
+      </w:r>
+      <w:hyperlink r:id="rId11">
         <w:r>
           <w:rPr>
             <w:color w:val="0462C1"/>
@@ -11222,7 +11521,7 @@
           <w:w w:val="80"/>
           <w:sz w:val="18"/>
         </w:rPr>
-        <w:t> </w:t>
+        <w:t xml:space="preserve"> </w:t>
       </w:r>
       <w:r>
         <w:rPr>
@@ -11236,7 +11535,7 @@
           <w:spacing w:val="80"/>
           <w:sz w:val="18"/>
         </w:rPr>
-        <w:t> </w:t>
+        <w:t xml:space="preserve"> </w:t>
       </w:r>
       <w:r>
         <w:rPr>
@@ -11251,7 +11550,7 @@
           <w:w w:val="90"/>
           <w:sz w:val="18"/>
         </w:rPr>
-        <w:t> </w:t>
+        <w:t xml:space="preserve"> </w:t>
       </w:r>
       <w:r>
         <w:rPr>
@@ -11266,7 +11565,7 @@
           <w:w w:val="90"/>
           <w:sz w:val="18"/>
         </w:rPr>
-        <w:t> </w:t>
+        <w:t xml:space="preserve"> </w:t>
       </w:r>
       <w:r>
         <w:rPr>
@@ -11281,7 +11580,7 @@
           <w:w w:val="90"/>
           <w:sz w:val="18"/>
         </w:rPr>
-        <w:t> </w:t>
+        <w:t xml:space="preserve"> </w:t>
       </w:r>
       <w:r>
         <w:rPr>
@@ -11293,16 +11592,16 @@
     </w:p>
     <w:p>
       <w:pPr>
-        <w:pStyle w:val="ListParagraph"/>
+        <w:pStyle w:val="Prrafodelista"/>
         <w:numPr>
           <w:ilvl w:val="0"/>
-          <w:numId w:val="3"/>
+          <w:numId w:val="1"/>
         </w:numPr>
         <w:tabs>
-          <w:tab w:pos="981" w:val="left" w:leader="none"/>
+          <w:tab w:val="left" w:pos="981"/>
         </w:tabs>
-        <w:spacing w:line="232" w:lineRule="auto" w:before="7" w:after="0"/>
-        <w:ind w:left="981" w:right="318" w:hanging="568"/>
+        <w:spacing w:before="7" w:line="232" w:lineRule="auto"/>
+        <w:ind w:right="318"/>
         <w:jc w:val="both"/>
         <w:rPr>
           <w:sz w:val="18"/>
@@ -11325,7 +11624,7 @@
           <w:w w:val="85"/>
           <w:sz w:val="18"/>
         </w:rPr>
-        <w:t> </w:t>
+        <w:t xml:space="preserve"> </w:t>
       </w:r>
       <w:r>
         <w:rPr>
@@ -11344,7 +11643,7 @@
           <w:w w:val="85"/>
           <w:sz w:val="18"/>
         </w:rPr>
-        <w:t> </w:t>
+        <w:t xml:space="preserve"> </w:t>
       </w:r>
       <w:r>
         <w:rPr>
@@ -11359,7 +11658,7 @@
           <w:w w:val="85"/>
           <w:sz w:val="18"/>
         </w:rPr>
-        <w:t> </w:t>
+        <w:t xml:space="preserve"> </w:t>
       </w:r>
       <w:r>
         <w:rPr>
@@ -11374,7 +11673,7 @@
           <w:w w:val="85"/>
           <w:sz w:val="18"/>
         </w:rPr>
-        <w:t> </w:t>
+        <w:t xml:space="preserve"> </w:t>
       </w:r>
       <w:r>
         <w:rPr>
@@ -11389,7 +11688,7 @@
           <w:w w:val="85"/>
           <w:sz w:val="18"/>
         </w:rPr>
-        <w:t> </w:t>
+        <w:t xml:space="preserve"> </w:t>
       </w:r>
       <w:r>
         <w:rPr>
@@ -11404,7 +11703,7 @@
           <w:w w:val="85"/>
           <w:sz w:val="18"/>
         </w:rPr>
-        <w:t> </w:t>
+        <w:t xml:space="preserve"> </w:t>
       </w:r>
       <w:r>
         <w:rPr>
@@ -11419,7 +11718,7 @@
           <w:w w:val="85"/>
           <w:sz w:val="18"/>
         </w:rPr>
-        <w:t> </w:t>
+        <w:t xml:space="preserve"> </w:t>
       </w:r>
       <w:r>
         <w:rPr>
@@ -11434,7 +11733,7 @@
           <w:w w:val="85"/>
           <w:sz w:val="18"/>
         </w:rPr>
-        <w:t> </w:t>
+        <w:t xml:space="preserve"> </w:t>
       </w:r>
       <w:r>
         <w:rPr>
@@ -11449,7 +11748,7 @@
           <w:w w:val="85"/>
           <w:sz w:val="18"/>
         </w:rPr>
-        <w:t> </w:t>
+        <w:t xml:space="preserve"> </w:t>
       </w:r>
       <w:r>
         <w:rPr>
@@ -11464,7 +11763,7 @@
           <w:w w:val="85"/>
           <w:sz w:val="18"/>
         </w:rPr>
-        <w:t> </w:t>
+        <w:t xml:space="preserve"> </w:t>
       </w:r>
       <w:r>
         <w:rPr>
@@ -11479,7 +11778,7 @@
           <w:w w:val="85"/>
           <w:sz w:val="18"/>
         </w:rPr>
-        <w:t> </w:t>
+        <w:t xml:space="preserve"> </w:t>
       </w:r>
       <w:r>
         <w:rPr>
@@ -11494,7 +11793,7 @@
           <w:w w:val="85"/>
           <w:sz w:val="18"/>
         </w:rPr>
-        <w:t> </w:t>
+        <w:t xml:space="preserve"> </w:t>
       </w:r>
       <w:r>
         <w:rPr>
@@ -11509,7 +11808,7 @@
           <w:w w:val="85"/>
           <w:sz w:val="18"/>
         </w:rPr>
-        <w:t> </w:t>
+        <w:t xml:space="preserve"> </w:t>
       </w:r>
       <w:r>
         <w:rPr>
@@ -11524,7 +11823,7 @@
           <w:w w:val="85"/>
           <w:sz w:val="18"/>
         </w:rPr>
-        <w:t> </w:t>
+        <w:t xml:space="preserve"> </w:t>
       </w:r>
       <w:r>
         <w:rPr>
@@ -11539,7 +11838,7 @@
           <w:w w:val="85"/>
           <w:sz w:val="18"/>
         </w:rPr>
-        <w:t> </w:t>
+        <w:t xml:space="preserve"> </w:t>
       </w:r>
       <w:r>
         <w:rPr>
@@ -11554,7 +11853,7 @@
           <w:w w:val="85"/>
           <w:sz w:val="18"/>
         </w:rPr>
-        <w:t> </w:t>
+        <w:t xml:space="preserve"> </w:t>
       </w:r>
       <w:r>
         <w:rPr>
@@ -11569,7 +11868,7 @@
           <w:w w:val="85"/>
           <w:sz w:val="18"/>
         </w:rPr>
-        <w:t> </w:t>
+        <w:t xml:space="preserve"> </w:t>
       </w:r>
       <w:r>
         <w:rPr>
@@ -11584,7 +11883,7 @@
           <w:w w:val="85"/>
           <w:sz w:val="18"/>
         </w:rPr>
-        <w:t> </w:t>
+        <w:t xml:space="preserve"> </w:t>
       </w:r>
       <w:r>
         <w:rPr>
@@ -11599,7 +11898,7 @@
           <w:w w:val="85"/>
           <w:sz w:val="18"/>
         </w:rPr>
-        <w:t> </w:t>
+        <w:t xml:space="preserve"> </w:t>
       </w:r>
       <w:r>
         <w:rPr>
@@ -11614,7 +11913,7 @@
           <w:w w:val="85"/>
           <w:sz w:val="18"/>
         </w:rPr>
-        <w:t> </w:t>
+        <w:t xml:space="preserve"> </w:t>
       </w:r>
       <w:r>
         <w:rPr>
@@ -11629,7 +11928,7 @@
           <w:w w:val="85"/>
           <w:sz w:val="18"/>
         </w:rPr>
-        <w:t> </w:t>
+        <w:t xml:space="preserve"> </w:t>
       </w:r>
       <w:r>
         <w:rPr>
@@ -11644,7 +11943,7 @@
           <w:w w:val="85"/>
           <w:sz w:val="18"/>
         </w:rPr>
-        <w:t> </w:t>
+        <w:t xml:space="preserve"> </w:t>
       </w:r>
       <w:r>
         <w:rPr>
@@ -11659,7 +11958,7 @@
           <w:w w:val="85"/>
           <w:sz w:val="18"/>
         </w:rPr>
-        <w:t> </w:t>
+        <w:t xml:space="preserve"> </w:t>
       </w:r>
       <w:r>
         <w:rPr>
@@ -11674,7 +11973,7 @@
           <w:w w:val="85"/>
           <w:sz w:val="18"/>
         </w:rPr>
-        <w:t> </w:t>
+        <w:t xml:space="preserve"> </w:t>
       </w:r>
       <w:r>
         <w:rPr>
@@ -11689,7 +11988,7 @@
           <w:w w:val="85"/>
           <w:sz w:val="18"/>
         </w:rPr>
-        <w:t> </w:t>
+        <w:t xml:space="preserve"> </w:t>
       </w:r>
       <w:r>
         <w:rPr>
@@ -11704,7 +12003,7 @@
           <w:w w:val="85"/>
           <w:sz w:val="18"/>
         </w:rPr>
-        <w:t> </w:t>
+        <w:t xml:space="preserve"> </w:t>
       </w:r>
       <w:r>
         <w:rPr>
@@ -11719,7 +12018,7 @@
           <w:w w:val="85"/>
           <w:sz w:val="18"/>
         </w:rPr>
-        <w:t> </w:t>
+        <w:t xml:space="preserve"> </w:t>
       </w:r>
       <w:r>
         <w:rPr>
@@ -11734,7 +12033,7 @@
           <w:w w:val="85"/>
           <w:sz w:val="18"/>
         </w:rPr>
-        <w:t> </w:t>
+        <w:t xml:space="preserve"> </w:t>
       </w:r>
       <w:r>
         <w:rPr>
@@ -11749,7 +12048,7 @@
           <w:w w:val="85"/>
           <w:sz w:val="18"/>
         </w:rPr>
-        <w:t> </w:t>
+        <w:t xml:space="preserve"> </w:t>
       </w:r>
       <w:r>
         <w:rPr>
@@ -11764,7 +12063,7 @@
           <w:w w:val="85"/>
           <w:sz w:val="18"/>
         </w:rPr>
-        <w:t> </w:t>
+        <w:t xml:space="preserve"> </w:t>
       </w:r>
       <w:r>
         <w:rPr>
@@ -11779,7 +12078,7 @@
           <w:w w:val="85"/>
           <w:sz w:val="18"/>
         </w:rPr>
-        <w:t> </w:t>
+        <w:t xml:space="preserve"> </w:t>
       </w:r>
       <w:r>
         <w:rPr>
@@ -11794,7 +12093,7 @@
           <w:w w:val="85"/>
           <w:sz w:val="18"/>
         </w:rPr>
-        <w:t> </w:t>
+        <w:t xml:space="preserve"> </w:t>
       </w:r>
       <w:r>
         <w:rPr>
@@ -11809,7 +12108,7 @@
           <w:w w:val="85"/>
           <w:sz w:val="18"/>
         </w:rPr>
-        <w:t> </w:t>
+        <w:t xml:space="preserve"> </w:t>
       </w:r>
       <w:r>
         <w:rPr>
@@ -11824,7 +12123,7 @@
           <w:w w:val="85"/>
           <w:sz w:val="18"/>
         </w:rPr>
-        <w:t> </w:t>
+        <w:t xml:space="preserve"> </w:t>
       </w:r>
       <w:r>
         <w:rPr>
@@ -11839,7 +12138,7 @@
           <w:w w:val="85"/>
           <w:sz w:val="18"/>
         </w:rPr>
-        <w:t> </w:t>
+        <w:t xml:space="preserve"> </w:t>
       </w:r>
       <w:r>
         <w:rPr>
@@ -11851,16 +12150,16 @@
     </w:p>
     <w:p>
       <w:pPr>
-        <w:pStyle w:val="ListParagraph"/>
+        <w:pStyle w:val="Prrafodelista"/>
         <w:numPr>
           <w:ilvl w:val="0"/>
-          <w:numId w:val="3"/>
+          <w:numId w:val="1"/>
         </w:numPr>
         <w:tabs>
-          <w:tab w:pos="981" w:val="left" w:leader="none"/>
+          <w:tab w:val="left" w:pos="981"/>
         </w:tabs>
-        <w:spacing w:line="235" w:lineRule="auto" w:before="8" w:after="0"/>
-        <w:ind w:left="981" w:right="319" w:hanging="568"/>
+        <w:spacing w:before="8" w:line="235" w:lineRule="auto"/>
+        <w:ind w:right="319"/>
         <w:jc w:val="both"/>
         <w:rPr>
           <w:rFonts w:ascii="Arial" w:hAnsi="Arial"/>
@@ -11881,7 +12180,7 @@
           <w:w w:val="85"/>
           <w:sz w:val="18"/>
         </w:rPr>
-        <w:t> </w:t>
+        <w:t xml:space="preserve"> </w:t>
       </w:r>
       <w:r>
         <w:rPr>
@@ -11896,7 +12195,7 @@
           <w:w w:val="85"/>
           <w:sz w:val="18"/>
         </w:rPr>
-        <w:t> </w:t>
+        <w:t xml:space="preserve"> </w:t>
       </w:r>
       <w:r>
         <w:rPr>
@@ -11911,7 +12210,7 @@
           <w:w w:val="85"/>
           <w:sz w:val="18"/>
         </w:rPr>
-        <w:t> </w:t>
+        <w:t xml:space="preserve"> </w:t>
       </w:r>
       <w:r>
         <w:rPr>
@@ -11926,7 +12225,7 @@
           <w:w w:val="85"/>
           <w:sz w:val="18"/>
         </w:rPr>
-        <w:t> </w:t>
+        <w:t xml:space="preserve"> </w:t>
       </w:r>
       <w:r>
         <w:rPr>
@@ -11941,7 +12240,7 @@
           <w:w w:val="85"/>
           <w:sz w:val="18"/>
         </w:rPr>
-        <w:t> </w:t>
+        <w:t xml:space="preserve"> </w:t>
       </w:r>
       <w:r>
         <w:rPr>
@@ -11956,7 +12255,7 @@
           <w:w w:val="85"/>
           <w:sz w:val="18"/>
         </w:rPr>
-        <w:t> </w:t>
+        <w:t xml:space="preserve"> </w:t>
       </w:r>
       <w:r>
         <w:rPr>
@@ -11971,7 +12270,7 @@
           <w:w w:val="85"/>
           <w:sz w:val="18"/>
         </w:rPr>
-        <w:t> </w:t>
+        <w:t xml:space="preserve"> </w:t>
       </w:r>
       <w:r>
         <w:rPr>
@@ -11986,7 +12285,7 @@
           <w:w w:val="85"/>
           <w:sz w:val="18"/>
         </w:rPr>
-        <w:t> </w:t>
+        <w:t xml:space="preserve"> </w:t>
       </w:r>
       <w:r>
         <w:rPr>
@@ -12001,7 +12300,7 @@
           <w:w w:val="85"/>
           <w:sz w:val="18"/>
         </w:rPr>
-        <w:t> </w:t>
+        <w:t xml:space="preserve"> </w:t>
       </w:r>
       <w:r>
         <w:rPr>
@@ -12016,7 +12315,7 @@
           <w:w w:val="85"/>
           <w:sz w:val="18"/>
         </w:rPr>
-        <w:t> </w:t>
+        <w:t xml:space="preserve"> </w:t>
       </w:r>
       <w:r>
         <w:rPr>
@@ -12031,7 +12330,7 @@
           <w:w w:val="85"/>
           <w:sz w:val="18"/>
         </w:rPr>
-        <w:t> </w:t>
+        <w:t xml:space="preserve"> </w:t>
       </w:r>
       <w:r>
         <w:rPr>
@@ -12046,7 +12345,7 @@
           <w:w w:val="85"/>
           <w:sz w:val="18"/>
         </w:rPr>
-        <w:t> </w:t>
+        <w:t xml:space="preserve"> </w:t>
       </w:r>
       <w:r>
         <w:rPr>
@@ -12061,7 +12360,7 @@
           <w:w w:val="85"/>
           <w:sz w:val="18"/>
         </w:rPr>
-        <w:t> </w:t>
+        <w:t xml:space="preserve"> </w:t>
       </w:r>
       <w:r>
         <w:rPr>
@@ -12076,14 +12375,14 @@
           <w:w w:val="85"/>
           <w:sz w:val="18"/>
         </w:rPr>
-        <w:t> </w:t>
-      </w:r>
-      <w:r>
-        <w:rPr>
-          <w:w w:val="85"/>
-          <w:sz w:val="18"/>
-        </w:rPr>
-        <w:t>a </w:t>
+        <w:t xml:space="preserve"> </w:t>
+      </w:r>
+      <w:r>
+        <w:rPr>
+          <w:w w:val="85"/>
+          <w:sz w:val="18"/>
+        </w:rPr>
+        <w:t xml:space="preserve">a </w:t>
       </w:r>
       <w:r>
         <w:rPr>
@@ -12102,7 +12401,7 @@
           <w:w w:val="85"/>
           <w:sz w:val="18"/>
         </w:rPr>
-        <w:t> </w:t>
+        <w:t xml:space="preserve"> </w:t>
       </w:r>
       <w:r>
         <w:rPr>
@@ -12121,7 +12420,7 @@
           <w:w w:val="85"/>
           <w:sz w:val="18"/>
         </w:rPr>
-        <w:t> </w:t>
+        <w:t xml:space="preserve"> </w:t>
       </w:r>
       <w:r>
         <w:rPr>
@@ -12136,7 +12435,7 @@
           <w:w w:val="85"/>
           <w:sz w:val="18"/>
         </w:rPr>
-        <w:t> </w:t>
+        <w:t xml:space="preserve"> </w:t>
       </w:r>
       <w:r>
         <w:rPr>
@@ -12151,7 +12450,7 @@
           <w:w w:val="85"/>
           <w:sz w:val="18"/>
         </w:rPr>
-        <w:t> </w:t>
+        <w:t xml:space="preserve"> </w:t>
       </w:r>
       <w:r>
         <w:rPr>
@@ -12166,7 +12465,7 @@
           <w:w w:val="85"/>
           <w:sz w:val="18"/>
         </w:rPr>
-        <w:t> </w:t>
+        <w:t xml:space="preserve"> </w:t>
       </w:r>
       <w:r>
         <w:rPr>
@@ -12181,7 +12480,7 @@
           <w:w w:val="85"/>
           <w:sz w:val="18"/>
         </w:rPr>
-        <w:t> </w:t>
+        <w:t xml:space="preserve"> </w:t>
       </w:r>
       <w:r>
         <w:rPr>
@@ -12196,7 +12495,7 @@
           <w:w w:val="85"/>
           <w:sz w:val="18"/>
         </w:rPr>
-        <w:t> </w:t>
+        <w:t xml:space="preserve"> </w:t>
       </w:r>
       <w:r>
         <w:rPr>
@@ -12211,7 +12510,7 @@
           <w:w w:val="85"/>
           <w:sz w:val="18"/>
         </w:rPr>
-        <w:t> </w:t>
+        <w:t xml:space="preserve"> </w:t>
       </w:r>
       <w:r>
         <w:rPr>
@@ -12226,7 +12525,7 @@
           <w:w w:val="85"/>
           <w:sz w:val="18"/>
         </w:rPr>
-        <w:t> </w:t>
+        <w:t xml:space="preserve"> </w:t>
       </w:r>
       <w:r>
         <w:rPr>
@@ -12241,7 +12540,7 @@
           <w:w w:val="85"/>
           <w:sz w:val="18"/>
         </w:rPr>
-        <w:t> </w:t>
+        <w:t xml:space="preserve"> </w:t>
       </w:r>
       <w:r>
         <w:rPr>
@@ -12256,7 +12555,7 @@
           <w:w w:val="85"/>
           <w:sz w:val="18"/>
         </w:rPr>
-        <w:t> </w:t>
+        <w:t xml:space="preserve"> </w:t>
       </w:r>
       <w:r>
         <w:rPr>
@@ -12271,7 +12570,7 @@
           <w:w w:val="85"/>
           <w:sz w:val="18"/>
         </w:rPr>
-        <w:t> </w:t>
+        <w:t xml:space="preserve"> </w:t>
       </w:r>
       <w:r>
         <w:rPr>
@@ -12286,7 +12585,7 @@
           <w:w w:val="85"/>
           <w:sz w:val="18"/>
         </w:rPr>
-        <w:t> </w:t>
+        <w:t xml:space="preserve"> </w:t>
       </w:r>
       <w:r>
         <w:rPr>
@@ -12301,7 +12600,7 @@
           <w:w w:val="85"/>
           <w:sz w:val="18"/>
         </w:rPr>
-        <w:t> </w:t>
+        <w:t xml:space="preserve"> </w:t>
       </w:r>
       <w:r>
         <w:rPr>
@@ -12316,7 +12615,7 @@
           <w:w w:val="85"/>
           <w:sz w:val="18"/>
         </w:rPr>
-        <w:t> </w:t>
+        <w:t xml:space="preserve"> </w:t>
       </w:r>
       <w:r>
         <w:rPr>
@@ -12331,7 +12630,7 @@
           <w:w w:val="85"/>
           <w:sz w:val="18"/>
         </w:rPr>
-        <w:t> </w:t>
+        <w:t xml:space="preserve"> </w:t>
       </w:r>
       <w:r>
         <w:rPr>
@@ -12346,7 +12645,7 @@
           <w:w w:val="85"/>
           <w:sz w:val="18"/>
         </w:rPr>
-        <w:t> </w:t>
+        <w:t xml:space="preserve"> </w:t>
       </w:r>
       <w:r>
         <w:rPr>
@@ -12361,7 +12660,7 @@
           <w:w w:val="85"/>
           <w:sz w:val="18"/>
         </w:rPr>
-        <w:t> </w:t>
+        <w:t xml:space="preserve"> </w:t>
       </w:r>
       <w:r>
         <w:rPr>
@@ -12376,7 +12675,7 @@
           <w:w w:val="85"/>
           <w:sz w:val="18"/>
         </w:rPr>
-        <w:t> </w:t>
+        <w:t xml:space="preserve"> </w:t>
       </w:r>
       <w:r>
         <w:rPr>
@@ -12391,7 +12690,7 @@
           <w:w w:val="85"/>
           <w:sz w:val="18"/>
         </w:rPr>
-        <w:t> </w:t>
+        <w:t xml:space="preserve"> </w:t>
       </w:r>
       <w:r>
         <w:rPr>
@@ -12406,7 +12705,7 @@
           <w:w w:val="85"/>
           <w:sz w:val="18"/>
         </w:rPr>
-        <w:t> </w:t>
+        <w:t xml:space="preserve"> </w:t>
       </w:r>
       <w:r>
         <w:rPr>
@@ -12421,7 +12720,7 @@
           <w:w w:val="85"/>
           <w:sz w:val="18"/>
         </w:rPr>
-        <w:t> </w:t>
+        <w:t xml:space="preserve"> </w:t>
       </w:r>
       <w:r>
         <w:rPr>
@@ -12436,7 +12735,7 @@
           <w:w w:val="85"/>
           <w:sz w:val="18"/>
         </w:rPr>
-        <w:t> </w:t>
+        <w:t xml:space="preserve"> </w:t>
       </w:r>
       <w:r>
         <w:rPr>
@@ -12451,7 +12750,7 @@
           <w:w w:val="85"/>
           <w:sz w:val="18"/>
         </w:rPr>
-        <w:t> </w:t>
+        <w:t xml:space="preserve"> </w:t>
       </w:r>
       <w:r>
         <w:rPr>
@@ -12466,7 +12765,7 @@
           <w:w w:val="85"/>
           <w:sz w:val="18"/>
         </w:rPr>
-        <w:t> </w:t>
+        <w:t xml:space="preserve"> </w:t>
       </w:r>
       <w:r>
         <w:rPr>
@@ -12481,7 +12780,7 @@
           <w:w w:val="85"/>
           <w:sz w:val="18"/>
         </w:rPr>
-        <w:t> </w:t>
+        <w:t xml:space="preserve"> </w:t>
       </w:r>
       <w:r>
         <w:rPr>
@@ -12496,21 +12795,21 @@
           <w:w w:val="85"/>
           <w:sz w:val="18"/>
         </w:rPr>
-        <w:t> </w:t>
-      </w:r>
-      <w:r>
-        <w:rPr>
-          <w:w w:val="85"/>
-          <w:sz w:val="18"/>
-        </w:rPr>
-        <w:t>fines </w:t>
+        <w:t xml:space="preserve"> </w:t>
+      </w:r>
+      <w:r>
+        <w:rPr>
+          <w:w w:val="85"/>
+          <w:sz w:val="18"/>
+        </w:rPr>
+        <w:t xml:space="preserve">fines </w:t>
       </w:r>
       <w:r>
         <w:rPr>
           <w:w w:val="80"/>
           <w:sz w:val="18"/>
         </w:rPr>
-        <w:t>legales, contractuales, misionales descritos en la Política de Tratamiento de Datos Personales de </w:t>
+        <w:t xml:space="preserve">legales, contractuales, misionales descritos en la Política de Tratamiento de Datos Personales de </w:t>
       </w:r>
       <w:r>
         <w:rPr>
@@ -12524,16 +12823,15 @@
     </w:p>
     <w:p>
       <w:pPr>
-        <w:pStyle w:val="ListParagraph"/>
+        <w:pStyle w:val="Prrafodelista"/>
         <w:numPr>
           <w:ilvl w:val="0"/>
-          <w:numId w:val="3"/>
+          <w:numId w:val="1"/>
         </w:numPr>
         <w:tabs>
-          <w:tab w:pos="979" w:val="left" w:leader="none"/>
+          <w:tab w:val="left" w:pos="979"/>
         </w:tabs>
-        <w:spacing w:line="240" w:lineRule="auto" w:before="0" w:after="0"/>
-        <w:ind w:left="979" w:right="0" w:hanging="565"/>
+        <w:ind w:left="979" w:hanging="565"/>
         <w:jc w:val="both"/>
         <w:rPr>
           <w:sz w:val="18"/>
@@ -12551,7 +12849,7 @@
           <w:spacing w:val="-4"/>
           <w:sz w:val="18"/>
         </w:rPr>
-        <w:t> </w:t>
+        <w:t xml:space="preserve"> </w:t>
       </w:r>
       <w:r>
         <w:rPr>
@@ -12565,7 +12863,7 @@
           <w:spacing w:val="-3"/>
           <w:sz w:val="18"/>
         </w:rPr>
-        <w:t> </w:t>
+        <w:t xml:space="preserve"> </w:t>
       </w:r>
       <w:r>
         <w:rPr>
@@ -12579,7 +12877,7 @@
           <w:spacing w:val="-2"/>
           <w:sz w:val="18"/>
         </w:rPr>
-        <w:t> </w:t>
+        <w:t xml:space="preserve"> </w:t>
       </w:r>
       <w:r>
         <w:rPr>
@@ -12593,7 +12891,7 @@
           <w:spacing w:val="-3"/>
           <w:sz w:val="18"/>
         </w:rPr>
-        <w:t> </w:t>
+        <w:t xml:space="preserve"> </w:t>
       </w:r>
       <w:r>
         <w:rPr>
@@ -12607,7 +12905,7 @@
           <w:spacing w:val="-2"/>
           <w:sz w:val="18"/>
         </w:rPr>
-        <w:t> </w:t>
+        <w:t xml:space="preserve"> </w:t>
       </w:r>
       <w:r>
         <w:rPr>
@@ -12621,7 +12919,7 @@
           <w:spacing w:val="-2"/>
           <w:sz w:val="18"/>
         </w:rPr>
-        <w:t> </w:t>
+        <w:t xml:space="preserve"> </w:t>
       </w:r>
       <w:r>
         <w:rPr>
@@ -12635,7 +12933,7 @@
           <w:spacing w:val="-2"/>
           <w:sz w:val="18"/>
         </w:rPr>
-        <w:t> </w:t>
+        <w:t xml:space="preserve"> </w:t>
       </w:r>
       <w:r>
         <w:rPr>
@@ -12649,7 +12947,7 @@
           <w:spacing w:val="-2"/>
           <w:sz w:val="18"/>
         </w:rPr>
-        <w:t> </w:t>
+        <w:t xml:space="preserve"> </w:t>
       </w:r>
       <w:r>
         <w:rPr>
@@ -12663,7 +12961,7 @@
           <w:spacing w:val="-2"/>
           <w:sz w:val="18"/>
         </w:rPr>
-        <w:t> </w:t>
+        <w:t xml:space="preserve"> </w:t>
       </w:r>
       <w:r>
         <w:rPr>
@@ -12677,7 +12975,7 @@
           <w:spacing w:val="-3"/>
           <w:sz w:val="18"/>
         </w:rPr>
-        <w:t> </w:t>
+        <w:t xml:space="preserve"> </w:t>
       </w:r>
       <w:r>
         <w:rPr>
@@ -12691,7 +12989,7 @@
           <w:spacing w:val="-3"/>
           <w:sz w:val="18"/>
         </w:rPr>
-        <w:t> </w:t>
+        <w:t xml:space="preserve"> </w:t>
       </w:r>
       <w:r>
         <w:rPr>
@@ -12705,7 +13003,7 @@
           <w:spacing w:val="-3"/>
           <w:sz w:val="18"/>
         </w:rPr>
-        <w:t> </w:t>
+        <w:t xml:space="preserve"> </w:t>
       </w:r>
       <w:r>
         <w:rPr>
@@ -12719,7 +13017,7 @@
           <w:spacing w:val="-3"/>
           <w:sz w:val="18"/>
         </w:rPr>
-        <w:t> </w:t>
+        <w:t xml:space="preserve"> </w:t>
       </w:r>
       <w:r>
         <w:rPr>
@@ -12733,7 +13031,7 @@
           <w:spacing w:val="-2"/>
           <w:sz w:val="18"/>
         </w:rPr>
-        <w:t> </w:t>
+        <w:t xml:space="preserve"> </w:t>
       </w:r>
       <w:r>
         <w:rPr>
@@ -12747,7 +13045,7 @@
           <w:spacing w:val="-3"/>
           <w:sz w:val="18"/>
         </w:rPr>
-        <w:t> </w:t>
+        <w:t xml:space="preserve"> </w:t>
       </w:r>
       <w:r>
         <w:rPr>
@@ -12761,7 +13059,7 @@
           <w:spacing w:val="-2"/>
           <w:sz w:val="18"/>
         </w:rPr>
-        <w:t> </w:t>
+        <w:t xml:space="preserve"> </w:t>
       </w:r>
       <w:r>
         <w:rPr>
@@ -12775,7 +13073,7 @@
           <w:spacing w:val="-2"/>
           <w:sz w:val="18"/>
         </w:rPr>
-        <w:t> </w:t>
+        <w:t xml:space="preserve"> </w:t>
       </w:r>
       <w:r>
         <w:rPr>
@@ -12789,7 +13087,7 @@
           <w:spacing w:val="-3"/>
           <w:sz w:val="18"/>
         </w:rPr>
-        <w:t> </w:t>
+        <w:t xml:space="preserve"> </w:t>
       </w:r>
       <w:r>
         <w:rPr>
@@ -12802,7 +13100,7 @@
     </w:p>
     <w:p>
       <w:pPr>
-        <w:pStyle w:val="BodyText"/>
+        <w:pStyle w:val="Textoindependiente"/>
         <w:spacing w:before="173"/>
         <w:rPr>
           <w:sz w:val="20"/>
@@ -12811,8 +13109,8 @@
     </w:p>
     <w:tbl>
       <w:tblPr>
+        <w:tblStyle w:val="TableNormal"/>
         <w:tblW w:w="0" w:type="auto"/>
-        <w:jc w:val="left"/>
         <w:tblInd w:w="419" w:type="dxa"/>
         <w:tblBorders>
           <w:top w:val="single" w:sz="4" w:space="0" w:color="000000"/>
@@ -12823,23 +13121,17 @@
           <w:insideV w:val="single" w:sz="4" w:space="0" w:color="000000"/>
         </w:tblBorders>
         <w:tblLayout w:type="fixed"/>
-        <w:tblCellMar>
-          <w:top w:w="0" w:type="dxa"/>
-          <w:left w:w="0" w:type="dxa"/>
-          <w:bottom w:w="0" w:type="dxa"/>
-          <w:right w:w="0" w:type="dxa"/>
-        </w:tblCellMar>
-        <w:tblLook w:val="01E0"/>
+        <w:tblLook w:val="01E0" w:firstRow="1" w:lastRow="1" w:firstColumn="1" w:lastColumn="1" w:noHBand="0" w:noVBand="0"/>
       </w:tblPr>
       <w:tblGrid>
         <w:gridCol w:w="3670"/>
-        <w:gridCol w:w="1731"/>
-        <w:gridCol w:w="1690"/>
-        <w:gridCol w:w="3117"/>
+        <w:gridCol w:w="2012"/>
+        <w:gridCol w:w="2126"/>
+        <w:gridCol w:w="2400"/>
       </w:tblGrid>
       <w:tr>
         <w:trPr>
-          <w:trHeight w:val="413" w:hRule="atLeast"/>
+          <w:trHeight w:val="413"/>
         </w:trPr>
         <w:tc>
           <w:tcPr>
@@ -12869,7 +13161,7 @@
                 <w:w w:val="90"/>
                 <w:sz w:val="18"/>
               </w:rPr>
-              <w:t> de los datos</w:t>
+              <w:t xml:space="preserve"> de los datos</w:t>
             </w:r>
           </w:p>
         </w:tc>
@@ -12883,16 +13175,21 @@
               <w:pStyle w:val="TableParagraph"/>
               <w:ind w:left="0"/>
               <w:rPr>
-                <w:rFonts w:ascii="Times New Roman"/>
                 <w:sz w:val="18"/>
               </w:rPr>
             </w:pPr>
+            <w:r>
+              <w:rPr>
+                <w:sz w:val="18"/>
+              </w:rPr>
+              <w:t xml:space="preserve"> [[Nombre]]</w:t>
+            </w:r>
           </w:p>
         </w:tc>
       </w:tr>
       <w:tr>
         <w:trPr>
-          <w:trHeight w:val="1445" w:hRule="atLeast"/>
+          <w:trHeight w:val="1445"/>
         </w:trPr>
         <w:tc>
           <w:tcPr>
@@ -12922,11 +13219,11 @@
       </w:tr>
       <w:tr>
         <w:trPr>
-          <w:trHeight w:val="297" w:hRule="atLeast"/>
+          <w:trHeight w:val="297"/>
         </w:trPr>
         <w:tc>
           <w:tcPr>
-            <w:tcW w:w="5401" w:type="dxa"/>
+            <w:tcW w:w="5682" w:type="dxa"/>
             <w:gridSpan w:val="2"/>
           </w:tcPr>
           <w:p>
@@ -12934,7 +13231,6 @@
               <w:pStyle w:val="TableParagraph"/>
               <w:spacing w:before="2"/>
               <w:rPr>
-                <w:rFonts w:ascii="MS Gothic" w:hAnsi="MS Gothic"/>
                 <w:sz w:val="18"/>
               </w:rPr>
             </w:pPr>
@@ -12953,7 +13249,7 @@
                 <w:w w:val="90"/>
                 <w:sz w:val="18"/>
               </w:rPr>
-              <w:t> </w:t>
+              <w:t xml:space="preserve"> </w:t>
             </w:r>
             <w:r>
               <w:rPr>
@@ -12970,7 +13266,7 @@
                 <w:w w:val="90"/>
                 <w:sz w:val="18"/>
               </w:rPr>
-              <w:t> </w:t>
+              <w:t xml:space="preserve"> </w:t>
             </w:r>
             <w:r>
               <w:rPr>
@@ -12986,134 +13282,93 @@
                 <w:spacing w:val="2"/>
                 <w:sz w:val="18"/>
               </w:rPr>
-              <w:t> </w:t>
-            </w:r>
-            <w:r>
-              <w:rPr>
-                <w:b/>
-                <w:w w:val="90"/>
-                <w:sz w:val="18"/>
-              </w:rPr>
-              <w:t>C.C.</w:t>
-            </w:r>
-            <w:r>
-              <w:rPr>
-                <w:b/>
-                <w:spacing w:val="39"/>
-                <w:sz w:val="18"/>
-              </w:rPr>
-              <w:t> </w:t>
-            </w:r>
-            <w:r>
-              <w:rPr>
-                <w:rFonts w:ascii="MS Gothic" w:hAnsi="MS Gothic"/>
-                <w:w w:val="90"/>
-                <w:sz w:val="18"/>
-              </w:rPr>
-              <w:t>☐</w:t>
-            </w:r>
-            <w:r>
-              <w:rPr>
-                <w:rFonts w:ascii="MS Gothic" w:hAnsi="MS Gothic"/>
-                <w:spacing w:val="35"/>
-                <w:sz w:val="18"/>
-              </w:rPr>
-              <w:t> </w:t>
-            </w:r>
-            <w:r>
-              <w:rPr>
-                <w:b/>
-                <w:w w:val="90"/>
-                <w:sz w:val="18"/>
-              </w:rPr>
-              <w:t>C.E.</w:t>
-            </w:r>
-            <w:r>
-              <w:rPr>
-                <w:b/>
-                <w:spacing w:val="44"/>
-                <w:sz w:val="18"/>
-              </w:rPr>
-              <w:t> </w:t>
-            </w:r>
-            <w:r>
-              <w:rPr>
-                <w:rFonts w:ascii="MS Gothic" w:hAnsi="MS Gothic"/>
-                <w:w w:val="90"/>
-                <w:sz w:val="18"/>
-              </w:rPr>
-              <w:t>☐</w:t>
-            </w:r>
-            <w:r>
-              <w:rPr>
-                <w:rFonts w:ascii="MS Gothic" w:hAnsi="MS Gothic"/>
-                <w:spacing w:val="35"/>
-                <w:sz w:val="18"/>
-              </w:rPr>
-              <w:t> </w:t>
-            </w:r>
-            <w:r>
-              <w:rPr>
-                <w:b/>
-                <w:w w:val="90"/>
-                <w:sz w:val="18"/>
-              </w:rPr>
-              <w:t>T.I</w:t>
-            </w:r>
-            <w:r>
-              <w:rPr>
-                <w:b/>
-                <w:spacing w:val="74"/>
-                <w:sz w:val="18"/>
-              </w:rPr>
-              <w:t> </w:t>
-            </w:r>
-            <w:r>
-              <w:rPr>
-                <w:rFonts w:ascii="MS Gothic" w:hAnsi="MS Gothic"/>
-                <w:w w:val="90"/>
-                <w:sz w:val="18"/>
-              </w:rPr>
-              <w:t>☐</w:t>
-            </w:r>
-            <w:r>
-              <w:rPr>
-                <w:rFonts w:ascii="MS Gothic" w:hAnsi="MS Gothic"/>
-                <w:spacing w:val="4"/>
-                <w:sz w:val="18"/>
-              </w:rPr>
-              <w:t> </w:t>
-            </w:r>
-            <w:r>
-              <w:rPr>
-                <w:b/>
-                <w:w w:val="90"/>
-                <w:sz w:val="18"/>
-              </w:rPr>
-              <w:t>R.C.</w:t>
-            </w:r>
-            <w:r>
-              <w:rPr>
-                <w:b/>
-                <w:spacing w:val="12"/>
-                <w:sz w:val="18"/>
-              </w:rPr>
-              <w:t> </w:t>
-            </w:r>
-            <w:r>
-              <w:rPr>
-                <w:rFonts w:ascii="MS Gothic" w:hAnsi="MS Gothic"/>
-                <w:spacing w:val="-10"/>
-                <w:w w:val="90"/>
-                <w:sz w:val="18"/>
-              </w:rPr>
-              <w:t>☐</w:t>
+              <w:t xml:space="preserve"> </w:t>
+            </w:r>
+            <w:r>
+              <w:rPr>
+                <w:b/>
+                <w:w w:val="80"/>
+                <w:sz w:val="18"/>
+              </w:rPr>
+              <w:t>C.C. [[</w:t>
+            </w:r>
+            <w:proofErr w:type="spellStart"/>
+            <w:r>
+              <w:rPr>
+                <w:b/>
+                <w:w w:val="80"/>
+                <w:sz w:val="18"/>
+              </w:rPr>
+              <w:t>CheckCC</w:t>
+            </w:r>
+            <w:proofErr w:type="spellEnd"/>
+            <w:r>
+              <w:rPr>
+                <w:b/>
+                <w:w w:val="80"/>
+                <w:sz w:val="18"/>
+              </w:rPr>
+              <w:t>]] C.E. [[</w:t>
+            </w:r>
+            <w:proofErr w:type="spellStart"/>
+            <w:r>
+              <w:rPr>
+                <w:b/>
+                <w:w w:val="80"/>
+                <w:sz w:val="18"/>
+              </w:rPr>
+              <w:t>CheckCE</w:t>
+            </w:r>
+            <w:proofErr w:type="spellEnd"/>
+            <w:r>
+              <w:rPr>
+                <w:b/>
+                <w:w w:val="80"/>
+                <w:sz w:val="18"/>
+              </w:rPr>
+              <w:t>]] TI. [[</w:t>
+            </w:r>
+            <w:proofErr w:type="spellStart"/>
+            <w:r>
+              <w:rPr>
+                <w:b/>
+                <w:w w:val="80"/>
+                <w:sz w:val="18"/>
+              </w:rPr>
+              <w:t>CheckTI</w:t>
+            </w:r>
+            <w:proofErr w:type="spellEnd"/>
+            <w:r>
+              <w:rPr>
+                <w:b/>
+                <w:w w:val="80"/>
+                <w:sz w:val="18"/>
+              </w:rPr>
+              <w:t>]] R.C. [[</w:t>
+            </w:r>
+            <w:proofErr w:type="spellStart"/>
+            <w:r>
+              <w:rPr>
+                <w:b/>
+                <w:w w:val="80"/>
+                <w:sz w:val="18"/>
+              </w:rPr>
+              <w:t>CheckRC</w:t>
+            </w:r>
+            <w:proofErr w:type="spellEnd"/>
+            <w:r>
+              <w:rPr>
+                <w:b/>
+                <w:w w:val="80"/>
+                <w:sz w:val="18"/>
+              </w:rPr>
+              <w:t>]]</w:t>
             </w:r>
           </w:p>
         </w:tc>
         <w:tc>
           <w:tcPr>
-            <w:tcW w:w="1690" w:type="dxa"/>
+            <w:tcW w:w="2126" w:type="dxa"/>
           </w:tcPr>
           <w:p>
             <w:pPr>
@@ -13138,7 +13393,7 @@
                 <w:spacing w:val="-7"/>
                 <w:sz w:val="18"/>
               </w:rPr>
-              <w:t> </w:t>
+              <w:t xml:space="preserve"> </w:t>
             </w:r>
             <w:r>
               <w:rPr>
@@ -13154,7 +13409,7 @@
                 <w:spacing w:val="-7"/>
                 <w:sz w:val="18"/>
               </w:rPr>
-              <w:t> </w:t>
+              <w:t xml:space="preserve"> </w:t>
             </w:r>
             <w:r>
               <w:rPr>
@@ -13169,34 +13424,85 @@
         </w:tc>
         <w:tc>
           <w:tcPr>
-            <w:tcW w:w="3117" w:type="dxa"/>
+            <w:tcW w:w="2400" w:type="dxa"/>
           </w:tcPr>
           <w:p>
             <w:pPr>
               <w:pStyle w:val="TableParagraph"/>
               <w:ind w:left="0"/>
               <w:rPr>
-                <w:rFonts w:ascii="Times New Roman"/>
                 <w:sz w:val="18"/>
               </w:rPr>
             </w:pPr>
+            <w:r>
+              <w:rPr>
+                <w:sz w:val="18"/>
+              </w:rPr>
+              <w:t xml:space="preserve"> [[Cedula]]</w:t>
+            </w:r>
           </w:p>
         </w:tc>
       </w:tr>
     </w:tbl>
+    <w:p>
+      <w:pPr>
+        <w:rPr>
+          <w:rFonts w:ascii="Arial" w:hAnsi="Arial" w:cs="Arial"/>
+        </w:rPr>
+      </w:pPr>
+    </w:p>
     <w:sectPr>
       <w:pgSz w:w="12240" w:h="15840"/>
-      <w:pgMar w:header="713" w:footer="0" w:top="2260" w:bottom="280" w:left="720" w:right="720"/>
+      <w:pgMar w:top="2260" w:right="720" w:bottom="280" w:left="720" w:header="713" w:footer="0" w:gutter="0"/>
+      <w:cols w:space="720"/>
     </w:sectPr>
   </w:body>
 </w:document>
 </file>
 
+<file path=word/endnotes.xml><?xml version="1.0" encoding="utf-8"?>
+<w:endnotes xmlns:wpc="http://schemas.microsoft.com/office/word/2010/wordprocessingCanvas" xmlns:cx="http://schemas.microsoft.com/office/drawing/2014/chartex" xmlns:cx1="http://schemas.microsoft.com/office/drawing/2015/9/8/chartex" xmlns:cx2="http://schemas.microsoft.com/office/drawing/2015/10/21/chartex" xmlns:cx3="http://schemas.microsoft.com/office/drawing/2016/5/9/chartex" xmlns:cx4="http://schemas.microsoft.com/office/drawing/2016/5/10/chartex" xmlns:cx5="http://schemas.microsoft.com/office/drawing/2016/5/11/chartex" xmlns:cx6="http://schemas.microsoft.com/office/drawing/2016/5/12/chartex" xmlns:cx7="http://schemas.microsoft.com/office/drawing/2016/5/13/chartex" xmlns:cx8="http://schemas.microsoft.com/office/drawing/2016/5/14/chartex" xmlns:mc="http://schemas.openxmlformats.org/markup-compatibility/2006" xmlns:aink="http://schemas.microsoft.com/office/drawing/2016/ink" xmlns:am3d="http://schemas.microsoft.com/office/drawing/2017/model3d" xmlns:o="urn:schemas-microsoft-com:office:office" xmlns:r="http://schemas.openxmlformats.org/officeDocument/2006/relationships" xmlns:m="http://schemas.openxmlformats.org/officeDocument/2006/math" xmlns:v="urn:schemas-microsoft-com:vml" xmlns:wp14="http://schemas.microsoft.com/office/word/2010/wordprocessingDrawing" xmlns:wp="http://schemas.openxmlformats.org/drawingml/2006/wordprocessingDrawing" xmlns:w10="urn:schemas-microsoft-com:office:word" xmlns:w="http://schemas.openxmlformats.org/wordprocessingml/2006/main" xmlns:w14="http://schemas.microsoft.com/office/word/2010/wordml" xmlns:w15="http://schemas.microsoft.com/office/word/2012/wordml" xmlns:w16cex="http://schemas.microsoft.com/office/word/2018/wordml/cex" xmlns:w16cid="http://schemas.microsoft.com/office/word/2016/wordml/cid" xmlns:w16="http://schemas.microsoft.com/office/word/2018/wordml" xmlns:w16sdtdh="http://schemas.microsoft.com/office/word/2020/wordml/sdtdatahash" xmlns:w16se="http://schemas.microsoft.com/office/word/2015/wordml/symex" xmlns:wpg="http://schemas.microsoft.com/office/word/2010/wordprocessingGroup" xmlns:wpi="http://schemas.microsoft.com/office/word/2010/wordprocessingInk" xmlns:wne="http://schemas.microsoft.com/office/word/2006/wordml" xmlns:wps="http://schemas.microsoft.com/office/word/2010/wordprocessingShape" mc:Ignorable="w14 w15 w16se w16cid w16 w16cex w16sdtdh wp14">
+  <w:endnote w:type="separator" w:id="-1">
+    <w:p>
+      <w:r>
+        <w:separator/>
+      </w:r>
+    </w:p>
+  </w:endnote>
+  <w:endnote w:type="continuationSeparator" w:id="0">
+    <w:p>
+      <w:r>
+        <w:continuationSeparator/>
+      </w:r>
+    </w:p>
+  </w:endnote>
+</w:endnotes>
+</file>
+
+<file path=word/footnotes.xml><?xml version="1.0" encoding="utf-8"?>
+<w:footnotes xmlns:wpc="http://schemas.microsoft.com/office/word/2010/wordprocessingCanvas" xmlns:cx="http://schemas.microsoft.com/office/drawing/2014/chartex" xmlns:cx1="http://schemas.microsoft.com/office/drawing/2015/9/8/chartex" xmlns:cx2="http://schemas.microsoft.com/office/drawing/2015/10/21/chartex" xmlns:cx3="http://schemas.microsoft.com/office/drawing/2016/5/9/chartex" xmlns:cx4="http://schemas.microsoft.com/office/drawing/2016/5/10/chartex" xmlns:cx5="http://schemas.microsoft.com/office/drawing/2016/5/11/chartex" xmlns:cx6="http://schemas.microsoft.com/office/drawing/2016/5/12/chartex" xmlns:cx7="http://schemas.microsoft.com/office/drawing/2016/5/13/chartex" xmlns:cx8="http://schemas.microsoft.com/office/drawing/2016/5/14/chartex" xmlns:mc="http://schemas.openxmlformats.org/markup-compatibility/2006" xmlns:aink="http://schemas.microsoft.com/office/drawing/2016/ink" xmlns:am3d="http://schemas.microsoft.com/office/drawing/2017/model3d" xmlns:o="urn:schemas-microsoft-com:office:office" xmlns:r="http://schemas.openxmlformats.org/officeDocument/2006/relationships" xmlns:m="http://schemas.openxmlformats.org/officeDocument/2006/math" xmlns:v="urn:schemas-microsoft-com:vml" xmlns:wp14="http://schemas.microsoft.com/office/word/2010/wordprocessingDrawing" xmlns:wp="http://schemas.openxmlformats.org/drawingml/2006/wordprocessingDrawing" xmlns:w10="urn:schemas-microsoft-com:office:word" xmlns:w="http://schemas.openxmlformats.org/wordprocessingml/2006/main" xmlns:w14="http://schemas.microsoft.com/office/word/2010/wordml" xmlns:w15="http://schemas.microsoft.com/office/word/2012/wordml" xmlns:w16cex="http://schemas.microsoft.com/office/word/2018/wordml/cex" xmlns:w16cid="http://schemas.microsoft.com/office/word/2016/wordml/cid" xmlns:w16="http://schemas.microsoft.com/office/word/2018/wordml" xmlns:w16sdtdh="http://schemas.microsoft.com/office/word/2020/wordml/sdtdatahash" xmlns:w16se="http://schemas.microsoft.com/office/word/2015/wordml/symex" xmlns:wpg="http://schemas.microsoft.com/office/word/2010/wordprocessingGroup" xmlns:wpi="http://schemas.microsoft.com/office/word/2010/wordprocessingInk" xmlns:wne="http://schemas.microsoft.com/office/word/2006/wordml" xmlns:wps="http://schemas.microsoft.com/office/word/2010/wordprocessingShape" mc:Ignorable="w14 w15 w16se w16cid w16 w16cex w16sdtdh wp14">
+  <w:footnote w:type="separator" w:id="-1">
+    <w:p>
+      <w:r>
+        <w:separator/>
+      </w:r>
+    </w:p>
+  </w:footnote>
+  <w:footnote w:type="continuationSeparator" w:id="0">
+    <w:p>
+      <w:r>
+        <w:continuationSeparator/>
+      </w:r>
+    </w:p>
+  </w:footnote>
+</w:footnotes>
+</file>
+
 <file path=word/header1.xml><?xml version="1.0" encoding="utf-8"?>
-<w:hdr xmlns:mc="http://schemas.openxmlformats.org/markup-compatibility/2006" xmlns:ve="http://schemas.openxmlformats.org/markup-compatibility/2006" xmlns:o="urn:schemas-microsoft-com:office:office" xmlns:r="http://schemas.openxmlformats.org/officeDocument/2006/relationships" xmlns:m="http://schemas.openxmlformats.org/officeDocument/2006/math" xmlns:v="urn:schemas-microsoft-com:vml" xmlns:wp="http://schemas.openxmlformats.org/drawingml/2006/wordprocessingDrawing" xmlns:w10="urn:schemas-microsoft-com:office:word" xmlns:w="http://schemas.openxmlformats.org/wordprocessingml/2006/main" xmlns:wne="http://schemas.microsoft.com/office/word/2006/wordml" xmlns:a="http://schemas.openxmlformats.org/drawingml/2006/main" xmlns:pic="http://schemas.openxmlformats.org/drawingml/2006/picture" xmlns:wpg="http://schemas.microsoft.com/office/word/2010/wordprocessingGroup" xmlns:wps="http://schemas.microsoft.com/office/word/2010/wordprocessingShape" xmlns:w14="http://schemas.microsoft.com/office/word/2010/wordml" mc:Ignorable="w14" xml:space="preserve">
+<w:hdr xmlns:wpc="http://schemas.microsoft.com/office/word/2010/wordprocessingCanvas" xmlns:cx="http://schemas.microsoft.com/office/drawing/2014/chartex" xmlns:cx1="http://schemas.microsoft.com/office/drawing/2015/9/8/chartex" xmlns:cx2="http://schemas.microsoft.com/office/drawing/2015/10/21/chartex" xmlns:cx3="http://schemas.microsoft.com/office/drawing/2016/5/9/chartex" xmlns:cx4="http://schemas.microsoft.com/office/drawing/2016/5/10/chartex" xmlns:cx5="http://schemas.microsoft.com/office/drawing/2016/5/11/chartex" xmlns:cx6="http://schemas.microsoft.com/office/drawing/2016/5/12/chartex" xmlns:cx7="http://schemas.microsoft.com/office/drawing/2016/5/13/chartex" xmlns:cx8="http://schemas.microsoft.com/office/drawing/2016/5/14/chartex" xmlns:mc="http://schemas.openxmlformats.org/markup-compatibility/2006" xmlns:aink="http://schemas.microsoft.com/office/drawing/2016/ink" xmlns:am3d="http://schemas.microsoft.com/office/drawing/2017/model3d" xmlns:o="urn:schemas-microsoft-com:office:office" xmlns:r="http://schemas.openxmlformats.org/officeDocument/2006/relationships" xmlns:m="http://schemas.openxmlformats.org/officeDocument/2006/math" xmlns:v="urn:schemas-microsoft-com:vml" xmlns:wp14="http://schemas.microsoft.com/office/word/2010/wordprocessingDrawing" xmlns:wp="http://schemas.openxmlformats.org/drawingml/2006/wordprocessingDrawing" xmlns:w10="urn:schemas-microsoft-com:office:word" xmlns:w="http://schemas.openxmlformats.org/wordprocessingml/2006/main" xmlns:w14="http://schemas.microsoft.com/office/word/2010/wordml" xmlns:w15="http://schemas.microsoft.com/office/word/2012/wordml" xmlns:w16cex="http://schemas.microsoft.com/office/word/2018/wordml/cex" xmlns:w16cid="http://schemas.microsoft.com/office/word/2016/wordml/cid" xmlns:w16="http://schemas.microsoft.com/office/word/2018/wordml" xmlns:w16sdtdh="http://schemas.microsoft.com/office/word/2020/wordml/sdtdatahash" xmlns:w16se="http://schemas.microsoft.com/office/word/2015/wordml/symex" xmlns:wpg="http://schemas.microsoft.com/office/word/2010/wordprocessingGroup" xmlns:wpi="http://schemas.microsoft.com/office/word/2010/wordprocessingInk" xmlns:wne="http://schemas.microsoft.com/office/word/2006/wordml" xmlns:wps="http://schemas.microsoft.com/office/word/2010/wordprocessingShape" mc:Ignorable="w14 w15 w16se w16cid w16 w16cex w16sdtdh wp14">
   <w:p>
     <w:pPr>
-      <w:pStyle w:val="BodyText"/>
+      <w:pStyle w:val="Textoindependiente"/>
       <w:spacing w:line="14" w:lineRule="auto"/>
       <w:rPr>
         <w:sz w:val="20"/>
@@ -13204,12 +13510,13 @@
     </w:pPr>
     <w:r>
       <w:rPr>
+        <w:noProof/>
         <w:sz w:val="20"/>
       </w:rPr>
       <mc:AlternateContent>
         <mc:Choice Requires="wps">
           <w:drawing>
-            <wp:anchor distT="0" distB="0" distL="0" distR="0" allowOverlap="1" layoutInCell="1" locked="0" behindDoc="0" simplePos="0" relativeHeight="15728640">
+            <wp:anchor distT="0" distB="0" distL="0" distR="0" simplePos="0" relativeHeight="15728640" behindDoc="0" locked="0" layoutInCell="1" allowOverlap="1" wp14:anchorId="0D1E2F2D" wp14:editId="5A049202">
               <wp:simplePos x="0" y="0"/>
               <wp:positionH relativeFrom="page">
                 <wp:posOffset>498348</wp:posOffset>
@@ -13222,13 +13529,14 @@
               <wp:wrapNone/>
               <wp:docPr id="1" name="Textbox 1"/>
               <wp:cNvGraphicFramePr>
-                <a:graphicFrameLocks/>
+                <a:graphicFrameLocks xmlns:a="http://schemas.openxmlformats.org/drawingml/2006/main"/>
               </wp:cNvGraphicFramePr>
-              <a:graphic>
+              <a:graphic xmlns:a="http://schemas.openxmlformats.org/drawingml/2006/main">
                 <a:graphicData uri="http://schemas.microsoft.com/office/word/2010/wordprocessingShape">
                   <wps:wsp>
-                    <wps:cNvPr id="1" name="Textbox 1"/>
-                    <wps:cNvSpPr txBox="1"/>
+                    <wps:cNvSpPr txBox="1">
+                      <a:spLocks/>
+                    </wps:cNvSpPr>
                     <wps:spPr>
                       <a:xfrm>
                         <a:off x="0" y="0"/>
@@ -13242,8 +13550,8 @@
                       <w:txbxContent>
                         <w:tbl>
                           <w:tblPr>
+                            <w:tblStyle w:val="TableNormal"/>
                             <w:tblW w:w="0" w:type="auto"/>
-                            <w:jc w:val="left"/>
                             <w:tblInd w:w="65" w:type="dxa"/>
                             <w:tblBorders>
                               <w:top w:val="single" w:sz="4" w:space="0" w:color="000000"/>
@@ -13254,13 +13562,7 @@
                               <w:insideV w:val="single" w:sz="4" w:space="0" w:color="000000"/>
                             </w:tblBorders>
                             <w:tblLayout w:type="fixed"/>
-                            <w:tblCellMar>
-                              <w:top w:w="0" w:type="dxa"/>
-                              <w:left w:w="0" w:type="dxa"/>
-                              <w:bottom w:w="0" w:type="dxa"/>
-                              <w:right w:w="0" w:type="dxa"/>
-                            </w:tblCellMar>
-                            <w:tblLook w:val="01E0"/>
+                            <w:tblLook w:val="01E0" w:firstRow="1" w:lastRow="1" w:firstColumn="1" w:lastColumn="1" w:noHBand="0" w:noVBand="0"/>
                           </w:tblPr>
                           <w:tblGrid>
                             <w:gridCol w:w="2979"/>
@@ -13269,7 +13571,7 @@
                           </w:tblGrid>
                           <w:tr>
                             <w:trPr>
-                              <w:trHeight w:val="1010" w:hRule="atLeast"/>
+                              <w:trHeight w:val="1010"/>
                             </w:trPr>
                             <w:tc>
                               <w:tcPr>
@@ -13298,14 +13600,12 @@
                                   <w:jc w:val="center"/>
                                   <w:rPr>
                                     <w:b/>
-                                    <w:sz w:val="22"/>
                                   </w:rPr>
                                 </w:pPr>
                                 <w:r>
                                   <w:rPr>
                                     <w:b/>
                                     <w:w w:val="85"/>
-                                    <w:sz w:val="22"/>
                                   </w:rPr>
                                   <w:t>FORMATO</w:t>
                                 </w:r>
@@ -13314,15 +13614,13 @@
                                     <w:b/>
                                     <w:spacing w:val="-3"/>
                                     <w:w w:val="85"/>
-                                    <w:sz w:val="22"/>
                                   </w:rPr>
-                                  <w:t> </w:t>
+                                  <w:t xml:space="preserve"> </w:t>
                                 </w:r>
                                 <w:r>
                                   <w:rPr>
                                     <w:b/>
                                     <w:w w:val="85"/>
-                                    <w:sz w:val="22"/>
                                   </w:rPr>
                                   <w:t>DE</w:t>
                                 </w:r>
@@ -13331,15 +13629,13 @@
                                     <w:b/>
                                     <w:spacing w:val="-2"/>
                                     <w:w w:val="85"/>
-                                    <w:sz w:val="22"/>
                                   </w:rPr>
-                                  <w:t> </w:t>
+                                  <w:t xml:space="preserve"> </w:t>
                                 </w:r>
                                 <w:r>
                                   <w:rPr>
                                     <w:b/>
                                     <w:w w:val="85"/>
-                                    <w:sz w:val="22"/>
                                   </w:rPr>
                                   <w:t>ACTUALIZACIÓN</w:t>
                                 </w:r>
@@ -13348,15 +13644,13 @@
                                     <w:b/>
                                     <w:spacing w:val="-2"/>
                                     <w:w w:val="85"/>
-                                    <w:sz w:val="22"/>
                                   </w:rPr>
-                                  <w:t> </w:t>
+                                  <w:t xml:space="preserve"> </w:t>
                                 </w:r>
                                 <w:r>
                                   <w:rPr>
                                     <w:b/>
                                     <w:w w:val="85"/>
-                                    <w:sz w:val="22"/>
                                   </w:rPr>
                                   <w:t>-</w:t>
                                 </w:r>
@@ -13365,23 +13659,20 @@
                                     <w:b/>
                                     <w:spacing w:val="-3"/>
                                     <w:w w:val="85"/>
-                                    <w:sz w:val="22"/>
                                   </w:rPr>
-                                  <w:t> </w:t>
+                                  <w:t xml:space="preserve"> </w:t>
                                 </w:r>
                                 <w:r>
                                   <w:rPr>
                                     <w:b/>
                                     <w:w w:val="85"/>
-                                    <w:sz w:val="22"/>
                                   </w:rPr>
-                                  <w:t>AUTORIZACIÓN </w:t>
+                                  <w:t xml:space="preserve">AUTORIZACIÓN </w:t>
                                 </w:r>
                                 <w:r>
                                   <w:rPr>
                                     <w:b/>
                                     <w:w w:val="80"/>
-                                    <w:sz w:val="22"/>
                                   </w:rPr>
                                   <w:t>PREVIA, EXPRESA E INFORMADA DE TRATAMIENTO</w:t>
                                 </w:r>
@@ -13394,31 +13685,20 @@
                                   <w:jc w:val="center"/>
                                   <w:rPr>
                                     <w:b/>
-                                    <w:sz w:val="22"/>
                                   </w:rPr>
                                 </w:pPr>
                                 <w:r>
                                   <w:rPr>
                                     <w:b/>
                                     <w:w w:val="80"/>
-                                    <w:sz w:val="22"/>
                                   </w:rPr>
-                                  <w:t>PROTECCIÓN DE DATOS </w:t>
-                                </w:r>
-                                <w:r>
-                                  <w:rPr>
-                                    <w:b/>
-                                    <w:w w:val="80"/>
-                                    <w:sz w:val="22"/>
-                                  </w:rPr>
-                                  <w:t>PERSONALES </w:t>
+                                  <w:t xml:space="preserve">PROTECCIÓN DE DATOS PERSONALES </w:t>
                                 </w:r>
                                 <w:r>
                                   <w:rPr>
                                     <w:b/>
                                     <w:spacing w:val="-2"/>
                                     <w:w w:val="90"/>
-                                    <w:sz w:val="22"/>
                                   </w:rPr>
                                   <w:t>COLABORADORES</w:t>
                                 </w:r>
@@ -13434,7 +13714,6 @@
                                   <w:ind w:left="510" w:hanging="26"/>
                                   <w:rPr>
                                     <w:b/>
-                                    <w:sz w:val="22"/>
                                   </w:rPr>
                                 </w:pPr>
                                 <w:r>
@@ -13442,7 +13721,6 @@
                                     <w:b/>
                                     <w:spacing w:val="-2"/>
                                     <w:w w:val="80"/>
-                                    <w:sz w:val="22"/>
                                   </w:rPr>
                                   <w:t>INFORMACIÓN RESTRINGIDA</w:t>
                                 </w:r>
@@ -13451,7 +13729,7 @@
                           </w:tr>
                           <w:tr>
                             <w:trPr>
-                              <w:trHeight w:val="517" w:hRule="atLeast"/>
+                              <w:trHeight w:val="517"/>
                             </w:trPr>
                             <w:tc>
                               <w:tcPr>
@@ -13481,14 +13759,12 @@
                                   <w:jc w:val="center"/>
                                   <w:rPr>
                                     <w:rFonts w:ascii="Arial MT"/>
-                                    <w:sz w:val="22"/>
                                   </w:rPr>
                                 </w:pPr>
                                 <w:r>
                                   <w:rPr>
                                     <w:rFonts w:ascii="Arial MT"/>
                                     <w:w w:val="80"/>
-                                    <w:sz w:val="22"/>
                                   </w:rPr>
                                   <w:t>Formato</w:t>
                                 </w:r>
@@ -13496,16 +13772,14 @@
                                   <w:rPr>
                                     <w:rFonts w:ascii="Arial MT"/>
                                     <w:spacing w:val="-4"/>
-                                    <w:sz w:val="22"/>
                                   </w:rPr>
-                                  <w:t> </w:t>
+                                  <w:t xml:space="preserve"> </w:t>
                                 </w:r>
                                 <w:r>
                                   <w:rPr>
                                     <w:rFonts w:ascii="Arial MT"/>
                                     <w:spacing w:val="-5"/>
                                     <w:w w:val="90"/>
-                                    <w:sz w:val="22"/>
                                   </w:rPr>
                                   <w:t>No.</w:t>
                                 </w:r>
@@ -13521,14 +13795,12 @@
                                   <w:ind w:left="675"/>
                                   <w:rPr>
                                     <w:rFonts w:ascii="Arial MT" w:hAnsi="Arial MT"/>
-                                    <w:sz w:val="22"/>
                                   </w:rPr>
                                 </w:pPr>
                                 <w:r>
                                   <w:rPr>
                                     <w:rFonts w:ascii="Arial MT" w:hAnsi="Arial MT"/>
                                     <w:w w:val="80"/>
-                                    <w:sz w:val="22"/>
                                   </w:rPr>
                                   <w:t>Versión</w:t>
                                 </w:r>
@@ -13536,16 +13808,14 @@
                                   <w:rPr>
                                     <w:rFonts w:ascii="Arial MT" w:hAnsi="Arial MT"/>
                                     <w:spacing w:val="-8"/>
-                                    <w:sz w:val="22"/>
                                   </w:rPr>
-                                  <w:t> </w:t>
+                                  <w:t xml:space="preserve"> </w:t>
                                 </w:r>
                                 <w:r>
                                   <w:rPr>
                                     <w:rFonts w:ascii="Arial MT" w:hAnsi="Arial MT"/>
                                     <w:spacing w:val="-5"/>
                                     <w:w w:val="85"/>
-                                    <w:sz w:val="22"/>
                                   </w:rPr>
                                   <w:t>3.0</w:t>
                                 </w:r>
@@ -13555,7 +13825,7 @@
                         </w:tbl>
                         <w:p>
                           <w:pPr>
-                            <w:pStyle w:val="BodyText"/>
+                            <w:pStyle w:val="Textoindependiente"/>
                           </w:pPr>
                         </w:p>
                       </w:txbxContent>
@@ -13571,17 +13841,17 @@
         </mc:Choice>
         <mc:Fallback>
           <w:pict>
-            <v:shapetype id="_x0000_t202" o:spt="202" coordsize="21600,21600" path="m,l,21600r21600,l21600,xe">
+            <v:shapetype w14:anchorId="0D1E2F2D" id="_x0000_t202" coordsize="21600,21600" o:spt="202" path="m,l,21600r21600,l21600,xe">
               <v:stroke joinstyle="miter"/>
               <v:path gradientshapeok="t" o:connecttype="rect"/>
             </v:shapetype>
-            <v:shape style="position:absolute;margin-left:39.240002pt;margin-top:35.400002pt;width:524.0500pt;height:77.850pt;mso-position-horizontal-relative:page;mso-position-vertical-relative:page;z-index:15728640" type="#_x0000_t202" id="docshape1" filled="false" stroked="false">
+            <v:shape id="Textbox 1" o:spid="_x0000_s1026" type="#_x0000_t202" style="position:absolute;margin-left:39.25pt;margin-top:35.4pt;width:524.05pt;height:77.85pt;z-index:15728640;visibility:visible;mso-wrap-style:square;mso-wrap-distance-left:0;mso-wrap-distance-top:0;mso-wrap-distance-right:0;mso-wrap-distance-bottom:0;mso-position-horizontal:absolute;mso-position-horizontal-relative:page;mso-position-vertical:absolute;mso-position-vertical-relative:page;v-text-anchor:top" o:gfxdata="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" filled="f" stroked="f">
               <v:textbox inset="0,0,0,0">
                 <w:txbxContent>
                   <w:tbl>
                     <w:tblPr>
+                      <w:tblStyle w:val="TableNormal"/>
                       <w:tblW w:w="0" w:type="auto"/>
-                      <w:jc w:val="left"/>
                       <w:tblInd w:w="65" w:type="dxa"/>
                       <w:tblBorders>
                         <w:top w:val="single" w:sz="4" w:space="0" w:color="000000"/>
@@ -13592,13 +13862,7 @@
                         <w:insideV w:val="single" w:sz="4" w:space="0" w:color="000000"/>
                       </w:tblBorders>
                       <w:tblLayout w:type="fixed"/>
-                      <w:tblCellMar>
-                        <w:top w:w="0" w:type="dxa"/>
-                        <w:left w:w="0" w:type="dxa"/>
-                        <w:bottom w:w="0" w:type="dxa"/>
-                        <w:right w:w="0" w:type="dxa"/>
-                      </w:tblCellMar>
-                      <w:tblLook w:val="01E0"/>
+                      <w:tblLook w:val="01E0" w:firstRow="1" w:lastRow="1" w:firstColumn="1" w:lastColumn="1" w:noHBand="0" w:noVBand="0"/>
                     </w:tblPr>
                     <w:tblGrid>
                       <w:gridCol w:w="2979"/>
@@ -13607,7 +13871,7 @@
                     </w:tblGrid>
                     <w:tr>
                       <w:trPr>
-                        <w:trHeight w:val="1010" w:hRule="atLeast"/>
+                        <w:trHeight w:val="1010"/>
                       </w:trPr>
                       <w:tc>
                         <w:tcPr>
@@ -13636,14 +13900,12 @@
                             <w:jc w:val="center"/>
                             <w:rPr>
                               <w:b/>
-                              <w:sz w:val="22"/>
                             </w:rPr>
                           </w:pPr>
                           <w:r>
                             <w:rPr>
                               <w:b/>
                               <w:w w:val="85"/>
-                              <w:sz w:val="22"/>
                             </w:rPr>
                             <w:t>FORMATO</w:t>
                           </w:r>
@@ -13652,15 +13914,13 @@
                               <w:b/>
                               <w:spacing w:val="-3"/>
                               <w:w w:val="85"/>
-                              <w:sz w:val="22"/>
                             </w:rPr>
-                            <w:t> </w:t>
+                            <w:t xml:space="preserve"> </w:t>
                           </w:r>
                           <w:r>
                             <w:rPr>
                               <w:b/>
                               <w:w w:val="85"/>
-                              <w:sz w:val="22"/>
                             </w:rPr>
                             <w:t>DE</w:t>
                           </w:r>
@@ -13669,15 +13929,13 @@
                               <w:b/>
                               <w:spacing w:val="-2"/>
                               <w:w w:val="85"/>
-                              <w:sz w:val="22"/>
                             </w:rPr>
-                            <w:t> </w:t>
+                            <w:t xml:space="preserve"> </w:t>
                           </w:r>
                           <w:r>
                             <w:rPr>
                               <w:b/>
                               <w:w w:val="85"/>
-                              <w:sz w:val="22"/>
                             </w:rPr>
                             <w:t>ACTUALIZACIÓN</w:t>
                           </w:r>
@@ -13686,15 +13944,13 @@
                               <w:b/>
                               <w:spacing w:val="-2"/>
                               <w:w w:val="85"/>
-                              <w:sz w:val="22"/>
                             </w:rPr>
-                            <w:t> </w:t>
+                            <w:t xml:space="preserve"> </w:t>
                           </w:r>
                           <w:r>
                             <w:rPr>
                               <w:b/>
                               <w:w w:val="85"/>
-                              <w:sz w:val="22"/>
                             </w:rPr>
                             <w:t>-</w:t>
                           </w:r>
@@ -13703,23 +13959,20 @@
                               <w:b/>
                               <w:spacing w:val="-3"/>
                               <w:w w:val="85"/>
-                              <w:sz w:val="22"/>
                             </w:rPr>
-                            <w:t> </w:t>
+                            <w:t xml:space="preserve"> </w:t>
                           </w:r>
                           <w:r>
                             <w:rPr>
                               <w:b/>
                               <w:w w:val="85"/>
-                              <w:sz w:val="22"/>
                             </w:rPr>
-                            <w:t>AUTORIZACIÓN </w:t>
+                            <w:t xml:space="preserve">AUTORIZACIÓN </w:t>
                           </w:r>
                           <w:r>
                             <w:rPr>
                               <w:b/>
                               <w:w w:val="80"/>
-                              <w:sz w:val="22"/>
                             </w:rPr>
                             <w:t>PREVIA, EXPRESA E INFORMADA DE TRATAMIENTO</w:t>
                           </w:r>
@@ -13732,31 +13985,20 @@
                             <w:jc w:val="center"/>
                             <w:rPr>
                               <w:b/>
-                              <w:sz w:val="22"/>
                             </w:rPr>
                           </w:pPr>
                           <w:r>
                             <w:rPr>
                               <w:b/>
                               <w:w w:val="80"/>
-                              <w:sz w:val="22"/>
                             </w:rPr>
-                            <w:t>PROTECCIÓN DE DATOS </w:t>
-                          </w:r>
-                          <w:r>
-                            <w:rPr>
-                              <w:b/>
-                              <w:w w:val="80"/>
-                              <w:sz w:val="22"/>
-                            </w:rPr>
-                            <w:t>PERSONALES </w:t>
+                            <w:t xml:space="preserve">PROTECCIÓN DE DATOS PERSONALES </w:t>
                           </w:r>
                           <w:r>
                             <w:rPr>
                               <w:b/>
                               <w:spacing w:val="-2"/>
                               <w:w w:val="90"/>
-                              <w:sz w:val="22"/>
                             </w:rPr>
                             <w:t>COLABORADORES</w:t>
                           </w:r>
@@ -13772,7 +14014,6 @@
                             <w:ind w:left="510" w:hanging="26"/>
                             <w:rPr>
                               <w:b/>
-                              <w:sz w:val="22"/>
                             </w:rPr>
                           </w:pPr>
                           <w:r>
@@ -13780,7 +14021,6 @@
                               <w:b/>
                               <w:spacing w:val="-2"/>
                               <w:w w:val="80"/>
-                              <w:sz w:val="22"/>
                             </w:rPr>
                             <w:t>INFORMACIÓN RESTRINGIDA</w:t>
                           </w:r>
@@ -13789,7 +14029,7 @@
                     </w:tr>
                     <w:tr>
                       <w:trPr>
-                        <w:trHeight w:val="517" w:hRule="atLeast"/>
+                        <w:trHeight w:val="517"/>
                       </w:trPr>
                       <w:tc>
                         <w:tcPr>
@@ -13819,14 +14059,12 @@
                             <w:jc w:val="center"/>
                             <w:rPr>
                               <w:rFonts w:ascii="Arial MT"/>
-                              <w:sz w:val="22"/>
                             </w:rPr>
                           </w:pPr>
                           <w:r>
                             <w:rPr>
                               <w:rFonts w:ascii="Arial MT"/>
                               <w:w w:val="80"/>
-                              <w:sz w:val="22"/>
                             </w:rPr>
                             <w:t>Formato</w:t>
                           </w:r>
@@ -13834,16 +14072,14 @@
                             <w:rPr>
                               <w:rFonts w:ascii="Arial MT"/>
                               <w:spacing w:val="-4"/>
-                              <w:sz w:val="22"/>
                             </w:rPr>
-                            <w:t> </w:t>
+                            <w:t xml:space="preserve"> </w:t>
                           </w:r>
                           <w:r>
                             <w:rPr>
                               <w:rFonts w:ascii="Arial MT"/>
                               <w:spacing w:val="-5"/>
                               <w:w w:val="90"/>
-                              <w:sz w:val="22"/>
                             </w:rPr>
                             <w:t>No.</w:t>
                           </w:r>
@@ -13859,14 +14095,12 @@
                             <w:ind w:left="675"/>
                             <w:rPr>
                               <w:rFonts w:ascii="Arial MT" w:hAnsi="Arial MT"/>
-                              <w:sz w:val="22"/>
                             </w:rPr>
                           </w:pPr>
                           <w:r>
                             <w:rPr>
                               <w:rFonts w:ascii="Arial MT" w:hAnsi="Arial MT"/>
                               <w:w w:val="80"/>
-                              <w:sz w:val="22"/>
                             </w:rPr>
                             <w:t>Versión</w:t>
                           </w:r>
@@ -13874,16 +14108,14 @@
                             <w:rPr>
                               <w:rFonts w:ascii="Arial MT" w:hAnsi="Arial MT"/>
                               <w:spacing w:val="-8"/>
-                              <w:sz w:val="22"/>
                             </w:rPr>
-                            <w:t> </w:t>
+                            <w:t xml:space="preserve"> </w:t>
                           </w:r>
                           <w:r>
                             <w:rPr>
                               <w:rFonts w:ascii="Arial MT" w:hAnsi="Arial MT"/>
                               <w:spacing w:val="-5"/>
                               <w:w w:val="85"/>
-                              <w:sz w:val="22"/>
                             </w:rPr>
                             <w:t>3.0</w:t>
                           </w:r>
@@ -13893,12 +14125,12 @@
                   </w:tbl>
                   <w:p>
                     <w:pPr>
-                      <w:pStyle w:val="BodyText"/>
+                      <w:pStyle w:val="Textoindependiente"/>
                     </w:pPr>
                   </w:p>
                 </w:txbxContent>
               </v:textbox>
-              <w10:wrap type="none"/>
+              <w10:wrap anchorx="page" anchory="page"/>
             </v:shape>
           </w:pict>
         </mc:Fallback>
@@ -13906,10 +14138,11 @@
     </w:r>
     <w:r>
       <w:rPr>
+        <w:noProof/>
         <w:sz w:val="20"/>
       </w:rPr>
       <w:drawing>
-        <wp:anchor distT="0" distB="0" distL="0" distR="0" allowOverlap="1" layoutInCell="1" locked="0" behindDoc="1" simplePos="0" relativeHeight="487389696">
+        <wp:anchor distT="0" distB="0" distL="0" distR="0" simplePos="0" relativeHeight="487389696" behindDoc="1" locked="0" layoutInCell="1" allowOverlap="1" wp14:anchorId="7C624D8F" wp14:editId="62466A4C">
           <wp:simplePos x="0" y="0"/>
           <wp:positionH relativeFrom="page">
             <wp:posOffset>635798</wp:posOffset>
@@ -13922,11 +14155,11 @@
           <wp:wrapNone/>
           <wp:docPr id="2" name="Image 2"/>
           <wp:cNvGraphicFramePr>
-            <a:graphicFrameLocks/>
+            <a:graphicFrameLocks xmlns:a="http://schemas.openxmlformats.org/drawingml/2006/main"/>
           </wp:cNvGraphicFramePr>
-          <a:graphic>
+          <a:graphic xmlns:a="http://schemas.openxmlformats.org/drawingml/2006/main">
             <a:graphicData uri="http://schemas.openxmlformats.org/drawingml/2006/picture">
-              <pic:pic>
+              <pic:pic xmlns:pic="http://schemas.openxmlformats.org/drawingml/2006/picture">
                 <pic:nvPicPr>
                   <pic:cNvPr id="2" name="Image 2"/>
                   <pic:cNvPicPr/>
@@ -13957,10 +14190,254 @@
 </file>
 
 <file path=word/numbering.xml><?xml version="1.0" encoding="utf-8"?>
-<w:numbering xmlns:ve="http://schemas.openxmlformats.org/markup-compatibility/2006" xmlns:o="urn:schemas-microsoft-com:office:office" xmlns:r="http://schemas.openxmlformats.org/officeDocument/2006/relationships" xmlns:m="http://schemas.openxmlformats.org/officeDocument/2006/math" xmlns:v="urn:schemas-microsoft-com:vml" xmlns:wp="http://schemas.openxmlformats.org/drawingml/2006/wordprocessingDrawing" xmlns:w10="urn:schemas-microsoft-com:office:word" xmlns:w="http://schemas.openxmlformats.org/wordprocessingml/2006/main" xmlns:wne="http://schemas.microsoft.com/office/word/2006/wordml">
-  <w:abstractNum w:abstractNumId="2">
+<w:numbering xmlns:wpc="http://schemas.microsoft.com/office/word/2010/wordprocessingCanvas" xmlns:cx="http://schemas.microsoft.com/office/drawing/2014/chartex" xmlns:cx1="http://schemas.microsoft.com/office/drawing/2015/9/8/chartex" xmlns:cx2="http://schemas.microsoft.com/office/drawing/2015/10/21/chartex" xmlns:cx3="http://schemas.microsoft.com/office/drawing/2016/5/9/chartex" xmlns:cx4="http://schemas.microsoft.com/office/drawing/2016/5/10/chartex" xmlns:cx5="http://schemas.microsoft.com/office/drawing/2016/5/11/chartex" xmlns:cx6="http://schemas.microsoft.com/office/drawing/2016/5/12/chartex" xmlns:cx7="http://schemas.microsoft.com/office/drawing/2016/5/13/chartex" xmlns:cx8="http://schemas.microsoft.com/office/drawing/2016/5/14/chartex" xmlns:mc="http://schemas.openxmlformats.org/markup-compatibility/2006" xmlns:aink="http://schemas.microsoft.com/office/drawing/2016/ink" xmlns:am3d="http://schemas.microsoft.com/office/drawing/2017/model3d" xmlns:o="urn:schemas-microsoft-com:office:office" xmlns:r="http://schemas.openxmlformats.org/officeDocument/2006/relationships" xmlns:m="http://schemas.openxmlformats.org/officeDocument/2006/math" xmlns:v="urn:schemas-microsoft-com:vml" xmlns:wp14="http://schemas.microsoft.com/office/word/2010/wordprocessingDrawing" xmlns:wp="http://schemas.openxmlformats.org/drawingml/2006/wordprocessingDrawing" xmlns:w10="urn:schemas-microsoft-com:office:word" xmlns:w="http://schemas.openxmlformats.org/wordprocessingml/2006/main" xmlns:w14="http://schemas.microsoft.com/office/word/2010/wordml" xmlns:w15="http://schemas.microsoft.com/office/word/2012/wordml" xmlns:w16cex="http://schemas.microsoft.com/office/word/2018/wordml/cex" xmlns:w16cid="http://schemas.microsoft.com/office/word/2016/wordml/cid" xmlns:w16="http://schemas.microsoft.com/office/word/2018/wordml" xmlns:w16sdtdh="http://schemas.microsoft.com/office/word/2020/wordml/sdtdatahash" xmlns:w16se="http://schemas.microsoft.com/office/word/2015/wordml/symex" xmlns:wpg="http://schemas.microsoft.com/office/word/2010/wordprocessingGroup" xmlns:wpi="http://schemas.microsoft.com/office/word/2010/wordprocessingInk" xmlns:wne="http://schemas.microsoft.com/office/word/2006/wordml" xmlns:wps="http://schemas.microsoft.com/office/word/2010/wordprocessingShape" mc:Ignorable="w14 w15 w16se w16cid w16 w16cex w16sdtdh wp14">
+  <w:abstractNum w:abstractNumId="0" w15:restartNumberingAfterBreak="0">
+    <w:nsid w:val="0FFE3472"/>
     <w:multiLevelType w:val="hybridMultilevel"/>
-    <w:lvl w:ilvl="0">
+    <w:tmpl w:val="4EB84190"/>
+    <w:lvl w:ilvl="0" w:tplc="A64C3942">
+      <w:numFmt w:val="bullet"/>
+      <w:lvlText w:val="☐"/>
+      <w:lvlJc w:val="left"/>
+      <w:pPr>
+        <w:ind w:left="267" w:hanging="181"/>
+      </w:pPr>
+      <w:rPr>
+        <w:rFonts w:ascii="MS Gothic" w:eastAsia="MS Gothic" w:hAnsi="MS Gothic" w:cs="MS Gothic" w:hint="default"/>
+        <w:b w:val="0"/>
+        <w:bCs w:val="0"/>
+        <w:i w:val="0"/>
+        <w:iCs w:val="0"/>
+        <w:spacing w:val="0"/>
+        <w:w w:val="100"/>
+        <w:sz w:val="16"/>
+        <w:szCs w:val="16"/>
+        <w:lang w:val="es-ES" w:eastAsia="en-US" w:bidi="ar-SA"/>
+      </w:rPr>
+    </w:lvl>
+    <w:lvl w:ilvl="1" w:tplc="FE6AB3AC">
+      <w:numFmt w:val="bullet"/>
+      <w:lvlText w:val="•"/>
+      <w:lvlJc w:val="left"/>
+      <w:pPr>
+        <w:ind w:left="494" w:hanging="181"/>
+      </w:pPr>
+      <w:rPr>
+        <w:rFonts w:hint="default"/>
+        <w:lang w:val="es-ES" w:eastAsia="en-US" w:bidi="ar-SA"/>
+      </w:rPr>
+    </w:lvl>
+    <w:lvl w:ilvl="2" w:tplc="51BCF34E">
+      <w:numFmt w:val="bullet"/>
+      <w:lvlText w:val="•"/>
+      <w:lvlJc w:val="left"/>
+      <w:pPr>
+        <w:ind w:left="728" w:hanging="181"/>
+      </w:pPr>
+      <w:rPr>
+        <w:rFonts w:hint="default"/>
+        <w:lang w:val="es-ES" w:eastAsia="en-US" w:bidi="ar-SA"/>
+      </w:rPr>
+    </w:lvl>
+    <w:lvl w:ilvl="3" w:tplc="9AAC3042">
+      <w:numFmt w:val="bullet"/>
+      <w:lvlText w:val="•"/>
+      <w:lvlJc w:val="left"/>
+      <w:pPr>
+        <w:ind w:left="962" w:hanging="181"/>
+      </w:pPr>
+      <w:rPr>
+        <w:rFonts w:hint="default"/>
+        <w:lang w:val="es-ES" w:eastAsia="en-US" w:bidi="ar-SA"/>
+      </w:rPr>
+    </w:lvl>
+    <w:lvl w:ilvl="4" w:tplc="C5168B70">
+      <w:numFmt w:val="bullet"/>
+      <w:lvlText w:val="•"/>
+      <w:lvlJc w:val="left"/>
+      <w:pPr>
+        <w:ind w:left="1196" w:hanging="181"/>
+      </w:pPr>
+      <w:rPr>
+        <w:rFonts w:hint="default"/>
+        <w:lang w:val="es-ES" w:eastAsia="en-US" w:bidi="ar-SA"/>
+      </w:rPr>
+    </w:lvl>
+    <w:lvl w:ilvl="5" w:tplc="D1401A82">
+      <w:numFmt w:val="bullet"/>
+      <w:lvlText w:val="•"/>
+      <w:lvlJc w:val="left"/>
+      <w:pPr>
+        <w:ind w:left="1430" w:hanging="181"/>
+      </w:pPr>
+      <w:rPr>
+        <w:rFonts w:hint="default"/>
+        <w:lang w:val="es-ES" w:eastAsia="en-US" w:bidi="ar-SA"/>
+      </w:rPr>
+    </w:lvl>
+    <w:lvl w:ilvl="6" w:tplc="71541796">
+      <w:numFmt w:val="bullet"/>
+      <w:lvlText w:val="•"/>
+      <w:lvlJc w:val="left"/>
+      <w:pPr>
+        <w:ind w:left="1664" w:hanging="181"/>
+      </w:pPr>
+      <w:rPr>
+        <w:rFonts w:hint="default"/>
+        <w:lang w:val="es-ES" w:eastAsia="en-US" w:bidi="ar-SA"/>
+      </w:rPr>
+    </w:lvl>
+    <w:lvl w:ilvl="7" w:tplc="58D08264">
+      <w:numFmt w:val="bullet"/>
+      <w:lvlText w:val="•"/>
+      <w:lvlJc w:val="left"/>
+      <w:pPr>
+        <w:ind w:left="1898" w:hanging="181"/>
+      </w:pPr>
+      <w:rPr>
+        <w:rFonts w:hint="default"/>
+        <w:lang w:val="es-ES" w:eastAsia="en-US" w:bidi="ar-SA"/>
+      </w:rPr>
+    </w:lvl>
+    <w:lvl w:ilvl="8" w:tplc="AC6672D8">
+      <w:numFmt w:val="bullet"/>
+      <w:lvlText w:val="•"/>
+      <w:lvlJc w:val="left"/>
+      <w:pPr>
+        <w:ind w:left="2132" w:hanging="181"/>
+      </w:pPr>
+      <w:rPr>
+        <w:rFonts w:hint="default"/>
+        <w:lang w:val="es-ES" w:eastAsia="en-US" w:bidi="ar-SA"/>
+      </w:rPr>
+    </w:lvl>
+  </w:abstractNum>
+  <w:abstractNum w:abstractNumId="1" w15:restartNumberingAfterBreak="0">
+    <w:nsid w:val="29502C0D"/>
+    <w:multiLevelType w:val="hybridMultilevel"/>
+    <w:tmpl w:val="5802C88A"/>
+    <w:lvl w:ilvl="0" w:tplc="E00E2266">
+      <w:numFmt w:val="bullet"/>
+      <w:lvlText w:val="☐"/>
+      <w:lvlJc w:val="left"/>
+      <w:pPr>
+        <w:ind w:left="739" w:hanging="674"/>
+      </w:pPr>
+      <w:rPr>
+        <w:rFonts w:ascii="MS Gothic" w:eastAsia="MS Gothic" w:hAnsi="MS Gothic" w:cs="MS Gothic" w:hint="default"/>
+        <w:b w:val="0"/>
+        <w:bCs w:val="0"/>
+        <w:i w:val="0"/>
+        <w:iCs w:val="0"/>
+        <w:spacing w:val="0"/>
+        <w:w w:val="100"/>
+        <w:sz w:val="18"/>
+        <w:szCs w:val="18"/>
+        <w:lang w:val="es-ES" w:eastAsia="en-US" w:bidi="ar-SA"/>
+      </w:rPr>
+    </w:lvl>
+    <w:lvl w:ilvl="1" w:tplc="0E46D634">
+      <w:numFmt w:val="bullet"/>
+      <w:lvlText w:val="•"/>
+      <w:lvlJc w:val="left"/>
+      <w:pPr>
+        <w:ind w:left="813" w:hanging="674"/>
+      </w:pPr>
+      <w:rPr>
+        <w:rFonts w:hint="default"/>
+        <w:lang w:val="es-ES" w:eastAsia="en-US" w:bidi="ar-SA"/>
+      </w:rPr>
+    </w:lvl>
+    <w:lvl w:ilvl="2" w:tplc="47F87EF8">
+      <w:numFmt w:val="bullet"/>
+      <w:lvlText w:val="•"/>
+      <w:lvlJc w:val="left"/>
+      <w:pPr>
+        <w:ind w:left="886" w:hanging="674"/>
+      </w:pPr>
+      <w:rPr>
+        <w:rFonts w:hint="default"/>
+        <w:lang w:val="es-ES" w:eastAsia="en-US" w:bidi="ar-SA"/>
+      </w:rPr>
+    </w:lvl>
+    <w:lvl w:ilvl="3" w:tplc="7ACAFC6E">
+      <w:numFmt w:val="bullet"/>
+      <w:lvlText w:val="•"/>
+      <w:lvlJc w:val="left"/>
+      <w:pPr>
+        <w:ind w:left="959" w:hanging="674"/>
+      </w:pPr>
+      <w:rPr>
+        <w:rFonts w:hint="default"/>
+        <w:lang w:val="es-ES" w:eastAsia="en-US" w:bidi="ar-SA"/>
+      </w:rPr>
+    </w:lvl>
+    <w:lvl w:ilvl="4" w:tplc="CC5207D0">
+      <w:numFmt w:val="bullet"/>
+      <w:lvlText w:val="•"/>
+      <w:lvlJc w:val="left"/>
+      <w:pPr>
+        <w:ind w:left="1032" w:hanging="674"/>
+      </w:pPr>
+      <w:rPr>
+        <w:rFonts w:hint="default"/>
+        <w:lang w:val="es-ES" w:eastAsia="en-US" w:bidi="ar-SA"/>
+      </w:rPr>
+    </w:lvl>
+    <w:lvl w:ilvl="5" w:tplc="1F72BA54">
+      <w:numFmt w:val="bullet"/>
+      <w:lvlText w:val="•"/>
+      <w:lvlJc w:val="left"/>
+      <w:pPr>
+        <w:ind w:left="1106" w:hanging="674"/>
+      </w:pPr>
+      <w:rPr>
+        <w:rFonts w:hint="default"/>
+        <w:lang w:val="es-ES" w:eastAsia="en-US" w:bidi="ar-SA"/>
+      </w:rPr>
+    </w:lvl>
+    <w:lvl w:ilvl="6" w:tplc="C1042770">
+      <w:numFmt w:val="bullet"/>
+      <w:lvlText w:val="•"/>
+      <w:lvlJc w:val="left"/>
+      <w:pPr>
+        <w:ind w:left="1179" w:hanging="674"/>
+      </w:pPr>
+      <w:rPr>
+        <w:rFonts w:hint="default"/>
+        <w:lang w:val="es-ES" w:eastAsia="en-US" w:bidi="ar-SA"/>
+      </w:rPr>
+    </w:lvl>
+    <w:lvl w:ilvl="7" w:tplc="637E5AAC">
+      <w:numFmt w:val="bullet"/>
+      <w:lvlText w:val="•"/>
+      <w:lvlJc w:val="left"/>
+      <w:pPr>
+        <w:ind w:left="1252" w:hanging="674"/>
+      </w:pPr>
+      <w:rPr>
+        <w:rFonts w:hint="default"/>
+        <w:lang w:val="es-ES" w:eastAsia="en-US" w:bidi="ar-SA"/>
+      </w:rPr>
+    </w:lvl>
+    <w:lvl w:ilvl="8" w:tplc="EE5AB48E">
+      <w:numFmt w:val="bullet"/>
+      <w:lvlText w:val="•"/>
+      <w:lvlJc w:val="left"/>
+      <w:pPr>
+        <w:ind w:left="1325" w:hanging="674"/>
+      </w:pPr>
+      <w:rPr>
+        <w:rFonts w:hint="default"/>
+        <w:lang w:val="es-ES" w:eastAsia="en-US" w:bidi="ar-SA"/>
+      </w:rPr>
+    </w:lvl>
+  </w:abstractNum>
+  <w:abstractNum w:abstractNumId="2" w15:restartNumberingAfterBreak="0">
+    <w:nsid w:val="369D6943"/>
+    <w:multiLevelType w:val="hybridMultilevel"/>
+    <w:tmpl w:val="F398A53C"/>
+    <w:lvl w:ilvl="0" w:tplc="684A7E7C">
       <w:start w:val="1"/>
       <w:numFmt w:val="decimal"/>
       <w:lvlText w:val="%1."/>
@@ -13970,7 +14447,7 @@
         <w:jc w:val="left"/>
       </w:pPr>
       <w:rPr>
-        <w:rFonts w:hint="default" w:ascii="Arial" w:hAnsi="Arial" w:eastAsia="Arial" w:cs="Arial"/>
+        <w:rFonts w:ascii="Arial" w:eastAsia="Arial" w:hAnsi="Arial" w:cs="Arial" w:hint="default"/>
         <w:b/>
         <w:bCs/>
         <w:i w:val="0"/>
@@ -13982,8 +14459,7 @@
         <w:lang w:val="es-ES" w:eastAsia="en-US" w:bidi="ar-SA"/>
       </w:rPr>
     </w:lvl>
-    <w:lvl w:ilvl="1">
-      <w:start w:val="0"/>
+    <w:lvl w:ilvl="1" w:tplc="BBA41410">
       <w:numFmt w:val="bullet"/>
       <w:lvlText w:val="•"/>
       <w:lvlJc w:val="left"/>
@@ -13995,8 +14471,7 @@
         <w:lang w:val="es-ES" w:eastAsia="en-US" w:bidi="ar-SA"/>
       </w:rPr>
     </w:lvl>
-    <w:lvl w:ilvl="2">
-      <w:start w:val="0"/>
+    <w:lvl w:ilvl="2" w:tplc="FC304A94">
       <w:numFmt w:val="bullet"/>
       <w:lvlText w:val="•"/>
       <w:lvlJc w:val="left"/>
@@ -14008,8 +14483,7 @@
         <w:lang w:val="es-ES" w:eastAsia="en-US" w:bidi="ar-SA"/>
       </w:rPr>
     </w:lvl>
-    <w:lvl w:ilvl="3">
-      <w:start w:val="0"/>
+    <w:lvl w:ilvl="3" w:tplc="6E5A09B6">
       <w:numFmt w:val="bullet"/>
       <w:lvlText w:val="•"/>
       <w:lvlJc w:val="left"/>
@@ -14021,8 +14495,7 @@
         <w:lang w:val="es-ES" w:eastAsia="en-US" w:bidi="ar-SA"/>
       </w:rPr>
     </w:lvl>
-    <w:lvl w:ilvl="4">
-      <w:start w:val="0"/>
+    <w:lvl w:ilvl="4" w:tplc="DA245000">
       <w:numFmt w:val="bullet"/>
       <w:lvlText w:val="•"/>
       <w:lvlJc w:val="left"/>
@@ -14034,8 +14507,7 @@
         <w:lang w:val="es-ES" w:eastAsia="en-US" w:bidi="ar-SA"/>
       </w:rPr>
     </w:lvl>
-    <w:lvl w:ilvl="5">
-      <w:start w:val="0"/>
+    <w:lvl w:ilvl="5" w:tplc="6C103EE2">
       <w:numFmt w:val="bullet"/>
       <w:lvlText w:val="•"/>
       <w:lvlJc w:val="left"/>
@@ -14047,8 +14519,7 @@
         <w:lang w:val="es-ES" w:eastAsia="en-US" w:bidi="ar-SA"/>
       </w:rPr>
     </w:lvl>
-    <w:lvl w:ilvl="6">
-      <w:start w:val="0"/>
+    <w:lvl w:ilvl="6" w:tplc="F5205522">
       <w:numFmt w:val="bullet"/>
       <w:lvlText w:val="•"/>
       <w:lvlJc w:val="left"/>
@@ -14060,8 +14531,7 @@
         <w:lang w:val="es-ES" w:eastAsia="en-US" w:bidi="ar-SA"/>
       </w:rPr>
     </w:lvl>
-    <w:lvl w:ilvl="7">
-      <w:start w:val="0"/>
+    <w:lvl w:ilvl="7" w:tplc="729EA7E4">
       <w:numFmt w:val="bullet"/>
       <w:lvlText w:val="•"/>
       <w:lvlJc w:val="left"/>
@@ -14073,8 +14543,7 @@
         <w:lang w:val="es-ES" w:eastAsia="en-US" w:bidi="ar-SA"/>
       </w:rPr>
     </w:lvl>
-    <w:lvl w:ilvl="8">
-      <w:start w:val="0"/>
+    <w:lvl w:ilvl="8" w:tplc="67CEEBBC">
       <w:numFmt w:val="bullet"/>
       <w:lvlText w:val="•"/>
       <w:lvlJc w:val="left"/>
@@ -14087,283 +14556,27 @@
       </w:rPr>
     </w:lvl>
   </w:abstractNum>
-  <w:abstractNum w:abstractNumId="1">
-    <w:multiLevelType w:val="hybridMultilevel"/>
-    <w:lvl w:ilvl="0">
-      <w:start w:val="0"/>
-      <w:numFmt w:val="bullet"/>
-      <w:lvlText w:val="☐"/>
-      <w:lvlJc w:val="left"/>
-      <w:pPr>
-        <w:ind w:left="267" w:hanging="181"/>
-      </w:pPr>
-      <w:rPr>
-        <w:rFonts w:hint="default" w:ascii="MS Gothic" w:hAnsi="MS Gothic" w:eastAsia="MS Gothic" w:cs="MS Gothic"/>
-        <w:b w:val="0"/>
-        <w:bCs w:val="0"/>
-        <w:i w:val="0"/>
-        <w:iCs w:val="0"/>
-        <w:spacing w:val="0"/>
-        <w:w w:val="100"/>
-        <w:sz w:val="16"/>
-        <w:szCs w:val="16"/>
-        <w:lang w:val="es-ES" w:eastAsia="en-US" w:bidi="ar-SA"/>
-      </w:rPr>
-    </w:lvl>
-    <w:lvl w:ilvl="1">
-      <w:start w:val="0"/>
-      <w:numFmt w:val="bullet"/>
-      <w:lvlText w:val="•"/>
-      <w:lvlJc w:val="left"/>
-      <w:pPr>
-        <w:ind w:left="494" w:hanging="181"/>
-      </w:pPr>
-      <w:rPr>
-        <w:rFonts w:hint="default"/>
-        <w:lang w:val="es-ES" w:eastAsia="en-US" w:bidi="ar-SA"/>
-      </w:rPr>
-    </w:lvl>
-    <w:lvl w:ilvl="2">
-      <w:start w:val="0"/>
-      <w:numFmt w:val="bullet"/>
-      <w:lvlText w:val="•"/>
-      <w:lvlJc w:val="left"/>
-      <w:pPr>
-        <w:ind w:left="728" w:hanging="181"/>
-      </w:pPr>
-      <w:rPr>
-        <w:rFonts w:hint="default"/>
-        <w:lang w:val="es-ES" w:eastAsia="en-US" w:bidi="ar-SA"/>
-      </w:rPr>
-    </w:lvl>
-    <w:lvl w:ilvl="3">
-      <w:start w:val="0"/>
-      <w:numFmt w:val="bullet"/>
-      <w:lvlText w:val="•"/>
-      <w:lvlJc w:val="left"/>
-      <w:pPr>
-        <w:ind w:left="962" w:hanging="181"/>
-      </w:pPr>
-      <w:rPr>
-        <w:rFonts w:hint="default"/>
-        <w:lang w:val="es-ES" w:eastAsia="en-US" w:bidi="ar-SA"/>
-      </w:rPr>
-    </w:lvl>
-    <w:lvl w:ilvl="4">
-      <w:start w:val="0"/>
-      <w:numFmt w:val="bullet"/>
-      <w:lvlText w:val="•"/>
-      <w:lvlJc w:val="left"/>
-      <w:pPr>
-        <w:ind w:left="1196" w:hanging="181"/>
-      </w:pPr>
-      <w:rPr>
-        <w:rFonts w:hint="default"/>
-        <w:lang w:val="es-ES" w:eastAsia="en-US" w:bidi="ar-SA"/>
-      </w:rPr>
-    </w:lvl>
-    <w:lvl w:ilvl="5">
-      <w:start w:val="0"/>
-      <w:numFmt w:val="bullet"/>
-      <w:lvlText w:val="•"/>
-      <w:lvlJc w:val="left"/>
-      <w:pPr>
-        <w:ind w:left="1430" w:hanging="181"/>
-      </w:pPr>
-      <w:rPr>
-        <w:rFonts w:hint="default"/>
-        <w:lang w:val="es-ES" w:eastAsia="en-US" w:bidi="ar-SA"/>
-      </w:rPr>
-    </w:lvl>
-    <w:lvl w:ilvl="6">
-      <w:start w:val="0"/>
-      <w:numFmt w:val="bullet"/>
-      <w:lvlText w:val="•"/>
-      <w:lvlJc w:val="left"/>
-      <w:pPr>
-        <w:ind w:left="1664" w:hanging="181"/>
-      </w:pPr>
-      <w:rPr>
-        <w:rFonts w:hint="default"/>
-        <w:lang w:val="es-ES" w:eastAsia="en-US" w:bidi="ar-SA"/>
-      </w:rPr>
-    </w:lvl>
-    <w:lvl w:ilvl="7">
-      <w:start w:val="0"/>
-      <w:numFmt w:val="bullet"/>
-      <w:lvlText w:val="•"/>
-      <w:lvlJc w:val="left"/>
-      <w:pPr>
-        <w:ind w:left="1898" w:hanging="181"/>
-      </w:pPr>
-      <w:rPr>
-        <w:rFonts w:hint="default"/>
-        <w:lang w:val="es-ES" w:eastAsia="en-US" w:bidi="ar-SA"/>
-      </w:rPr>
-    </w:lvl>
-    <w:lvl w:ilvl="8">
-      <w:start w:val="0"/>
-      <w:numFmt w:val="bullet"/>
-      <w:lvlText w:val="•"/>
-      <w:lvlJc w:val="left"/>
-      <w:pPr>
-        <w:ind w:left="2132" w:hanging="181"/>
-      </w:pPr>
-      <w:rPr>
-        <w:rFonts w:hint="default"/>
-        <w:lang w:val="es-ES" w:eastAsia="en-US" w:bidi="ar-SA"/>
-      </w:rPr>
-    </w:lvl>
-  </w:abstractNum>
-  <w:abstractNum w:abstractNumId="0">
-    <w:multiLevelType w:val="hybridMultilevel"/>
-    <w:lvl w:ilvl="0">
-      <w:start w:val="0"/>
-      <w:numFmt w:val="bullet"/>
-      <w:lvlText w:val="☐"/>
-      <w:lvlJc w:val="left"/>
-      <w:pPr>
-        <w:ind w:left="739" w:hanging="674"/>
-      </w:pPr>
-      <w:rPr>
-        <w:rFonts w:hint="default" w:ascii="MS Gothic" w:hAnsi="MS Gothic" w:eastAsia="MS Gothic" w:cs="MS Gothic"/>
-        <w:b w:val="0"/>
-        <w:bCs w:val="0"/>
-        <w:i w:val="0"/>
-        <w:iCs w:val="0"/>
-        <w:spacing w:val="0"/>
-        <w:w w:val="100"/>
-        <w:sz w:val="18"/>
-        <w:szCs w:val="18"/>
-        <w:lang w:val="es-ES" w:eastAsia="en-US" w:bidi="ar-SA"/>
-      </w:rPr>
-    </w:lvl>
-    <w:lvl w:ilvl="1">
-      <w:start w:val="0"/>
-      <w:numFmt w:val="bullet"/>
-      <w:lvlText w:val="•"/>
-      <w:lvlJc w:val="left"/>
-      <w:pPr>
-        <w:ind w:left="813" w:hanging="674"/>
-      </w:pPr>
-      <w:rPr>
-        <w:rFonts w:hint="default"/>
-        <w:lang w:val="es-ES" w:eastAsia="en-US" w:bidi="ar-SA"/>
-      </w:rPr>
-    </w:lvl>
-    <w:lvl w:ilvl="2">
-      <w:start w:val="0"/>
-      <w:numFmt w:val="bullet"/>
-      <w:lvlText w:val="•"/>
-      <w:lvlJc w:val="left"/>
-      <w:pPr>
-        <w:ind w:left="886" w:hanging="674"/>
-      </w:pPr>
-      <w:rPr>
-        <w:rFonts w:hint="default"/>
-        <w:lang w:val="es-ES" w:eastAsia="en-US" w:bidi="ar-SA"/>
-      </w:rPr>
-    </w:lvl>
-    <w:lvl w:ilvl="3">
-      <w:start w:val="0"/>
-      <w:numFmt w:val="bullet"/>
-      <w:lvlText w:val="•"/>
-      <w:lvlJc w:val="left"/>
-      <w:pPr>
-        <w:ind w:left="959" w:hanging="674"/>
-      </w:pPr>
-      <w:rPr>
-        <w:rFonts w:hint="default"/>
-        <w:lang w:val="es-ES" w:eastAsia="en-US" w:bidi="ar-SA"/>
-      </w:rPr>
-    </w:lvl>
-    <w:lvl w:ilvl="4">
-      <w:start w:val="0"/>
-      <w:numFmt w:val="bullet"/>
-      <w:lvlText w:val="•"/>
-      <w:lvlJc w:val="left"/>
-      <w:pPr>
-        <w:ind w:left="1032" w:hanging="674"/>
-      </w:pPr>
-      <w:rPr>
-        <w:rFonts w:hint="default"/>
-        <w:lang w:val="es-ES" w:eastAsia="en-US" w:bidi="ar-SA"/>
-      </w:rPr>
-    </w:lvl>
-    <w:lvl w:ilvl="5">
-      <w:start w:val="0"/>
-      <w:numFmt w:val="bullet"/>
-      <w:lvlText w:val="•"/>
-      <w:lvlJc w:val="left"/>
-      <w:pPr>
-        <w:ind w:left="1106" w:hanging="674"/>
-      </w:pPr>
-      <w:rPr>
-        <w:rFonts w:hint="default"/>
-        <w:lang w:val="es-ES" w:eastAsia="en-US" w:bidi="ar-SA"/>
-      </w:rPr>
-    </w:lvl>
-    <w:lvl w:ilvl="6">
-      <w:start w:val="0"/>
-      <w:numFmt w:val="bullet"/>
-      <w:lvlText w:val="•"/>
-      <w:lvlJc w:val="left"/>
-      <w:pPr>
-        <w:ind w:left="1179" w:hanging="674"/>
-      </w:pPr>
-      <w:rPr>
-        <w:rFonts w:hint="default"/>
-        <w:lang w:val="es-ES" w:eastAsia="en-US" w:bidi="ar-SA"/>
-      </w:rPr>
-    </w:lvl>
-    <w:lvl w:ilvl="7">
-      <w:start w:val="0"/>
-      <w:numFmt w:val="bullet"/>
-      <w:lvlText w:val="•"/>
-      <w:lvlJc w:val="left"/>
-      <w:pPr>
-        <w:ind w:left="1252" w:hanging="674"/>
-      </w:pPr>
-      <w:rPr>
-        <w:rFonts w:hint="default"/>
-        <w:lang w:val="es-ES" w:eastAsia="en-US" w:bidi="ar-SA"/>
-      </w:rPr>
-    </w:lvl>
-    <w:lvl w:ilvl="8">
-      <w:start w:val="0"/>
-      <w:numFmt w:val="bullet"/>
-      <w:lvlText w:val="•"/>
-      <w:lvlJc w:val="left"/>
-      <w:pPr>
-        <w:ind w:left="1325" w:hanging="674"/>
-      </w:pPr>
-      <w:rPr>
-        <w:rFonts w:hint="default"/>
-        <w:lang w:val="es-ES" w:eastAsia="en-US" w:bidi="ar-SA"/>
-      </w:rPr>
-    </w:lvl>
-  </w:abstractNum>
-  <w:num w:numId="3">
+  <w:num w:numId="1">
     <w:abstractNumId w:val="2"/>
   </w:num>
   <w:num w:numId="2">
+    <w:abstractNumId w:val="0"/>
+  </w:num>
+  <w:num w:numId="3">
     <w:abstractNumId w:val="1"/>
-  </w:num>
-  <w:num w:numId="1">
-    <w:abstractNumId w:val="0"/>
   </w:num>
 </w:numbering>
 </file>
 
 <file path=word/styles.xml><?xml version="1.0" encoding="utf-8"?>
-<w:styles xmlns:r="http://schemas.openxmlformats.org/officeDocument/2006/relationships" xmlns:w="http://schemas.openxmlformats.org/wordprocessingml/2006/main">
+<w:styles xmlns:mc="http://schemas.openxmlformats.org/markup-compatibility/2006" xmlns:r="http://schemas.openxmlformats.org/officeDocument/2006/relationships" xmlns:w="http://schemas.openxmlformats.org/wordprocessingml/2006/main" xmlns:w14="http://schemas.microsoft.com/office/word/2010/wordml" xmlns:w15="http://schemas.microsoft.com/office/word/2012/wordml" xmlns:w16cex="http://schemas.microsoft.com/office/word/2018/wordml/cex" xmlns:w16cid="http://schemas.microsoft.com/office/word/2016/wordml/cid" xmlns:w16="http://schemas.microsoft.com/office/word/2018/wordml" xmlns:w16sdtdh="http://schemas.microsoft.com/office/word/2020/wordml/sdtdatahash" xmlns:w16se="http://schemas.microsoft.com/office/word/2015/wordml/symex" mc:Ignorable="w14 w15 w16se w16cid w16 w16cex w16sdtdh">
   <w:docDefaults>
     <w:rPrDefault>
       <w:rPr>
-        <w:rFonts w:cstheme="minorBidi" w:hAnsiTheme="minorHAnsi" w:eastAsiaTheme="minorHAnsi" w:asciiTheme="minorHAnsi"/>
+        <w:rFonts w:asciiTheme="minorHAnsi" w:eastAsiaTheme="minorHAnsi" w:hAnsiTheme="minorHAnsi" w:cstheme="minorBidi"/>
         <w:sz w:val="22"/>
         <w:szCs w:val="22"/>
-        <w:lang w:val="en-US" w:bidi="ar-SA" w:eastAsia="en-US"/>
+        <w:lang w:val="en-US" w:eastAsia="en-US" w:bidi="ar-SA"/>
       </w:rPr>
     </w:rPrDefault>
     <w:pPrDefault>
@@ -14371,19 +14584,423 @@
         <w:widowControl w:val="0"/>
         <w:autoSpaceDE w:val="0"/>
         <w:autoSpaceDN w:val="0"/>
-        <w:spacing w:lineRule="auto" w:line="240" w:before="0" w:after="0"/>
-        <w:ind w:left="0" w:right="0"/>
-        <w:jc w:val="left"/>
       </w:pPr>
     </w:pPrDefault>
   </w:docDefaults>
-  <w:style w:styleId="DefaultParagraphFont" w:default="1" w:type="character">
+  <w:latentStyles w:defLockedState="0" w:defUIPriority="99" w:defSemiHidden="0" w:defUnhideWhenUsed="0" w:defQFormat="0" w:count="376">
+    <w:lsdException w:name="Normal" w:uiPriority="0" w:qFormat="1"/>
+    <w:lsdException w:name="heading 1" w:uiPriority="9" w:qFormat="1"/>
+    <w:lsdException w:name="heading 2" w:semiHidden="1" w:uiPriority="9" w:unhideWhenUsed="1" w:qFormat="1"/>
+    <w:lsdException w:name="heading 3" w:semiHidden="1" w:uiPriority="9" w:unhideWhenUsed="1" w:qFormat="1"/>
+    <w:lsdException w:name="heading 4" w:semiHidden="1" w:uiPriority="9" w:unhideWhenUsed="1" w:qFormat="1"/>
+    <w:lsdException w:name="heading 5" w:semiHidden="1" w:uiPriority="9" w:unhideWhenUsed="1" w:qFormat="1"/>
+    <w:lsdException w:name="heading 6" w:semiHidden="1" w:uiPriority="9" w:unhideWhenUsed="1" w:qFormat="1"/>
+    <w:lsdException w:name="heading 7" w:semiHidden="1" w:uiPriority="9" w:unhideWhenUsed="1" w:qFormat="1"/>
+    <w:lsdException w:name="heading 8" w:semiHidden="1" w:uiPriority="9" w:unhideWhenUsed="1" w:qFormat="1"/>
+    <w:lsdException w:name="heading 9" w:semiHidden="1" w:uiPriority="9" w:unhideWhenUsed="1" w:qFormat="1"/>
+    <w:lsdException w:name="index 1" w:semiHidden="1" w:unhideWhenUsed="1"/>
+    <w:lsdException w:name="index 2" w:semiHidden="1" w:unhideWhenUsed="1"/>
+    <w:lsdException w:name="index 3" w:semiHidden="1" w:unhideWhenUsed="1"/>
+    <w:lsdException w:name="index 4" w:semiHidden="1" w:unhideWhenUsed="1"/>
+    <w:lsdException w:name="index 5" w:semiHidden="1" w:unhideWhenUsed="1"/>
+    <w:lsdException w:name="index 6" w:semiHidden="1" w:unhideWhenUsed="1"/>
+    <w:lsdException w:name="index 7" w:semiHidden="1" w:unhideWhenUsed="1"/>
+    <w:lsdException w:name="index 8" w:semiHidden="1" w:unhideWhenUsed="1"/>
+    <w:lsdException w:name="index 9" w:semiHidden="1" w:unhideWhenUsed="1"/>
+    <w:lsdException w:name="toc 1" w:semiHidden="1" w:uiPriority="39" w:unhideWhenUsed="1"/>
+    <w:lsdException w:name="toc 2" w:semiHidden="1" w:uiPriority="39" w:unhideWhenUsed="1"/>
+    <w:lsdException w:name="toc 3" w:semiHidden="1" w:uiPriority="39" w:unhideWhenUsed="1"/>
+    <w:lsdException w:name="toc 4" w:semiHidden="1" w:uiPriority="39" w:unhideWhenUsed="1"/>
+    <w:lsdException w:name="toc 5" w:semiHidden="1" w:uiPriority="39" w:unhideWhenUsed="1"/>
+    <w:lsdException w:name="toc 6" w:semiHidden="1" w:uiPriority="39" w:unhideWhenUsed="1"/>
+    <w:lsdException w:name="toc 7" w:semiHidden="1" w:uiPriority="39" w:unhideWhenUsed="1"/>
+    <w:lsdException w:name="toc 8" w:semiHidden="1" w:uiPriority="39" w:unhideWhenUsed="1"/>
+    <w:lsdException w:name="toc 9" w:semiHidden="1" w:uiPriority="39" w:unhideWhenUsed="1"/>
+    <w:lsdException w:name="Normal Indent" w:semiHidden="1" w:unhideWhenUsed="1"/>
+    <w:lsdException w:name="footnote text" w:semiHidden="1" w:unhideWhenUsed="1"/>
+    <w:lsdException w:name="annotation text" w:semiHidden="1" w:unhideWhenUsed="1"/>
+    <w:lsdException w:name="header" w:semiHidden="1" w:unhideWhenUsed="1"/>
+    <w:lsdException w:name="footer" w:semiHidden="1" w:unhideWhenUsed="1"/>
+    <w:lsdException w:name="index heading" w:semiHidden="1" w:unhideWhenUsed="1"/>
+    <w:lsdException w:name="caption" w:semiHidden="1" w:uiPriority="35" w:unhideWhenUsed="1" w:qFormat="1"/>
+    <w:lsdException w:name="table of figures" w:semiHidden="1" w:unhideWhenUsed="1"/>
+    <w:lsdException w:name="envelope address" w:semiHidden="1" w:unhideWhenUsed="1"/>
+    <w:lsdException w:name="envelope return" w:semiHidden="1" w:unhideWhenUsed="1"/>
+    <w:lsdException w:name="footnote reference" w:semiHidden="1" w:unhideWhenUsed="1"/>
+    <w:lsdException w:name="annotation reference" w:semiHidden="1" w:unhideWhenUsed="1"/>
+    <w:lsdException w:name="line number" w:semiHidden="1" w:unhideWhenUsed="1"/>
+    <w:lsdException w:name="page number" w:semiHidden="1" w:unhideWhenUsed="1"/>
+    <w:lsdException w:name="endnote reference" w:semiHidden="1" w:unhideWhenUsed="1"/>
+    <w:lsdException w:name="endnote text" w:semiHidden="1" w:unhideWhenUsed="1"/>
+    <w:lsdException w:name="table of authorities" w:semiHidden="1" w:unhideWhenUsed="1"/>
+    <w:lsdException w:name="macro" w:semiHidden="1" w:unhideWhenUsed="1"/>
+    <w:lsdException w:name="toa heading" w:semiHidden="1" w:unhideWhenUsed="1"/>
+    <w:lsdException w:name="List" w:semiHidden="1" w:unhideWhenUsed="1"/>
+    <w:lsdException w:name="List Bullet" w:semiHidden="1" w:unhideWhenUsed="1"/>
+    <w:lsdException w:name="List Number" w:semiHidden="1" w:unhideWhenUsed="1"/>
+    <w:lsdException w:name="List 2" w:semiHidden="1" w:unhideWhenUsed="1"/>
+    <w:lsdException w:name="List 3" w:semiHidden="1" w:unhideWhenUsed="1"/>
+    <w:lsdException w:name="List 4" w:semiHidden="1" w:unhideWhenUsed="1"/>
+    <w:lsdException w:name="List 5" w:semiHidden="1" w:unhideWhenUsed="1"/>
+    <w:lsdException w:name="List Bullet 2" w:semiHidden="1" w:unhideWhenUsed="1"/>
+    <w:lsdException w:name="List Bullet 3" w:semiHidden="1" w:unhideWhenUsed="1"/>
+    <w:lsdException w:name="List Bullet 4" w:semiHidden="1" w:unhideWhenUsed="1"/>
+    <w:lsdException w:name="List Bullet 5" w:semiHidden="1" w:unhideWhenUsed="1"/>
+    <w:lsdException w:name="List Number 2" w:semiHidden="1" w:unhideWhenUsed="1"/>
+    <w:lsdException w:name="List Number 3" w:semiHidden="1" w:unhideWhenUsed="1"/>
+    <w:lsdException w:name="List Number 4" w:semiHidden="1" w:unhideWhenUsed="1"/>
+    <w:lsdException w:name="List Number 5" w:semiHidden="1" w:unhideWhenUsed="1"/>
+    <w:lsdException w:name="Title" w:uiPriority="10" w:qFormat="1"/>
+    <w:lsdException w:name="Closing" w:semiHidden="1" w:unhideWhenUsed="1"/>
+    <w:lsdException w:name="Signature" w:semiHidden="1" w:unhideWhenUsed="1"/>
+    <w:lsdException w:name="Default Paragraph Font" w:semiHidden="1" w:uiPriority="1" w:unhideWhenUsed="1"/>
+    <w:lsdException w:name="Body Text" w:semiHidden="1" w:unhideWhenUsed="1"/>
+    <w:lsdException w:name="Body Text Indent" w:semiHidden="1" w:unhideWhenUsed="1"/>
+    <w:lsdException w:name="List Continue" w:semiHidden="1" w:unhideWhenUsed="1"/>
+    <w:lsdException w:name="List Continue 2" w:semiHidden="1" w:unhideWhenUsed="1"/>
+    <w:lsdException w:name="List Continue 3" w:semiHidden="1" w:unhideWhenUsed="1"/>
+    <w:lsdException w:name="List Continue 4" w:semiHidden="1" w:unhideWhenUsed="1"/>
+    <w:lsdException w:name="List Continue 5" w:semiHidden="1" w:unhideWhenUsed="1"/>
+    <w:lsdException w:name="Message Header" w:semiHidden="1" w:unhideWhenUsed="1"/>
+    <w:lsdException w:name="Subtitle" w:uiPriority="11" w:qFormat="1"/>
+    <w:lsdException w:name="Salutation" w:semiHidden="1" w:unhideWhenUsed="1"/>
+    <w:lsdException w:name="Date" w:semiHidden="1" w:unhideWhenUsed="1"/>
+    <w:lsdException w:name="Body Text First Indent" w:semiHidden="1" w:unhideWhenUsed="1"/>
+    <w:lsdException w:name="Body Text First Indent 2" w:semiHidden="1" w:unhideWhenUsed="1"/>
+    <w:lsdException w:name="Note Heading" w:semiHidden="1" w:unhideWhenUsed="1"/>
+    <w:lsdException w:name="Body Text 2" w:semiHidden="1" w:unhideWhenUsed="1"/>
+    <w:lsdException w:name="Body Text 3" w:semiHidden="1" w:unhideWhenUsed="1"/>
+    <w:lsdException w:name="Body Text Indent 2" w:semiHidden="1" w:unhideWhenUsed="1"/>
+    <w:lsdException w:name="Body Text Indent 3" w:semiHidden="1" w:unhideWhenUsed="1"/>
+    <w:lsdException w:name="Block Text" w:semiHidden="1" w:unhideWhenUsed="1"/>
+    <w:lsdException w:name="Hyperlink" w:semiHidden="1" w:unhideWhenUsed="1"/>
+    <w:lsdException w:name="FollowedHyperlink" w:semiHidden="1" w:unhideWhenUsed="1"/>
+    <w:lsdException w:name="Strong" w:uiPriority="22" w:qFormat="1"/>
+    <w:lsdException w:name="Emphasis" w:uiPriority="20" w:qFormat="1"/>
+    <w:lsdException w:name="Document Map" w:semiHidden="1" w:unhideWhenUsed="1"/>
+    <w:lsdException w:name="Plain Text" w:semiHidden="1" w:unhideWhenUsed="1"/>
+    <w:lsdException w:name="E-mail Signature" w:semiHidden="1" w:unhideWhenUsed="1"/>
+    <w:lsdException w:name="HTML Top of Form" w:semiHidden="1" w:unhideWhenUsed="1"/>
+    <w:lsdException w:name="HTML Bottom of Form" w:semiHidden="1" w:unhideWhenUsed="1"/>
+    <w:lsdException w:name="Normal (Web)" w:semiHidden="1" w:unhideWhenUsed="1"/>
+    <w:lsdException w:name="HTML Acronym" w:semiHidden="1" w:unhideWhenUsed="1"/>
+    <w:lsdException w:name="HTML Address" w:semiHidden="1" w:unhideWhenUsed="1"/>
+    <w:lsdException w:name="HTML Cite" w:semiHidden="1" w:unhideWhenUsed="1"/>
+    <w:lsdException w:name="HTML Code" w:semiHidden="1" w:unhideWhenUsed="1"/>
+    <w:lsdException w:name="HTML Definition" w:semiHidden="1" w:unhideWhenUsed="1"/>
+    <w:lsdException w:name="HTML Keyboard" w:semiHidden="1" w:unhideWhenUsed="1"/>
+    <w:lsdException w:name="HTML Preformatted" w:semiHidden="1" w:unhideWhenUsed="1"/>
+    <w:lsdException w:name="HTML Sample" w:semiHidden="1" w:unhideWhenUsed="1"/>
+    <w:lsdException w:name="HTML Typewriter" w:semiHidden="1" w:unhideWhenUsed="1"/>
+    <w:lsdException w:name="HTML Variable" w:semiHidden="1" w:unhideWhenUsed="1"/>
+    <w:lsdException w:name="Normal Table" w:semiHidden="1" w:unhideWhenUsed="1"/>
+    <w:lsdException w:name="annotation subject" w:semiHidden="1" w:unhideWhenUsed="1"/>
+    <w:lsdException w:name="No List" w:semiHidden="1" w:unhideWhenUsed="1"/>
+    <w:lsdException w:name="Outline List 1" w:semiHidden="1" w:unhideWhenUsed="1"/>
+    <w:lsdException w:name="Outline List 2" w:semiHidden="1" w:unhideWhenUsed="1"/>
+    <w:lsdException w:name="Outline List 3" w:semiHidden="1" w:unhideWhenUsed="1"/>
+    <w:lsdException w:name="Table Simple 1" w:semiHidden="1" w:unhideWhenUsed="1"/>
+    <w:lsdException w:name="Table Simple 2" w:semiHidden="1" w:unhideWhenUsed="1"/>
+    <w:lsdException w:name="Table Simple 3" w:semiHidden="1" w:unhideWhenUsed="1"/>
+    <w:lsdException w:name="Table Classic 1" w:semiHidden="1" w:unhideWhenUsed="1"/>
+    <w:lsdException w:name="Table Classic 2" w:semiHidden="1" w:unhideWhenUsed="1"/>
+    <w:lsdException w:name="Table Classic 3" w:semiHidden="1" w:unhideWhenUsed="1"/>
+    <w:lsdException w:name="Table Classic 4" w:semiHidden="1" w:unhideWhenUsed="1"/>
+    <w:lsdException w:name="Table Colorful 1" w:semiHidden="1" w:unhideWhenUsed="1"/>
+    <w:lsdException w:name="Table Colorful 2" w:semiHidden="1" w:unhideWhenUsed="1"/>
+    <w:lsdException w:name="Table Colorful 3" w:semiHidden="1" w:unhideWhenUsed="1"/>
+    <w:lsdException w:name="Table Columns 1" w:semiHidden="1" w:unhideWhenUsed="1"/>
+    <w:lsdException w:name="Table Columns 2" w:semiHidden="1" w:unhideWhenUsed="1"/>
+    <w:lsdException w:name="Table Columns 3" w:semiHidden="1" w:unhideWhenUsed="1"/>
+    <w:lsdException w:name="Table Columns 4" w:semiHidden="1" w:unhideWhenUsed="1"/>
+    <w:lsdException w:name="Table Columns 5" w:semiHidden="1" w:unhideWhenUsed="1"/>
+    <w:lsdException w:name="Table Grid 1" w:semiHidden="1" w:unhideWhenUsed="1"/>
+    <w:lsdException w:name="Table Grid 2" w:semiHidden="1" w:unhideWhenUsed="1"/>
+    <w:lsdException w:name="Table Grid 3" w:semiHidden="1" w:unhideWhenUsed="1"/>
+    <w:lsdException w:name="Table Grid 4" w:semiHidden="1" w:unhideWhenUsed="1"/>
+    <w:lsdException w:name="Table Grid 5" w:semiHidden="1" w:unhideWhenUsed="1"/>
+    <w:lsdException w:name="Table Grid 6" w:semiHidden="1" w:unhideWhenUsed="1"/>
+    <w:lsdException w:name="Table Grid 7" w:semiHidden="1" w:unhideWhenUsed="1"/>
+    <w:lsdException w:name="Table Grid 8" w:semiHidden="1" w:unhideWhenUsed="1"/>
+    <w:lsdException w:name="Table List 1" w:semiHidden="1" w:unhideWhenUsed="1"/>
+    <w:lsdException w:name="Table List 2" w:semiHidden="1" w:unhideWhenUsed="1"/>
+    <w:lsdException w:name="Table List 3" w:semiHidden="1" w:unhideWhenUsed="1"/>
+    <w:lsdException w:name="Table List 4" w:semiHidden="1" w:unhideWhenUsed="1"/>
+    <w:lsdException w:name="Table List 5" w:semiHidden="1" w:unhideWhenUsed="1"/>
+    <w:lsdException w:name="Table List 6" w:semiHidden="1" w:unhideWhenUsed="1"/>
+    <w:lsdException w:name="Table List 7" w:semiHidden="1" w:unhideWhenUsed="1"/>
+    <w:lsdException w:name="Table List 8" w:semiHidden="1" w:unhideWhenUsed="1"/>
+    <w:lsdException w:name="Table 3D effects 1" w:semiHidden="1" w:unhideWhenUsed="1"/>
+    <w:lsdException w:name="Table 3D effects 2" w:semiHidden="1" w:unhideWhenUsed="1"/>
+    <w:lsdException w:name="Table 3D effects 3" w:semiHidden="1" w:unhideWhenUsed="1"/>
+    <w:lsdException w:name="Table Contemporary" w:semiHidden="1" w:unhideWhenUsed="1"/>
+    <w:lsdException w:name="Table Elegant" w:semiHidden="1" w:unhideWhenUsed="1"/>
+    <w:lsdException w:name="Table Professional" w:semiHidden="1" w:unhideWhenUsed="1"/>
+    <w:lsdException w:name="Table Subtle 1" w:semiHidden="1" w:unhideWhenUsed="1"/>
+    <w:lsdException w:name="Table Subtle 2" w:semiHidden="1" w:unhideWhenUsed="1"/>
+    <w:lsdException w:name="Table Web 1" w:semiHidden="1" w:unhideWhenUsed="1"/>
+    <w:lsdException w:name="Table Web 2" w:semiHidden="1" w:unhideWhenUsed="1"/>
+    <w:lsdException w:name="Table Web 3" w:semiHidden="1" w:unhideWhenUsed="1"/>
+    <w:lsdException w:name="Balloon Text" w:semiHidden="1" w:unhideWhenUsed="1"/>
+    <w:lsdException w:name="Table Grid" w:uiPriority="39"/>
+    <w:lsdException w:name="Table Theme" w:semiHidden="1" w:unhideWhenUsed="1"/>
+    <w:lsdException w:name="Placeholder Text" w:semiHidden="1"/>
+    <w:lsdException w:name="No Spacing" w:uiPriority="1" w:qFormat="1"/>
+    <w:lsdException w:name="Light Shading" w:uiPriority="60"/>
+    <w:lsdException w:name="Light List" w:uiPriority="61"/>
+    <w:lsdException w:name="Light Grid" w:uiPriority="62"/>
+    <w:lsdException w:name="Medium Shading 1" w:uiPriority="63"/>
+    <w:lsdException w:name="Medium Shading 2" w:uiPriority="64"/>
+    <w:lsdException w:name="Medium List 1" w:uiPriority="65"/>
+    <w:lsdException w:name="Medium List 2" w:uiPriority="66"/>
+    <w:lsdException w:name="Medium Grid 1" w:uiPriority="67"/>
+    <w:lsdException w:name="Medium Grid 2" w:uiPriority="68"/>
+    <w:lsdException w:name="Medium Grid 3" w:uiPriority="69"/>
+    <w:lsdException w:name="Dark List" w:uiPriority="70"/>
+    <w:lsdException w:name="Colorful Shading" w:uiPriority="71"/>
+    <w:lsdException w:name="Colorful List" w:uiPriority="72"/>
+    <w:lsdException w:name="Colorful Grid" w:uiPriority="73"/>
+    <w:lsdException w:name="Light Shading Accent 1" w:uiPriority="60"/>
+    <w:lsdException w:name="Light List Accent 1" w:uiPriority="61"/>
+    <w:lsdException w:name="Light Grid Accent 1" w:uiPriority="62"/>
+    <w:lsdException w:name="Medium Shading 1 Accent 1" w:uiPriority="63"/>
+    <w:lsdException w:name="Medium Shading 2 Accent 1" w:uiPriority="64"/>
+    <w:lsdException w:name="Medium List 1 Accent 1" w:uiPriority="65"/>
+    <w:lsdException w:name="Revision" w:semiHidden="1"/>
+    <w:lsdException w:name="List Paragraph" w:uiPriority="34" w:qFormat="1"/>
+    <w:lsdException w:name="Quote" w:uiPriority="29" w:qFormat="1"/>
+    <w:lsdException w:name="Intense Quote" w:uiPriority="30" w:qFormat="1"/>
+    <w:lsdException w:name="Medium List 2 Accent 1" w:uiPriority="66"/>
+    <w:lsdException w:name="Medium Grid 1 Accent 1" w:uiPriority="67"/>
+    <w:lsdException w:name="Medium Grid 2 Accent 1" w:uiPriority="68"/>
+    <w:lsdException w:name="Medium Grid 3 Accent 1" w:uiPriority="69"/>
+    <w:lsdException w:name="Dark List Accent 1" w:uiPriority="70"/>
+    <w:lsdException w:name="Colorful Shading Accent 1" w:uiPriority="71"/>
+    <w:lsdException w:name="Colorful List Accent 1" w:uiPriority="72"/>
+    <w:lsdException w:name="Colorful Grid Accent 1" w:uiPriority="73"/>
+    <w:lsdException w:name="Light Shading Accent 2" w:uiPriority="60"/>
+    <w:lsdException w:name="Light List Accent 2" w:uiPriority="61"/>
+    <w:lsdException w:name="Light Grid Accent 2" w:uiPriority="62"/>
+    <w:lsdException w:name="Medium Shading 1 Accent 2" w:uiPriority="63"/>
+    <w:lsdException w:name="Medium Shading 2 Accent 2" w:uiPriority="64"/>
+    <w:lsdException w:name="Medium List 1 Accent 2" w:uiPriority="65"/>
+    <w:lsdException w:name="Medium List 2 Accent 2" w:uiPriority="66"/>
+    <w:lsdException w:name="Medium Grid 1 Accent 2" w:uiPriority="67"/>
+    <w:lsdException w:name="Medium Grid 2 Accent 2" w:uiPriority="68"/>
+    <w:lsdException w:name="Medium Grid 3 Accent 2" w:uiPriority="69"/>
+    <w:lsdException w:name="Dark List Accent 2" w:uiPriority="70"/>
+    <w:lsdException w:name="Colorful Shading Accent 2" w:uiPriority="71"/>
+    <w:lsdException w:name="Colorful List Accent 2" w:uiPriority="72"/>
+    <w:lsdException w:name="Colorful Grid Accent 2" w:uiPriority="73"/>
+    <w:lsdException w:name="Light Shading Accent 3" w:uiPriority="60"/>
+    <w:lsdException w:name="Light List Accent 3" w:uiPriority="61"/>
+    <w:lsdException w:name="Light Grid Accent 3" w:uiPriority="62"/>
+    <w:lsdException w:name="Medium Shading 1 Accent 3" w:uiPriority="63"/>
+    <w:lsdException w:name="Medium Shading 2 Accent 3" w:uiPriority="64"/>
+    <w:lsdException w:name="Medium List 1 Accent 3" w:uiPriority="65"/>
+    <w:lsdException w:name="Medium List 2 Accent 3" w:uiPriority="66"/>
+    <w:lsdException w:name="Medium Grid 1 Accent 3" w:uiPriority="67"/>
+    <w:lsdException w:name="Medium Grid 2 Accent 3" w:uiPriority="68"/>
+    <w:lsdException w:name="Medium Grid 3 Accent 3" w:uiPriority="69"/>
+    <w:lsdException w:name="Dark List Accent 3" w:uiPriority="70"/>
+    <w:lsdException w:name="Colorful Shading Accent 3" w:uiPriority="71"/>
+    <w:lsdException w:name="Colorful List Accent 3" w:uiPriority="72"/>
+    <w:lsdException w:name="Colorful Grid Accent 3" w:uiPriority="73"/>
+    <w:lsdException w:name="Light Shading Accent 4" w:uiPriority="60"/>
+    <w:lsdException w:name="Light List Accent 4" w:uiPriority="61"/>
+    <w:lsdException w:name="Light Grid Accent 4" w:uiPriority="62"/>
+    <w:lsdException w:name="Medium Shading 1 Accent 4" w:uiPriority="63"/>
+    <w:lsdException w:name="Medium Shading 2 Accent 4" w:uiPriority="64"/>
+    <w:lsdException w:name="Medium List 1 Accent 4" w:uiPriority="65"/>
+    <w:lsdException w:name="Medium List 2 Accent 4" w:uiPriority="66"/>
+    <w:lsdException w:name="Medium Grid 1 Accent 4" w:uiPriority="67"/>
+    <w:lsdException w:name="Medium Grid 2 Accent 4" w:uiPriority="68"/>
+    <w:lsdException w:name="Medium Grid 3 Accent 4" w:uiPriority="69"/>
+    <w:lsdException w:name="Dark List Accent 4" w:uiPriority="70"/>
+    <w:lsdException w:name="Colorful Shading Accent 4" w:uiPriority="71"/>
+    <w:lsdException w:name="Colorful List Accent 4" w:uiPriority="72"/>
+    <w:lsdException w:name="Colorful Grid Accent 4" w:uiPriority="73"/>
+    <w:lsdException w:name="Light Shading Accent 5" w:uiPriority="60"/>
+    <w:lsdException w:name="Light List Accent 5" w:uiPriority="61"/>
+    <w:lsdException w:name="Light Grid Accent 5" w:uiPriority="62"/>
+    <w:lsdException w:name="Medium Shading 1 Accent 5" w:uiPriority="63"/>
+    <w:lsdException w:name="Medium Shading 2 Accent 5" w:uiPriority="64"/>
+    <w:lsdException w:name="Medium List 1 Accent 5" w:uiPriority="65"/>
+    <w:lsdException w:name="Medium List 2 Accent 5" w:uiPriority="66"/>
+    <w:lsdException w:name="Medium Grid 1 Accent 5" w:uiPriority="67"/>
+    <w:lsdException w:name="Medium Grid 2 Accent 5" w:uiPriority="68"/>
+    <w:lsdException w:name="Medium Grid 3 Accent 5" w:uiPriority="69"/>
+    <w:lsdException w:name="Dark List Accent 5" w:uiPriority="70"/>
+    <w:lsdException w:name="Colorful Shading Accent 5" w:uiPriority="71"/>
+    <w:lsdException w:name="Colorful List Accent 5" w:uiPriority="72"/>
+    <w:lsdException w:name="Colorful Grid Accent 5" w:uiPriority="73"/>
+    <w:lsdException w:name="Light Shading Accent 6" w:uiPriority="60"/>
+    <w:lsdException w:name="Light List Accent 6" w:uiPriority="61"/>
+    <w:lsdException w:name="Light Grid Accent 6" w:uiPriority="62"/>
+    <w:lsdException w:name="Medium Shading 1 Accent 6" w:uiPriority="63"/>
+    <w:lsdException w:name="Medium Shading 2 Accent 6" w:uiPriority="64"/>
+    <w:lsdException w:name="Medium List 1 Accent 6" w:uiPriority="65"/>
+    <w:lsdException w:name="Medium List 2 Accent 6" w:uiPriority="66"/>
+    <w:lsdException w:name="Medium Grid 1 Accent 6" w:uiPriority="67"/>
+    <w:lsdException w:name="Medium Grid 2 Accent 6" w:uiPriority="68"/>
+    <w:lsdException w:name="Medium Grid 3 Accent 6" w:uiPriority="69"/>
+    <w:lsdException w:name="Dark List Accent 6" w:uiPriority="70"/>
+    <w:lsdException w:name="Colorful Shading Accent 6" w:uiPriority="71"/>
+    <w:lsdException w:name="Colorful List Accent 6" w:uiPriority="72"/>
+    <w:lsdException w:name="Colorful Grid Accent 6" w:uiPriority="73"/>
+    <w:lsdException w:name="Subtle Emphasis" w:uiPriority="19" w:qFormat="1"/>
+    <w:lsdException w:name="Intense Emphasis" w:uiPriority="21" w:qFormat="1"/>
+    <w:lsdException w:name="Subtle Reference" w:uiPriority="31" w:qFormat="1"/>
+    <w:lsdException w:name="Intense Reference" w:uiPriority="32" w:qFormat="1"/>
+    <w:lsdException w:name="Book Title" w:uiPriority="33" w:qFormat="1"/>
+    <w:lsdException w:name="Bibliography" w:semiHidden="1" w:uiPriority="37" w:unhideWhenUsed="1"/>
+    <w:lsdException w:name="TOC Heading" w:semiHidden="1" w:uiPriority="39" w:unhideWhenUsed="1" w:qFormat="1"/>
+    <w:lsdException w:name="Plain Table 1" w:uiPriority="41"/>
+    <w:lsdException w:name="Plain Table 2" w:uiPriority="42"/>
+    <w:lsdException w:name="Plain Table 3" w:uiPriority="43"/>
+    <w:lsdException w:name="Plain Table 4" w:uiPriority="44"/>
+    <w:lsdException w:name="Plain Table 5" w:uiPriority="45"/>
+    <w:lsdException w:name="Grid Table Light" w:uiPriority="40"/>
+    <w:lsdException w:name="Grid Table 1 Light" w:uiPriority="46"/>
+    <w:lsdException w:name="Grid Table 2" w:uiPriority="47"/>
+    <w:lsdException w:name="Grid Table 3" w:uiPriority="48"/>
+    <w:lsdException w:name="Grid Table 4" w:uiPriority="49"/>
+    <w:lsdException w:name="Grid Table 5 Dark" w:uiPriority="50"/>
+    <w:lsdException w:name="Grid Table 6 Colorful" w:uiPriority="51"/>
+    <w:lsdException w:name="Grid Table 7 Colorful" w:uiPriority="52"/>
+    <w:lsdException w:name="Grid Table 1 Light Accent 1" w:uiPriority="46"/>
+    <w:lsdException w:name="Grid Table 2 Accent 1" w:uiPriority="47"/>
+    <w:lsdException w:name="Grid Table 3 Accent 1" w:uiPriority="48"/>
+    <w:lsdException w:name="Grid Table 4 Accent 1" w:uiPriority="49"/>
+    <w:lsdException w:name="Grid Table 5 Dark Accent 1" w:uiPriority="50"/>
+    <w:lsdException w:name="Grid Table 6 Colorful Accent 1" w:uiPriority="51"/>
+    <w:lsdException w:name="Grid Table 7 Colorful Accent 1" w:uiPriority="52"/>
+    <w:lsdException w:name="Grid Table 1 Light Accent 2" w:uiPriority="46"/>
+    <w:lsdException w:name="Grid Table 2 Accent 2" w:uiPriority="47"/>
+    <w:lsdException w:name="Grid Table 3 Accent 2" w:uiPriority="48"/>
+    <w:lsdException w:name="Grid Table 4 Accent 2" w:uiPriority="49"/>
+    <w:lsdException w:name="Grid Table 5 Dark Accent 2" w:uiPriority="50"/>
+    <w:lsdException w:name="Grid Table 6 Colorful Accent 2" w:uiPriority="51"/>
+    <w:lsdException w:name="Grid Table 7 Colorful Accent 2" w:uiPriority="52"/>
+    <w:lsdException w:name="Grid Table 1 Light Accent 3" w:uiPriority="46"/>
+    <w:lsdException w:name="Grid Table 2 Accent 3" w:uiPriority="47"/>
+    <w:lsdException w:name="Grid Table 3 Accent 3" w:uiPriority="48"/>
+    <w:lsdException w:name="Grid Table 4 Accent 3" w:uiPriority="49"/>
+    <w:lsdException w:name="Grid Table 5 Dark Accent 3" w:uiPriority="50"/>
+    <w:lsdException w:name="Grid Table 6 Colorful Accent 3" w:uiPriority="51"/>
+    <w:lsdException w:name="Grid Table 7 Colorful Accent 3" w:uiPriority="52"/>
+    <w:lsdException w:name="Grid Table 1 Light Accent 4" w:uiPriority="46"/>
+    <w:lsdException w:name="Grid Table 2 Accent 4" w:uiPriority="47"/>
+    <w:lsdException w:name="Grid Table 3 Accent 4" w:uiPriority="48"/>
+    <w:lsdException w:name="Grid Table 4 Accent 4" w:uiPriority="49"/>
+    <w:lsdException w:name="Grid Table 5 Dark Accent 4" w:uiPriority="50"/>
+    <w:lsdException w:name="Grid Table 6 Colorful Accent 4" w:uiPriority="51"/>
+    <w:lsdException w:name="Grid Table 7 Colorful Accent 4" w:uiPriority="52"/>
+    <w:lsdException w:name="Grid Table 1 Light Accent 5" w:uiPriority="46"/>
+    <w:lsdException w:name="Grid Table 2 Accent 5" w:uiPriority="47"/>
+    <w:lsdException w:name="Grid Table 3 Accent 5" w:uiPriority="48"/>
+    <w:lsdException w:name="Grid Table 4 Accent 5" w:uiPriority="49"/>
+    <w:lsdException w:name="Grid Table 5 Dark Accent 5" w:uiPriority="50"/>
+    <w:lsdException w:name="Grid Table 6 Colorful Accent 5" w:uiPriority="51"/>
+    <w:lsdException w:name="Grid Table 7 Colorful Accent 5" w:uiPriority="52"/>
+    <w:lsdException w:name="Grid Table 1 Light Accent 6" w:uiPriority="46"/>
+    <w:lsdException w:name="Grid Table 2 Accent 6" w:uiPriority="47"/>
+    <w:lsdException w:name="Grid Table 3 Accent 6" w:uiPriority="48"/>
+    <w:lsdException w:name="Grid Table 4 Accent 6" w:uiPriority="49"/>
+    <w:lsdException w:name="Grid Table 5 Dark Accent 6" w:uiPriority="50"/>
+    <w:lsdException w:name="Grid Table 6 Colorful Accent 6" w:uiPriority="51"/>
+    <w:lsdException w:name="Grid Table 7 Colorful Accent 6" w:uiPriority="52"/>
+    <w:lsdException w:name="List Table 1 Light" w:uiPriority="46"/>
+    <w:lsdException w:name="List Table 2" w:uiPriority="47"/>
+    <w:lsdException w:name="List Table 3" w:uiPriority="48"/>
+    <w:lsdException w:name="List Table 4" w:uiPriority="49"/>
+    <w:lsdException w:name="List Table 5 Dark" w:uiPriority="50"/>
+    <w:lsdException w:name="List Table 6 Colorful" w:uiPriority="51"/>
+    <w:lsdException w:name="List Table 7 Colorful" w:uiPriority="52"/>
+    <w:lsdException w:name="List Table 1 Light Accent 1" w:uiPriority="46"/>
+    <w:lsdException w:name="List Table 2 Accent 1" w:uiPriority="47"/>
+    <w:lsdException w:name="List Table 3 Accent 1" w:uiPriority="48"/>
+    <w:lsdException w:name="List Table 4 Accent 1" w:uiPriority="49"/>
+    <w:lsdException w:name="List Table 5 Dark Accent 1" w:uiPriority="50"/>
+    <w:lsdException w:name="List Table 6 Colorful Accent 1" w:uiPriority="51"/>
+    <w:lsdException w:name="List Table 7 Colorful Accent 1" w:uiPriority="52"/>
+    <w:lsdException w:name="List Table 1 Light Accent 2" w:uiPriority="46"/>
+    <w:lsdException w:name="List Table 2 Accent 2" w:uiPriority="47"/>
+    <w:lsdException w:name="List Table 3 Accent 2" w:uiPriority="48"/>
+    <w:lsdException w:name="List Table 4 Accent 2" w:uiPriority="49"/>
+    <w:lsdException w:name="List Table 5 Dark Accent 2" w:uiPriority="50"/>
+    <w:lsdException w:name="List Table 6 Colorful Accent 2" w:uiPriority="51"/>
+    <w:lsdException w:name="List Table 7 Colorful Accent 2" w:uiPriority="52"/>
+    <w:lsdException w:name="List Table 1 Light Accent 3" w:uiPriority="46"/>
+    <w:lsdException w:name="List Table 2 Accent 3" w:uiPriority="47"/>
+    <w:lsdException w:name="List Table 3 Accent 3" w:uiPriority="48"/>
+    <w:lsdException w:name="List Table 4 Accent 3" w:uiPriority="49"/>
+    <w:lsdException w:name="List Table 5 Dark Accent 3" w:uiPriority="50"/>
+    <w:lsdException w:name="List Table 6 Colorful Accent 3" w:uiPriority="51"/>
+    <w:lsdException w:name="List Table 7 Colorful Accent 3" w:uiPriority="52"/>
+    <w:lsdException w:name="List Table 1 Light Accent 4" w:uiPriority="46"/>
+    <w:lsdException w:name="List Table 2 Accent 4" w:uiPriority="47"/>
+    <w:lsdException w:name="List Table 3 Accent 4" w:uiPriority="48"/>
+    <w:lsdException w:name="List Table 4 Accent 4" w:uiPriority="49"/>
+    <w:lsdException w:name="List Table 5 Dark Accent 4" w:uiPriority="50"/>
+    <w:lsdException w:name="List Table 6 Colorful Accent 4" w:uiPriority="51"/>
+    <w:lsdException w:name="List Table 7 Colorful Accent 4" w:uiPriority="52"/>
+    <w:lsdException w:name="List Table 1 Light Accent 5" w:uiPriority="46"/>
+    <w:lsdException w:name="List Table 2 Accent 5" w:uiPriority="47"/>
+    <w:lsdException w:name="List Table 3 Accent 5" w:uiPriority="48"/>
+    <w:lsdException w:name="List Table 4 Accent 5" w:uiPriority="49"/>
+    <w:lsdException w:name="List Table 5 Dark Accent 5" w:uiPriority="50"/>
+    <w:lsdException w:name="List Table 6 Colorful Accent 5" w:uiPriority="51"/>
+    <w:lsdException w:name="List Table 7 Colorful Accent 5" w:uiPriority="52"/>
+    <w:lsdException w:name="List Table 1 Light Accent 6" w:uiPriority="46"/>
+    <w:lsdException w:name="List Table 2 Accent 6" w:uiPriority="47"/>
+    <w:lsdException w:name="List Table 3 Accent 6" w:uiPriority="48"/>
+    <w:lsdException w:name="List Table 4 Accent 6" w:uiPriority="49"/>
+    <w:lsdException w:name="List Table 5 Dark Accent 6" w:uiPriority="50"/>
+    <w:lsdException w:name="List Table 6 Colorful Accent 6" w:uiPriority="51"/>
+    <w:lsdException w:name="List Table 7 Colorful Accent 6" w:uiPriority="52"/>
+    <w:lsdException w:name="Mention" w:semiHidden="1" w:unhideWhenUsed="1"/>
+    <w:lsdException w:name="Smart Hyperlink" w:semiHidden="1" w:unhideWhenUsed="1"/>
+    <w:lsdException w:name="Hashtag" w:semiHidden="1" w:unhideWhenUsed="1"/>
+    <w:lsdException w:name="Unresolved Mention" w:semiHidden="1" w:unhideWhenUsed="1"/>
+    <w:lsdException w:name="Smart Link" w:semiHidden="1" w:unhideWhenUsed="1"/>
+  </w:latentStyles>
+  <w:style w:type="paragraph" w:default="1" w:styleId="Normal">
+    <w:name w:val="Normal"/>
+    <w:qFormat/>
+    <w:rPr>
+      <w:rFonts w:ascii="Arial MT" w:eastAsia="Arial MT" w:hAnsi="Arial MT" w:cs="Arial MT"/>
+      <w:lang w:val="es-ES"/>
+    </w:rPr>
+  </w:style>
+  <w:style w:type="character" w:default="1" w:styleId="Fuentedeprrafopredeter">
     <w:name w:val="Default Paragraph Font"/>
     <w:uiPriority w:val="1"/>
     <w:semiHidden/>
     <w:unhideWhenUsed/>
   </w:style>
-  <w:style w:styleId="TableNormal" w:default="1" w:type="table">
+  <w:style w:type="table" w:default="1" w:styleId="Tablanormal">
+    <w:name w:val="Normal Table"/>
+    <w:uiPriority w:val="99"/>
+    <w:semiHidden/>
+    <w:unhideWhenUsed/>
+    <w:tblPr>
+      <w:tblInd w:w="0" w:type="dxa"/>
+      <w:tblCellMar>
+        <w:top w:w="0" w:type="dxa"/>
+        <w:left w:w="108" w:type="dxa"/>
+        <w:bottom w:w="0" w:type="dxa"/>
+        <w:right w:w="108" w:type="dxa"/>
+      </w:tblCellMar>
+    </w:tblPr>
+  </w:style>
+  <w:style w:type="numbering" w:default="1" w:styleId="Sinlista">
+    <w:name w:val="No List"/>
+    <w:uiPriority w:val="99"/>
+    <w:semiHidden/>
+    <w:unhideWhenUsed/>
+  </w:style>
+  <w:style w:type="table" w:customStyle="1" w:styleId="TableNormal">
     <w:name w:val="Table Normal"/>
     <w:uiPriority w:val="2"/>
     <w:semiHidden/>
@@ -14399,36 +15016,17 @@
       </w:tblCellMar>
     </w:tblPr>
   </w:style>
-  <w:style w:styleId="NoList" w:default="1" w:type="numbering">
-    <w:name w:val="No List"/>
-    <w:uiPriority w:val="99"/>
-    <w:semiHidden/>
-    <w:unhideWhenUsed/>
-  </w:style>
-  <w:style w:default="1" w:styleId="Normal" w:type="paragraph">
-    <w:name w:val="Normal"/>
-    <w:uiPriority w:val="1"/>
-    <w:qFormat/>
-    <w:pPr/>
-    <w:rPr>
-      <w:rFonts w:ascii="Arial MT" w:hAnsi="Arial MT" w:eastAsia="Arial MT" w:cs="Arial MT"/>
-      <w:lang w:val="es-ES" w:eastAsia="en-US" w:bidi="ar-SA"/>
-    </w:rPr>
-  </w:style>
-  <w:style w:styleId="BodyText" w:type="paragraph">
+  <w:style w:type="paragraph" w:styleId="Textoindependiente">
     <w:name w:val="Body Text"/>
     <w:basedOn w:val="Normal"/>
     <w:uiPriority w:val="1"/>
     <w:qFormat/>
-    <w:pPr/>
     <w:rPr>
-      <w:rFonts w:ascii="Arial MT" w:hAnsi="Arial MT" w:eastAsia="Arial MT" w:cs="Arial MT"/>
       <w:sz w:val="18"/>
       <w:szCs w:val="18"/>
-      <w:lang w:val="es-ES" w:eastAsia="en-US" w:bidi="ar-SA"/>
     </w:rPr>
   </w:style>
-  <w:style w:styleId="ListParagraph" w:type="paragraph">
+  <w:style w:type="paragraph" w:styleId="Prrafodelista">
     <w:name w:val="List Paragraph"/>
     <w:basedOn w:val="Normal"/>
     <w:uiPriority w:val="1"/>
@@ -14437,12 +15035,8 @@
       <w:ind w:left="981" w:hanging="568"/>
       <w:jc w:val="both"/>
     </w:pPr>
-    <w:rPr>
-      <w:rFonts w:ascii="Arial MT" w:hAnsi="Arial MT" w:eastAsia="Arial MT" w:cs="Arial MT"/>
-      <w:lang w:val="es-ES" w:eastAsia="en-US" w:bidi="ar-SA"/>
-    </w:rPr>
   </w:style>
-  <w:style w:styleId="TableParagraph" w:type="paragraph">
+  <w:style w:type="paragraph" w:customStyle="1" w:styleId="TableParagraph">
     <w:name w:val="Table Paragraph"/>
     <w:basedOn w:val="Normal"/>
     <w:uiPriority w:val="1"/>
@@ -14451,8 +15045,7 @@
       <w:ind w:left="69"/>
     </w:pPr>
     <w:rPr>
-      <w:rFonts w:ascii="Arial" w:hAnsi="Arial" w:eastAsia="Arial" w:cs="Arial"/>
-      <w:lang w:val="es-ES" w:eastAsia="en-US" w:bidi="ar-SA"/>
+      <w:rFonts w:ascii="Arial" w:eastAsia="Arial" w:hAnsi="Arial" w:cs="Arial"/>
     </w:rPr>
   </w:style>
 </w:styles>
@@ -14739,4 +15332,16 @@
   <a:objectDefaults/>
   <a:extraClrSchemeLst/>
 </a:theme>
+</file>
+
+<file path=customXml/item1.xml><?xml version="1.0" encoding="utf-8"?>
+<b:Sources xmlns:b="http://schemas.openxmlformats.org/officeDocument/2006/bibliography" xmlns="http://schemas.openxmlformats.org/officeDocument/2006/bibliography" SelectedStyle="\APASixthEditionOfficeOnline.xsl" StyleName="APA" Version="6"/>
+</file>
+
+<file path=customXml/itemProps1.xml><?xml version="1.0" encoding="utf-8"?>
+<ds:datastoreItem xmlns:ds="http://schemas.openxmlformats.org/officeDocument/2006/customXml" ds:itemID="{5EE676FF-3BC6-4C0A-9095-439D2127A857}">
+  <ds:schemaRefs>
+    <ds:schemaRef ds:uri="http://schemas.openxmlformats.org/officeDocument/2006/bibliography"/>
+  </ds:schemaRefs>
+</ds:datastoreItem>
 </file>
--- a/webapp/pdf/Datos_Personales.docx
+++ b/webapp/pdf/Datos_Personales.docx
@@ -1,6 +1,6 @@
 
 <file path=word/document.xml><?xml version="1.0" encoding="utf-8"?>
-<w:document xmlns:wpc="http://schemas.microsoft.com/office/word/2010/wordprocessingCanvas" xmlns:cx="http://schemas.microsoft.com/office/drawing/2014/chartex" xmlns:cx1="http://schemas.microsoft.com/office/drawing/2015/9/8/chartex" xmlns:cx2="http://schemas.microsoft.com/office/drawing/2015/10/21/chartex" xmlns:cx3="http://schemas.microsoft.com/office/drawing/2016/5/9/chartex" xmlns:cx4="http://schemas.microsoft.com/office/drawing/2016/5/10/chartex" xmlns:cx5="http://schemas.microsoft.com/office/drawing/2016/5/11/chartex" xmlns:cx6="http://schemas.microsoft.com/office/drawing/2016/5/12/chartex" xmlns:cx7="http://schemas.microsoft.com/office/drawing/2016/5/13/chartex" xmlns:cx8="http://schemas.microsoft.com/office/drawing/2016/5/14/chartex" xmlns:mc="http://schemas.openxmlformats.org/markup-compatibility/2006" xmlns:aink="http://schemas.microsoft.com/office/drawing/2016/ink" xmlns:am3d="http://schemas.microsoft.com/office/drawing/2017/model3d" xmlns:o="urn:schemas-microsoft-com:office:office" xmlns:r="http://schemas.openxmlformats.org/officeDocument/2006/relationships" xmlns:m="http://schemas.openxmlformats.org/officeDocument/2006/math" xmlns:v="urn:schemas-microsoft-com:vml" xmlns:wp14="http://schemas.microsoft.com/office/word/2010/wordprocessingDrawing" xmlns:wp="http://schemas.openxmlformats.org/drawingml/2006/wordprocessingDrawing" xmlns:w10="urn:schemas-microsoft-com:office:word" xmlns:w="http://schemas.openxmlformats.org/wordprocessingml/2006/main" xmlns:w14="http://schemas.microsoft.com/office/word/2010/wordml" xmlns:w15="http://schemas.microsoft.com/office/word/2012/wordml" xmlns:w16cex="http://schemas.microsoft.com/office/word/2018/wordml/cex" xmlns:w16cid="http://schemas.microsoft.com/office/word/2016/wordml/cid" xmlns:w16="http://schemas.microsoft.com/office/word/2018/wordml" xmlns:w16sdtdh="http://schemas.microsoft.com/office/word/2020/wordml/sdtdatahash" xmlns:w16se="http://schemas.microsoft.com/office/word/2015/wordml/symex" xmlns:wpg="http://schemas.microsoft.com/office/word/2010/wordprocessingGroup" xmlns:wpi="http://schemas.microsoft.com/office/word/2010/wordprocessingInk" xmlns:wne="http://schemas.microsoft.com/office/word/2006/wordml" xmlns:wps="http://schemas.microsoft.com/office/word/2010/wordprocessingShape" mc:Ignorable="w14 w15 w16se w16cid w16 w16cex w16sdtdh wp14">
+<w:document xmlns:wpc="http://schemas.microsoft.com/office/word/2010/wordprocessingCanvas" xmlns:cx="http://schemas.microsoft.com/office/drawing/2014/chartex" xmlns:cx1="http://schemas.microsoft.com/office/drawing/2015/9/8/chartex" xmlns:cx2="http://schemas.microsoft.com/office/drawing/2015/10/21/chartex" xmlns:cx3="http://schemas.microsoft.com/office/drawing/2016/5/9/chartex" xmlns:cx4="http://schemas.microsoft.com/office/drawing/2016/5/10/chartex" xmlns:cx5="http://schemas.microsoft.com/office/drawing/2016/5/11/chartex" xmlns:cx6="http://schemas.microsoft.com/office/drawing/2016/5/12/chartex" xmlns:cx7="http://schemas.microsoft.com/office/drawing/2016/5/13/chartex" xmlns:cx8="http://schemas.microsoft.com/office/drawing/2016/5/14/chartex" xmlns:mc="http://schemas.openxmlformats.org/markup-compatibility/2006" xmlns:aink="http://schemas.microsoft.com/office/drawing/2016/ink" xmlns:am3d="http://schemas.microsoft.com/office/drawing/2017/model3d" xmlns:o="urn:schemas-microsoft-com:office:office" xmlns:oel="http://schemas.microsoft.com/office/2019/extlst" xmlns:r="http://schemas.openxmlformats.org/officeDocument/2006/relationships" xmlns:m="http://schemas.openxmlformats.org/officeDocument/2006/math" xmlns:v="urn:schemas-microsoft-com:vml" xmlns:wp14="http://schemas.microsoft.com/office/word/2010/wordprocessingDrawing" xmlns:wp="http://schemas.openxmlformats.org/drawingml/2006/wordprocessingDrawing" xmlns:w10="urn:schemas-microsoft-com:office:word" xmlns:w="http://schemas.openxmlformats.org/wordprocessingml/2006/main" xmlns:w14="http://schemas.microsoft.com/office/word/2010/wordml" xmlns:w15="http://schemas.microsoft.com/office/word/2012/wordml" xmlns:w16cex="http://schemas.microsoft.com/office/word/2018/wordml/cex" xmlns:w16cid="http://schemas.microsoft.com/office/word/2016/wordml/cid" xmlns:w16="http://schemas.microsoft.com/office/word/2018/wordml" xmlns:w16sdtdh="http://schemas.microsoft.com/office/word/2020/wordml/sdtdatahash" xmlns:w16se="http://schemas.microsoft.com/office/word/2015/wordml/symex" xmlns:wpg="http://schemas.microsoft.com/office/word/2010/wordprocessingGroup" xmlns:wpi="http://schemas.microsoft.com/office/word/2010/wordprocessingInk" xmlns:wne="http://schemas.microsoft.com/office/word/2006/wordml" xmlns:wps="http://schemas.microsoft.com/office/word/2010/wordprocessingShape" mc:Ignorable="w14 w15 w16se w16cid w16 w16cex w16sdtdh wp14">
   <w:body>
     <w:p>
       <w:pPr>
@@ -119,19 +119,7 @@
               <w:rPr>
                 <w:sz w:val="18"/>
               </w:rPr>
-              <w:t>[[</w:t>
-            </w:r>
-            <w:r>
-              <w:rPr>
-                <w:sz w:val="18"/>
-              </w:rPr>
-              <w:t>Fecha</w:t>
-            </w:r>
-            <w:r>
-              <w:rPr>
-                <w:sz w:val="18"/>
-              </w:rPr>
-              <w:t>]]</w:t>
+              <w:t>[[Fecha]]</w:t>
             </w:r>
           </w:p>
         </w:tc>
@@ -348,7 +336,7 @@
                 </mc:Choice>
                 <mc:Fallback>
                   <w:pict>
-                    <v:group w14:anchorId="279612E0" id="Group 3" o:spid="_x0000_s1026" style="position:absolute;margin-left:3.5pt;margin-top:28.25pt;width:221.6pt;height:.45pt;z-index:-15926272;mso-wrap-distance-left:0;mso-wrap-distance-right:0" coordsize="28143,57" o:gfxdata="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">
+                    <v:group w14:anchorId="0FC667B2" id="Group 3" o:spid="_x0000_s1026" style="position:absolute;margin-left:3.5pt;margin-top:28.25pt;width:221.6pt;height:.45pt;z-index:-15926272;mso-wrap-distance-left:0;mso-wrap-distance-right:0" coordsize="28143,57" o:gfxdata="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">
                       <v:shape id="Graphic 4" o:spid="_x0000_s1027" style="position:absolute;top:28;width:28143;height:13;visibility:visible;mso-wrap-style:square;v-text-anchor:top" coordsize="2814320,1270" o:gfxdata="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" path="m,l2814059,e" filled="f" strokeweight=".45pt">
                         <v:path arrowok="t"/>
                       </v:shape>
@@ -762,7 +750,7 @@
                 </mc:Choice>
                 <mc:Fallback>
                   <w:pict>
-                    <v:group w14:anchorId="60118605" id="Group 5" o:spid="_x0000_s1026" style="position:absolute;margin-left:3.5pt;margin-top:29.7pt;width:484.15pt;height:.45pt;z-index:-15925760;mso-wrap-distance-left:0;mso-wrap-distance-right:0" coordsize="61487,57" o:gfxdata="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">
+                    <v:group w14:anchorId="5E490F31" id="Group 5" o:spid="_x0000_s1026" style="position:absolute;margin-left:3.5pt;margin-top:29.7pt;width:484.15pt;height:.45pt;z-index:-15925760;mso-wrap-distance-left:0;mso-wrap-distance-right:0" coordsize="61487,57" o:gfxdata="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">
                       <v:shape id="Graphic 6" o:spid="_x0000_s1027" style="position:absolute;top:28;width:61487;height:13;visibility:visible;mso-wrap-style:square;v-text-anchor:top" coordsize="6148705,1270" o:gfxdata="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" path="m,l6148546,e" filled="f" strokeweight=".45pt">
                         <v:path arrowok="t"/>
                       </v:shape>
@@ -873,19 +861,7 @@
               <w:rPr>
                 <w:sz w:val="18"/>
               </w:rPr>
-              <w:t>[[</w:t>
-            </w:r>
-            <w:r>
-              <w:rPr>
-                <w:sz w:val="18"/>
-              </w:rPr>
-              <w:t>Cargo</w:t>
-            </w:r>
-            <w:r>
-              <w:rPr>
-                <w:sz w:val="18"/>
-              </w:rPr>
-              <w:t>]]</w:t>
+              <w:t>[[Cargo]]</w:t>
             </w:r>
           </w:p>
         </w:tc>
@@ -938,16 +914,14 @@
               <w:rPr>
                 <w:sz w:val="18"/>
               </w:rPr>
-              <w:t>[[</w:t>
-            </w:r>
-            <w:proofErr w:type="spellStart"/>
-            <w:r>
-              <w:rPr>
-                <w:sz w:val="18"/>
-              </w:rPr>
-              <w:t>CiudadWork</w:t>
-            </w:r>
-            <w:proofErr w:type="spellEnd"/>
+              <w:t>[[Ciudad</w:t>
+            </w:r>
+            <w:r>
+              <w:rPr>
+                <w:sz w:val="18"/>
+              </w:rPr>
+              <w:t>Residencia</w:t>
+            </w:r>
             <w:r>
               <w:rPr>
                 <w:sz w:val="18"/>
@@ -1171,15 +1145,7 @@
                 <w:w w:val="85"/>
                 <w:sz w:val="18"/>
               </w:rPr>
-              <w:t xml:space="preserve"> </w:t>
-            </w:r>
-            <w:r>
-              <w:rPr>
-                <w:b/>
-                <w:w w:val="85"/>
-                <w:sz w:val="18"/>
-              </w:rPr>
-              <w:t>[[Planta]]</w:t>
+              <w:t xml:space="preserve"> [[Planta]]</w:t>
             </w:r>
           </w:p>
         </w:tc>
@@ -1427,19 +1393,7 @@
               <w:rPr>
                 <w:sz w:val="18"/>
               </w:rPr>
-              <w:t>[[</w:t>
-            </w:r>
-            <w:r>
-              <w:rPr>
-                <w:sz w:val="18"/>
-              </w:rPr>
-              <w:t>Email</w:t>
-            </w:r>
-            <w:r>
-              <w:rPr>
-                <w:sz w:val="18"/>
-              </w:rPr>
-              <w:t>]]</w:t>
+              <w:t>[[Email]]</w:t>
             </w:r>
           </w:p>
         </w:tc>
@@ -1664,19 +1618,7 @@
               <w:rPr>
                 <w:sz w:val="18"/>
               </w:rPr>
-              <w:t>[[</w:t>
-            </w:r>
-            <w:r>
-              <w:rPr>
-                <w:sz w:val="18"/>
-              </w:rPr>
-              <w:t>Nacionalidad</w:t>
-            </w:r>
-            <w:r>
-              <w:rPr>
-                <w:sz w:val="18"/>
-              </w:rPr>
-              <w:t>]]</w:t>
+              <w:t>[[Nacionalidad]]</w:t>
             </w:r>
           </w:p>
         </w:tc>
@@ -1758,16 +1700,7 @@
                 <w:w w:val="80"/>
                 <w:sz w:val="18"/>
               </w:rPr>
-              <w:t xml:space="preserve">: </w:t>
-            </w:r>
-            <w:r>
-              <w:rPr>
-                <w:b/>
-                <w:spacing w:val="-2"/>
-                <w:w w:val="80"/>
-                <w:sz w:val="18"/>
-              </w:rPr>
-              <w:t>[[</w:t>
+              <w:t>: [[</w:t>
             </w:r>
             <w:proofErr w:type="spellStart"/>
             <w:r>
@@ -1832,19 +1765,7 @@
               <w:rPr>
                 <w:sz w:val="18"/>
               </w:rPr>
-              <w:t>[[</w:t>
-            </w:r>
-            <w:r>
-              <w:rPr>
-                <w:sz w:val="18"/>
-              </w:rPr>
-              <w:t>Sexo</w:t>
-            </w:r>
-            <w:r>
-              <w:rPr>
-                <w:sz w:val="18"/>
-              </w:rPr>
-              <w:t>]]</w:t>
+              <w:t>[[Sexo]]</w:t>
             </w:r>
           </w:p>
         </w:tc>
@@ -7693,7 +7614,7 @@
                 </mc:Choice>
                 <mc:Fallback>
                   <w:pict>
-                    <v:group w14:anchorId="36DD5844" id="Group 7" o:spid="_x0000_s1026" style="width:79.5pt;height:80.5pt;mso-position-horizontal-relative:char;mso-position-vertical-relative:line" coordsize="10096,10223" o:gfxdata="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">
+                    <v:group w14:anchorId="6FBEC584" id="Group 7" o:spid="_x0000_s1026" style="width:79.5pt;height:80.5pt;mso-position-horizontal-relative:char;mso-position-vertical-relative:line" coordsize="10096,10223" o:gfxdata="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">
                       <v:shape id="Graphic 8" o:spid="_x0000_s1027" style="position:absolute;left:63;top:63;width:9970;height:10097;visibility:visible;mso-wrap-style:square;v-text-anchor:top" coordsize="996950,1009650" o:gfxdata="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" path="m,1009650r996950,l996950,,,,,1009650xe" filled="f" strokecolor="#f4791f" strokeweight="1pt">
                         <v:path arrowok="t"/>
                       </v:shape>
@@ -13461,7 +13382,7 @@
 </file>
 
 <file path=word/endnotes.xml><?xml version="1.0" encoding="utf-8"?>
-<w:endnotes xmlns:wpc="http://schemas.microsoft.com/office/word/2010/wordprocessingCanvas" xmlns:cx="http://schemas.microsoft.com/office/drawing/2014/chartex" xmlns:cx1="http://schemas.microsoft.com/office/drawing/2015/9/8/chartex" xmlns:cx2="http://schemas.microsoft.com/office/drawing/2015/10/21/chartex" xmlns:cx3="http://schemas.microsoft.com/office/drawing/2016/5/9/chartex" xmlns:cx4="http://schemas.microsoft.com/office/drawing/2016/5/10/chartex" xmlns:cx5="http://schemas.microsoft.com/office/drawing/2016/5/11/chartex" xmlns:cx6="http://schemas.microsoft.com/office/drawing/2016/5/12/chartex" xmlns:cx7="http://schemas.microsoft.com/office/drawing/2016/5/13/chartex" xmlns:cx8="http://schemas.microsoft.com/office/drawing/2016/5/14/chartex" xmlns:mc="http://schemas.openxmlformats.org/markup-compatibility/2006" xmlns:aink="http://schemas.microsoft.com/office/drawing/2016/ink" xmlns:am3d="http://schemas.microsoft.com/office/drawing/2017/model3d" xmlns:o="urn:schemas-microsoft-com:office:office" xmlns:r="http://schemas.openxmlformats.org/officeDocument/2006/relationships" xmlns:m="http://schemas.openxmlformats.org/officeDocument/2006/math" xmlns:v="urn:schemas-microsoft-com:vml" xmlns:wp14="http://schemas.microsoft.com/office/word/2010/wordprocessingDrawing" xmlns:wp="http://schemas.openxmlformats.org/drawingml/2006/wordprocessingDrawing" xmlns:w10="urn:schemas-microsoft-com:office:word" xmlns:w="http://schemas.openxmlformats.org/wordprocessingml/2006/main" xmlns:w14="http://schemas.microsoft.com/office/word/2010/wordml" xmlns:w15="http://schemas.microsoft.com/office/word/2012/wordml" xmlns:w16cex="http://schemas.microsoft.com/office/word/2018/wordml/cex" xmlns:w16cid="http://schemas.microsoft.com/office/word/2016/wordml/cid" xmlns:w16="http://schemas.microsoft.com/office/word/2018/wordml" xmlns:w16sdtdh="http://schemas.microsoft.com/office/word/2020/wordml/sdtdatahash" xmlns:w16se="http://schemas.microsoft.com/office/word/2015/wordml/symex" xmlns:wpg="http://schemas.microsoft.com/office/word/2010/wordprocessingGroup" xmlns:wpi="http://schemas.microsoft.com/office/word/2010/wordprocessingInk" xmlns:wne="http://schemas.microsoft.com/office/word/2006/wordml" xmlns:wps="http://schemas.microsoft.com/office/word/2010/wordprocessingShape" mc:Ignorable="w14 w15 w16se w16cid w16 w16cex w16sdtdh wp14">
+<w:endnotes xmlns:wpc="http://schemas.microsoft.com/office/word/2010/wordprocessingCanvas" xmlns:cx="http://schemas.microsoft.com/office/drawing/2014/chartex" xmlns:cx1="http://schemas.microsoft.com/office/drawing/2015/9/8/chartex" xmlns:cx2="http://schemas.microsoft.com/office/drawing/2015/10/21/chartex" xmlns:cx3="http://schemas.microsoft.com/office/drawing/2016/5/9/chartex" xmlns:cx4="http://schemas.microsoft.com/office/drawing/2016/5/10/chartex" xmlns:cx5="http://schemas.microsoft.com/office/drawing/2016/5/11/chartex" xmlns:cx6="http://schemas.microsoft.com/office/drawing/2016/5/12/chartex" xmlns:cx7="http://schemas.microsoft.com/office/drawing/2016/5/13/chartex" xmlns:cx8="http://schemas.microsoft.com/office/drawing/2016/5/14/chartex" xmlns:mc="http://schemas.openxmlformats.org/markup-compatibility/2006" xmlns:aink="http://schemas.microsoft.com/office/drawing/2016/ink" xmlns:am3d="http://schemas.microsoft.com/office/drawing/2017/model3d" xmlns:o="urn:schemas-microsoft-com:office:office" xmlns:oel="http://schemas.microsoft.com/office/2019/extlst" xmlns:r="http://schemas.openxmlformats.org/officeDocument/2006/relationships" xmlns:m="http://schemas.openxmlformats.org/officeDocument/2006/math" xmlns:v="urn:schemas-microsoft-com:vml" xmlns:wp14="http://schemas.microsoft.com/office/word/2010/wordprocessingDrawing" xmlns:wp="http://schemas.openxmlformats.org/drawingml/2006/wordprocessingDrawing" xmlns:w10="urn:schemas-microsoft-com:office:word" xmlns:w="http://schemas.openxmlformats.org/wordprocessingml/2006/main" xmlns:w14="http://schemas.microsoft.com/office/word/2010/wordml" xmlns:w15="http://schemas.microsoft.com/office/word/2012/wordml" xmlns:w16cex="http://schemas.microsoft.com/office/word/2018/wordml/cex" xmlns:w16cid="http://schemas.microsoft.com/office/word/2016/wordml/cid" xmlns:w16="http://schemas.microsoft.com/office/word/2018/wordml" xmlns:w16sdtdh="http://schemas.microsoft.com/office/word/2020/wordml/sdtdatahash" xmlns:w16se="http://schemas.microsoft.com/office/word/2015/wordml/symex" xmlns:wpg="http://schemas.microsoft.com/office/word/2010/wordprocessingGroup" xmlns:wpi="http://schemas.microsoft.com/office/word/2010/wordprocessingInk" xmlns:wne="http://schemas.microsoft.com/office/word/2006/wordml" xmlns:wps="http://schemas.microsoft.com/office/word/2010/wordprocessingShape" mc:Ignorable="w14 w15 w16se w16cid w16 w16cex w16sdtdh wp14">
   <w:endnote w:type="separator" w:id="-1">
     <w:p>
       <w:r>
@@ -13480,7 +13401,7 @@
 </file>
 
 <file path=word/footnotes.xml><?xml version="1.0" encoding="utf-8"?>
-<w:footnotes xmlns:wpc="http://schemas.microsoft.com/office/word/2010/wordprocessingCanvas" xmlns:cx="http://schemas.microsoft.com/office/drawing/2014/chartex" xmlns:cx1="http://schemas.microsoft.com/office/drawing/2015/9/8/chartex" xmlns:cx2="http://schemas.microsoft.com/office/drawing/2015/10/21/chartex" xmlns:cx3="http://schemas.microsoft.com/office/drawing/2016/5/9/chartex" xmlns:cx4="http://schemas.microsoft.com/office/drawing/2016/5/10/chartex" xmlns:cx5="http://schemas.microsoft.com/office/drawing/2016/5/11/chartex" xmlns:cx6="http://schemas.microsoft.com/office/drawing/2016/5/12/chartex" xmlns:cx7="http://schemas.microsoft.com/office/drawing/2016/5/13/chartex" xmlns:cx8="http://schemas.microsoft.com/office/drawing/2016/5/14/chartex" xmlns:mc="http://schemas.openxmlformats.org/markup-compatibility/2006" xmlns:aink="http://schemas.microsoft.com/office/drawing/2016/ink" xmlns:am3d="http://schemas.microsoft.com/office/drawing/2017/model3d" xmlns:o="urn:schemas-microsoft-com:office:office" xmlns:r="http://schemas.openxmlformats.org/officeDocument/2006/relationships" xmlns:m="http://schemas.openxmlformats.org/officeDocument/2006/math" xmlns:v="urn:schemas-microsoft-com:vml" xmlns:wp14="http://schemas.microsoft.com/office/word/2010/wordprocessingDrawing" xmlns:wp="http://schemas.openxmlformats.org/drawingml/2006/wordprocessingDrawing" xmlns:w10="urn:schemas-microsoft-com:office:word" xmlns:w="http://schemas.openxmlformats.org/wordprocessingml/2006/main" xmlns:w14="http://schemas.microsoft.com/office/word/2010/wordml" xmlns:w15="http://schemas.microsoft.com/office/word/2012/wordml" xmlns:w16cex="http://schemas.microsoft.com/office/word/2018/wordml/cex" xmlns:w16cid="http://schemas.microsoft.com/office/word/2016/wordml/cid" xmlns:w16="http://schemas.microsoft.com/office/word/2018/wordml" xmlns:w16sdtdh="http://schemas.microsoft.com/office/word/2020/wordml/sdtdatahash" xmlns:w16se="http://schemas.microsoft.com/office/word/2015/wordml/symex" xmlns:wpg="http://schemas.microsoft.com/office/word/2010/wordprocessingGroup" xmlns:wpi="http://schemas.microsoft.com/office/word/2010/wordprocessingInk" xmlns:wne="http://schemas.microsoft.com/office/word/2006/wordml" xmlns:wps="http://schemas.microsoft.com/office/word/2010/wordprocessingShape" mc:Ignorable="w14 w15 w16se w16cid w16 w16cex w16sdtdh wp14">
+<w:footnotes xmlns:wpc="http://schemas.microsoft.com/office/word/2010/wordprocessingCanvas" xmlns:cx="http://schemas.microsoft.com/office/drawing/2014/chartex" xmlns:cx1="http://schemas.microsoft.com/office/drawing/2015/9/8/chartex" xmlns:cx2="http://schemas.microsoft.com/office/drawing/2015/10/21/chartex" xmlns:cx3="http://schemas.microsoft.com/office/drawing/2016/5/9/chartex" xmlns:cx4="http://schemas.microsoft.com/office/drawing/2016/5/10/chartex" xmlns:cx5="http://schemas.microsoft.com/office/drawing/2016/5/11/chartex" xmlns:cx6="http://schemas.microsoft.com/office/drawing/2016/5/12/chartex" xmlns:cx7="http://schemas.microsoft.com/office/drawing/2016/5/13/chartex" xmlns:cx8="http://schemas.microsoft.com/office/drawing/2016/5/14/chartex" xmlns:mc="http://schemas.openxmlformats.org/markup-compatibility/2006" xmlns:aink="http://schemas.microsoft.com/office/drawing/2016/ink" xmlns:am3d="http://schemas.microsoft.com/office/drawing/2017/model3d" xmlns:o="urn:schemas-microsoft-com:office:office" xmlns:oel="http://schemas.microsoft.com/office/2019/extlst" xmlns:r="http://schemas.openxmlformats.org/officeDocument/2006/relationships" xmlns:m="http://schemas.openxmlformats.org/officeDocument/2006/math" xmlns:v="urn:schemas-microsoft-com:vml" xmlns:wp14="http://schemas.microsoft.com/office/word/2010/wordprocessingDrawing" xmlns:wp="http://schemas.openxmlformats.org/drawingml/2006/wordprocessingDrawing" xmlns:w10="urn:schemas-microsoft-com:office:word" xmlns:w="http://schemas.openxmlformats.org/wordprocessingml/2006/main" xmlns:w14="http://schemas.microsoft.com/office/word/2010/wordml" xmlns:w15="http://schemas.microsoft.com/office/word/2012/wordml" xmlns:w16cex="http://schemas.microsoft.com/office/word/2018/wordml/cex" xmlns:w16cid="http://schemas.microsoft.com/office/word/2016/wordml/cid" xmlns:w16="http://schemas.microsoft.com/office/word/2018/wordml" xmlns:w16sdtdh="http://schemas.microsoft.com/office/word/2020/wordml/sdtdatahash" xmlns:w16se="http://schemas.microsoft.com/office/word/2015/wordml/symex" xmlns:wpg="http://schemas.microsoft.com/office/word/2010/wordprocessingGroup" xmlns:wpi="http://schemas.microsoft.com/office/word/2010/wordprocessingInk" xmlns:wne="http://schemas.microsoft.com/office/word/2006/wordml" xmlns:wps="http://schemas.microsoft.com/office/word/2010/wordprocessingShape" mc:Ignorable="w14 w15 w16se w16cid w16 w16cex w16sdtdh wp14">
   <w:footnote w:type="separator" w:id="-1">
     <w:p>
       <w:r>
@@ -13499,7 +13420,7 @@
 </file>
 
 <file path=word/header1.xml><?xml version="1.0" encoding="utf-8"?>
-<w:hdr xmlns:wpc="http://schemas.microsoft.com/office/word/2010/wordprocessingCanvas" xmlns:cx="http://schemas.microsoft.com/office/drawing/2014/chartex" xmlns:cx1="http://schemas.microsoft.com/office/drawing/2015/9/8/chartex" xmlns:cx2="http://schemas.microsoft.com/office/drawing/2015/10/21/chartex" xmlns:cx3="http://schemas.microsoft.com/office/drawing/2016/5/9/chartex" xmlns:cx4="http://schemas.microsoft.com/office/drawing/2016/5/10/chartex" xmlns:cx5="http://schemas.microsoft.com/office/drawing/2016/5/11/chartex" xmlns:cx6="http://schemas.microsoft.com/office/drawing/2016/5/12/chartex" xmlns:cx7="http://schemas.microsoft.com/office/drawing/2016/5/13/chartex" xmlns:cx8="http://schemas.microsoft.com/office/drawing/2016/5/14/chartex" xmlns:mc="http://schemas.openxmlformats.org/markup-compatibility/2006" xmlns:aink="http://schemas.microsoft.com/office/drawing/2016/ink" xmlns:am3d="http://schemas.microsoft.com/office/drawing/2017/model3d" xmlns:o="urn:schemas-microsoft-com:office:office" xmlns:r="http://schemas.openxmlformats.org/officeDocument/2006/relationships" xmlns:m="http://schemas.openxmlformats.org/officeDocument/2006/math" xmlns:v="urn:schemas-microsoft-com:vml" xmlns:wp14="http://schemas.microsoft.com/office/word/2010/wordprocessingDrawing" xmlns:wp="http://schemas.openxmlformats.org/drawingml/2006/wordprocessingDrawing" xmlns:w10="urn:schemas-microsoft-com:office:word" xmlns:w="http://schemas.openxmlformats.org/wordprocessingml/2006/main" xmlns:w14="http://schemas.microsoft.com/office/word/2010/wordml" xmlns:w15="http://schemas.microsoft.com/office/word/2012/wordml" xmlns:w16cex="http://schemas.microsoft.com/office/word/2018/wordml/cex" xmlns:w16cid="http://schemas.microsoft.com/office/word/2016/wordml/cid" xmlns:w16="http://schemas.microsoft.com/office/word/2018/wordml" xmlns:w16sdtdh="http://schemas.microsoft.com/office/word/2020/wordml/sdtdatahash" xmlns:w16se="http://schemas.microsoft.com/office/word/2015/wordml/symex" xmlns:wpg="http://schemas.microsoft.com/office/word/2010/wordprocessingGroup" xmlns:wpi="http://schemas.microsoft.com/office/word/2010/wordprocessingInk" xmlns:wne="http://schemas.microsoft.com/office/word/2006/wordml" xmlns:wps="http://schemas.microsoft.com/office/word/2010/wordprocessingShape" mc:Ignorable="w14 w15 w16se w16cid w16 w16cex w16sdtdh wp14">
+<w:hdr xmlns:wpc="http://schemas.microsoft.com/office/word/2010/wordprocessingCanvas" xmlns:cx="http://schemas.microsoft.com/office/drawing/2014/chartex" xmlns:cx1="http://schemas.microsoft.com/office/drawing/2015/9/8/chartex" xmlns:cx2="http://schemas.microsoft.com/office/drawing/2015/10/21/chartex" xmlns:cx3="http://schemas.microsoft.com/office/drawing/2016/5/9/chartex" xmlns:cx4="http://schemas.microsoft.com/office/drawing/2016/5/10/chartex" xmlns:cx5="http://schemas.microsoft.com/office/drawing/2016/5/11/chartex" xmlns:cx6="http://schemas.microsoft.com/office/drawing/2016/5/12/chartex" xmlns:cx7="http://schemas.microsoft.com/office/drawing/2016/5/13/chartex" xmlns:cx8="http://schemas.microsoft.com/office/drawing/2016/5/14/chartex" xmlns:mc="http://schemas.openxmlformats.org/markup-compatibility/2006" xmlns:aink="http://schemas.microsoft.com/office/drawing/2016/ink" xmlns:am3d="http://schemas.microsoft.com/office/drawing/2017/model3d" xmlns:o="urn:schemas-microsoft-com:office:office" xmlns:oel="http://schemas.microsoft.com/office/2019/extlst" xmlns:r="http://schemas.openxmlformats.org/officeDocument/2006/relationships" xmlns:m="http://schemas.openxmlformats.org/officeDocument/2006/math" xmlns:v="urn:schemas-microsoft-com:vml" xmlns:wp14="http://schemas.microsoft.com/office/word/2010/wordprocessingDrawing" xmlns:wp="http://schemas.openxmlformats.org/drawingml/2006/wordprocessingDrawing" xmlns:w10="urn:schemas-microsoft-com:office:word" xmlns:w="http://schemas.openxmlformats.org/wordprocessingml/2006/main" xmlns:w14="http://schemas.microsoft.com/office/word/2010/wordml" xmlns:w15="http://schemas.microsoft.com/office/word/2012/wordml" xmlns:w16cex="http://schemas.microsoft.com/office/word/2018/wordml/cex" xmlns:w16cid="http://schemas.microsoft.com/office/word/2016/wordml/cid" xmlns:w16="http://schemas.microsoft.com/office/word/2018/wordml" xmlns:w16sdtdh="http://schemas.microsoft.com/office/word/2020/wordml/sdtdatahash" xmlns:w16se="http://schemas.microsoft.com/office/word/2015/wordml/symex" xmlns:wpg="http://schemas.microsoft.com/office/word/2010/wordprocessingGroup" xmlns:wpi="http://schemas.microsoft.com/office/word/2010/wordprocessingInk" xmlns:wne="http://schemas.microsoft.com/office/word/2006/wordml" xmlns:wps="http://schemas.microsoft.com/office/word/2010/wordprocessingShape" mc:Ignorable="w14 w15 w16se w16cid w16 w16cex w16sdtdh wp14">
   <w:p>
     <w:pPr>
       <w:pStyle w:val="Textoindependiente"/>
@@ -13845,7 +13766,7 @@
               <v:stroke joinstyle="miter"/>
               <v:path gradientshapeok="t" o:connecttype="rect"/>
             </v:shapetype>
-            <v:shape id="Textbox 1" o:spid="_x0000_s1026" type="#_x0000_t202" style="position:absolute;margin-left:39.25pt;margin-top:35.4pt;width:524.05pt;height:77.85pt;z-index:15728640;visibility:visible;mso-wrap-style:square;mso-wrap-distance-left:0;mso-wrap-distance-top:0;mso-wrap-distance-right:0;mso-wrap-distance-bottom:0;mso-position-horizontal:absolute;mso-position-horizontal-relative:page;mso-position-vertical:absolute;mso-position-vertical-relative:page;v-text-anchor:top" o:gfxdata="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" filled="f" stroked="f">
+            <v:shape id="Textbox 1" o:spid="_x0000_s1026" type="#_x0000_t202" style="position:absolute;margin-left:39.25pt;margin-top:35.4pt;width:524.05pt;height:77.85pt;z-index:15728640;visibility:visible;mso-wrap-style:square;mso-wrap-distance-left:0;mso-wrap-distance-top:0;mso-wrap-distance-right:0;mso-wrap-distance-bottom:0;mso-position-horizontal:absolute;mso-position-horizontal-relative:page;mso-position-vertical:absolute;mso-position-vertical-relative:page;v-text-anchor:top" o:gfxdata="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" filled="f" stroked="f">
               <v:textbox inset="0,0,0,0">
                 <w:txbxContent>
                   <w:tbl>
@@ -14190,7 +14111,7 @@
 </file>
 
 <file path=word/numbering.xml><?xml version="1.0" encoding="utf-8"?>
-<w:numbering xmlns:wpc="http://schemas.microsoft.com/office/word/2010/wordprocessingCanvas" xmlns:cx="http://schemas.microsoft.com/office/drawing/2014/chartex" xmlns:cx1="http://schemas.microsoft.com/office/drawing/2015/9/8/chartex" xmlns:cx2="http://schemas.microsoft.com/office/drawing/2015/10/21/chartex" xmlns:cx3="http://schemas.microsoft.com/office/drawing/2016/5/9/chartex" xmlns:cx4="http://schemas.microsoft.com/office/drawing/2016/5/10/chartex" xmlns:cx5="http://schemas.microsoft.com/office/drawing/2016/5/11/chartex" xmlns:cx6="http://schemas.microsoft.com/office/drawing/2016/5/12/chartex" xmlns:cx7="http://schemas.microsoft.com/office/drawing/2016/5/13/chartex" xmlns:cx8="http://schemas.microsoft.com/office/drawing/2016/5/14/chartex" xmlns:mc="http://schemas.openxmlformats.org/markup-compatibility/2006" xmlns:aink="http://schemas.microsoft.com/office/drawing/2016/ink" xmlns:am3d="http://schemas.microsoft.com/office/drawing/2017/model3d" xmlns:o="urn:schemas-microsoft-com:office:office" xmlns:r="http://schemas.openxmlformats.org/officeDocument/2006/relationships" xmlns:m="http://schemas.openxmlformats.org/officeDocument/2006/math" xmlns:v="urn:schemas-microsoft-com:vml" xmlns:wp14="http://schemas.microsoft.com/office/word/2010/wordprocessingDrawing" xmlns:wp="http://schemas.openxmlformats.org/drawingml/2006/wordprocessingDrawing" xmlns:w10="urn:schemas-microsoft-com:office:word" xmlns:w="http://schemas.openxmlformats.org/wordprocessingml/2006/main" xmlns:w14="http://schemas.microsoft.com/office/word/2010/wordml" xmlns:w15="http://schemas.microsoft.com/office/word/2012/wordml" xmlns:w16cex="http://schemas.microsoft.com/office/word/2018/wordml/cex" xmlns:w16cid="http://schemas.microsoft.com/office/word/2016/wordml/cid" xmlns:w16="http://schemas.microsoft.com/office/word/2018/wordml" xmlns:w16sdtdh="http://schemas.microsoft.com/office/word/2020/wordml/sdtdatahash" xmlns:w16se="http://schemas.microsoft.com/office/word/2015/wordml/symex" xmlns:wpg="http://schemas.microsoft.com/office/word/2010/wordprocessingGroup" xmlns:wpi="http://schemas.microsoft.com/office/word/2010/wordprocessingInk" xmlns:wne="http://schemas.microsoft.com/office/word/2006/wordml" xmlns:wps="http://schemas.microsoft.com/office/word/2010/wordprocessingShape" mc:Ignorable="w14 w15 w16se w16cid w16 w16cex w16sdtdh wp14">
+<w:numbering xmlns:wpc="http://schemas.microsoft.com/office/word/2010/wordprocessingCanvas" xmlns:cx="http://schemas.microsoft.com/office/drawing/2014/chartex" xmlns:cx1="http://schemas.microsoft.com/office/drawing/2015/9/8/chartex" xmlns:cx2="http://schemas.microsoft.com/office/drawing/2015/10/21/chartex" xmlns:cx3="http://schemas.microsoft.com/office/drawing/2016/5/9/chartex" xmlns:cx4="http://schemas.microsoft.com/office/drawing/2016/5/10/chartex" xmlns:cx5="http://schemas.microsoft.com/office/drawing/2016/5/11/chartex" xmlns:cx6="http://schemas.microsoft.com/office/drawing/2016/5/12/chartex" xmlns:cx7="http://schemas.microsoft.com/office/drawing/2016/5/13/chartex" xmlns:cx8="http://schemas.microsoft.com/office/drawing/2016/5/14/chartex" xmlns:mc="http://schemas.openxmlformats.org/markup-compatibility/2006" xmlns:aink="http://schemas.microsoft.com/office/drawing/2016/ink" xmlns:am3d="http://schemas.microsoft.com/office/drawing/2017/model3d" xmlns:o="urn:schemas-microsoft-com:office:office" xmlns:oel="http://schemas.microsoft.com/office/2019/extlst" xmlns:r="http://schemas.openxmlformats.org/officeDocument/2006/relationships" xmlns:m="http://schemas.openxmlformats.org/officeDocument/2006/math" xmlns:v="urn:schemas-microsoft-com:vml" xmlns:wp14="http://schemas.microsoft.com/office/word/2010/wordprocessingDrawing" xmlns:wp="http://schemas.openxmlformats.org/drawingml/2006/wordprocessingDrawing" xmlns:w10="urn:schemas-microsoft-com:office:word" xmlns:w="http://schemas.openxmlformats.org/wordprocessingml/2006/main" xmlns:w14="http://schemas.microsoft.com/office/word/2010/wordml" xmlns:w15="http://schemas.microsoft.com/office/word/2012/wordml" xmlns:w16cex="http://schemas.microsoft.com/office/word/2018/wordml/cex" xmlns:w16cid="http://schemas.microsoft.com/office/word/2016/wordml/cid" xmlns:w16="http://schemas.microsoft.com/office/word/2018/wordml" xmlns:w16sdtdh="http://schemas.microsoft.com/office/word/2020/wordml/sdtdatahash" xmlns:w16se="http://schemas.microsoft.com/office/word/2015/wordml/symex" xmlns:wpg="http://schemas.microsoft.com/office/word/2010/wordprocessingGroup" xmlns:wpi="http://schemas.microsoft.com/office/word/2010/wordprocessingInk" xmlns:wne="http://schemas.microsoft.com/office/word/2006/wordml" xmlns:wps="http://schemas.microsoft.com/office/word/2010/wordprocessingShape" mc:Ignorable="w14 w15 w16se w16cid w16 w16cex w16sdtdh wp14">
   <w:abstractNum w:abstractNumId="0" w15:restartNumberingAfterBreak="0">
     <w:nsid w:val="0FFE3472"/>
     <w:multiLevelType w:val="hybridMultilevel"/>
@@ -14556,13 +14477,13 @@
       </w:rPr>
     </w:lvl>
   </w:abstractNum>
-  <w:num w:numId="1">
+  <w:num w:numId="1" w16cid:durableId="1822966294">
     <w:abstractNumId w:val="2"/>
   </w:num>
-  <w:num w:numId="2">
+  <w:num w:numId="2" w16cid:durableId="93526617">
     <w:abstractNumId w:val="0"/>
   </w:num>
-  <w:num w:numId="3">
+  <w:num w:numId="3" w16cid:durableId="83191341">
     <w:abstractNumId w:val="1"/>
   </w:num>
 </w:numbering>
